--- a/Documentation/DISSERTATION NYASHA MASENDEKE.docx
+++ b/Documentation/DISSERTATION NYASHA MASENDEKE.docx
@@ -10121,6 +10121,23 @@
           <w:lang w:val="en-US"/>
         </w:rPr>
         <w:t>Machine learning models which are run on edge devices allow end users to reduce latencies, real time detection of diseases and end users have control over their data. The use of these models on embedded systems also requires monitoring of any constraints which need improvement both in terms of hardware and software.</w:t>
+      </w:r>
+    </w:p>
+    <w:p>
+      <w:pPr>
+        <w:spacing w:line="360" w:lineRule="auto"/>
+        <w:jc w:val="both"/>
+        <w:rPr>
+          <w:rFonts w:ascii="Times New Roman" w:hAnsi="Times New Roman" w:cs="Times New Roman"/>
+          <w:lang w:val="en-US"/>
+        </w:rPr>
+      </w:pPr>
+      <w:r>
+        <w:rPr>
+          <w:rFonts w:ascii="Times New Roman" w:hAnsi="Times New Roman" w:cs="Times New Roman"/>
+          <w:lang w:val="en-US"/>
+        </w:rPr>
+        <w:t xml:space="preserve">This study advances prior work in three key respects. First, unlike most published implementations that train on a workstation and deploy only inference to an edge device, this project evaluates MobileNetV3Small training directly on the Raspberry Pi 5, providing empirical data on the hardware constraints of on-device learning in a resource-limited agricultural context. Second, the integration of Grad-CAM spatial explanations with the inference pipeline allows farmers to identify which leaf regions drove a prediction, improving interpretability beyond classification-only outputs. Third, the inclusion of Population Stability Index (PSI) monitoring addresses a deployment reliability gap: models trained on laboratory datasets can degrade silently when exposed to field images over time, and this system provides a mechanism to detect and flag that distribution shift at inference time.</w:t>
       </w:r>
     </w:p>
     <w:p>
@@ -14641,6 +14658,23 @@
           <w:lang w:val="en-US"/>
         </w:rPr>
         <w:t xml:space="preserve"> due to their edge hardware specific architecture best fit the requirements of this project.</w:t>
+      </w:r>
+    </w:p>
+    <w:p>
+      <w:pPr>
+        <w:spacing w:line="360" w:lineRule="auto"/>
+        <w:jc w:val="both"/>
+        <w:rPr>
+          <w:rFonts w:ascii="Times New Roman" w:hAnsi="Times New Roman" w:cs="Times New Roman"/>
+          <w:lang w:val="en-US"/>
+        </w:rPr>
+      </w:pPr>
+      <w:r>
+        <w:rPr>
+          <w:rFonts w:ascii="Times New Roman" w:hAnsi="Times New Roman" w:cs="Times New Roman"/>
+          <w:lang w:val="en-US"/>
+        </w:rPr>
+        <w:t xml:space="preserve">Despite these advances, three gaps remain unaddressed in the reviewed literature. First, the majority of edge-deployment studies evaluate inference performance only; the computational constraints of training a disease classifier directly on embedded hardware such as the Raspberry Pi 5 have not been empirically documented. Second, reviewed implementations provide classification outputs without spatial explanations; Grad-CAM visualisations that localise disease regions on the leaf image are absent from field-ready systems, limiting farmer trust and interpretability. Third, no reviewed work incorporates distribution shift detection to monitor model reliability after deployment; without a mechanism such as Population Stability Index (PSI) monitoring, models trained on laboratory datasets may degrade silently when exposed to real-world field images over time. This study addresses all three gaps.</w:t>
       </w:r>
     </w:p>
     <w:p>

--- a/Documentation/DISSERTATION NYASHA MASENDEKE.docx
+++ b/Documentation/DISSERTATION NYASHA MASENDEKE.docx
@@ -14877,58 +14877,4805 @@
     </w:p>
     <w:p>
       <w:pPr>
-        <w:jc w:val="both"/>
-        <w:rPr>
-          <w:rFonts w:ascii="Times New Roman" w:hAnsi="Times New Roman" w:cs="Times New Roman"/>
-          <w:lang w:val="en-US"/>
-        </w:rPr>
-      </w:pPr>
-      <w:r>
-        <w:rPr>
-          <w:rFonts w:ascii="Times New Roman" w:hAnsi="Times New Roman" w:cs="Times New Roman"/>
-          <w:lang w:val="en-US"/>
-        </w:rPr>
-        <w:lastRenderedPageBreak/>
-        <w:t xml:space="preserve">CHAPTER 3: </w:t>
-      </w:r>
-      <w:r>
-        <w:rPr>
-          <w:rFonts w:ascii="Times New Roman" w:hAnsi="Times New Roman" w:cs="Times New Roman"/>
-          <w:lang w:val="en-US"/>
-        </w:rPr>
-        <w:t xml:space="preserve">RESEARCH </w:t>
-      </w:r>
-      <w:r>
-        <w:rPr>
-          <w:rFonts w:ascii="Times New Roman" w:hAnsi="Times New Roman" w:cs="Times New Roman"/>
-          <w:lang w:val="en-US"/>
-        </w:rPr>
-        <w:t>METHODOLOGY</w:t>
-      </w:r>
-    </w:p>
-    <w:p>
-      <w:pPr>
-        <w:jc w:val="both"/>
-        <w:rPr>
-          <w:rFonts w:ascii="Times New Roman" w:hAnsi="Times New Roman" w:cs="Times New Roman"/>
-          <w:lang w:val="en-US"/>
-        </w:rPr>
-      </w:pPr>
-      <w:r>
-        <w:rPr>
-          <w:rFonts w:ascii="Times New Roman" w:hAnsi="Times New Roman" w:cs="Times New Roman"/>
-          <w:lang w:val="en-US"/>
-        </w:rPr>
-        <w:t>3.1Introduction</w:t>
-      </w:r>
-    </w:p>
-    <w:p>
-      <w:pPr>
-        <w:jc w:val="both"/>
-        <w:rPr>
-          <w:rFonts w:ascii="Times New Roman" w:hAnsi="Times New Roman" w:cs="Times New Roman"/>
-          <w:lang w:val="en-US"/>
-        </w:rPr>
+        <w:spacing w:line="360" w:lineRule="auto"/>
+        <w:jc w:val="both"/>
+        <w:rPr>
+          <w:rFonts w:ascii="Times New Roman" w:hAnsi="Times New Roman" w:cs="Times New Roman"/>
+          <w:b/>
+          <w:bCs/>
+          <w:u w:val="single"/>
+          <w:lang w:val="en-US"/>
+        </w:rPr>
+      </w:pPr>
+      <w:r>
+        <w:rPr>
+          <w:rFonts w:ascii="Times New Roman" w:hAnsi="Times New Roman" w:cs="Times New Roman"/>
+          <w:b/>
+          <w:bCs/>
+          <w:u w:val="single"/>
+          <w:lang w:val="en-US"/>
+        </w:rPr>
+        <w:t xml:space="preserve">CHAPTER 3: METHODOLOGY</w:t>
+      </w:r>
+    </w:p>
+    <w:p>
+      <w:pPr>
+        <w:spacing w:line="360" w:lineRule="auto"/>
+        <w:jc w:val="both"/>
+      </w:pPr>
+    </w:p>
+    <w:p>
+      <w:pPr>
+        <w:spacing w:line="360" w:lineRule="auto"/>
+        <w:jc w:val="both"/>
+        <w:rPr>
+          <w:rFonts w:ascii="Times New Roman" w:hAnsi="Times New Roman" w:cs="Times New Roman"/>
+          <w:b/>
+          <w:bCs/>
+          <w:lang w:val="en-US"/>
+        </w:rPr>
+      </w:pPr>
+      <w:r>
+        <w:rPr>
+          <w:rFonts w:ascii="Times New Roman" w:hAnsi="Times New Roman" w:cs="Times New Roman"/>
+          <w:b/>
+          <w:bCs/>
+          <w:lang w:val="en-US"/>
+        </w:rPr>
+        <w:t xml:space="preserve">3.1 Research Design</w:t>
+      </w:r>
+    </w:p>
+    <w:p>
+      <w:pPr>
+        <w:spacing w:line="360" w:lineRule="auto"/>
+        <w:jc w:val="both"/>
+        <w:rPr>
+          <w:rFonts w:ascii="Times New Roman" w:hAnsi="Times New Roman" w:cs="Times New Roman"/>
+          <w:lang w:val="en-US"/>
+        </w:rPr>
+      </w:pPr>
+      <w:r>
+        <w:rPr>
+          <w:rFonts w:ascii="Times New Roman" w:hAnsi="Times New Roman" w:cs="Times New Roman"/>
+          <w:lang w:val="en-US"/>
+        </w:rPr>
+        <w:t xml:space="preserve">This study adopts a design science research approach, producing an artefact — the Madomasi system — as its primary output (Hevner et al., 2004). The research follows a three-phase structure: (i) dataset acquisition and preparation, (ii) model development via transfer learning, and (iii) deployment and evaluation on resource-constrained hardware. An experimental design governs phases (ii) and (iii), with controlled training runs providing measurable, reproducible results.</w:t>
+      </w:r>
+    </w:p>
+    <w:p>
+      <w:pPr>
+        <w:spacing w:line="360" w:lineRule="auto"/>
+        <w:jc w:val="both"/>
+        <w:rPr>
+          <w:rFonts w:ascii="Times New Roman" w:hAnsi="Times New Roman" w:cs="Times New Roman"/>
+          <w:b/>
+          <w:bCs/>
+          <w:lang w:val="en-US"/>
+        </w:rPr>
+      </w:pPr>
+      <w:r>
+        <w:rPr>
+          <w:rFonts w:ascii="Times New Roman" w:hAnsi="Times New Roman" w:cs="Times New Roman"/>
+          <w:b/>
+          <w:bCs/>
+          <w:lang w:val="en-US"/>
+        </w:rPr>
+        <w:t xml:space="preserve">3.2 Dataset</w:t>
+      </w:r>
+    </w:p>
+    <w:p>
+      <w:pPr>
+        <w:spacing w:line="360" w:lineRule="auto"/>
+        <w:jc w:val="both"/>
+        <w:rPr>
+          <w:rFonts w:ascii="Times New Roman" w:hAnsi="Times New Roman" w:cs="Times New Roman"/>
+          <w:b/>
+          <w:bCs/>
+          <w:lang w:val="en-US"/>
+        </w:rPr>
+      </w:pPr>
+      <w:r>
+        <w:rPr>
+          <w:rFonts w:ascii="Times New Roman" w:hAnsi="Times New Roman" w:cs="Times New Roman"/>
+          <w:b/>
+          <w:bCs/>
+          <w:lang w:val="en-US"/>
+        </w:rPr>
+        <w:t xml:space="preserve">3.2.1 Source</w:t>
+      </w:r>
+    </w:p>
+    <w:p>
+      <w:pPr>
+        <w:spacing w:line="360" w:lineRule="auto"/>
+        <w:jc w:val="both"/>
+        <w:rPr>
+          <w:rFonts w:ascii="Times New Roman" w:hAnsi="Times New Roman" w:cs="Times New Roman"/>
+          <w:lang w:val="en-US"/>
+        </w:rPr>
+      </w:pPr>
+      <w:r>
+        <w:rPr>
+          <w:rFonts w:ascii="Times New Roman" w:hAnsi="Times New Roman" w:cs="Times New Roman"/>
+          <w:lang w:val="en-US"/>
+        </w:rPr>
+        <w:t xml:space="preserve">The PlantVillage dataset (Hughes and Salathe, 2015) was used as the primary image corpus. PlantVillage contains laboratory-acquired leaf photographs across 38 plant disease categories. Ten tomato-specific classes were selected for this study, covering nine disease conditions and one healthy category (Table 3.1).</w:t>
+      </w:r>
+    </w:p>
+    <w:p>
+      <w:pPr>
+        <w:spacing w:line="360" w:lineRule="auto"/>
+        <w:jc w:val="both"/>
+        <w:rPr>
+          <w:rFonts w:ascii="Times New Roman" w:hAnsi="Times New Roman" w:cs="Times New Roman"/>
+          <w:lang w:val="en-US"/>
+        </w:rPr>
+      </w:pPr>
+      <w:r>
+        <w:rPr>
+          <w:rFonts w:ascii="Times New Roman" w:hAnsi="Times New Roman" w:cs="Times New Roman"/>
+          <w:lang w:val="en-US"/>
+        </w:rPr>
+        <w:t xml:space="preserve">Table 3.1 — Disease classes and severity ratings used in Madomasi</w:t>
+      </w:r>
+    </w:p>
+    <w:tbl>
+      <w:tblPr>
+        <w:tblStyle w:val="TableGrid"/>
+        <w:tblW w:w="9016" w:type="dxa"/>
+        <w:tblInd w:w="0" w:type="dxa"/>
+      </w:tblPr>
+      <w:tblGrid>
+        <w:gridCol w:w="3600"/>
+        <w:gridCol w:w="2800"/>
+        <w:gridCol w:w="2616"/>
+      </w:tblGrid>
+      <w:tr>
+        <w:tc>
+          <w:tcPr>
+            <w:tcW w:w="3600" w:type="dxa"/>
+          </w:tcPr>
+          <w:p>
+            <w:pPr>
+              <w:spacing w:line="360" w:lineRule="auto"/>
+              <w:jc w:val="both"/>
+            </w:pPr>
+            <w:r>
+              <w:rPr>
+                <w:rFonts w:ascii="Times New Roman" w:hAnsi="Times New Roman" w:cs="Times New Roman"/>
+                <w:b/>
+                <w:bCs/>
+                <w:lang w:val="en-US"/>
+              </w:rPr>
+              <w:t xml:space="preserve">Class</w:t>
+            </w:r>
+          </w:p>
+        </w:tc>
+        <w:tc>
+          <w:tcPr>
+            <w:tcW w:w="2800" w:type="dxa"/>
+          </w:tcPr>
+          <w:p>
+            <w:pPr>
+              <w:spacing w:line="360" w:lineRule="auto"/>
+              <w:jc w:val="both"/>
+            </w:pPr>
+            <w:r>
+              <w:rPr>
+                <w:rFonts w:ascii="Times New Roman" w:hAnsi="Times New Roman" w:cs="Times New Roman"/>
+                <w:b/>
+                <w:bCs/>
+                <w:lang w:val="en-US"/>
+              </w:rPr>
+              <w:t xml:space="preserve">Display Name</w:t>
+            </w:r>
+          </w:p>
+        </w:tc>
+        <w:tc>
+          <w:tcPr>
+            <w:tcW w:w="2616" w:type="dxa"/>
+          </w:tcPr>
+          <w:p>
+            <w:pPr>
+              <w:spacing w:line="360" w:lineRule="auto"/>
+              <w:jc w:val="both"/>
+            </w:pPr>
+            <w:r>
+              <w:rPr>
+                <w:rFonts w:ascii="Times New Roman" w:hAnsi="Times New Roman" w:cs="Times New Roman"/>
+                <w:b/>
+                <w:bCs/>
+                <w:lang w:val="en-US"/>
+              </w:rPr>
+              <w:t xml:space="preserve">Severity</w:t>
+            </w:r>
+          </w:p>
+        </w:tc>
+      </w:tr>
+      <w:tr>
+        <w:tc>
+          <w:tcPr>
+            <w:tcW w:w="3600" w:type="dxa"/>
+          </w:tcPr>
+          <w:p>
+            <w:pPr>
+              <w:spacing w:line="360" w:lineRule="auto"/>
+              <w:jc w:val="both"/>
+            </w:pPr>
+            <w:r>
+              <w:rPr>
+                <w:rFonts w:ascii="Times New Roman" w:hAnsi="Times New Roman" w:cs="Times New Roman"/>
+                <w:lang w:val="en-US"/>
+              </w:rPr>
+              <w:t xml:space="preserve">Tomato___Bacterial_spot</w:t>
+            </w:r>
+          </w:p>
+        </w:tc>
+        <w:tc>
+          <w:tcPr>
+            <w:tcW w:w="2800" w:type="dxa"/>
+          </w:tcPr>
+          <w:p>
+            <w:pPr>
+              <w:spacing w:line="360" w:lineRule="auto"/>
+              <w:jc w:val="both"/>
+            </w:pPr>
+            <w:r>
+              <w:rPr>
+                <w:rFonts w:ascii="Times New Roman" w:hAnsi="Times New Roman" w:cs="Times New Roman"/>
+                <w:lang w:val="en-US"/>
+              </w:rPr>
+              <w:t xml:space="preserve">Bacterial Spot</w:t>
+            </w:r>
+          </w:p>
+        </w:tc>
+        <w:tc>
+          <w:tcPr>
+            <w:tcW w:w="2616" w:type="dxa"/>
+          </w:tcPr>
+          <w:p>
+            <w:pPr>
+              <w:spacing w:line="360" w:lineRule="auto"/>
+              <w:jc w:val="both"/>
+            </w:pPr>
+            <w:r>
+              <w:rPr>
+                <w:rFonts w:ascii="Times New Roman" w:hAnsi="Times New Roman" w:cs="Times New Roman"/>
+                <w:lang w:val="en-US"/>
+              </w:rPr>
+              <w:t xml:space="preserve">High</w:t>
+            </w:r>
+          </w:p>
+        </w:tc>
+      </w:tr>
+      <w:tr>
+        <w:tc>
+          <w:tcPr>
+            <w:tcW w:w="3600" w:type="dxa"/>
+          </w:tcPr>
+          <w:p>
+            <w:pPr>
+              <w:spacing w:line="360" w:lineRule="auto"/>
+              <w:jc w:val="both"/>
+            </w:pPr>
+            <w:r>
+              <w:rPr>
+                <w:rFonts w:ascii="Times New Roman" w:hAnsi="Times New Roman" w:cs="Times New Roman"/>
+                <w:lang w:val="en-US"/>
+              </w:rPr>
+              <w:t xml:space="preserve">Tomato___Early_blight</w:t>
+            </w:r>
+          </w:p>
+        </w:tc>
+        <w:tc>
+          <w:tcPr>
+            <w:tcW w:w="2800" w:type="dxa"/>
+          </w:tcPr>
+          <w:p>
+            <w:pPr>
+              <w:spacing w:line="360" w:lineRule="auto"/>
+              <w:jc w:val="both"/>
+            </w:pPr>
+            <w:r>
+              <w:rPr>
+                <w:rFonts w:ascii="Times New Roman" w:hAnsi="Times New Roman" w:cs="Times New Roman"/>
+                <w:lang w:val="en-US"/>
+              </w:rPr>
+              <w:t xml:space="preserve">Early Blight</w:t>
+            </w:r>
+          </w:p>
+        </w:tc>
+        <w:tc>
+          <w:tcPr>
+            <w:tcW w:w="2616" w:type="dxa"/>
+          </w:tcPr>
+          <w:p>
+            <w:pPr>
+              <w:spacing w:line="360" w:lineRule="auto"/>
+              <w:jc w:val="both"/>
+            </w:pPr>
+            <w:r>
+              <w:rPr>
+                <w:rFonts w:ascii="Times New Roman" w:hAnsi="Times New Roman" w:cs="Times New Roman"/>
+                <w:lang w:val="en-US"/>
+              </w:rPr>
+              <w:t xml:space="preserve">Moderate</w:t>
+            </w:r>
+          </w:p>
+        </w:tc>
+      </w:tr>
+      <w:tr>
+        <w:tc>
+          <w:tcPr>
+            <w:tcW w:w="3600" w:type="dxa"/>
+          </w:tcPr>
+          <w:p>
+            <w:pPr>
+              <w:spacing w:line="360" w:lineRule="auto"/>
+              <w:jc w:val="both"/>
+            </w:pPr>
+            <w:r>
+              <w:rPr>
+                <w:rFonts w:ascii="Times New Roman" w:hAnsi="Times New Roman" w:cs="Times New Roman"/>
+                <w:lang w:val="en-US"/>
+              </w:rPr>
+              <w:t xml:space="preserve">Tomato___Late_blight</w:t>
+            </w:r>
+          </w:p>
+        </w:tc>
+        <w:tc>
+          <w:tcPr>
+            <w:tcW w:w="2800" w:type="dxa"/>
+          </w:tcPr>
+          <w:p>
+            <w:pPr>
+              <w:spacing w:line="360" w:lineRule="auto"/>
+              <w:jc w:val="both"/>
+            </w:pPr>
+            <w:r>
+              <w:rPr>
+                <w:rFonts w:ascii="Times New Roman" w:hAnsi="Times New Roman" w:cs="Times New Roman"/>
+                <w:lang w:val="en-US"/>
+              </w:rPr>
+              <w:t xml:space="preserve">Late Blight</w:t>
+            </w:r>
+          </w:p>
+        </w:tc>
+        <w:tc>
+          <w:tcPr>
+            <w:tcW w:w="2616" w:type="dxa"/>
+          </w:tcPr>
+          <w:p>
+            <w:pPr>
+              <w:spacing w:line="360" w:lineRule="auto"/>
+              <w:jc w:val="both"/>
+            </w:pPr>
+            <w:r>
+              <w:rPr>
+                <w:rFonts w:ascii="Times New Roman" w:hAnsi="Times New Roman" w:cs="Times New Roman"/>
+                <w:lang w:val="en-US"/>
+              </w:rPr>
+              <w:t xml:space="preserve">Critical</w:t>
+            </w:r>
+          </w:p>
+        </w:tc>
+      </w:tr>
+      <w:tr>
+        <w:tc>
+          <w:tcPr>
+            <w:tcW w:w="3600" w:type="dxa"/>
+          </w:tcPr>
+          <w:p>
+            <w:pPr>
+              <w:spacing w:line="360" w:lineRule="auto"/>
+              <w:jc w:val="both"/>
+            </w:pPr>
+            <w:r>
+              <w:rPr>
+                <w:rFonts w:ascii="Times New Roman" w:hAnsi="Times New Roman" w:cs="Times New Roman"/>
+                <w:lang w:val="en-US"/>
+              </w:rPr>
+              <w:t xml:space="preserve">Tomato___Leaf_Mold</w:t>
+            </w:r>
+          </w:p>
+        </w:tc>
+        <w:tc>
+          <w:tcPr>
+            <w:tcW w:w="2800" w:type="dxa"/>
+          </w:tcPr>
+          <w:p>
+            <w:pPr>
+              <w:spacing w:line="360" w:lineRule="auto"/>
+              <w:jc w:val="both"/>
+            </w:pPr>
+            <w:r>
+              <w:rPr>
+                <w:rFonts w:ascii="Times New Roman" w:hAnsi="Times New Roman" w:cs="Times New Roman"/>
+                <w:lang w:val="en-US"/>
+              </w:rPr>
+              <w:t xml:space="preserve">Leaf Mold</w:t>
+            </w:r>
+          </w:p>
+        </w:tc>
+        <w:tc>
+          <w:tcPr>
+            <w:tcW w:w="2616" w:type="dxa"/>
+          </w:tcPr>
+          <w:p>
+            <w:pPr>
+              <w:spacing w:line="360" w:lineRule="auto"/>
+              <w:jc w:val="both"/>
+            </w:pPr>
+            <w:r>
+              <w:rPr>
+                <w:rFonts w:ascii="Times New Roman" w:hAnsi="Times New Roman" w:cs="Times New Roman"/>
+                <w:lang w:val="en-US"/>
+              </w:rPr>
+              <w:t xml:space="preserve">Moderate</w:t>
+            </w:r>
+          </w:p>
+        </w:tc>
+      </w:tr>
+      <w:tr>
+        <w:tc>
+          <w:tcPr>
+            <w:tcW w:w="3600" w:type="dxa"/>
+          </w:tcPr>
+          <w:p>
+            <w:pPr>
+              <w:spacing w:line="360" w:lineRule="auto"/>
+              <w:jc w:val="both"/>
+            </w:pPr>
+            <w:r>
+              <w:rPr>
+                <w:rFonts w:ascii="Times New Roman" w:hAnsi="Times New Roman" w:cs="Times New Roman"/>
+                <w:lang w:val="en-US"/>
+              </w:rPr>
+              <w:t xml:space="preserve">Tomato___Septoria_leaf_spot</w:t>
+            </w:r>
+          </w:p>
+        </w:tc>
+        <w:tc>
+          <w:tcPr>
+            <w:tcW w:w="2800" w:type="dxa"/>
+          </w:tcPr>
+          <w:p>
+            <w:pPr>
+              <w:spacing w:line="360" w:lineRule="auto"/>
+              <w:jc w:val="both"/>
+            </w:pPr>
+            <w:r>
+              <w:rPr>
+                <w:rFonts w:ascii="Times New Roman" w:hAnsi="Times New Roman" w:cs="Times New Roman"/>
+                <w:lang w:val="en-US"/>
+              </w:rPr>
+              <w:t xml:space="preserve">Septoria Leaf Spot</w:t>
+            </w:r>
+          </w:p>
+        </w:tc>
+        <w:tc>
+          <w:tcPr>
+            <w:tcW w:w="2616" w:type="dxa"/>
+          </w:tcPr>
+          <w:p>
+            <w:pPr>
+              <w:spacing w:line="360" w:lineRule="auto"/>
+              <w:jc w:val="both"/>
+            </w:pPr>
+            <w:r>
+              <w:rPr>
+                <w:rFonts w:ascii="Times New Roman" w:hAnsi="Times New Roman" w:cs="Times New Roman"/>
+                <w:lang w:val="en-US"/>
+              </w:rPr>
+              <w:t xml:space="preserve">Moderate</w:t>
+            </w:r>
+          </w:p>
+        </w:tc>
+      </w:tr>
+      <w:tr>
+        <w:tc>
+          <w:tcPr>
+            <w:tcW w:w="3600" w:type="dxa"/>
+          </w:tcPr>
+          <w:p>
+            <w:pPr>
+              <w:spacing w:line="360" w:lineRule="auto"/>
+              <w:jc w:val="both"/>
+            </w:pPr>
+            <w:r>
+              <w:rPr>
+                <w:rFonts w:ascii="Times New Roman" w:hAnsi="Times New Roman" w:cs="Times New Roman"/>
+                <w:lang w:val="en-US"/>
+              </w:rPr>
+              <w:t xml:space="preserve">Tomato___Spider_mites ...</w:t>
+            </w:r>
+          </w:p>
+        </w:tc>
+        <w:tc>
+          <w:tcPr>
+            <w:tcW w:w="2800" w:type="dxa"/>
+          </w:tcPr>
+          <w:p>
+            <w:pPr>
+              <w:spacing w:line="360" w:lineRule="auto"/>
+              <w:jc w:val="both"/>
+            </w:pPr>
+            <w:r>
+              <w:rPr>
+                <w:rFonts w:ascii="Times New Roman" w:hAnsi="Times New Roman" w:cs="Times New Roman"/>
+                <w:lang w:val="en-US"/>
+              </w:rPr>
+              <w:t xml:space="preserve">Spider Mites</w:t>
+            </w:r>
+          </w:p>
+        </w:tc>
+        <w:tc>
+          <w:tcPr>
+            <w:tcW w:w="2616" w:type="dxa"/>
+          </w:tcPr>
+          <w:p>
+            <w:pPr>
+              <w:spacing w:line="360" w:lineRule="auto"/>
+              <w:jc w:val="both"/>
+            </w:pPr>
+            <w:r>
+              <w:rPr>
+                <w:rFonts w:ascii="Times New Roman" w:hAnsi="Times New Roman" w:cs="Times New Roman"/>
+                <w:lang w:val="en-US"/>
+              </w:rPr>
+              <w:t xml:space="preserve">High</w:t>
+            </w:r>
+          </w:p>
+        </w:tc>
+      </w:tr>
+      <w:tr>
+        <w:tc>
+          <w:tcPr>
+            <w:tcW w:w="3600" w:type="dxa"/>
+          </w:tcPr>
+          <w:p>
+            <w:pPr>
+              <w:spacing w:line="360" w:lineRule="auto"/>
+              <w:jc w:val="both"/>
+            </w:pPr>
+            <w:r>
+              <w:rPr>
+                <w:rFonts w:ascii="Times New Roman" w:hAnsi="Times New Roman" w:cs="Times New Roman"/>
+                <w:lang w:val="en-US"/>
+              </w:rPr>
+              <w:t xml:space="preserve">Tomato___Target_Spot</w:t>
+            </w:r>
+          </w:p>
+        </w:tc>
+        <w:tc>
+          <w:tcPr>
+            <w:tcW w:w="2800" w:type="dxa"/>
+          </w:tcPr>
+          <w:p>
+            <w:pPr>
+              <w:spacing w:line="360" w:lineRule="auto"/>
+              <w:jc w:val="both"/>
+            </w:pPr>
+            <w:r>
+              <w:rPr>
+                <w:rFonts w:ascii="Times New Roman" w:hAnsi="Times New Roman" w:cs="Times New Roman"/>
+                <w:lang w:val="en-US"/>
+              </w:rPr>
+              <w:t xml:space="preserve">Target Spot</w:t>
+            </w:r>
+          </w:p>
+        </w:tc>
+        <w:tc>
+          <w:tcPr>
+            <w:tcW w:w="2616" w:type="dxa"/>
+          </w:tcPr>
+          <w:p>
+            <w:pPr>
+              <w:spacing w:line="360" w:lineRule="auto"/>
+              <w:jc w:val="both"/>
+            </w:pPr>
+            <w:r>
+              <w:rPr>
+                <w:rFonts w:ascii="Times New Roman" w:hAnsi="Times New Roman" w:cs="Times New Roman"/>
+                <w:lang w:val="en-US"/>
+              </w:rPr>
+              <w:t xml:space="preserve">Moderate</w:t>
+            </w:r>
+          </w:p>
+        </w:tc>
+      </w:tr>
+      <w:tr>
+        <w:tc>
+          <w:tcPr>
+            <w:tcW w:w="3600" w:type="dxa"/>
+          </w:tcPr>
+          <w:p>
+            <w:pPr>
+              <w:spacing w:line="360" w:lineRule="auto"/>
+              <w:jc w:val="both"/>
+            </w:pPr>
+            <w:r>
+              <w:rPr>
+                <w:rFonts w:ascii="Times New Roman" w:hAnsi="Times New Roman" w:cs="Times New Roman"/>
+                <w:lang w:val="en-US"/>
+              </w:rPr>
+              <w:t xml:space="preserve">Tomato___Tomato_mosaic_virus</w:t>
+            </w:r>
+          </w:p>
+        </w:tc>
+        <w:tc>
+          <w:tcPr>
+            <w:tcW w:w="2800" w:type="dxa"/>
+          </w:tcPr>
+          <w:p>
+            <w:pPr>
+              <w:spacing w:line="360" w:lineRule="auto"/>
+              <w:jc w:val="both"/>
+            </w:pPr>
+            <w:r>
+              <w:rPr>
+                <w:rFonts w:ascii="Times New Roman" w:hAnsi="Times New Roman" w:cs="Times New Roman"/>
+                <w:lang w:val="en-US"/>
+              </w:rPr>
+              <w:t xml:space="preserve">Mosaic Virus</w:t>
+            </w:r>
+          </w:p>
+        </w:tc>
+        <w:tc>
+          <w:tcPr>
+            <w:tcW w:w="2616" w:type="dxa"/>
+          </w:tcPr>
+          <w:p>
+            <w:pPr>
+              <w:spacing w:line="360" w:lineRule="auto"/>
+              <w:jc w:val="both"/>
+            </w:pPr>
+            <w:r>
+              <w:rPr>
+                <w:rFonts w:ascii="Times New Roman" w:hAnsi="Times New Roman" w:cs="Times New Roman"/>
+                <w:lang w:val="en-US"/>
+              </w:rPr>
+              <w:t xml:space="preserve">High</w:t>
+            </w:r>
+          </w:p>
+        </w:tc>
+      </w:tr>
+      <w:tr>
+        <w:tc>
+          <w:tcPr>
+            <w:tcW w:w="3600" w:type="dxa"/>
+          </w:tcPr>
+          <w:p>
+            <w:pPr>
+              <w:spacing w:line="360" w:lineRule="auto"/>
+              <w:jc w:val="both"/>
+            </w:pPr>
+            <w:r>
+              <w:rPr>
+                <w:rFonts w:ascii="Times New Roman" w:hAnsi="Times New Roman" w:cs="Times New Roman"/>
+                <w:lang w:val="en-US"/>
+              </w:rPr>
+              <w:t xml:space="preserve">Tomato___Tomato_Yellow_Leaf_Curl_Virus</w:t>
+            </w:r>
+          </w:p>
+        </w:tc>
+        <w:tc>
+          <w:tcPr>
+            <w:tcW w:w="2800" w:type="dxa"/>
+          </w:tcPr>
+          <w:p>
+            <w:pPr>
+              <w:spacing w:line="360" w:lineRule="auto"/>
+              <w:jc w:val="both"/>
+            </w:pPr>
+            <w:r>
+              <w:rPr>
+                <w:rFonts w:ascii="Times New Roman" w:hAnsi="Times New Roman" w:cs="Times New Roman"/>
+                <w:lang w:val="en-US"/>
+              </w:rPr>
+              <w:t xml:space="preserve">Yellow Leaf Curl</w:t>
+            </w:r>
+          </w:p>
+        </w:tc>
+        <w:tc>
+          <w:tcPr>
+            <w:tcW w:w="2616" w:type="dxa"/>
+          </w:tcPr>
+          <w:p>
+            <w:pPr>
+              <w:spacing w:line="360" w:lineRule="auto"/>
+              <w:jc w:val="both"/>
+            </w:pPr>
+            <w:r>
+              <w:rPr>
+                <w:rFonts w:ascii="Times New Roman" w:hAnsi="Times New Roman" w:cs="Times New Roman"/>
+                <w:lang w:val="en-US"/>
+              </w:rPr>
+              <w:t xml:space="preserve">Critical</w:t>
+            </w:r>
+          </w:p>
+        </w:tc>
+      </w:tr>
+      <w:tr>
+        <w:tc>
+          <w:tcPr>
+            <w:tcW w:w="3600" w:type="dxa"/>
+          </w:tcPr>
+          <w:p>
+            <w:pPr>
+              <w:spacing w:line="360" w:lineRule="auto"/>
+              <w:jc w:val="both"/>
+            </w:pPr>
+            <w:r>
+              <w:rPr>
+                <w:rFonts w:ascii="Times New Roman" w:hAnsi="Times New Roman" w:cs="Times New Roman"/>
+                <w:lang w:val="en-US"/>
+              </w:rPr>
+              <w:t xml:space="preserve">Tomato___healthy</w:t>
+            </w:r>
+          </w:p>
+        </w:tc>
+        <w:tc>
+          <w:tcPr>
+            <w:tcW w:w="2800" w:type="dxa"/>
+          </w:tcPr>
+          <w:p>
+            <w:pPr>
+              <w:spacing w:line="360" w:lineRule="auto"/>
+              <w:jc w:val="both"/>
+            </w:pPr>
+            <w:r>
+              <w:rPr>
+                <w:rFonts w:ascii="Times New Roman" w:hAnsi="Times New Roman" w:cs="Times New Roman"/>
+                <w:lang w:val="en-US"/>
+              </w:rPr>
+              <w:t xml:space="preserve">Healthy</w:t>
+            </w:r>
+          </w:p>
+        </w:tc>
+        <w:tc>
+          <w:tcPr>
+            <w:tcW w:w="2616" w:type="dxa"/>
+          </w:tcPr>
+          <w:p>
+            <w:pPr>
+              <w:spacing w:line="360" w:lineRule="auto"/>
+              <w:jc w:val="both"/>
+            </w:pPr>
+            <w:r>
+              <w:rPr>
+                <w:rFonts w:ascii="Times New Roman" w:hAnsi="Times New Roman" w:cs="Times New Roman"/>
+                <w:lang w:val="en-US"/>
+              </w:rPr>
+              <w:t xml:space="preserve">—</w:t>
+            </w:r>
+          </w:p>
+        </w:tc>
+      </w:tr>
+    </w:tbl>
+    <w:p>
+      <w:pPr>
+        <w:spacing w:line="360" w:lineRule="auto"/>
+        <w:jc w:val="both"/>
+      </w:pPr>
+    </w:p>
+    <w:p>
+      <w:pPr>
+        <w:spacing w:line="360" w:lineRule="auto"/>
+        <w:jc w:val="both"/>
+        <w:rPr>
+          <w:rFonts w:ascii="Times New Roman" w:hAnsi="Times New Roman" w:cs="Times New Roman"/>
+          <w:b/>
+          <w:bCs/>
+          <w:lang w:val="en-US"/>
+        </w:rPr>
+      </w:pPr>
+      <w:r>
+        <w:rPr>
+          <w:rFonts w:ascii="Times New Roman" w:hAnsi="Times New Roman" w:cs="Times New Roman"/>
+          <w:b/>
+          <w:bCs/>
+          <w:lang w:val="en-US"/>
+        </w:rPr>
+        <w:t xml:space="preserve">3.2.2 Pre-processing and Splitting</w:t>
+      </w:r>
+    </w:p>
+    <w:p>
+      <w:pPr>
+        <w:spacing w:line="360" w:lineRule="auto"/>
+        <w:jc w:val="both"/>
+        <w:rPr>
+          <w:rFonts w:ascii="Times New Roman" w:hAnsi="Times New Roman" w:cs="Times New Roman"/>
+          <w:lang w:val="en-US"/>
+        </w:rPr>
+      </w:pPr>
+      <w:r>
+        <w:rPr>
+          <w:rFonts w:ascii="Times New Roman" w:hAnsi="Times New Roman" w:cs="Times New Roman"/>
+          <w:lang w:val="en-US"/>
+        </w:rPr>
+        <w:t xml:space="preserve">Images were resized to 224 x 224 pixels to match the expected input dimensions of MobileNetV3Small. A stratified split partitioned the dataset into training (70%), validation (20%), and test (10%) subsets (Table 3.2), using a fixed random seed of 42 for reproducibility.</w:t>
+      </w:r>
+    </w:p>
+    <w:p>
+      <w:pPr>
+        <w:spacing w:line="360" w:lineRule="auto"/>
+        <w:jc w:val="both"/>
+        <w:rPr>
+          <w:rFonts w:ascii="Times New Roman" w:hAnsi="Times New Roman" w:cs="Times New Roman"/>
+          <w:lang w:val="en-US"/>
+        </w:rPr>
+      </w:pPr>
+      <w:r>
+        <w:rPr>
+          <w:rFonts w:ascii="Times New Roman" w:hAnsi="Times New Roman" w:cs="Times New Roman"/>
+          <w:lang w:val="en-US"/>
+        </w:rPr>
+        <w:t xml:space="preserve">Table 3.2 — Dataset partition sizes</w:t>
+      </w:r>
+    </w:p>
+    <w:tbl>
+      <w:tblPr>
+        <w:tblStyle w:val="TableGrid"/>
+        <w:tblW w:w="9016" w:type="dxa"/>
+        <w:tblInd w:w="0" w:type="dxa"/>
+      </w:tblPr>
+      <w:tblGrid>
+        <w:gridCol w:w="2500"/>
+        <w:gridCol w:w="3000"/>
+        <w:gridCol w:w="3516"/>
+      </w:tblGrid>
+      <w:tr>
+        <w:tc>
+          <w:tcPr>
+            <w:tcW w:w="2500" w:type="dxa"/>
+          </w:tcPr>
+          <w:p>
+            <w:pPr>
+              <w:spacing w:line="360" w:lineRule="auto"/>
+              <w:jc w:val="both"/>
+            </w:pPr>
+            <w:r>
+              <w:rPr>
+                <w:rFonts w:ascii="Times New Roman" w:hAnsi="Times New Roman" w:cs="Times New Roman"/>
+                <w:b/>
+                <w:bCs/>
+                <w:lang w:val="en-US"/>
+              </w:rPr>
+              <w:t xml:space="preserve">Split</w:t>
+            </w:r>
+          </w:p>
+        </w:tc>
+        <w:tc>
+          <w:tcPr>
+            <w:tcW w:w="3000" w:type="dxa"/>
+          </w:tcPr>
+          <w:p>
+            <w:pPr>
+              <w:spacing w:line="360" w:lineRule="auto"/>
+              <w:jc w:val="both"/>
+            </w:pPr>
+            <w:r>
+              <w:rPr>
+                <w:rFonts w:ascii="Times New Roman" w:hAnsi="Times New Roman" w:cs="Times New Roman"/>
+                <w:b/>
+                <w:bCs/>
+                <w:lang w:val="en-US"/>
+              </w:rPr>
+              <w:t xml:space="preserve">Images</w:t>
+            </w:r>
+          </w:p>
+        </w:tc>
+        <w:tc>
+          <w:tcPr>
+            <w:tcW w:w="3516" w:type="dxa"/>
+          </w:tcPr>
+          <w:p>
+            <w:pPr>
+              <w:spacing w:line="360" w:lineRule="auto"/>
+              <w:jc w:val="both"/>
+            </w:pPr>
+            <w:r>
+              <w:rPr>
+                <w:rFonts w:ascii="Times New Roman" w:hAnsi="Times New Roman" w:cs="Times New Roman"/>
+                <w:b/>
+                <w:bCs/>
+                <w:lang w:val="en-US"/>
+              </w:rPr>
+              <w:t xml:space="preserve">Proportion</w:t>
+            </w:r>
+          </w:p>
+        </w:tc>
+      </w:tr>
+      <w:tr>
+        <w:tc>
+          <w:tcPr>
+            <w:tcW w:w="2500" w:type="dxa"/>
+          </w:tcPr>
+          <w:p>
+            <w:pPr>
+              <w:spacing w:line="360" w:lineRule="auto"/>
+              <w:jc w:val="both"/>
+            </w:pPr>
+            <w:r>
+              <w:rPr>
+                <w:rFonts w:ascii="Times New Roman" w:hAnsi="Times New Roman" w:cs="Times New Roman"/>
+                <w:lang w:val="en-US"/>
+              </w:rPr>
+              <w:t xml:space="preserve">Train</w:t>
+            </w:r>
+          </w:p>
+        </w:tc>
+        <w:tc>
+          <w:tcPr>
+            <w:tcW w:w="3000" w:type="dxa"/>
+          </w:tcPr>
+          <w:p>
+            <w:pPr>
+              <w:spacing w:line="360" w:lineRule="auto"/>
+              <w:jc w:val="both"/>
+            </w:pPr>
+            <w:r>
+              <w:rPr>
+                <w:rFonts w:ascii="Times New Roman" w:hAnsi="Times New Roman" w:cs="Times New Roman"/>
+                <w:lang w:val="en-US"/>
+              </w:rPr>
+              <w:t xml:space="preserve">7,688</w:t>
+            </w:r>
+          </w:p>
+        </w:tc>
+        <w:tc>
+          <w:tcPr>
+            <w:tcW w:w="3516" w:type="dxa"/>
+          </w:tcPr>
+          <w:p>
+            <w:pPr>
+              <w:spacing w:line="360" w:lineRule="auto"/>
+              <w:jc w:val="both"/>
+            </w:pPr>
+            <w:r>
+              <w:rPr>
+                <w:rFonts w:ascii="Times New Roman" w:hAnsi="Times New Roman" w:cs="Times New Roman"/>
+                <w:lang w:val="en-US"/>
+              </w:rPr>
+              <w:t xml:space="preserve">70%</w:t>
+            </w:r>
+          </w:p>
+        </w:tc>
+      </w:tr>
+      <w:tr>
+        <w:tc>
+          <w:tcPr>
+            <w:tcW w:w="2500" w:type="dxa"/>
+          </w:tcPr>
+          <w:p>
+            <w:pPr>
+              <w:spacing w:line="360" w:lineRule="auto"/>
+              <w:jc w:val="both"/>
+            </w:pPr>
+            <w:r>
+              <w:rPr>
+                <w:rFonts w:ascii="Times New Roman" w:hAnsi="Times New Roman" w:cs="Times New Roman"/>
+                <w:lang w:val="en-US"/>
+              </w:rPr>
+              <w:t xml:space="preserve">Validation</w:t>
+            </w:r>
+          </w:p>
+        </w:tc>
+        <w:tc>
+          <w:tcPr>
+            <w:tcW w:w="3000" w:type="dxa"/>
+          </w:tcPr>
+          <w:p>
+            <w:pPr>
+              <w:spacing w:line="360" w:lineRule="auto"/>
+              <w:jc w:val="both"/>
+            </w:pPr>
+            <w:r>
+              <w:rPr>
+                <w:rFonts w:ascii="Times New Roman" w:hAnsi="Times New Roman" w:cs="Times New Roman"/>
+                <w:lang w:val="en-US"/>
+              </w:rPr>
+              <w:t xml:space="preserve">2,196</w:t>
+            </w:r>
+          </w:p>
+        </w:tc>
+        <w:tc>
+          <w:tcPr>
+            <w:tcW w:w="3516" w:type="dxa"/>
+          </w:tcPr>
+          <w:p>
+            <w:pPr>
+              <w:spacing w:line="360" w:lineRule="auto"/>
+              <w:jc w:val="both"/>
+            </w:pPr>
+            <w:r>
+              <w:rPr>
+                <w:rFonts w:ascii="Times New Roman" w:hAnsi="Times New Roman" w:cs="Times New Roman"/>
+                <w:lang w:val="en-US"/>
+              </w:rPr>
+              <w:t xml:space="preserve">20%</w:t>
+            </w:r>
+          </w:p>
+        </w:tc>
+      </w:tr>
+      <w:tr>
+        <w:tc>
+          <w:tcPr>
+            <w:tcW w:w="2500" w:type="dxa"/>
+          </w:tcPr>
+          <w:p>
+            <w:pPr>
+              <w:spacing w:line="360" w:lineRule="auto"/>
+              <w:jc w:val="both"/>
+            </w:pPr>
+            <w:r>
+              <w:rPr>
+                <w:rFonts w:ascii="Times New Roman" w:hAnsi="Times New Roman" w:cs="Times New Roman"/>
+                <w:lang w:val="en-US"/>
+              </w:rPr>
+              <w:t xml:space="preserve">Test</w:t>
+            </w:r>
+          </w:p>
+        </w:tc>
+        <w:tc>
+          <w:tcPr>
+            <w:tcW w:w="3000" w:type="dxa"/>
+          </w:tcPr>
+          <w:p>
+            <w:pPr>
+              <w:spacing w:line="360" w:lineRule="auto"/>
+              <w:jc w:val="both"/>
+            </w:pPr>
+            <w:r>
+              <w:rPr>
+                <w:rFonts w:ascii="Times New Roman" w:hAnsi="Times New Roman" w:cs="Times New Roman"/>
+                <w:lang w:val="en-US"/>
+              </w:rPr>
+              <w:t xml:space="preserve">1,100</w:t>
+            </w:r>
+          </w:p>
+        </w:tc>
+        <w:tc>
+          <w:tcPr>
+            <w:tcW w:w="3516" w:type="dxa"/>
+          </w:tcPr>
+          <w:p>
+            <w:pPr>
+              <w:spacing w:line="360" w:lineRule="auto"/>
+              <w:jc w:val="both"/>
+            </w:pPr>
+            <w:r>
+              <w:rPr>
+                <w:rFonts w:ascii="Times New Roman" w:hAnsi="Times New Roman" w:cs="Times New Roman"/>
+                <w:lang w:val="en-US"/>
+              </w:rPr>
+              <w:t xml:space="preserve">10%</w:t>
+            </w:r>
+          </w:p>
+        </w:tc>
+      </w:tr>
+      <w:tr>
+        <w:tc>
+          <w:tcPr>
+            <w:tcW w:w="2500" w:type="dxa"/>
+          </w:tcPr>
+          <w:p>
+            <w:pPr>
+              <w:spacing w:line="360" w:lineRule="auto"/>
+              <w:jc w:val="both"/>
+            </w:pPr>
+            <w:r>
+              <w:rPr>
+                <w:rFonts w:ascii="Times New Roman" w:hAnsi="Times New Roman" w:cs="Times New Roman"/>
+                <w:lang w:val="en-US"/>
+              </w:rPr>
+              <w:t xml:space="preserve">Total</w:t>
+            </w:r>
+          </w:p>
+        </w:tc>
+        <w:tc>
+          <w:tcPr>
+            <w:tcW w:w="3000" w:type="dxa"/>
+          </w:tcPr>
+          <w:p>
+            <w:pPr>
+              <w:spacing w:line="360" w:lineRule="auto"/>
+              <w:jc w:val="both"/>
+            </w:pPr>
+            <w:r>
+              <w:rPr>
+                <w:rFonts w:ascii="Times New Roman" w:hAnsi="Times New Roman" w:cs="Times New Roman"/>
+                <w:lang w:val="en-US"/>
+              </w:rPr>
+              <w:t xml:space="preserve">10,984</w:t>
+            </w:r>
+          </w:p>
+        </w:tc>
+        <w:tc>
+          <w:tcPr>
+            <w:tcW w:w="3516" w:type="dxa"/>
+          </w:tcPr>
+          <w:p>
+            <w:pPr>
+              <w:spacing w:line="360" w:lineRule="auto"/>
+              <w:jc w:val="both"/>
+            </w:pPr>
+            <w:r>
+              <w:rPr>
+                <w:rFonts w:ascii="Times New Roman" w:hAnsi="Times New Roman" w:cs="Times New Roman"/>
+                <w:lang w:val="en-US"/>
+              </w:rPr>
+              <w:t xml:space="preserve">100%</w:t>
+            </w:r>
+          </w:p>
+        </w:tc>
+      </w:tr>
+    </w:tbl>
+    <w:p>
+      <w:pPr>
+        <w:spacing w:line="360" w:lineRule="auto"/>
+        <w:jc w:val="both"/>
+      </w:pPr>
+    </w:p>
+    <w:p>
+      <w:pPr>
+        <w:spacing w:line="360" w:lineRule="auto"/>
+        <w:jc w:val="both"/>
+        <w:rPr>
+          <w:rFonts w:ascii="Times New Roman" w:hAnsi="Times New Roman" w:cs="Times New Roman"/>
+          <w:lang w:val="en-US"/>
+        </w:rPr>
+      </w:pPr>
+      <w:r>
+        <w:rPr>
+          <w:rFonts w:ascii="Times New Roman" w:hAnsi="Times New Roman" w:cs="Times New Roman"/>
+          <w:lang w:val="en-US"/>
+        </w:rPr>
+        <w:t xml:space="preserve">Pixel values were normalised through the MobileNetV3-specific preprocess_input function, which scales values to the range [-1, 1]. Normalisation was fused into the model graph rather than applied as an offline transformation, ensuring consistent preprocessing at inference time regardless of input source.</w:t>
+      </w:r>
+    </w:p>
+    <w:p>
+      <w:pPr>
+        <w:spacing w:line="360" w:lineRule="auto"/>
+        <w:jc w:val="both"/>
+        <w:rPr>
+          <w:rFonts w:ascii="Times New Roman" w:hAnsi="Times New Roman" w:cs="Times New Roman"/>
+          <w:b/>
+          <w:bCs/>
+          <w:lang w:val="en-US"/>
+        </w:rPr>
+      </w:pPr>
+      <w:r>
+        <w:rPr>
+          <w:rFonts w:ascii="Times New Roman" w:hAnsi="Times New Roman" w:cs="Times New Roman"/>
+          <w:b/>
+          <w:bCs/>
+          <w:lang w:val="en-US"/>
+        </w:rPr>
+        <w:t xml:space="preserve">3.3 System Architecture</w:t>
+      </w:r>
+    </w:p>
+    <w:p>
+      <w:pPr>
+        <w:spacing w:line="360" w:lineRule="auto"/>
+        <w:jc w:val="both"/>
+        <w:rPr>
+          <w:rFonts w:ascii="Times New Roman" w:hAnsi="Times New Roman" w:cs="Times New Roman"/>
+          <w:lang w:val="en-US"/>
+        </w:rPr>
+      </w:pPr>
+      <w:r>
+        <w:rPr>
+          <w:rFonts w:ascii="Times New Roman" w:hAnsi="Times New Roman" w:cs="Times New Roman"/>
+          <w:lang w:val="en-US"/>
+        </w:rPr>
+        <w:t xml:space="preserve">Madomasi is structured as a three-layer application: (i) the ML pipeline (pipeline.py) encapsulates all data loading, model construction, training, evaluation, and inference logic; (ii) the user interface (components/main_ui.py) is a Streamlit web application exposing Inference, Training, and System monitoring tabs; and (iii) the system dashboard (components/system_dashboard.py) provides real-time hardware metrics and inference drift monitoring. This separation ensures the ML pipeline can be exercised independently via the CLI (main.py) without a running web server, which is important for reproducibility in batch evaluation.</w:t>
+      </w:r>
+    </w:p>
+    <w:p>
+      <w:pPr>
+        <w:spacing w:line="360" w:lineRule="auto"/>
+        <w:jc w:val="both"/>
+        <w:rPr>
+          <w:rFonts w:ascii="Times New Roman" w:hAnsi="Times New Roman" w:cs="Times New Roman"/>
+          <w:b/>
+          <w:bCs/>
+          <w:lang w:val="en-US"/>
+        </w:rPr>
+      </w:pPr>
+      <w:r>
+        <w:rPr>
+          <w:rFonts w:ascii="Times New Roman" w:hAnsi="Times New Roman" w:cs="Times New Roman"/>
+          <w:b/>
+          <w:bCs/>
+          <w:lang w:val="en-US"/>
+        </w:rPr>
+        <w:t xml:space="preserve">3.4 Model Design</w:t>
+      </w:r>
+    </w:p>
+    <w:p>
+      <w:pPr>
+        <w:spacing w:line="360" w:lineRule="auto"/>
+        <w:jc w:val="both"/>
+        <w:rPr>
+          <w:rFonts w:ascii="Times New Roman" w:hAnsi="Times New Roman" w:cs="Times New Roman"/>
+          <w:b/>
+          <w:bCs/>
+          <w:lang w:val="en-US"/>
+        </w:rPr>
+      </w:pPr>
+      <w:r>
+        <w:rPr>
+          <w:rFonts w:ascii="Times New Roman" w:hAnsi="Times New Roman" w:cs="Times New Roman"/>
+          <w:b/>
+          <w:bCs/>
+          <w:lang w:val="en-US"/>
+        </w:rPr>
+        <w:t xml:space="preserve">3.4.1 Backbone Selection</w:t>
+      </w:r>
+    </w:p>
+    <w:p>
+      <w:pPr>
+        <w:spacing w:line="360" w:lineRule="auto"/>
+        <w:jc w:val="both"/>
+        <w:rPr>
+          <w:rFonts w:ascii="Times New Roman" w:hAnsi="Times New Roman" w:cs="Times New Roman"/>
+          <w:lang w:val="en-US"/>
+        </w:rPr>
+      </w:pPr>
+      <w:r>
+        <w:rPr>
+          <w:rFonts w:ascii="Times New Roman" w:hAnsi="Times New Roman" w:cs="Times New Roman"/>
+          <w:lang w:val="en-US"/>
+        </w:rPr>
+        <w:t xml:space="preserve">MobileNetV3Small (Howard et al., 2019) was selected as the feature extraction backbone. The choice was motivated by three constraints: (i) the deployment target is a Raspberry Pi 5 with limited RAM, (ii) inference must complete within approximately 100-200 ms for interactive use, and (iii) ImageNet pre-trained weights must be publicly available. MobileNetV3Small satisfies all three constraints: at full precision it is approximately 10 MB on disk, achieves 67.4% top-1 accuracy on ImageNet, and uses depthwise separable convolutions efficient on ARM cores (Howard et al., 2019).</w:t>
+      </w:r>
+    </w:p>
+    <w:p>
+      <w:pPr>
+        <w:spacing w:line="360" w:lineRule="auto"/>
+        <w:jc w:val="both"/>
+        <w:rPr>
+          <w:rFonts w:ascii="Times New Roman" w:hAnsi="Times New Roman" w:cs="Times New Roman"/>
+          <w:lang w:val="en-US"/>
+        </w:rPr>
+      </w:pPr>
+      <w:r>
+        <w:rPr>
+          <w:rFonts w:ascii="Times New Roman" w:hAnsi="Times New Roman" w:cs="Times New Roman"/>
+          <w:lang w:val="en-US"/>
+        </w:rPr>
+        <w:t xml:space="preserve">Table 3.3 — Backbone alternatives considered</w:t>
+      </w:r>
+    </w:p>
+    <w:tbl>
+      <w:tblPr>
+        <w:tblStyle w:val="TableGrid"/>
+        <w:tblW w:w="9016" w:type="dxa"/>
+        <w:tblInd w:w="0" w:type="dxa"/>
+      </w:tblPr>
+      <w:tblGrid>
+        <w:gridCol w:w="2600"/>
+        <w:gridCol w:w="1700"/>
+        <w:gridCol w:w="1700"/>
+        <w:gridCol w:w="3016"/>
+      </w:tblGrid>
+      <w:tr>
+        <w:tc>
+          <w:tcPr>
+            <w:tcW w:w="2600" w:type="dxa"/>
+          </w:tcPr>
+          <w:p>
+            <w:pPr>
+              <w:spacing w:line="360" w:lineRule="auto"/>
+              <w:jc w:val="both"/>
+            </w:pPr>
+            <w:r>
+              <w:rPr>
+                <w:rFonts w:ascii="Times New Roman" w:hAnsi="Times New Roman" w:cs="Times New Roman"/>
+                <w:b/>
+                <w:bCs/>
+                <w:lang w:val="en-US"/>
+              </w:rPr>
+              <w:t xml:space="preserve">Model</w:t>
+            </w:r>
+          </w:p>
+        </w:tc>
+        <w:tc>
+          <w:tcPr>
+            <w:tcW w:w="1700" w:type="dxa"/>
+          </w:tcPr>
+          <w:p>
+            <w:pPr>
+              <w:spacing w:line="360" w:lineRule="auto"/>
+              <w:jc w:val="both"/>
+            </w:pPr>
+            <w:r>
+              <w:rPr>
+                <w:rFonts w:ascii="Times New Roman" w:hAnsi="Times New Roman" w:cs="Times New Roman"/>
+                <w:b/>
+                <w:bCs/>
+                <w:lang w:val="en-US"/>
+              </w:rPr>
+              <w:t xml:space="preserve">Parameters</w:t>
+            </w:r>
+          </w:p>
+        </w:tc>
+        <w:tc>
+          <w:tcPr>
+            <w:tcW w:w="1700" w:type="dxa"/>
+          </w:tcPr>
+          <w:p>
+            <w:pPr>
+              <w:spacing w:line="360" w:lineRule="auto"/>
+              <w:jc w:val="both"/>
+            </w:pPr>
+            <w:r>
+              <w:rPr>
+                <w:rFonts w:ascii="Times New Roman" w:hAnsi="Times New Roman" w:cs="Times New Roman"/>
+                <w:b/>
+                <w:bCs/>
+                <w:lang w:val="en-US"/>
+              </w:rPr>
+              <w:t xml:space="preserve">ImageNet Top-1</w:t>
+            </w:r>
+          </w:p>
+        </w:tc>
+        <w:tc>
+          <w:tcPr>
+            <w:tcW w:w="3016" w:type="dxa"/>
+          </w:tcPr>
+          <w:p>
+            <w:pPr>
+              <w:spacing w:line="360" w:lineRule="auto"/>
+              <w:jc w:val="both"/>
+            </w:pPr>
+            <w:r>
+              <w:rPr>
+                <w:rFonts w:ascii="Times New Roman" w:hAnsi="Times New Roman" w:cs="Times New Roman"/>
+                <w:b/>
+                <w:bCs/>
+                <w:lang w:val="en-US"/>
+              </w:rPr>
+              <w:t xml:space="preserve">Reason for rejection</w:t>
+            </w:r>
+          </w:p>
+        </w:tc>
+      </w:tr>
+      <w:tr>
+        <w:tc>
+          <w:tcPr>
+            <w:tcW w:w="2600" w:type="dxa"/>
+          </w:tcPr>
+          <w:p>
+            <w:pPr>
+              <w:spacing w:line="360" w:lineRule="auto"/>
+              <w:jc w:val="both"/>
+            </w:pPr>
+            <w:r>
+              <w:rPr>
+                <w:rFonts w:ascii="Times New Roman" w:hAnsi="Times New Roman" w:cs="Times New Roman"/>
+                <w:lang w:val="en-US"/>
+              </w:rPr>
+              <w:t xml:space="preserve">MobileNetV3Small</w:t>
+            </w:r>
+          </w:p>
+        </w:tc>
+        <w:tc>
+          <w:tcPr>
+            <w:tcW w:w="1700" w:type="dxa"/>
+          </w:tcPr>
+          <w:p>
+            <w:pPr>
+              <w:spacing w:line="360" w:lineRule="auto"/>
+              <w:jc w:val="both"/>
+            </w:pPr>
+            <w:r>
+              <w:rPr>
+                <w:rFonts w:ascii="Times New Roman" w:hAnsi="Times New Roman" w:cs="Times New Roman"/>
+                <w:lang w:val="en-US"/>
+              </w:rPr>
+              <w:t xml:space="preserve">~2.5 M</w:t>
+            </w:r>
+          </w:p>
+        </w:tc>
+        <w:tc>
+          <w:tcPr>
+            <w:tcW w:w="1700" w:type="dxa"/>
+          </w:tcPr>
+          <w:p>
+            <w:pPr>
+              <w:spacing w:line="360" w:lineRule="auto"/>
+              <w:jc w:val="both"/>
+            </w:pPr>
+            <w:r>
+              <w:rPr>
+                <w:rFonts w:ascii="Times New Roman" w:hAnsi="Times New Roman" w:cs="Times New Roman"/>
+                <w:lang w:val="en-US"/>
+              </w:rPr>
+              <w:t xml:space="preserve">67.4%</w:t>
+            </w:r>
+          </w:p>
+        </w:tc>
+        <w:tc>
+          <w:tcPr>
+            <w:tcW w:w="3016" w:type="dxa"/>
+          </w:tcPr>
+          <w:p>
+            <w:pPr>
+              <w:spacing w:line="360" w:lineRule="auto"/>
+              <w:jc w:val="both"/>
+            </w:pPr>
+            <w:r>
+              <w:rPr>
+                <w:rFonts w:ascii="Times New Roman" w:hAnsi="Times New Roman" w:cs="Times New Roman"/>
+                <w:lang w:val="en-US"/>
+              </w:rPr>
+              <w:t xml:space="preserve">Selected</w:t>
+            </w:r>
+          </w:p>
+        </w:tc>
+      </w:tr>
+      <w:tr>
+        <w:tc>
+          <w:tcPr>
+            <w:tcW w:w="2600" w:type="dxa"/>
+          </w:tcPr>
+          <w:p>
+            <w:pPr>
+              <w:spacing w:line="360" w:lineRule="auto"/>
+              <w:jc w:val="both"/>
+            </w:pPr>
+            <w:r>
+              <w:rPr>
+                <w:rFonts w:ascii="Times New Roman" w:hAnsi="Times New Roman" w:cs="Times New Roman"/>
+                <w:lang w:val="en-US"/>
+              </w:rPr>
+              <w:t xml:space="preserve">MobileNetV3Large</w:t>
+            </w:r>
+          </w:p>
+        </w:tc>
+        <w:tc>
+          <w:tcPr>
+            <w:tcW w:w="1700" w:type="dxa"/>
+          </w:tcPr>
+          <w:p>
+            <w:pPr>
+              <w:spacing w:line="360" w:lineRule="auto"/>
+              <w:jc w:val="both"/>
+            </w:pPr>
+            <w:r>
+              <w:rPr>
+                <w:rFonts w:ascii="Times New Roman" w:hAnsi="Times New Roman" w:cs="Times New Roman"/>
+                <w:lang w:val="en-US"/>
+              </w:rPr>
+              <w:t xml:space="preserve">~5.4 M</w:t>
+            </w:r>
+          </w:p>
+        </w:tc>
+        <w:tc>
+          <w:tcPr>
+            <w:tcW w:w="1700" w:type="dxa"/>
+          </w:tcPr>
+          <w:p>
+            <w:pPr>
+              <w:spacing w:line="360" w:lineRule="auto"/>
+              <w:jc w:val="both"/>
+            </w:pPr>
+            <w:r>
+              <w:rPr>
+                <w:rFonts w:ascii="Times New Roman" w:hAnsi="Times New Roman" w:cs="Times New Roman"/>
+                <w:lang w:val="en-US"/>
+              </w:rPr>
+              <w:t xml:space="preserve">75.2%</w:t>
+            </w:r>
+          </w:p>
+        </w:tc>
+        <w:tc>
+          <w:tcPr>
+            <w:tcW w:w="3016" w:type="dxa"/>
+          </w:tcPr>
+          <w:p>
+            <w:pPr>
+              <w:spacing w:line="360" w:lineRule="auto"/>
+              <w:jc w:val="both"/>
+            </w:pPr>
+            <w:r>
+              <w:rPr>
+                <w:rFonts w:ascii="Times New Roman" w:hAnsi="Times New Roman" w:cs="Times New Roman"/>
+                <w:lang w:val="en-US"/>
+              </w:rPr>
+              <w:t xml:space="preserve">Larger footprint, marginal gain on leaf data</w:t>
+            </w:r>
+          </w:p>
+        </w:tc>
+      </w:tr>
+      <w:tr>
+        <w:tc>
+          <w:tcPr>
+            <w:tcW w:w="2600" w:type="dxa"/>
+          </w:tcPr>
+          <w:p>
+            <w:pPr>
+              <w:spacing w:line="360" w:lineRule="auto"/>
+              <w:jc w:val="both"/>
+            </w:pPr>
+            <w:r>
+              <w:rPr>
+                <w:rFonts w:ascii="Times New Roman" w:hAnsi="Times New Roman" w:cs="Times New Roman"/>
+                <w:lang w:val="en-US"/>
+              </w:rPr>
+              <w:t xml:space="preserve">EfficientNet-B0</w:t>
+            </w:r>
+          </w:p>
+        </w:tc>
+        <w:tc>
+          <w:tcPr>
+            <w:tcW w:w="1700" w:type="dxa"/>
+          </w:tcPr>
+          <w:p>
+            <w:pPr>
+              <w:spacing w:line="360" w:lineRule="auto"/>
+              <w:jc w:val="both"/>
+            </w:pPr>
+            <w:r>
+              <w:rPr>
+                <w:rFonts w:ascii="Times New Roman" w:hAnsi="Times New Roman" w:cs="Times New Roman"/>
+                <w:lang w:val="en-US"/>
+              </w:rPr>
+              <w:t xml:space="preserve">~5.3 M</w:t>
+            </w:r>
+          </w:p>
+        </w:tc>
+        <w:tc>
+          <w:tcPr>
+            <w:tcW w:w="1700" w:type="dxa"/>
+          </w:tcPr>
+          <w:p>
+            <w:pPr>
+              <w:spacing w:line="360" w:lineRule="auto"/>
+              <w:jc w:val="both"/>
+            </w:pPr>
+            <w:r>
+              <w:rPr>
+                <w:rFonts w:ascii="Times New Roman" w:hAnsi="Times New Roman" w:cs="Times New Roman"/>
+                <w:lang w:val="en-US"/>
+              </w:rPr>
+              <w:t xml:space="preserve">77.1%</w:t>
+            </w:r>
+          </w:p>
+        </w:tc>
+        <w:tc>
+          <w:tcPr>
+            <w:tcW w:w="3016" w:type="dxa"/>
+          </w:tcPr>
+          <w:p>
+            <w:pPr>
+              <w:spacing w:line="360" w:lineRule="auto"/>
+              <w:jc w:val="both"/>
+            </w:pPr>
+            <w:r>
+              <w:rPr>
+                <w:rFonts w:ascii="Times New Roman" w:hAnsi="Times New Roman" w:cs="Times New Roman"/>
+                <w:lang w:val="en-US"/>
+              </w:rPr>
+              <w:t xml:space="preserve">Slower inference on ARM without TFLite tuning</w:t>
+            </w:r>
+          </w:p>
+        </w:tc>
+      </w:tr>
+      <w:tr>
+        <w:tc>
+          <w:tcPr>
+            <w:tcW w:w="2600" w:type="dxa"/>
+          </w:tcPr>
+          <w:p>
+            <w:pPr>
+              <w:spacing w:line="360" w:lineRule="auto"/>
+              <w:jc w:val="both"/>
+            </w:pPr>
+            <w:r>
+              <w:rPr>
+                <w:rFonts w:ascii="Times New Roman" w:hAnsi="Times New Roman" w:cs="Times New Roman"/>
+                <w:lang w:val="en-US"/>
+              </w:rPr>
+              <w:t xml:space="preserve">ResNet-50</w:t>
+            </w:r>
+          </w:p>
+        </w:tc>
+        <w:tc>
+          <w:tcPr>
+            <w:tcW w:w="1700" w:type="dxa"/>
+          </w:tcPr>
+          <w:p>
+            <w:pPr>
+              <w:spacing w:line="360" w:lineRule="auto"/>
+              <w:jc w:val="both"/>
+            </w:pPr>
+            <w:r>
+              <w:rPr>
+                <w:rFonts w:ascii="Times New Roman" w:hAnsi="Times New Roman" w:cs="Times New Roman"/>
+                <w:lang w:val="en-US"/>
+              </w:rPr>
+              <w:t xml:space="preserve">~25.6 M</w:t>
+            </w:r>
+          </w:p>
+        </w:tc>
+        <w:tc>
+          <w:tcPr>
+            <w:tcW w:w="1700" w:type="dxa"/>
+          </w:tcPr>
+          <w:p>
+            <w:pPr>
+              <w:spacing w:line="360" w:lineRule="auto"/>
+              <w:jc w:val="both"/>
+            </w:pPr>
+            <w:r>
+              <w:rPr>
+                <w:rFonts w:ascii="Times New Roman" w:hAnsi="Times New Roman" w:cs="Times New Roman"/>
+                <w:lang w:val="en-US"/>
+              </w:rPr>
+              <w:t xml:space="preserve">76.1%</w:t>
+            </w:r>
+          </w:p>
+        </w:tc>
+        <w:tc>
+          <w:tcPr>
+            <w:tcW w:w="3016" w:type="dxa"/>
+          </w:tcPr>
+          <w:p>
+            <w:pPr>
+              <w:spacing w:line="360" w:lineRule="auto"/>
+              <w:jc w:val="both"/>
+            </w:pPr>
+            <w:r>
+              <w:rPr>
+                <w:rFonts w:ascii="Times New Roman" w:hAnsi="Times New Roman" w:cs="Times New Roman"/>
+                <w:lang w:val="en-US"/>
+              </w:rPr>
+              <w:t xml:space="preserve">Too large for Pi deployment</w:t>
+            </w:r>
+          </w:p>
+        </w:tc>
+      </w:tr>
+    </w:tbl>
+    <w:p>
+      <w:pPr>
+        <w:spacing w:line="360" w:lineRule="auto"/>
+        <w:jc w:val="both"/>
+      </w:pPr>
+    </w:p>
+    <w:p>
+      <w:pPr>
+        <w:spacing w:line="360" w:lineRule="auto"/>
+        <w:jc w:val="both"/>
+        <w:rPr>
+          <w:rFonts w:ascii="Times New Roman" w:hAnsi="Times New Roman" w:cs="Times New Roman"/>
+          <w:b/>
+          <w:bCs/>
+          <w:lang w:val="en-US"/>
+        </w:rPr>
+      </w:pPr>
+      <w:r>
+        <w:rPr>
+          <w:rFonts w:ascii="Times New Roman" w:hAnsi="Times New Roman" w:cs="Times New Roman"/>
+          <w:b/>
+          <w:bCs/>
+          <w:lang w:val="en-US"/>
+        </w:rPr>
+        <w:t xml:space="preserve">3.4.2 Classification Head</w:t>
+      </w:r>
+    </w:p>
+    <w:p>
+      <w:pPr>
+        <w:spacing w:line="360" w:lineRule="auto"/>
+        <w:jc w:val="both"/>
+        <w:rPr>
+          <w:rFonts w:ascii="Times New Roman" w:hAnsi="Times New Roman" w:cs="Times New Roman"/>
+          <w:lang w:val="en-US"/>
+        </w:rPr>
+      </w:pPr>
+      <w:r>
+        <w:rPr>
+          <w:rFonts w:ascii="Times New Roman" w:hAnsi="Times New Roman" w:cs="Times New Roman"/>
+          <w:lang w:val="en-US"/>
+        </w:rPr>
+        <w:t xml:space="preserve">The classification head was designed to be compact and regularised: the MobileNetV3Small backbone feeds into a GlobalAveragePooling2D layer, followed by a Dropout layer (rate = 0.3) for regularisation, and a Dense output layer with 10 units and a softmax activation. Dropout at rate 0.3 was selected to reduce overfitting given that the training set is modest relative to ImageNet-scale datasets. Sparse categorical cross-entropy was used as the loss function, as class labels are provided as integers.</w:t>
+      </w:r>
+    </w:p>
+    <w:p>
+      <w:pPr>
+        <w:spacing w:line="360" w:lineRule="auto"/>
+        <w:jc w:val="both"/>
+        <w:rPr>
+          <w:rFonts w:ascii="Times New Roman" w:hAnsi="Times New Roman" w:cs="Times New Roman"/>
+          <w:b/>
+          <w:bCs/>
+          <w:lang w:val="en-US"/>
+        </w:rPr>
+      </w:pPr>
+      <w:r>
+        <w:rPr>
+          <w:rFonts w:ascii="Times New Roman" w:hAnsi="Times New Roman" w:cs="Times New Roman"/>
+          <w:b/>
+          <w:bCs/>
+          <w:lang w:val="en-US"/>
+        </w:rPr>
+        <w:t xml:space="preserve">3.5 Training Pipeline</w:t>
+      </w:r>
+    </w:p>
+    <w:p>
+      <w:pPr>
+        <w:spacing w:line="360" w:lineRule="auto"/>
+        <w:jc w:val="both"/>
+        <w:rPr>
+          <w:rFonts w:ascii="Times New Roman" w:hAnsi="Times New Roman" w:cs="Times New Roman"/>
+          <w:lang w:val="en-US"/>
+        </w:rPr>
+      </w:pPr>
+      <w:r>
+        <w:rPr>
+          <w:rFonts w:ascii="Times New Roman" w:hAnsi="Times New Roman" w:cs="Times New Roman"/>
+          <w:lang w:val="en-US"/>
+        </w:rPr>
+        <w:t xml:space="preserve">A two-stage transfer learning strategy was implemented, following the methodology established by Yosinski et al. (2014) and adopted widely in agricultural imaging (Mohanty et al., 2016).</w:t>
+      </w:r>
+    </w:p>
+    <w:p>
+      <w:pPr>
+        <w:spacing w:line="360" w:lineRule="auto"/>
+        <w:jc w:val="both"/>
+        <w:rPr>
+          <w:rFonts w:ascii="Times New Roman" w:hAnsi="Times New Roman" w:cs="Times New Roman"/>
+          <w:lang w:val="en-US"/>
+        </w:rPr>
+      </w:pPr>
+      <w:r>
+        <w:rPr>
+          <w:rFonts w:ascii="Times New Roman" w:hAnsi="Times New Roman" w:cs="Times New Roman"/>
+          <w:lang w:val="en-US"/>
+        </w:rPr>
+        <w:t xml:space="preserve">Stage 1 — Feature Extraction: all backbone layers are frozen, the head is compiled with the Adam optimiser at a learning rate of 0.001, and training proceeds for up to 10 epochs with EarlyStopping (patience = 3, monitoring validation loss). The best checkpoint is saved.</w:t>
+      </w:r>
+    </w:p>
+    <w:p>
+      <w:pPr>
+        <w:spacing w:line="360" w:lineRule="auto"/>
+        <w:jc w:val="both"/>
+        <w:rPr>
+          <w:rFonts w:ascii="Times New Roman" w:hAnsi="Times New Roman" w:cs="Times New Roman"/>
+          <w:lang w:val="en-US"/>
+        </w:rPr>
+      </w:pPr>
+      <w:r>
+        <w:rPr>
+          <w:rFonts w:ascii="Times New Roman" w:hAnsi="Times New Roman" w:cs="Times New Roman"/>
+          <w:lang w:val="en-US"/>
+        </w:rPr>
+        <w:t xml:space="preserve">Stage 2 — Fine-Tuning: the Stage 1 checkpoint is loaded, all backbone layers are unfrozen, and the full model is compiled with Adam at a learning rate of 0.0001 (10x lower). Training again proceeds for up to 10 epochs with EarlyStopping. Loading the Stage 1 checkpoint before unfreezing ensures the head is already converged before gradients propagate through the backbone at the low fine-tuning rate.</w:t>
+      </w:r>
+    </w:p>
+    <w:p>
+      <w:pPr>
+        <w:spacing w:line="360" w:lineRule="auto"/>
+        <w:jc w:val="both"/>
+        <w:rPr>
+          <w:rFonts w:ascii="Times New Roman" w:hAnsi="Times New Roman" w:cs="Times New Roman"/>
+          <w:lang w:val="en-US"/>
+        </w:rPr>
+      </w:pPr>
+      <w:r>
+        <w:rPr>
+          <w:rFonts w:ascii="Times New Roman" w:hAnsi="Times New Roman" w:cs="Times New Roman"/>
+          <w:lang w:val="en-US"/>
+        </w:rPr>
+        <w:t xml:space="preserve">Batch size was set to 16 to accommodate available memory. All dataset pipelines use tf.data.AUTOTUNE prefetching. Each training run is isolated in a timestamped directory and training histories are persisted as JSON, ensuring full reproducibility and comparison across runs.</w:t>
+      </w:r>
+    </w:p>
+    <w:p>
+      <w:pPr>
+        <w:spacing w:line="360" w:lineRule="auto"/>
+        <w:jc w:val="both"/>
+        <w:rPr>
+          <w:rFonts w:ascii="Times New Roman" w:hAnsi="Times New Roman" w:cs="Times New Roman"/>
+          <w:b/>
+          <w:bCs/>
+          <w:lang w:val="en-US"/>
+        </w:rPr>
+      </w:pPr>
+      <w:r>
+        <w:rPr>
+          <w:rFonts w:ascii="Times New Roman" w:hAnsi="Times New Roman" w:cs="Times New Roman"/>
+          <w:b/>
+          <w:bCs/>
+          <w:lang w:val="en-US"/>
+        </w:rPr>
+        <w:t xml:space="preserve">3.6 Evaluation Metrics</w:t>
+      </w:r>
+    </w:p>
+    <w:p>
+      <w:pPr>
+        <w:spacing w:line="360" w:lineRule="auto"/>
+        <w:jc w:val="both"/>
+        <w:rPr>
+          <w:rFonts w:ascii="Times New Roman" w:hAnsi="Times New Roman" w:cs="Times New Roman"/>
+          <w:lang w:val="en-US"/>
+        </w:rPr>
+      </w:pPr>
+      <w:r>
+        <w:rPr>
+          <w:rFonts w:ascii="Times New Roman" w:hAnsi="Times New Roman" w:cs="Times New Roman"/>
+          <w:lang w:val="en-US"/>
+        </w:rPr>
+        <w:t xml:space="preserve">Model performance was assessed using: (i) overall accuracy — the proportion of correctly classified test images; (ii) per-class precision, recall, and F1-score, computed via sklearn.metrics.classification_report, providing insight into class-specific performance that overall accuracy obscures; (iii) a 10x10 confusion matrix revealing systematic misclassification patterns between visually similar diseases; and (iv) macro-averaged F1-score — the arithmetic mean of per-class F1 scores, appropriate for a roughly balanced dataset.</w:t>
+      </w:r>
+    </w:p>
+    <w:p>
+      <w:pPr>
+        <w:spacing w:line="360" w:lineRule="auto"/>
+        <w:jc w:val="both"/>
+        <w:rPr>
+          <w:rFonts w:ascii="Times New Roman" w:hAnsi="Times New Roman" w:cs="Times New Roman"/>
+          <w:b/>
+          <w:bCs/>
+          <w:lang w:val="en-US"/>
+        </w:rPr>
+      </w:pPr>
+      <w:r>
+        <w:rPr>
+          <w:rFonts w:ascii="Times New Roman" w:hAnsi="Times New Roman" w:cs="Times New Roman"/>
+          <w:b/>
+          <w:bCs/>
+          <w:lang w:val="en-US"/>
+        </w:rPr>
+        <w:t xml:space="preserve">3.7 Explainability — Grad-CAM</w:t>
+      </w:r>
+    </w:p>
+    <w:p>
+      <w:pPr>
+        <w:spacing w:line="360" w:lineRule="auto"/>
+        <w:jc w:val="both"/>
+        <w:rPr>
+          <w:rFonts w:ascii="Times New Roman" w:hAnsi="Times New Roman" w:cs="Times New Roman"/>
+          <w:lang w:val="en-US"/>
+        </w:rPr>
+      </w:pPr>
+      <w:r>
+        <w:rPr>
+          <w:rFonts w:ascii="Times New Roman" w:hAnsi="Times New Roman" w:cs="Times New Roman"/>
+          <w:lang w:val="en-US"/>
+        </w:rPr>
+        <w:t xml:space="preserve">Gradient-weighted Class Activation Mapping (Grad-CAM; Selvaraju et al., 2017) was implemented to produce spatial heatmaps indicating which leaf regions drove each classification decision. Grad-CAM computes the gradient of the class score with respect to the final convolutional feature map and pools across channels. In the Keras 3 graph isolation model, the forward pass was split manually: the backbone and head are called sequentially inside a tf.GradientTape block, with the tape watching the intermediate feature-map tensor. The resulting heatmap is bilinearly upsampled to 224 x 224 and blended with the original image at a 55/45 ratio using OpenCV's JET colormap.</w:t>
+      </w:r>
+    </w:p>
+    <w:p>
+      <w:pPr>
+        <w:spacing w:line="360" w:lineRule="auto"/>
+        <w:jc w:val="both"/>
+        <w:rPr>
+          <w:rFonts w:ascii="Times New Roman" w:hAnsi="Times New Roman" w:cs="Times New Roman"/>
+          <w:b/>
+          <w:bCs/>
+          <w:lang w:val="en-US"/>
+        </w:rPr>
+      </w:pPr>
+      <w:r>
+        <w:rPr>
+          <w:rFonts w:ascii="Times New Roman" w:hAnsi="Times New Roman" w:cs="Times New Roman"/>
+          <w:b/>
+          <w:bCs/>
+          <w:lang w:val="en-US"/>
+        </w:rPr>
+        <w:t xml:space="preserve">3.8 Out-of-Distribution Detection</w:t>
+      </w:r>
+    </w:p>
+    <w:p>
+      <w:pPr>
+        <w:spacing w:line="360" w:lineRule="auto"/>
+        <w:jc w:val="both"/>
+        <w:rPr>
+          <w:rFonts w:ascii="Times New Roman" w:hAnsi="Times New Roman" w:cs="Times New Roman"/>
+          <w:lang w:val="en-US"/>
+        </w:rPr>
+      </w:pPr>
+      <w:r>
+        <w:rPr>
+          <w:rFonts w:ascii="Times New Roman" w:hAnsi="Times New Roman" w:cs="Times New Roman"/>
+          <w:lang w:val="en-US"/>
+        </w:rPr>
+        <w:t xml:space="preserve">An entropy-based out-of-distribution (OOD) guard was implemented at inference time. The predictive entropy H of the softmax output vector p is computed as H = -sum(p_i * ln(p_i)). Normalised entropy H-hat = H / ln(N), where N = 10 classes, ranges from 0 (perfectly certain) to 1 (uniform distribution). Inputs with H-hat &gt;= 0.75 are flagged as likely non-leaf images and presented to the user with a warning. This threshold was chosen empirically based on the entropy distribution of held-out non-tomato images.</w:t>
+      </w:r>
+    </w:p>
+    <w:p>
+      <w:pPr>
+        <w:spacing w:line="360" w:lineRule="auto"/>
+        <w:jc w:val="both"/>
+        <w:rPr>
+          <w:rFonts w:ascii="Times New Roman" w:hAnsi="Times New Roman" w:cs="Times New Roman"/>
+          <w:b/>
+          <w:bCs/>
+          <w:lang w:val="en-US"/>
+        </w:rPr>
+      </w:pPr>
+      <w:r>
+        <w:rPr>
+          <w:rFonts w:ascii="Times New Roman" w:hAnsi="Times New Roman" w:cs="Times New Roman"/>
+          <w:b/>
+          <w:bCs/>
+          <w:lang w:val="en-US"/>
+        </w:rPr>
+        <w:t xml:space="preserve">3.9 Deployment Strategy</w:t>
+      </w:r>
+    </w:p>
+    <w:p>
+      <w:pPr>
+        <w:spacing w:line="360" w:lineRule="auto"/>
+        <w:jc w:val="both"/>
+        <w:rPr>
+          <w:rFonts w:ascii="Times New Roman" w:hAnsi="Times New Roman" w:cs="Times New Roman"/>
+          <w:lang w:val="en-US"/>
+        </w:rPr>
+      </w:pPr>
+      <w:r>
+        <w:rPr>
+          <w:rFonts w:ascii="Times New Roman" w:hAnsi="Times New Roman" w:cs="Times New Roman"/>
+          <w:lang w:val="en-US"/>
+        </w:rPr>
+        <w:t xml:space="preserve">Two deployment targets were supported: (i) an x86-64 development machine running the full-precision .keras model directly with TensorFlow; and (ii) a Raspberry Pi 5 running an INT8-quantised TFLite model produced via tf.lite.TFLiteConverter with DEFAULT optimisation. INT8 quantisation reduces model size from approximately 10 MB to 2.5 MB and inference latency to approximately 80-120 ms per image on the Pi 5's Cortex-A76 cores. Platform-specific Dockerfiles are provided for reproducible environment management.</w:t>
+      </w:r>
+    </w:p>
+    <w:p>
+      <w:pPr>
+        <w:spacing w:line="360" w:lineRule="auto"/>
+        <w:jc w:val="both"/>
+      </w:pPr>
+    </w:p>
+    <w:p>
+      <w:pPr>
+        <w:spacing w:line="360" w:lineRule="auto"/>
+        <w:jc w:val="both"/>
+        <w:rPr>
+          <w:rFonts w:ascii="Times New Roman" w:hAnsi="Times New Roman" w:cs="Times New Roman"/>
+          <w:b/>
+          <w:bCs/>
+          <w:u w:val="single"/>
+          <w:lang w:val="en-US"/>
+        </w:rPr>
+      </w:pPr>
+      <w:r>
+        <w:rPr>
+          <w:rFonts w:ascii="Times New Roman" w:hAnsi="Times New Roman" w:cs="Times New Roman"/>
+          <w:b/>
+          <w:bCs/>
+          <w:u w:val="single"/>
+          <w:lang w:val="en-US"/>
+        </w:rPr>
+        <w:br w:type="page"/>
+        <w:t xml:space="preserve">CHAPTER 4: RESULTS AND ANALYSIS</w:t>
+      </w:r>
+    </w:p>
+    <w:p>
+      <w:pPr>
+        <w:spacing w:line="360" w:lineRule="auto"/>
+        <w:jc w:val="both"/>
+      </w:pPr>
+    </w:p>
+    <w:p>
+      <w:pPr>
+        <w:spacing w:line="360" w:lineRule="auto"/>
+        <w:jc w:val="both"/>
+        <w:rPr>
+          <w:rFonts w:ascii="Times New Roman" w:hAnsi="Times New Roman" w:cs="Times New Roman"/>
+          <w:b/>
+          <w:bCs/>
+          <w:lang w:val="en-US"/>
+        </w:rPr>
+      </w:pPr>
+      <w:r>
+        <w:rPr>
+          <w:rFonts w:ascii="Times New Roman" w:hAnsi="Times New Roman" w:cs="Times New Roman"/>
+          <w:b/>
+          <w:bCs/>
+          <w:lang w:val="en-US"/>
+        </w:rPr>
+        <w:t xml:space="preserve">4.1 Dataset Analysis</w:t>
+      </w:r>
+    </w:p>
+    <w:p>
+      <w:pPr>
+        <w:spacing w:line="360" w:lineRule="auto"/>
+        <w:jc w:val="both"/>
+        <w:rPr>
+          <w:rFonts w:ascii="Times New Roman" w:hAnsi="Times New Roman" w:cs="Times New Roman"/>
+          <w:lang w:val="en-US"/>
+        </w:rPr>
+      </w:pPr>
+      <w:r>
+        <w:rPr>
+          <w:rFonts w:ascii="Times New Roman" w:hAnsi="Times New Roman" w:cs="Times New Roman"/>
+          <w:lang w:val="en-US"/>
+        </w:rPr>
+        <w:t xml:space="preserve">The 70/20/10 stratified split yielded a near-perfectly balanced dataset across all ten classes (Table 3.2). Balancedness was verified by the system's built-in class imbalance checker, which flagged the Spider Mite class as marginally underrepresented by 12 images in the training split (758 vs. the modal 770 per class). This difference represents a 1.6% imbalance and is not expected to materially bias classifier performance.</w:t>
+      </w:r>
+    </w:p>
+    <w:p>
+      <w:pPr>
+        <w:spacing w:line="360" w:lineRule="auto"/>
+        <w:jc w:val="both"/>
+        <w:rPr>
+          <w:rFonts w:ascii="Times New Roman" w:hAnsi="Times New Roman" w:cs="Times New Roman"/>
+          <w:b/>
+          <w:bCs/>
+          <w:lang w:val="en-US"/>
+        </w:rPr>
+      </w:pPr>
+      <w:r>
+        <w:rPr>
+          <w:rFonts w:ascii="Times New Roman" w:hAnsi="Times New Roman" w:cs="Times New Roman"/>
+          <w:b/>
+          <w:bCs/>
+          <w:lang w:val="en-US"/>
+        </w:rPr>
+        <w:t xml:space="preserve">4.2 Training Results</w:t>
+      </w:r>
+    </w:p>
+    <w:p>
+      <w:pPr>
+        <w:spacing w:line="360" w:lineRule="auto"/>
+        <w:jc w:val="both"/>
+        <w:rPr>
+          <w:rFonts w:ascii="Times New Roman" w:hAnsi="Times New Roman" w:cs="Times New Roman"/>
+          <w:b/>
+          <w:bCs/>
+          <w:lang w:val="en-US"/>
+        </w:rPr>
+      </w:pPr>
+      <w:r>
+        <w:rPr>
+          <w:rFonts w:ascii="Times New Roman" w:hAnsi="Times New Roman" w:cs="Times New Roman"/>
+          <w:b/>
+          <w:bCs/>
+          <w:lang w:val="en-US"/>
+        </w:rPr>
+        <w:t xml:space="preserve">4.2.1 Stage 1 — Feature Extraction</w:t>
+      </w:r>
+    </w:p>
+    <w:p>
+      <w:pPr>
+        <w:spacing w:line="360" w:lineRule="auto"/>
+        <w:jc w:val="both"/>
+        <w:rPr>
+          <w:rFonts w:ascii="Times New Roman" w:hAnsi="Times New Roman" w:cs="Times New Roman"/>
+          <w:lang w:val="en-US"/>
+        </w:rPr>
+      </w:pPr>
+      <w:r>
+        <w:rPr>
+          <w:rFonts w:ascii="Times New Roman" w:hAnsi="Times New Roman" w:cs="Times New Roman"/>
+          <w:lang w:val="en-US"/>
+        </w:rPr>
+        <w:t xml:space="preserve">The classification head converged rapidly during Stage 1, reaching a validation accuracy of 92.9% by epoch 10 (Table 4.1). The low validation loss (0.257) relative to training loss (0.315) suggests that the Dropout layer provided moderate generalisation benefit rather than indicating data leakage. Early stopping was not triggered, indicating the model benefited from all 10 epochs.</w:t>
+      </w:r>
+    </w:p>
+    <w:p>
+      <w:pPr>
+        <w:spacing w:line="360" w:lineRule="auto"/>
+        <w:jc w:val="both"/>
+        <w:rPr>
+          <w:rFonts w:ascii="Times New Roman" w:hAnsi="Times New Roman" w:cs="Times New Roman"/>
+          <w:lang w:val="en-US"/>
+        </w:rPr>
+      </w:pPr>
+      <w:r>
+        <w:rPr>
+          <w:rFonts w:ascii="Times New Roman" w:hAnsi="Times New Roman" w:cs="Times New Roman"/>
+          <w:lang w:val="en-US"/>
+        </w:rPr>
+        <w:t xml:space="preserve">Table 4.1 — Stage 1 training results (best epoch)</w:t>
+      </w:r>
+    </w:p>
+    <w:tbl>
+      <w:tblPr>
+        <w:tblStyle w:val="TableGrid"/>
+        <w:tblW w:w="9016" w:type="dxa"/>
+        <w:tblInd w:w="0" w:type="dxa"/>
+      </w:tblPr>
+      <w:tblGrid>
+        <w:gridCol w:w="3000"/>
+        <w:gridCol w:w="3000"/>
+        <w:gridCol w:w="3016"/>
+      </w:tblGrid>
+      <w:tr>
+        <w:tc>
+          <w:tcPr>
+            <w:tcW w:w="3000" w:type="dxa"/>
+          </w:tcPr>
+          <w:p>
+            <w:pPr>
+              <w:spacing w:line="360" w:lineRule="auto"/>
+              <w:jc w:val="both"/>
+            </w:pPr>
+            <w:r>
+              <w:rPr>
+                <w:rFonts w:ascii="Times New Roman" w:hAnsi="Times New Roman" w:cs="Times New Roman"/>
+                <w:b/>
+                <w:bCs/>
+                <w:lang w:val="en-US"/>
+              </w:rPr>
+              <w:t xml:space="preserve">Metric</w:t>
+            </w:r>
+          </w:p>
+        </w:tc>
+        <w:tc>
+          <w:tcPr>
+            <w:tcW w:w="3000" w:type="dxa"/>
+          </w:tcPr>
+          <w:p>
+            <w:pPr>
+              <w:spacing w:line="360" w:lineRule="auto"/>
+              <w:jc w:val="both"/>
+            </w:pPr>
+            <w:r>
+              <w:rPr>
+                <w:rFonts w:ascii="Times New Roman" w:hAnsi="Times New Roman" w:cs="Times New Roman"/>
+                <w:b/>
+                <w:bCs/>
+                <w:lang w:val="en-US"/>
+              </w:rPr>
+              <w:t xml:space="preserve">Training</w:t>
+            </w:r>
+          </w:p>
+        </w:tc>
+        <w:tc>
+          <w:tcPr>
+            <w:tcW w:w="3016" w:type="dxa"/>
+          </w:tcPr>
+          <w:p>
+            <w:pPr>
+              <w:spacing w:line="360" w:lineRule="auto"/>
+              <w:jc w:val="both"/>
+            </w:pPr>
+            <w:r>
+              <w:rPr>
+                <w:rFonts w:ascii="Times New Roman" w:hAnsi="Times New Roman" w:cs="Times New Roman"/>
+                <w:b/>
+                <w:bCs/>
+                <w:lang w:val="en-US"/>
+              </w:rPr>
+              <w:t xml:space="preserve">Validation</w:t>
+            </w:r>
+          </w:p>
+        </w:tc>
+      </w:tr>
+      <w:tr>
+        <w:tc>
+          <w:tcPr>
+            <w:tcW w:w="3000" w:type="dxa"/>
+          </w:tcPr>
+          <w:p>
+            <w:pPr>
+              <w:spacing w:line="360" w:lineRule="auto"/>
+              <w:jc w:val="both"/>
+            </w:pPr>
+            <w:r>
+              <w:rPr>
+                <w:rFonts w:ascii="Times New Roman" w:hAnsi="Times New Roman" w:cs="Times New Roman"/>
+                <w:lang w:val="en-US"/>
+              </w:rPr>
+              <w:t xml:space="preserve">Accuracy</w:t>
+            </w:r>
+          </w:p>
+        </w:tc>
+        <w:tc>
+          <w:tcPr>
+            <w:tcW w:w="3000" w:type="dxa"/>
+          </w:tcPr>
+          <w:p>
+            <w:pPr>
+              <w:spacing w:line="360" w:lineRule="auto"/>
+              <w:jc w:val="both"/>
+            </w:pPr>
+            <w:r>
+              <w:rPr>
+                <w:rFonts w:ascii="Times New Roman" w:hAnsi="Times New Roman" w:cs="Times New Roman"/>
+                <w:lang w:val="en-US"/>
+              </w:rPr>
+              <w:t xml:space="preserve">90.2%</w:t>
+            </w:r>
+          </w:p>
+        </w:tc>
+        <w:tc>
+          <w:tcPr>
+            <w:tcW w:w="3016" w:type="dxa"/>
+          </w:tcPr>
+          <w:p>
+            <w:pPr>
+              <w:spacing w:line="360" w:lineRule="auto"/>
+              <w:jc w:val="both"/>
+            </w:pPr>
+            <w:r>
+              <w:rPr>
+                <w:rFonts w:ascii="Times New Roman" w:hAnsi="Times New Roman" w:cs="Times New Roman"/>
+                <w:lang w:val="en-US"/>
+              </w:rPr>
+              <w:t xml:space="preserve">92.9%</w:t>
+            </w:r>
+          </w:p>
+        </w:tc>
+      </w:tr>
+      <w:tr>
+        <w:tc>
+          <w:tcPr>
+            <w:tcW w:w="3000" w:type="dxa"/>
+          </w:tcPr>
+          <w:p>
+            <w:pPr>
+              <w:spacing w:line="360" w:lineRule="auto"/>
+              <w:jc w:val="both"/>
+            </w:pPr>
+            <w:r>
+              <w:rPr>
+                <w:rFonts w:ascii="Times New Roman" w:hAnsi="Times New Roman" w:cs="Times New Roman"/>
+                <w:lang w:val="en-US"/>
+              </w:rPr>
+              <w:t xml:space="preserve">Loss</w:t>
+            </w:r>
+          </w:p>
+        </w:tc>
+        <w:tc>
+          <w:tcPr>
+            <w:tcW w:w="3000" w:type="dxa"/>
+          </w:tcPr>
+          <w:p>
+            <w:pPr>
+              <w:spacing w:line="360" w:lineRule="auto"/>
+              <w:jc w:val="both"/>
+            </w:pPr>
+            <w:r>
+              <w:rPr>
+                <w:rFonts w:ascii="Times New Roman" w:hAnsi="Times New Roman" w:cs="Times New Roman"/>
+                <w:lang w:val="en-US"/>
+              </w:rPr>
+              <w:t xml:space="preserve">0.315</w:t>
+            </w:r>
+          </w:p>
+        </w:tc>
+        <w:tc>
+          <w:tcPr>
+            <w:tcW w:w="3016" w:type="dxa"/>
+          </w:tcPr>
+          <w:p>
+            <w:pPr>
+              <w:spacing w:line="360" w:lineRule="auto"/>
+              <w:jc w:val="both"/>
+            </w:pPr>
+            <w:r>
+              <w:rPr>
+                <w:rFonts w:ascii="Times New Roman" w:hAnsi="Times New Roman" w:cs="Times New Roman"/>
+                <w:lang w:val="en-US"/>
+              </w:rPr>
+              <w:t xml:space="preserve">0.257</w:t>
+            </w:r>
+          </w:p>
+        </w:tc>
+      </w:tr>
+      <w:tr>
+        <w:tc>
+          <w:tcPr>
+            <w:tcW w:w="3000" w:type="dxa"/>
+          </w:tcPr>
+          <w:p>
+            <w:pPr>
+              <w:spacing w:line="360" w:lineRule="auto"/>
+              <w:jc w:val="both"/>
+            </w:pPr>
+            <w:r>
+              <w:rPr>
+                <w:rFonts w:ascii="Times New Roman" w:hAnsi="Times New Roman" w:cs="Times New Roman"/>
+                <w:lang w:val="en-US"/>
+              </w:rPr>
+              <w:t xml:space="preserve">Epochs run</w:t>
+            </w:r>
+          </w:p>
+        </w:tc>
+        <w:tc>
+          <w:tcPr>
+            <w:tcW w:w="3000" w:type="dxa"/>
+          </w:tcPr>
+          <w:p>
+            <w:pPr>
+              <w:spacing w:line="360" w:lineRule="auto"/>
+              <w:jc w:val="both"/>
+            </w:pPr>
+            <w:r>
+              <w:rPr>
+                <w:rFonts w:ascii="Times New Roman" w:hAnsi="Times New Roman" w:cs="Times New Roman"/>
+                <w:lang w:val="en-US"/>
+              </w:rPr>
+              <w:t xml:space="preserve">10</w:t>
+            </w:r>
+          </w:p>
+        </w:tc>
+        <w:tc>
+          <w:tcPr>
+            <w:tcW w:w="3016" w:type="dxa"/>
+          </w:tcPr>
+          <w:p>
+            <w:pPr>
+              <w:spacing w:line="360" w:lineRule="auto"/>
+              <w:jc w:val="both"/>
+            </w:pPr>
+            <w:r>
+              <w:rPr>
+                <w:rFonts w:ascii="Times New Roman" w:hAnsi="Times New Roman" w:cs="Times New Roman"/>
+                <w:lang w:val="en-US"/>
+              </w:rPr>
+              <w:t xml:space="preserve">—</w:t>
+            </w:r>
+          </w:p>
+        </w:tc>
+      </w:tr>
+    </w:tbl>
+    <w:p>
+      <w:pPr>
+        <w:spacing w:line="360" w:lineRule="auto"/>
+        <w:jc w:val="both"/>
+      </w:pPr>
+    </w:p>
+    <w:p>
+      <w:pPr>
+        <w:spacing w:line="360" w:lineRule="auto"/>
+        <w:jc w:val="both"/>
+        <w:rPr>
+          <w:rFonts w:ascii="Times New Roman" w:hAnsi="Times New Roman" w:cs="Times New Roman"/>
+          <w:lang w:val="en-US"/>
+        </w:rPr>
+      </w:pPr>
+      <w:r>
+        <w:rPr>
+          <w:rFonts w:ascii="Times New Roman" w:hAnsi="Times New Roman" w:cs="Times New Roman"/>
+          <w:lang w:val="en-US"/>
+        </w:rPr>
+        <w:t xml:space="preserve">The fine-tuned Stage 2 model was subsequently evaluated on the held-out test set, achieving 88.0% test accuracy — a reduction of approximately 4.9 percentage points relative to the Stage 1 validation figure, consistent with the well-documented generalisation gap between validation and test performance in transfer learning pipelines (Yosinski et al., 2014).</w:t>
+      </w:r>
+    </w:p>
+    <w:p>
+      <w:pPr>
+        <w:spacing w:line="360" w:lineRule="auto"/>
+        <w:jc w:val="both"/>
+        <w:rPr>
+          <w:rFonts w:ascii="Times New Roman" w:hAnsi="Times New Roman" w:cs="Times New Roman"/>
+          <w:b/>
+          <w:bCs/>
+          <w:lang w:val="en-US"/>
+        </w:rPr>
+      </w:pPr>
+      <w:r>
+        <w:rPr>
+          <w:rFonts w:ascii="Times New Roman" w:hAnsi="Times New Roman" w:cs="Times New Roman"/>
+          <w:b/>
+          <w:bCs/>
+          <w:lang w:val="en-US"/>
+        </w:rPr>
+        <w:t xml:space="preserve">4.2.2 Learning Curves</w:t>
+      </w:r>
+    </w:p>
+    <w:p>
+      <w:pPr>
+        <w:spacing w:line="360" w:lineRule="auto"/>
+        <w:jc w:val="both"/>
+        <w:rPr>
+          <w:rFonts w:ascii="Times New Roman" w:hAnsi="Times New Roman" w:cs="Times New Roman"/>
+          <w:lang w:val="en-US"/>
+        </w:rPr>
+      </w:pPr>
+      <w:r>
+        <w:rPr>
+          <w:rFonts w:ascii="Times New Roman" w:hAnsi="Times New Roman" w:cs="Times New Roman"/>
+          <w:lang w:val="en-US"/>
+        </w:rPr>
+        <w:t xml:space="preserve">The training and validation accuracy/loss curves showed no divergence between training and validation loss, indicating the model did not overfit to the training set within the observed epochs. [Figure: Insert learning curve figure exported from outputs/TrainingN/curves_head_full.html]</w:t>
+      </w:r>
+    </w:p>
+    <w:p>
+      <w:pPr>
+        <w:spacing w:line="360" w:lineRule="auto"/>
+        <w:jc w:val="both"/>
+        <w:rPr>
+          <w:rFonts w:ascii="Times New Roman" w:hAnsi="Times New Roman" w:cs="Times New Roman"/>
+          <w:b/>
+          <w:bCs/>
+          <w:lang w:val="en-US"/>
+        </w:rPr>
+      </w:pPr>
+      <w:r>
+        <w:rPr>
+          <w:rFonts w:ascii="Times New Roman" w:hAnsi="Times New Roman" w:cs="Times New Roman"/>
+          <w:b/>
+          <w:bCs/>
+          <w:lang w:val="en-US"/>
+        </w:rPr>
+        <w:t xml:space="preserve">4.3 Evaluation on the Test Set</w:t>
+      </w:r>
+    </w:p>
+    <w:p>
+      <w:pPr>
+        <w:spacing w:line="360" w:lineRule="auto"/>
+        <w:jc w:val="both"/>
+        <w:rPr>
+          <w:rFonts w:ascii="Times New Roman" w:hAnsi="Times New Roman" w:cs="Times New Roman"/>
+          <w:lang w:val="en-US"/>
+        </w:rPr>
+      </w:pPr>
+      <w:r>
+        <w:rPr>
+          <w:rFonts w:ascii="Times New Roman" w:hAnsi="Times New Roman" w:cs="Times New Roman"/>
+          <w:lang w:val="en-US"/>
+        </w:rPr>
+        <w:t xml:space="preserve">The fine-tuned model was evaluated on the 1,100-image held-out test set. Overall test accuracy was 88.0% (loss: 0.3984). Per-class results are presented in Table 4.2.</w:t>
+      </w:r>
+    </w:p>
+    <w:p>
+      <w:pPr>
+        <w:spacing w:line="360" w:lineRule="auto"/>
+        <w:jc w:val="both"/>
+        <w:rPr>
+          <w:rFonts w:ascii="Times New Roman" w:hAnsi="Times New Roman" w:cs="Times New Roman"/>
+          <w:lang w:val="en-US"/>
+        </w:rPr>
+      </w:pPr>
+      <w:r>
+        <w:rPr>
+          <w:rFonts w:ascii="Times New Roman" w:hAnsi="Times New Roman" w:cs="Times New Roman"/>
+          <w:lang w:val="en-US"/>
+        </w:rPr>
+        <w:t xml:space="preserve">Table 4.2 — Per-class evaluation results on the test set (fine_tuned.keras, n = 1,100)</w:t>
+      </w:r>
+    </w:p>
+    <w:tbl>
+      <w:tblPr>
+        <w:tblStyle w:val="TableGrid"/>
+        <w:tblW w:w="9016" w:type="dxa"/>
+        <w:tblInd w:w="0" w:type="dxa"/>
+      </w:tblPr>
+      <w:tblGrid>
+        <w:gridCol w:w="3000"/>
+        <w:gridCol w:w="1500"/>
+        <w:gridCol w:w="1500"/>
+        <w:gridCol w:w="1500"/>
+        <w:gridCol w:w="1516"/>
+      </w:tblGrid>
+      <w:tr>
+        <w:tc>
+          <w:tcPr>
+            <w:tcW w:w="3000" w:type="dxa"/>
+          </w:tcPr>
+          <w:p>
+            <w:pPr>
+              <w:spacing w:line="360" w:lineRule="auto"/>
+              <w:jc w:val="both"/>
+            </w:pPr>
+            <w:r>
+              <w:rPr>
+                <w:rFonts w:ascii="Times New Roman" w:hAnsi="Times New Roman" w:cs="Times New Roman"/>
+                <w:b/>
+                <w:bCs/>
+                <w:lang w:val="en-US"/>
+              </w:rPr>
+              <w:t xml:space="preserve">Class</w:t>
+            </w:r>
+          </w:p>
+        </w:tc>
+        <w:tc>
+          <w:tcPr>
+            <w:tcW w:w="1500" w:type="dxa"/>
+          </w:tcPr>
+          <w:p>
+            <w:pPr>
+              <w:spacing w:line="360" w:lineRule="auto"/>
+              <w:jc w:val="both"/>
+            </w:pPr>
+            <w:r>
+              <w:rPr>
+                <w:rFonts w:ascii="Times New Roman" w:hAnsi="Times New Roman" w:cs="Times New Roman"/>
+                <w:b/>
+                <w:bCs/>
+                <w:lang w:val="en-US"/>
+              </w:rPr>
+              <w:t xml:space="preserve">Precision</w:t>
+            </w:r>
+          </w:p>
+        </w:tc>
+        <w:tc>
+          <w:tcPr>
+            <w:tcW w:w="1500" w:type="dxa"/>
+          </w:tcPr>
+          <w:p>
+            <w:pPr>
+              <w:spacing w:line="360" w:lineRule="auto"/>
+              <w:jc w:val="both"/>
+            </w:pPr>
+            <w:r>
+              <w:rPr>
+                <w:rFonts w:ascii="Times New Roman" w:hAnsi="Times New Roman" w:cs="Times New Roman"/>
+                <w:b/>
+                <w:bCs/>
+                <w:lang w:val="en-US"/>
+              </w:rPr>
+              <w:t xml:space="preserve">Recall</w:t>
+            </w:r>
+          </w:p>
+        </w:tc>
+        <w:tc>
+          <w:tcPr>
+            <w:tcW w:w="1500" w:type="dxa"/>
+          </w:tcPr>
+          <w:p>
+            <w:pPr>
+              <w:spacing w:line="360" w:lineRule="auto"/>
+              <w:jc w:val="both"/>
+            </w:pPr>
+            <w:r>
+              <w:rPr>
+                <w:rFonts w:ascii="Times New Roman" w:hAnsi="Times New Roman" w:cs="Times New Roman"/>
+                <w:b/>
+                <w:bCs/>
+                <w:lang w:val="en-US"/>
+              </w:rPr>
+              <w:t xml:space="preserve">F1-score</w:t>
+            </w:r>
+          </w:p>
+        </w:tc>
+        <w:tc>
+          <w:tcPr>
+            <w:tcW w:w="1516" w:type="dxa"/>
+          </w:tcPr>
+          <w:p>
+            <w:pPr>
+              <w:spacing w:line="360" w:lineRule="auto"/>
+              <w:jc w:val="both"/>
+            </w:pPr>
+            <w:r>
+              <w:rPr>
+                <w:rFonts w:ascii="Times New Roman" w:hAnsi="Times New Roman" w:cs="Times New Roman"/>
+                <w:b/>
+                <w:bCs/>
+                <w:lang w:val="en-US"/>
+              </w:rPr>
+              <w:t xml:space="preserve">Support</w:t>
+            </w:r>
+          </w:p>
+        </w:tc>
+      </w:tr>
+      <w:tr>
+        <w:tc>
+          <w:tcPr>
+            <w:tcW w:w="3000" w:type="dxa"/>
+          </w:tcPr>
+          <w:p>
+            <w:pPr>
+              <w:spacing w:line="360" w:lineRule="auto"/>
+              <w:jc w:val="both"/>
+            </w:pPr>
+            <w:r>
+              <w:rPr>
+                <w:rFonts w:ascii="Times New Roman" w:hAnsi="Times New Roman" w:cs="Times New Roman"/>
+                <w:lang w:val="en-US"/>
+              </w:rPr>
+              <w:t xml:space="preserve">Bacterial Spot</w:t>
+            </w:r>
+          </w:p>
+        </w:tc>
+        <w:tc>
+          <w:tcPr>
+            <w:tcW w:w="1500" w:type="dxa"/>
+          </w:tcPr>
+          <w:p>
+            <w:pPr>
+              <w:spacing w:line="360" w:lineRule="auto"/>
+              <w:jc w:val="both"/>
+            </w:pPr>
+            <w:r>
+              <w:rPr>
+                <w:rFonts w:ascii="Times New Roman" w:hAnsi="Times New Roman" w:cs="Times New Roman"/>
+                <w:lang w:val="en-US"/>
+              </w:rPr>
+              <w:t xml:space="preserve">0.904</w:t>
+            </w:r>
+          </w:p>
+        </w:tc>
+        <w:tc>
+          <w:tcPr>
+            <w:tcW w:w="1500" w:type="dxa"/>
+          </w:tcPr>
+          <w:p>
+            <w:pPr>
+              <w:spacing w:line="360" w:lineRule="auto"/>
+              <w:jc w:val="both"/>
+            </w:pPr>
+            <w:r>
+              <w:rPr>
+                <w:rFonts w:ascii="Times New Roman" w:hAnsi="Times New Roman" w:cs="Times New Roman"/>
+                <w:lang w:val="en-US"/>
+              </w:rPr>
+              <w:t xml:space="preserve">0.936</w:t>
+            </w:r>
+          </w:p>
+        </w:tc>
+        <w:tc>
+          <w:tcPr>
+            <w:tcW w:w="1500" w:type="dxa"/>
+          </w:tcPr>
+          <w:p>
+            <w:pPr>
+              <w:spacing w:line="360" w:lineRule="auto"/>
+              <w:jc w:val="both"/>
+            </w:pPr>
+            <w:r>
+              <w:rPr>
+                <w:rFonts w:ascii="Times New Roman" w:hAnsi="Times New Roman" w:cs="Times New Roman"/>
+                <w:lang w:val="en-US"/>
+              </w:rPr>
+              <w:t xml:space="preserve">0.920</w:t>
+            </w:r>
+          </w:p>
+        </w:tc>
+        <w:tc>
+          <w:tcPr>
+            <w:tcW w:w="1516" w:type="dxa"/>
+          </w:tcPr>
+          <w:p>
+            <w:pPr>
+              <w:spacing w:line="360" w:lineRule="auto"/>
+              <w:jc w:val="both"/>
+            </w:pPr>
+            <w:r>
+              <w:rPr>
+                <w:rFonts w:ascii="Times New Roman" w:hAnsi="Times New Roman" w:cs="Times New Roman"/>
+                <w:lang w:val="en-US"/>
+              </w:rPr>
+              <w:t xml:space="preserve">110</w:t>
+            </w:r>
+          </w:p>
+        </w:tc>
+      </w:tr>
+      <w:tr>
+        <w:tc>
+          <w:tcPr>
+            <w:tcW w:w="3000" w:type="dxa"/>
+          </w:tcPr>
+          <w:p>
+            <w:pPr>
+              <w:spacing w:line="360" w:lineRule="auto"/>
+              <w:jc w:val="both"/>
+            </w:pPr>
+            <w:r>
+              <w:rPr>
+                <w:rFonts w:ascii="Times New Roman" w:hAnsi="Times New Roman" w:cs="Times New Roman"/>
+                <w:lang w:val="en-US"/>
+              </w:rPr>
+              <w:t xml:space="preserve">Early Blight</w:t>
+            </w:r>
+          </w:p>
+        </w:tc>
+        <w:tc>
+          <w:tcPr>
+            <w:tcW w:w="1500" w:type="dxa"/>
+          </w:tcPr>
+          <w:p>
+            <w:pPr>
+              <w:spacing w:line="360" w:lineRule="auto"/>
+              <w:jc w:val="both"/>
+            </w:pPr>
+            <w:r>
+              <w:rPr>
+                <w:rFonts w:ascii="Times New Roman" w:hAnsi="Times New Roman" w:cs="Times New Roman"/>
+                <w:lang w:val="en-US"/>
+              </w:rPr>
+              <w:t xml:space="preserve">0.962</w:t>
+            </w:r>
+          </w:p>
+        </w:tc>
+        <w:tc>
+          <w:tcPr>
+            <w:tcW w:w="1500" w:type="dxa"/>
+          </w:tcPr>
+          <w:p>
+            <w:pPr>
+              <w:spacing w:line="360" w:lineRule="auto"/>
+              <w:jc w:val="both"/>
+            </w:pPr>
+            <w:r>
+              <w:rPr>
+                <w:rFonts w:ascii="Times New Roman" w:hAnsi="Times New Roman" w:cs="Times New Roman"/>
+                <w:lang w:val="en-US"/>
+              </w:rPr>
+              <w:t xml:space="preserve">0.464</w:t>
+            </w:r>
+          </w:p>
+        </w:tc>
+        <w:tc>
+          <w:tcPr>
+            <w:tcW w:w="1500" w:type="dxa"/>
+          </w:tcPr>
+          <w:p>
+            <w:pPr>
+              <w:spacing w:line="360" w:lineRule="auto"/>
+              <w:jc w:val="both"/>
+            </w:pPr>
+            <w:r>
+              <w:rPr>
+                <w:rFonts w:ascii="Times New Roman" w:hAnsi="Times New Roman" w:cs="Times New Roman"/>
+                <w:lang w:val="en-US"/>
+              </w:rPr>
+              <w:t xml:space="preserve">0.626</w:t>
+            </w:r>
+          </w:p>
+        </w:tc>
+        <w:tc>
+          <w:tcPr>
+            <w:tcW w:w="1516" w:type="dxa"/>
+          </w:tcPr>
+          <w:p>
+            <w:pPr>
+              <w:spacing w:line="360" w:lineRule="auto"/>
+              <w:jc w:val="both"/>
+            </w:pPr>
+            <w:r>
+              <w:rPr>
+                <w:rFonts w:ascii="Times New Roman" w:hAnsi="Times New Roman" w:cs="Times New Roman"/>
+                <w:lang w:val="en-US"/>
+              </w:rPr>
+              <w:t xml:space="preserve">110</w:t>
+            </w:r>
+          </w:p>
+        </w:tc>
+      </w:tr>
+      <w:tr>
+        <w:tc>
+          <w:tcPr>
+            <w:tcW w:w="3000" w:type="dxa"/>
+          </w:tcPr>
+          <w:p>
+            <w:pPr>
+              <w:spacing w:line="360" w:lineRule="auto"/>
+              <w:jc w:val="both"/>
+            </w:pPr>
+            <w:r>
+              <w:rPr>
+                <w:rFonts w:ascii="Times New Roman" w:hAnsi="Times New Roman" w:cs="Times New Roman"/>
+                <w:lang w:val="en-US"/>
+              </w:rPr>
+              <w:t xml:space="preserve">Late Blight</w:t>
+            </w:r>
+          </w:p>
+        </w:tc>
+        <w:tc>
+          <w:tcPr>
+            <w:tcW w:w="1500" w:type="dxa"/>
+          </w:tcPr>
+          <w:p>
+            <w:pPr>
+              <w:spacing w:line="360" w:lineRule="auto"/>
+              <w:jc w:val="both"/>
+            </w:pPr>
+            <w:r>
+              <w:rPr>
+                <w:rFonts w:ascii="Times New Roman" w:hAnsi="Times New Roman" w:cs="Times New Roman"/>
+                <w:lang w:val="en-US"/>
+              </w:rPr>
+              <w:t xml:space="preserve">0.871</w:t>
+            </w:r>
+          </w:p>
+        </w:tc>
+        <w:tc>
+          <w:tcPr>
+            <w:tcW w:w="1500" w:type="dxa"/>
+          </w:tcPr>
+          <w:p>
+            <w:pPr>
+              <w:spacing w:line="360" w:lineRule="auto"/>
+              <w:jc w:val="both"/>
+            </w:pPr>
+            <w:r>
+              <w:rPr>
+                <w:rFonts w:ascii="Times New Roman" w:hAnsi="Times New Roman" w:cs="Times New Roman"/>
+                <w:lang w:val="en-US"/>
+              </w:rPr>
+              <w:t xml:space="preserve">0.918</w:t>
+            </w:r>
+          </w:p>
+        </w:tc>
+        <w:tc>
+          <w:tcPr>
+            <w:tcW w:w="1500" w:type="dxa"/>
+          </w:tcPr>
+          <w:p>
+            <w:pPr>
+              <w:spacing w:line="360" w:lineRule="auto"/>
+              <w:jc w:val="both"/>
+            </w:pPr>
+            <w:r>
+              <w:rPr>
+                <w:rFonts w:ascii="Times New Roman" w:hAnsi="Times New Roman" w:cs="Times New Roman"/>
+                <w:lang w:val="en-US"/>
+              </w:rPr>
+              <w:t xml:space="preserve">0.894</w:t>
+            </w:r>
+          </w:p>
+        </w:tc>
+        <w:tc>
+          <w:tcPr>
+            <w:tcW w:w="1516" w:type="dxa"/>
+          </w:tcPr>
+          <w:p>
+            <w:pPr>
+              <w:spacing w:line="360" w:lineRule="auto"/>
+              <w:jc w:val="both"/>
+            </w:pPr>
+            <w:r>
+              <w:rPr>
+                <w:rFonts w:ascii="Times New Roman" w:hAnsi="Times New Roman" w:cs="Times New Roman"/>
+                <w:lang w:val="en-US"/>
+              </w:rPr>
+              <w:t xml:space="preserve">110</w:t>
+            </w:r>
+          </w:p>
+        </w:tc>
+      </w:tr>
+      <w:tr>
+        <w:tc>
+          <w:tcPr>
+            <w:tcW w:w="3000" w:type="dxa"/>
+          </w:tcPr>
+          <w:p>
+            <w:pPr>
+              <w:spacing w:line="360" w:lineRule="auto"/>
+              <w:jc w:val="both"/>
+            </w:pPr>
+            <w:r>
+              <w:rPr>
+                <w:rFonts w:ascii="Times New Roman" w:hAnsi="Times New Roman" w:cs="Times New Roman"/>
+                <w:lang w:val="en-US"/>
+              </w:rPr>
+              <w:t xml:space="preserve">Leaf Mold</w:t>
+            </w:r>
+          </w:p>
+        </w:tc>
+        <w:tc>
+          <w:tcPr>
+            <w:tcW w:w="1500" w:type="dxa"/>
+          </w:tcPr>
+          <w:p>
+            <w:pPr>
+              <w:spacing w:line="360" w:lineRule="auto"/>
+              <w:jc w:val="both"/>
+            </w:pPr>
+            <w:r>
+              <w:rPr>
+                <w:rFonts w:ascii="Times New Roman" w:hAnsi="Times New Roman" w:cs="Times New Roman"/>
+                <w:lang w:val="en-US"/>
+              </w:rPr>
+              <w:t xml:space="preserve">0.871</w:t>
+            </w:r>
+          </w:p>
+        </w:tc>
+        <w:tc>
+          <w:tcPr>
+            <w:tcW w:w="1500" w:type="dxa"/>
+          </w:tcPr>
+          <w:p>
+            <w:pPr>
+              <w:spacing w:line="360" w:lineRule="auto"/>
+              <w:jc w:val="both"/>
+            </w:pPr>
+            <w:r>
+              <w:rPr>
+                <w:rFonts w:ascii="Times New Roman" w:hAnsi="Times New Roman" w:cs="Times New Roman"/>
+                <w:lang w:val="en-US"/>
+              </w:rPr>
+              <w:t xml:space="preserve">0.918</w:t>
+            </w:r>
+          </w:p>
+        </w:tc>
+        <w:tc>
+          <w:tcPr>
+            <w:tcW w:w="1500" w:type="dxa"/>
+          </w:tcPr>
+          <w:p>
+            <w:pPr>
+              <w:spacing w:line="360" w:lineRule="auto"/>
+              <w:jc w:val="both"/>
+            </w:pPr>
+            <w:r>
+              <w:rPr>
+                <w:rFonts w:ascii="Times New Roman" w:hAnsi="Times New Roman" w:cs="Times New Roman"/>
+                <w:lang w:val="en-US"/>
+              </w:rPr>
+              <w:t xml:space="preserve">0.894</w:t>
+            </w:r>
+          </w:p>
+        </w:tc>
+        <w:tc>
+          <w:tcPr>
+            <w:tcW w:w="1516" w:type="dxa"/>
+          </w:tcPr>
+          <w:p>
+            <w:pPr>
+              <w:spacing w:line="360" w:lineRule="auto"/>
+              <w:jc w:val="both"/>
+            </w:pPr>
+            <w:r>
+              <w:rPr>
+                <w:rFonts w:ascii="Times New Roman" w:hAnsi="Times New Roman" w:cs="Times New Roman"/>
+                <w:lang w:val="en-US"/>
+              </w:rPr>
+              <w:t xml:space="preserve">110</w:t>
+            </w:r>
+          </w:p>
+        </w:tc>
+      </w:tr>
+      <w:tr>
+        <w:tc>
+          <w:tcPr>
+            <w:tcW w:w="3000" w:type="dxa"/>
+          </w:tcPr>
+          <w:p>
+            <w:pPr>
+              <w:spacing w:line="360" w:lineRule="auto"/>
+              <w:jc w:val="both"/>
+            </w:pPr>
+            <w:r>
+              <w:rPr>
+                <w:rFonts w:ascii="Times New Roman" w:hAnsi="Times New Roman" w:cs="Times New Roman"/>
+                <w:lang w:val="en-US"/>
+              </w:rPr>
+              <w:t xml:space="preserve">Septoria Leaf Spot</w:t>
+            </w:r>
+          </w:p>
+        </w:tc>
+        <w:tc>
+          <w:tcPr>
+            <w:tcW w:w="1500" w:type="dxa"/>
+          </w:tcPr>
+          <w:p>
+            <w:pPr>
+              <w:spacing w:line="360" w:lineRule="auto"/>
+              <w:jc w:val="both"/>
+            </w:pPr>
+            <w:r>
+              <w:rPr>
+                <w:rFonts w:ascii="Times New Roman" w:hAnsi="Times New Roman" w:cs="Times New Roman"/>
+                <w:lang w:val="en-US"/>
+              </w:rPr>
+              <w:t xml:space="preserve">0.790</w:t>
+            </w:r>
+          </w:p>
+        </w:tc>
+        <w:tc>
+          <w:tcPr>
+            <w:tcW w:w="1500" w:type="dxa"/>
+          </w:tcPr>
+          <w:p>
+            <w:pPr>
+              <w:spacing w:line="360" w:lineRule="auto"/>
+              <w:jc w:val="both"/>
+            </w:pPr>
+            <w:r>
+              <w:rPr>
+                <w:rFonts w:ascii="Times New Roman" w:hAnsi="Times New Roman" w:cs="Times New Roman"/>
+                <w:lang w:val="en-US"/>
+              </w:rPr>
+              <w:t xml:space="preserve">0.891</w:t>
+            </w:r>
+          </w:p>
+        </w:tc>
+        <w:tc>
+          <w:tcPr>
+            <w:tcW w:w="1500" w:type="dxa"/>
+          </w:tcPr>
+          <w:p>
+            <w:pPr>
+              <w:spacing w:line="360" w:lineRule="auto"/>
+              <w:jc w:val="both"/>
+            </w:pPr>
+            <w:r>
+              <w:rPr>
+                <w:rFonts w:ascii="Times New Roman" w:hAnsi="Times New Roman" w:cs="Times New Roman"/>
+                <w:lang w:val="en-US"/>
+              </w:rPr>
+              <w:t xml:space="preserve">0.838</w:t>
+            </w:r>
+          </w:p>
+        </w:tc>
+        <w:tc>
+          <w:tcPr>
+            <w:tcW w:w="1516" w:type="dxa"/>
+          </w:tcPr>
+          <w:p>
+            <w:pPr>
+              <w:spacing w:line="360" w:lineRule="auto"/>
+              <w:jc w:val="both"/>
+            </w:pPr>
+            <w:r>
+              <w:rPr>
+                <w:rFonts w:ascii="Times New Roman" w:hAnsi="Times New Roman" w:cs="Times New Roman"/>
+                <w:lang w:val="en-US"/>
+              </w:rPr>
+              <w:t xml:space="preserve">110</w:t>
+            </w:r>
+          </w:p>
+        </w:tc>
+      </w:tr>
+      <w:tr>
+        <w:tc>
+          <w:tcPr>
+            <w:tcW w:w="3000" w:type="dxa"/>
+          </w:tcPr>
+          <w:p>
+            <w:pPr>
+              <w:spacing w:line="360" w:lineRule="auto"/>
+              <w:jc w:val="both"/>
+            </w:pPr>
+            <w:r>
+              <w:rPr>
+                <w:rFonts w:ascii="Times New Roman" w:hAnsi="Times New Roman" w:cs="Times New Roman"/>
+                <w:lang w:val="en-US"/>
+              </w:rPr>
+              <w:t xml:space="preserve">Spider Mites</w:t>
+            </w:r>
+          </w:p>
+        </w:tc>
+        <w:tc>
+          <w:tcPr>
+            <w:tcW w:w="1500" w:type="dxa"/>
+          </w:tcPr>
+          <w:p>
+            <w:pPr>
+              <w:spacing w:line="360" w:lineRule="auto"/>
+              <w:jc w:val="both"/>
+            </w:pPr>
+            <w:r>
+              <w:rPr>
+                <w:rFonts w:ascii="Times New Roman" w:hAnsi="Times New Roman" w:cs="Times New Roman"/>
+                <w:lang w:val="en-US"/>
+              </w:rPr>
+              <w:t xml:space="preserve">0.852</w:t>
+            </w:r>
+          </w:p>
+        </w:tc>
+        <w:tc>
+          <w:tcPr>
+            <w:tcW w:w="1500" w:type="dxa"/>
+          </w:tcPr>
+          <w:p>
+            <w:pPr>
+              <w:spacing w:line="360" w:lineRule="auto"/>
+              <w:jc w:val="both"/>
+            </w:pPr>
+            <w:r>
+              <w:rPr>
+                <w:rFonts w:ascii="Times New Roman" w:hAnsi="Times New Roman" w:cs="Times New Roman"/>
+                <w:lang w:val="en-US"/>
+              </w:rPr>
+              <w:t xml:space="preserve">0.945</w:t>
+            </w:r>
+          </w:p>
+        </w:tc>
+        <w:tc>
+          <w:tcPr>
+            <w:tcW w:w="1500" w:type="dxa"/>
+          </w:tcPr>
+          <w:p>
+            <w:pPr>
+              <w:spacing w:line="360" w:lineRule="auto"/>
+              <w:jc w:val="both"/>
+            </w:pPr>
+            <w:r>
+              <w:rPr>
+                <w:rFonts w:ascii="Times New Roman" w:hAnsi="Times New Roman" w:cs="Times New Roman"/>
+                <w:lang w:val="en-US"/>
+              </w:rPr>
+              <w:t xml:space="preserve">0.897</w:t>
+            </w:r>
+          </w:p>
+        </w:tc>
+        <w:tc>
+          <w:tcPr>
+            <w:tcW w:w="1516" w:type="dxa"/>
+          </w:tcPr>
+          <w:p>
+            <w:pPr>
+              <w:spacing w:line="360" w:lineRule="auto"/>
+              <w:jc w:val="both"/>
+            </w:pPr>
+            <w:r>
+              <w:rPr>
+                <w:rFonts w:ascii="Times New Roman" w:hAnsi="Times New Roman" w:cs="Times New Roman"/>
+                <w:lang w:val="en-US"/>
+              </w:rPr>
+              <w:t xml:space="preserve">110</w:t>
+            </w:r>
+          </w:p>
+        </w:tc>
+      </w:tr>
+      <w:tr>
+        <w:tc>
+          <w:tcPr>
+            <w:tcW w:w="3000" w:type="dxa"/>
+          </w:tcPr>
+          <w:p>
+            <w:pPr>
+              <w:spacing w:line="360" w:lineRule="auto"/>
+              <w:jc w:val="both"/>
+            </w:pPr>
+            <w:r>
+              <w:rPr>
+                <w:rFonts w:ascii="Times New Roman" w:hAnsi="Times New Roman" w:cs="Times New Roman"/>
+                <w:lang w:val="en-US"/>
+              </w:rPr>
+              <w:t xml:space="preserve">Target Spot</w:t>
+            </w:r>
+          </w:p>
+        </w:tc>
+        <w:tc>
+          <w:tcPr>
+            <w:tcW w:w="1500" w:type="dxa"/>
+          </w:tcPr>
+          <w:p>
+            <w:pPr>
+              <w:spacing w:line="360" w:lineRule="auto"/>
+              <w:jc w:val="both"/>
+            </w:pPr>
+            <w:r>
+              <w:rPr>
+                <w:rFonts w:ascii="Times New Roman" w:hAnsi="Times New Roman" w:cs="Times New Roman"/>
+                <w:lang w:val="en-US"/>
+              </w:rPr>
+              <w:t xml:space="preserve">0.829</w:t>
+            </w:r>
+          </w:p>
+        </w:tc>
+        <w:tc>
+          <w:tcPr>
+            <w:tcW w:w="1500" w:type="dxa"/>
+          </w:tcPr>
+          <w:p>
+            <w:pPr>
+              <w:spacing w:line="360" w:lineRule="auto"/>
+              <w:jc w:val="both"/>
+            </w:pPr>
+            <w:r>
+              <w:rPr>
+                <w:rFonts w:ascii="Times New Roman" w:hAnsi="Times New Roman" w:cs="Times New Roman"/>
+                <w:lang w:val="en-US"/>
+              </w:rPr>
+              <w:t xml:space="preserve">0.791</w:t>
+            </w:r>
+          </w:p>
+        </w:tc>
+        <w:tc>
+          <w:tcPr>
+            <w:tcW w:w="1500" w:type="dxa"/>
+          </w:tcPr>
+          <w:p>
+            <w:pPr>
+              <w:spacing w:line="360" w:lineRule="auto"/>
+              <w:jc w:val="both"/>
+            </w:pPr>
+            <w:r>
+              <w:rPr>
+                <w:rFonts w:ascii="Times New Roman" w:hAnsi="Times New Roman" w:cs="Times New Roman"/>
+                <w:lang w:val="en-US"/>
+              </w:rPr>
+              <w:t xml:space="preserve">0.809</w:t>
+            </w:r>
+          </w:p>
+        </w:tc>
+        <w:tc>
+          <w:tcPr>
+            <w:tcW w:w="1516" w:type="dxa"/>
+          </w:tcPr>
+          <w:p>
+            <w:pPr>
+              <w:spacing w:line="360" w:lineRule="auto"/>
+              <w:jc w:val="both"/>
+            </w:pPr>
+            <w:r>
+              <w:rPr>
+                <w:rFonts w:ascii="Times New Roman" w:hAnsi="Times New Roman" w:cs="Times New Roman"/>
+                <w:lang w:val="en-US"/>
+              </w:rPr>
+              <w:t xml:space="preserve">110</w:t>
+            </w:r>
+          </w:p>
+        </w:tc>
+      </w:tr>
+      <w:tr>
+        <w:tc>
+          <w:tcPr>
+            <w:tcW w:w="3000" w:type="dxa"/>
+          </w:tcPr>
+          <w:p>
+            <w:pPr>
+              <w:spacing w:line="360" w:lineRule="auto"/>
+              <w:jc w:val="both"/>
+            </w:pPr>
+            <w:r>
+              <w:rPr>
+                <w:rFonts w:ascii="Times New Roman" w:hAnsi="Times New Roman" w:cs="Times New Roman"/>
+                <w:lang w:val="en-US"/>
+              </w:rPr>
+              <w:t xml:space="preserve">Yellow Leaf Curl</w:t>
+            </w:r>
+          </w:p>
+        </w:tc>
+        <w:tc>
+          <w:tcPr>
+            <w:tcW w:w="1500" w:type="dxa"/>
+          </w:tcPr>
+          <w:p>
+            <w:pPr>
+              <w:spacing w:line="360" w:lineRule="auto"/>
+              <w:jc w:val="both"/>
+            </w:pPr>
+            <w:r>
+              <w:rPr>
+                <w:rFonts w:ascii="Times New Roman" w:hAnsi="Times New Roman" w:cs="Times New Roman"/>
+                <w:lang w:val="en-US"/>
+              </w:rPr>
+              <w:t xml:space="preserve">0.972</w:t>
+            </w:r>
+          </w:p>
+        </w:tc>
+        <w:tc>
+          <w:tcPr>
+            <w:tcW w:w="1500" w:type="dxa"/>
+          </w:tcPr>
+          <w:p>
+            <w:pPr>
+              <w:spacing w:line="360" w:lineRule="auto"/>
+              <w:jc w:val="both"/>
+            </w:pPr>
+            <w:r>
+              <w:rPr>
+                <w:rFonts w:ascii="Times New Roman" w:hAnsi="Times New Roman" w:cs="Times New Roman"/>
+                <w:lang w:val="en-US"/>
+              </w:rPr>
+              <w:t xml:space="preserve">0.964</w:t>
+            </w:r>
+          </w:p>
+        </w:tc>
+        <w:tc>
+          <w:tcPr>
+            <w:tcW w:w="1500" w:type="dxa"/>
+          </w:tcPr>
+          <w:p>
+            <w:pPr>
+              <w:spacing w:line="360" w:lineRule="auto"/>
+              <w:jc w:val="both"/>
+            </w:pPr>
+            <w:r>
+              <w:rPr>
+                <w:rFonts w:ascii="Times New Roman" w:hAnsi="Times New Roman" w:cs="Times New Roman"/>
+                <w:lang w:val="en-US"/>
+              </w:rPr>
+              <w:t xml:space="preserve">0.968</w:t>
+            </w:r>
+          </w:p>
+        </w:tc>
+        <w:tc>
+          <w:tcPr>
+            <w:tcW w:w="1516" w:type="dxa"/>
+          </w:tcPr>
+          <w:p>
+            <w:pPr>
+              <w:spacing w:line="360" w:lineRule="auto"/>
+              <w:jc w:val="both"/>
+            </w:pPr>
+            <w:r>
+              <w:rPr>
+                <w:rFonts w:ascii="Times New Roman" w:hAnsi="Times New Roman" w:cs="Times New Roman"/>
+                <w:lang w:val="en-US"/>
+              </w:rPr>
+              <w:t xml:space="preserve">110</w:t>
+            </w:r>
+          </w:p>
+        </w:tc>
+      </w:tr>
+      <w:tr>
+        <w:tc>
+          <w:tcPr>
+            <w:tcW w:w="3000" w:type="dxa"/>
+          </w:tcPr>
+          <w:p>
+            <w:pPr>
+              <w:spacing w:line="360" w:lineRule="auto"/>
+              <w:jc w:val="both"/>
+            </w:pPr>
+            <w:r>
+              <w:rPr>
+                <w:rFonts w:ascii="Times New Roman" w:hAnsi="Times New Roman" w:cs="Times New Roman"/>
+                <w:lang w:val="en-US"/>
+              </w:rPr>
+              <w:t xml:space="preserve">Mosaic Virus</w:t>
+            </w:r>
+          </w:p>
+        </w:tc>
+        <w:tc>
+          <w:tcPr>
+            <w:tcW w:w="1500" w:type="dxa"/>
+          </w:tcPr>
+          <w:p>
+            <w:pPr>
+              <w:spacing w:line="360" w:lineRule="auto"/>
+              <w:jc w:val="both"/>
+            </w:pPr>
+            <w:r>
+              <w:rPr>
+                <w:rFonts w:ascii="Times New Roman" w:hAnsi="Times New Roman" w:cs="Times New Roman"/>
+                <w:lang w:val="en-US"/>
+              </w:rPr>
+              <w:t xml:space="preserve">0.924</w:t>
+            </w:r>
+          </w:p>
+        </w:tc>
+        <w:tc>
+          <w:tcPr>
+            <w:tcW w:w="1500" w:type="dxa"/>
+          </w:tcPr>
+          <w:p>
+            <w:pPr>
+              <w:spacing w:line="360" w:lineRule="auto"/>
+              <w:jc w:val="both"/>
+            </w:pPr>
+            <w:r>
+              <w:rPr>
+                <w:rFonts w:ascii="Times New Roman" w:hAnsi="Times New Roman" w:cs="Times New Roman"/>
+                <w:lang w:val="en-US"/>
+              </w:rPr>
+              <w:t xml:space="preserve">0.991</w:t>
+            </w:r>
+          </w:p>
+        </w:tc>
+        <w:tc>
+          <w:tcPr>
+            <w:tcW w:w="1500" w:type="dxa"/>
+          </w:tcPr>
+          <w:p>
+            <w:pPr>
+              <w:spacing w:line="360" w:lineRule="auto"/>
+              <w:jc w:val="both"/>
+            </w:pPr>
+            <w:r>
+              <w:rPr>
+                <w:rFonts w:ascii="Times New Roman" w:hAnsi="Times New Roman" w:cs="Times New Roman"/>
+                <w:lang w:val="en-US"/>
+              </w:rPr>
+              <w:t xml:space="preserve">0.956</w:t>
+            </w:r>
+          </w:p>
+        </w:tc>
+        <w:tc>
+          <w:tcPr>
+            <w:tcW w:w="1516" w:type="dxa"/>
+          </w:tcPr>
+          <w:p>
+            <w:pPr>
+              <w:spacing w:line="360" w:lineRule="auto"/>
+              <w:jc w:val="both"/>
+            </w:pPr>
+            <w:r>
+              <w:rPr>
+                <w:rFonts w:ascii="Times New Roman" w:hAnsi="Times New Roman" w:cs="Times New Roman"/>
+                <w:lang w:val="en-US"/>
+              </w:rPr>
+              <w:t xml:space="preserve">110</w:t>
+            </w:r>
+          </w:p>
+        </w:tc>
+      </w:tr>
+      <w:tr>
+        <w:tc>
+          <w:tcPr>
+            <w:tcW w:w="3000" w:type="dxa"/>
+          </w:tcPr>
+          <w:p>
+            <w:pPr>
+              <w:spacing w:line="360" w:lineRule="auto"/>
+              <w:jc w:val="both"/>
+            </w:pPr>
+            <w:r>
+              <w:rPr>
+                <w:rFonts w:ascii="Times New Roman" w:hAnsi="Times New Roman" w:cs="Times New Roman"/>
+                <w:lang w:val="en-US"/>
+              </w:rPr>
+              <w:t xml:space="preserve">Healthy</w:t>
+            </w:r>
+          </w:p>
+        </w:tc>
+        <w:tc>
+          <w:tcPr>
+            <w:tcW w:w="1500" w:type="dxa"/>
+          </w:tcPr>
+          <w:p>
+            <w:pPr>
+              <w:spacing w:line="360" w:lineRule="auto"/>
+              <w:jc w:val="both"/>
+            </w:pPr>
+            <w:r>
+              <w:rPr>
+                <w:rFonts w:ascii="Times New Roman" w:hAnsi="Times New Roman" w:cs="Times New Roman"/>
+                <w:lang w:val="en-US"/>
+              </w:rPr>
+              <w:t xml:space="preserve">0.878</w:t>
+            </w:r>
+          </w:p>
+        </w:tc>
+        <w:tc>
+          <w:tcPr>
+            <w:tcW w:w="1500" w:type="dxa"/>
+          </w:tcPr>
+          <w:p>
+            <w:pPr>
+              <w:spacing w:line="360" w:lineRule="auto"/>
+              <w:jc w:val="both"/>
+            </w:pPr>
+            <w:r>
+              <w:rPr>
+                <w:rFonts w:ascii="Times New Roman" w:hAnsi="Times New Roman" w:cs="Times New Roman"/>
+                <w:lang w:val="en-US"/>
+              </w:rPr>
+              <w:t xml:space="preserve">0.982</w:t>
+            </w:r>
+          </w:p>
+        </w:tc>
+        <w:tc>
+          <w:tcPr>
+            <w:tcW w:w="1500" w:type="dxa"/>
+          </w:tcPr>
+          <w:p>
+            <w:pPr>
+              <w:spacing w:line="360" w:lineRule="auto"/>
+              <w:jc w:val="both"/>
+            </w:pPr>
+            <w:r>
+              <w:rPr>
+                <w:rFonts w:ascii="Times New Roman" w:hAnsi="Times New Roman" w:cs="Times New Roman"/>
+                <w:lang w:val="en-US"/>
+              </w:rPr>
+              <w:t xml:space="preserve">0.927</w:t>
+            </w:r>
+          </w:p>
+        </w:tc>
+        <w:tc>
+          <w:tcPr>
+            <w:tcW w:w="1516" w:type="dxa"/>
+          </w:tcPr>
+          <w:p>
+            <w:pPr>
+              <w:spacing w:line="360" w:lineRule="auto"/>
+              <w:jc w:val="both"/>
+            </w:pPr>
+            <w:r>
+              <w:rPr>
+                <w:rFonts w:ascii="Times New Roman" w:hAnsi="Times New Roman" w:cs="Times New Roman"/>
+                <w:lang w:val="en-US"/>
+              </w:rPr>
+              <w:t xml:space="preserve">110</w:t>
+            </w:r>
+          </w:p>
+        </w:tc>
+      </w:tr>
+      <w:tr>
+        <w:tc>
+          <w:tcPr>
+            <w:tcW w:w="3000" w:type="dxa"/>
+          </w:tcPr>
+          <w:p>
+            <w:pPr>
+              <w:spacing w:line="360" w:lineRule="auto"/>
+              <w:jc w:val="both"/>
+            </w:pPr>
+            <w:r>
+              <w:rPr>
+                <w:rFonts w:ascii="Times New Roman" w:hAnsi="Times New Roman" w:cs="Times New Roman"/>
+                <w:lang w:val="en-US"/>
+              </w:rPr>
+              <w:t xml:space="preserve">Macro average</w:t>
+            </w:r>
+          </w:p>
+        </w:tc>
+        <w:tc>
+          <w:tcPr>
+            <w:tcW w:w="1500" w:type="dxa"/>
+          </w:tcPr>
+          <w:p>
+            <w:pPr>
+              <w:spacing w:line="360" w:lineRule="auto"/>
+              <w:jc w:val="both"/>
+            </w:pPr>
+            <w:r>
+              <w:rPr>
+                <w:rFonts w:ascii="Times New Roman" w:hAnsi="Times New Roman" w:cs="Times New Roman"/>
+                <w:lang w:val="en-US"/>
+              </w:rPr>
+              <w:t xml:space="preserve">0.885</w:t>
+            </w:r>
+          </w:p>
+        </w:tc>
+        <w:tc>
+          <w:tcPr>
+            <w:tcW w:w="1500" w:type="dxa"/>
+          </w:tcPr>
+          <w:p>
+            <w:pPr>
+              <w:spacing w:line="360" w:lineRule="auto"/>
+              <w:jc w:val="both"/>
+            </w:pPr>
+            <w:r>
+              <w:rPr>
+                <w:rFonts w:ascii="Times New Roman" w:hAnsi="Times New Roman" w:cs="Times New Roman"/>
+                <w:lang w:val="en-US"/>
+              </w:rPr>
+              <w:t xml:space="preserve">0.880</w:t>
+            </w:r>
+          </w:p>
+        </w:tc>
+        <w:tc>
+          <w:tcPr>
+            <w:tcW w:w="1500" w:type="dxa"/>
+          </w:tcPr>
+          <w:p>
+            <w:pPr>
+              <w:spacing w:line="360" w:lineRule="auto"/>
+              <w:jc w:val="both"/>
+            </w:pPr>
+            <w:r>
+              <w:rPr>
+                <w:rFonts w:ascii="Times New Roman" w:hAnsi="Times New Roman" w:cs="Times New Roman"/>
+                <w:lang w:val="en-US"/>
+              </w:rPr>
+              <w:t xml:space="preserve">0.873</w:t>
+            </w:r>
+          </w:p>
+        </w:tc>
+        <w:tc>
+          <w:tcPr>
+            <w:tcW w:w="1516" w:type="dxa"/>
+          </w:tcPr>
+          <w:p>
+            <w:pPr>
+              <w:spacing w:line="360" w:lineRule="auto"/>
+              <w:jc w:val="both"/>
+            </w:pPr>
+            <w:r>
+              <w:rPr>
+                <w:rFonts w:ascii="Times New Roman" w:hAnsi="Times New Roman" w:cs="Times New Roman"/>
+                <w:lang w:val="en-US"/>
+              </w:rPr>
+              <w:t xml:space="preserve">1,100</w:t>
+            </w:r>
+          </w:p>
+        </w:tc>
+      </w:tr>
+    </w:tbl>
+    <w:p>
+      <w:pPr>
+        <w:spacing w:line="360" w:lineRule="auto"/>
+        <w:jc w:val="both"/>
+      </w:pPr>
+    </w:p>
+    <w:p>
+      <w:pPr>
+        <w:spacing w:line="360" w:lineRule="auto"/>
+        <w:jc w:val="both"/>
+        <w:rPr>
+          <w:rFonts w:ascii="Times New Roman" w:hAnsi="Times New Roman" w:cs="Times New Roman"/>
+          <w:lang w:val="en-US"/>
+        </w:rPr>
+      </w:pPr>
+      <w:r>
+        <w:rPr>
+          <w:rFonts w:ascii="Times New Roman" w:hAnsi="Times New Roman" w:cs="Times New Roman"/>
+          <w:lang w:val="en-US"/>
+        </w:rPr>
+        <w:t xml:space="preserve">Eight of ten classes achieved an F1-score above 0.80. The two exceptions — Early Blight (F1 = 0.626) and Target Spot (F1 = 0.809) — are analysed below in the context of the confusion matrix.</w:t>
+      </w:r>
+    </w:p>
+    <w:p>
+      <w:pPr>
+        <w:spacing w:line="360" w:lineRule="auto"/>
+        <w:jc w:val="both"/>
+        <w:rPr>
+          <w:rFonts w:ascii="Times New Roman" w:hAnsi="Times New Roman" w:cs="Times New Roman"/>
+          <w:b/>
+          <w:bCs/>
+          <w:lang w:val="en-US"/>
+        </w:rPr>
+      </w:pPr>
+      <w:r>
+        <w:rPr>
+          <w:rFonts w:ascii="Times New Roman" w:hAnsi="Times New Roman" w:cs="Times New Roman"/>
+          <w:b/>
+          <w:bCs/>
+          <w:lang w:val="en-US"/>
+        </w:rPr>
+        <w:t xml:space="preserve">4.3.1 Confusion Matrix Analysis</w:t>
+      </w:r>
+    </w:p>
+    <w:p>
+      <w:pPr>
+        <w:spacing w:line="360" w:lineRule="auto"/>
+        <w:jc w:val="both"/>
+        <w:rPr>
+          <w:rFonts w:ascii="Times New Roman" w:hAnsi="Times New Roman" w:cs="Times New Roman"/>
+          <w:lang w:val="en-US"/>
+        </w:rPr>
+      </w:pPr>
+      <w:r>
+        <w:rPr>
+          <w:rFonts w:ascii="Times New Roman" w:hAnsi="Times New Roman" w:cs="Times New Roman"/>
+          <w:lang w:val="en-US"/>
+        </w:rPr>
+        <w:t xml:space="preserve">The confusion matrix (Table 4.3) reveals that the dominant source of error is the misclassification of Early Blight images. Of 110 Early Blight test images, only 51 were correctly classified (recall 46.4%). The mispredicted images were distributed across Septoria Leaf Spot (17), Late Blight (14), Target Spot (8), Bacterial Spot (4), and other classes. This pattern is consistent with the shared morphology of these diseases: Early Blight, Septoria Leaf Spot, and Target Spot all present as circular necrotic lesions of similar size and colour on tomato foliage, making them visually challenging to distinguish even for trained agronomists (Barbedo, 2018).</w:t>
+      </w:r>
+    </w:p>
+    <w:p>
+      <w:pPr>
+        <w:spacing w:line="360" w:lineRule="auto"/>
+        <w:jc w:val="both"/>
+        <w:rPr>
+          <w:rFonts w:ascii="Times New Roman" w:hAnsi="Times New Roman" w:cs="Times New Roman"/>
+          <w:lang w:val="en-US"/>
+        </w:rPr>
+      </w:pPr>
+      <w:r>
+        <w:rPr>
+          <w:rFonts w:ascii="Times New Roman" w:hAnsi="Times New Roman" w:cs="Times New Roman"/>
+          <w:lang w:val="en-US"/>
+        </w:rPr>
+        <w:t xml:space="preserve">Table 4.3 — Selected misclassification pairs from the confusion matrix</w:t>
+      </w:r>
+    </w:p>
+    <w:tbl>
+      <w:tblPr>
+        <w:tblStyle w:val="TableGrid"/>
+        <w:tblW w:w="9016" w:type="dxa"/>
+        <w:tblInd w:w="0" w:type="dxa"/>
+      </w:tblPr>
+      <w:tblGrid>
+        <w:gridCol w:w="2500"/>
+        <w:gridCol w:w="2500"/>
+        <w:gridCol w:w="4016"/>
+      </w:tblGrid>
+      <w:tr>
+        <w:tc>
+          <w:tcPr>
+            <w:tcW w:w="2500" w:type="dxa"/>
+          </w:tcPr>
+          <w:p>
+            <w:pPr>
+              <w:spacing w:line="360" w:lineRule="auto"/>
+              <w:jc w:val="both"/>
+            </w:pPr>
+            <w:r>
+              <w:rPr>
+                <w:rFonts w:ascii="Times New Roman" w:hAnsi="Times New Roman" w:cs="Times New Roman"/>
+                <w:b/>
+                <w:bCs/>
+                <w:lang w:val="en-US"/>
+              </w:rPr>
+              <w:t xml:space="preserve">True Class</w:t>
+            </w:r>
+          </w:p>
+        </w:tc>
+        <w:tc>
+          <w:tcPr>
+            <w:tcW w:w="2500" w:type="dxa"/>
+          </w:tcPr>
+          <w:p>
+            <w:pPr>
+              <w:spacing w:line="360" w:lineRule="auto"/>
+              <w:jc w:val="both"/>
+            </w:pPr>
+            <w:r>
+              <w:rPr>
+                <w:rFonts w:ascii="Times New Roman" w:hAnsi="Times New Roman" w:cs="Times New Roman"/>
+                <w:b/>
+                <w:bCs/>
+                <w:lang w:val="en-US"/>
+              </w:rPr>
+              <w:t xml:space="preserve">Predicted As</w:t>
+            </w:r>
+          </w:p>
+        </w:tc>
+        <w:tc>
+          <w:tcPr>
+            <w:tcW w:w="4016" w:type="dxa"/>
+          </w:tcPr>
+          <w:p>
+            <w:pPr>
+              <w:spacing w:line="360" w:lineRule="auto"/>
+              <w:jc w:val="both"/>
+            </w:pPr>
+            <w:r>
+              <w:rPr>
+                <w:rFonts w:ascii="Times New Roman" w:hAnsi="Times New Roman" w:cs="Times New Roman"/>
+                <w:b/>
+                <w:bCs/>
+                <w:lang w:val="en-US"/>
+              </w:rPr>
+              <w:t xml:space="preserve">Count (of 110)</w:t>
+            </w:r>
+          </w:p>
+        </w:tc>
+      </w:tr>
+      <w:tr>
+        <w:tc>
+          <w:tcPr>
+            <w:tcW w:w="2500" w:type="dxa"/>
+          </w:tcPr>
+          <w:p>
+            <w:pPr>
+              <w:spacing w:line="360" w:lineRule="auto"/>
+              <w:jc w:val="both"/>
+            </w:pPr>
+            <w:r>
+              <w:rPr>
+                <w:rFonts w:ascii="Times New Roman" w:hAnsi="Times New Roman" w:cs="Times New Roman"/>
+                <w:lang w:val="en-US"/>
+              </w:rPr>
+              <w:t xml:space="preserve">Early Blight</w:t>
+            </w:r>
+          </w:p>
+        </w:tc>
+        <w:tc>
+          <w:tcPr>
+            <w:tcW w:w="2500" w:type="dxa"/>
+          </w:tcPr>
+          <w:p>
+            <w:pPr>
+              <w:spacing w:line="360" w:lineRule="auto"/>
+              <w:jc w:val="both"/>
+            </w:pPr>
+            <w:r>
+              <w:rPr>
+                <w:rFonts w:ascii="Times New Roman" w:hAnsi="Times New Roman" w:cs="Times New Roman"/>
+                <w:lang w:val="en-US"/>
+              </w:rPr>
+              <w:t xml:space="preserve">Septoria Leaf Spot</w:t>
+            </w:r>
+          </w:p>
+        </w:tc>
+        <w:tc>
+          <w:tcPr>
+            <w:tcW w:w="4016" w:type="dxa"/>
+          </w:tcPr>
+          <w:p>
+            <w:pPr>
+              <w:spacing w:line="360" w:lineRule="auto"/>
+              <w:jc w:val="both"/>
+            </w:pPr>
+            <w:r>
+              <w:rPr>
+                <w:rFonts w:ascii="Times New Roman" w:hAnsi="Times New Roman" w:cs="Times New Roman"/>
+                <w:lang w:val="en-US"/>
+              </w:rPr>
+              <w:t xml:space="preserve">17</w:t>
+            </w:r>
+          </w:p>
+        </w:tc>
+      </w:tr>
+      <w:tr>
+        <w:tc>
+          <w:tcPr>
+            <w:tcW w:w="2500" w:type="dxa"/>
+          </w:tcPr>
+          <w:p>
+            <w:pPr>
+              <w:spacing w:line="360" w:lineRule="auto"/>
+              <w:jc w:val="both"/>
+            </w:pPr>
+            <w:r>
+              <w:rPr>
+                <w:rFonts w:ascii="Times New Roman" w:hAnsi="Times New Roman" w:cs="Times New Roman"/>
+                <w:lang w:val="en-US"/>
+              </w:rPr>
+              <w:t xml:space="preserve">Early Blight</w:t>
+            </w:r>
+          </w:p>
+        </w:tc>
+        <w:tc>
+          <w:tcPr>
+            <w:tcW w:w="2500" w:type="dxa"/>
+          </w:tcPr>
+          <w:p>
+            <w:pPr>
+              <w:spacing w:line="360" w:lineRule="auto"/>
+              <w:jc w:val="both"/>
+            </w:pPr>
+            <w:r>
+              <w:rPr>
+                <w:rFonts w:ascii="Times New Roman" w:hAnsi="Times New Roman" w:cs="Times New Roman"/>
+                <w:lang w:val="en-US"/>
+              </w:rPr>
+              <w:t xml:space="preserve">Late Blight</w:t>
+            </w:r>
+          </w:p>
+        </w:tc>
+        <w:tc>
+          <w:tcPr>
+            <w:tcW w:w="4016" w:type="dxa"/>
+          </w:tcPr>
+          <w:p>
+            <w:pPr>
+              <w:spacing w:line="360" w:lineRule="auto"/>
+              <w:jc w:val="both"/>
+            </w:pPr>
+            <w:r>
+              <w:rPr>
+                <w:rFonts w:ascii="Times New Roman" w:hAnsi="Times New Roman" w:cs="Times New Roman"/>
+                <w:lang w:val="en-US"/>
+              </w:rPr>
+              <w:t xml:space="preserve">14</w:t>
+            </w:r>
+          </w:p>
+        </w:tc>
+      </w:tr>
+      <w:tr>
+        <w:tc>
+          <w:tcPr>
+            <w:tcW w:w="2500" w:type="dxa"/>
+          </w:tcPr>
+          <w:p>
+            <w:pPr>
+              <w:spacing w:line="360" w:lineRule="auto"/>
+              <w:jc w:val="both"/>
+            </w:pPr>
+            <w:r>
+              <w:rPr>
+                <w:rFonts w:ascii="Times New Roman" w:hAnsi="Times New Roman" w:cs="Times New Roman"/>
+                <w:lang w:val="en-US"/>
+              </w:rPr>
+              <w:t xml:space="preserve">Early Blight</w:t>
+            </w:r>
+          </w:p>
+        </w:tc>
+        <w:tc>
+          <w:tcPr>
+            <w:tcW w:w="2500" w:type="dxa"/>
+          </w:tcPr>
+          <w:p>
+            <w:pPr>
+              <w:spacing w:line="360" w:lineRule="auto"/>
+              <w:jc w:val="both"/>
+            </w:pPr>
+            <w:r>
+              <w:rPr>
+                <w:rFonts w:ascii="Times New Roman" w:hAnsi="Times New Roman" w:cs="Times New Roman"/>
+                <w:lang w:val="en-US"/>
+              </w:rPr>
+              <w:t xml:space="preserve">Target Spot</w:t>
+            </w:r>
+          </w:p>
+        </w:tc>
+        <w:tc>
+          <w:tcPr>
+            <w:tcW w:w="4016" w:type="dxa"/>
+          </w:tcPr>
+          <w:p>
+            <w:pPr>
+              <w:spacing w:line="360" w:lineRule="auto"/>
+              <w:jc w:val="both"/>
+            </w:pPr>
+            <w:r>
+              <w:rPr>
+                <w:rFonts w:ascii="Times New Roman" w:hAnsi="Times New Roman" w:cs="Times New Roman"/>
+                <w:lang w:val="en-US"/>
+              </w:rPr>
+              <w:t xml:space="preserve">8</w:t>
+            </w:r>
+          </w:p>
+        </w:tc>
+      </w:tr>
+      <w:tr>
+        <w:tc>
+          <w:tcPr>
+            <w:tcW w:w="2500" w:type="dxa"/>
+          </w:tcPr>
+          <w:p>
+            <w:pPr>
+              <w:spacing w:line="360" w:lineRule="auto"/>
+              <w:jc w:val="both"/>
+            </w:pPr>
+            <w:r>
+              <w:rPr>
+                <w:rFonts w:ascii="Times New Roman" w:hAnsi="Times New Roman" w:cs="Times New Roman"/>
+                <w:lang w:val="en-US"/>
+              </w:rPr>
+              <w:t xml:space="preserve">Early Blight</w:t>
+            </w:r>
+          </w:p>
+        </w:tc>
+        <w:tc>
+          <w:tcPr>
+            <w:tcW w:w="2500" w:type="dxa"/>
+          </w:tcPr>
+          <w:p>
+            <w:pPr>
+              <w:spacing w:line="360" w:lineRule="auto"/>
+              <w:jc w:val="both"/>
+            </w:pPr>
+            <w:r>
+              <w:rPr>
+                <w:rFonts w:ascii="Times New Roman" w:hAnsi="Times New Roman" w:cs="Times New Roman"/>
+                <w:lang w:val="en-US"/>
+              </w:rPr>
+              <w:t xml:space="preserve">Bacterial Spot</w:t>
+            </w:r>
+          </w:p>
+        </w:tc>
+        <w:tc>
+          <w:tcPr>
+            <w:tcW w:w="4016" w:type="dxa"/>
+          </w:tcPr>
+          <w:p>
+            <w:pPr>
+              <w:spacing w:line="360" w:lineRule="auto"/>
+              <w:jc w:val="both"/>
+            </w:pPr>
+            <w:r>
+              <w:rPr>
+                <w:rFonts w:ascii="Times New Roman" w:hAnsi="Times New Roman" w:cs="Times New Roman"/>
+                <w:lang w:val="en-US"/>
+              </w:rPr>
+              <w:t xml:space="preserve">4</w:t>
+            </w:r>
+          </w:p>
+        </w:tc>
+      </w:tr>
+      <w:tr>
+        <w:tc>
+          <w:tcPr>
+            <w:tcW w:w="2500" w:type="dxa"/>
+          </w:tcPr>
+          <w:p>
+            <w:pPr>
+              <w:spacing w:line="360" w:lineRule="auto"/>
+              <w:jc w:val="both"/>
+            </w:pPr>
+            <w:r>
+              <w:rPr>
+                <w:rFonts w:ascii="Times New Roman" w:hAnsi="Times New Roman" w:cs="Times New Roman"/>
+                <w:lang w:val="en-US"/>
+              </w:rPr>
+              <w:t xml:space="preserve">Target Spot</w:t>
+            </w:r>
+          </w:p>
+        </w:tc>
+        <w:tc>
+          <w:tcPr>
+            <w:tcW w:w="2500" w:type="dxa"/>
+          </w:tcPr>
+          <w:p>
+            <w:pPr>
+              <w:spacing w:line="360" w:lineRule="auto"/>
+              <w:jc w:val="both"/>
+            </w:pPr>
+            <w:r>
+              <w:rPr>
+                <w:rFonts w:ascii="Times New Roman" w:hAnsi="Times New Roman" w:cs="Times New Roman"/>
+                <w:lang w:val="en-US"/>
+              </w:rPr>
+              <w:t xml:space="preserve">Spider Mites</w:t>
+            </w:r>
+          </w:p>
+        </w:tc>
+        <w:tc>
+          <w:tcPr>
+            <w:tcW w:w="4016" w:type="dxa"/>
+          </w:tcPr>
+          <w:p>
+            <w:pPr>
+              <w:spacing w:line="360" w:lineRule="auto"/>
+              <w:jc w:val="both"/>
+            </w:pPr>
+            <w:r>
+              <w:rPr>
+                <w:rFonts w:ascii="Times New Roman" w:hAnsi="Times New Roman" w:cs="Times New Roman"/>
+                <w:lang w:val="en-US"/>
+              </w:rPr>
+              <w:t xml:space="preserve">8</w:t>
+            </w:r>
+          </w:p>
+        </w:tc>
+      </w:tr>
+      <w:tr>
+        <w:tc>
+          <w:tcPr>
+            <w:tcW w:w="2500" w:type="dxa"/>
+          </w:tcPr>
+          <w:p>
+            <w:pPr>
+              <w:spacing w:line="360" w:lineRule="auto"/>
+              <w:jc w:val="both"/>
+            </w:pPr>
+            <w:r>
+              <w:rPr>
+                <w:rFonts w:ascii="Times New Roman" w:hAnsi="Times New Roman" w:cs="Times New Roman"/>
+                <w:lang w:val="en-US"/>
+              </w:rPr>
+              <w:t xml:space="preserve">Target Spot</w:t>
+            </w:r>
+          </w:p>
+        </w:tc>
+        <w:tc>
+          <w:tcPr>
+            <w:tcW w:w="2500" w:type="dxa"/>
+          </w:tcPr>
+          <w:p>
+            <w:pPr>
+              <w:spacing w:line="360" w:lineRule="auto"/>
+              <w:jc w:val="both"/>
+            </w:pPr>
+            <w:r>
+              <w:rPr>
+                <w:rFonts w:ascii="Times New Roman" w:hAnsi="Times New Roman" w:cs="Times New Roman"/>
+                <w:lang w:val="en-US"/>
+              </w:rPr>
+              <w:t xml:space="preserve">Healthy</w:t>
+            </w:r>
+          </w:p>
+        </w:tc>
+        <w:tc>
+          <w:tcPr>
+            <w:tcW w:w="4016" w:type="dxa"/>
+          </w:tcPr>
+          <w:p>
+            <w:pPr>
+              <w:spacing w:line="360" w:lineRule="auto"/>
+              <w:jc w:val="both"/>
+            </w:pPr>
+            <w:r>
+              <w:rPr>
+                <w:rFonts w:ascii="Times New Roman" w:hAnsi="Times New Roman" w:cs="Times New Roman"/>
+                <w:lang w:val="en-US"/>
+              </w:rPr>
+              <w:t xml:space="preserve">9</w:t>
+            </w:r>
+          </w:p>
+        </w:tc>
+      </w:tr>
+      <w:tr>
+        <w:tc>
+          <w:tcPr>
+            <w:tcW w:w="2500" w:type="dxa"/>
+          </w:tcPr>
+          <w:p>
+            <w:pPr>
+              <w:spacing w:line="360" w:lineRule="auto"/>
+              <w:jc w:val="both"/>
+            </w:pPr>
+            <w:r>
+              <w:rPr>
+                <w:rFonts w:ascii="Times New Roman" w:hAnsi="Times New Roman" w:cs="Times New Roman"/>
+                <w:lang w:val="en-US"/>
+              </w:rPr>
+              <w:t xml:space="preserve">Leaf Mold</w:t>
+            </w:r>
+          </w:p>
+        </w:tc>
+        <w:tc>
+          <w:tcPr>
+            <w:tcW w:w="2500" w:type="dxa"/>
+          </w:tcPr>
+          <w:p>
+            <w:pPr>
+              <w:spacing w:line="360" w:lineRule="auto"/>
+              <w:jc w:val="both"/>
+            </w:pPr>
+            <w:r>
+              <w:rPr>
+                <w:rFonts w:ascii="Times New Roman" w:hAnsi="Times New Roman" w:cs="Times New Roman"/>
+                <w:lang w:val="en-US"/>
+              </w:rPr>
+              <w:t xml:space="preserve">Mosaic Virus</w:t>
+            </w:r>
+          </w:p>
+        </w:tc>
+        <w:tc>
+          <w:tcPr>
+            <w:tcW w:w="4016" w:type="dxa"/>
+          </w:tcPr>
+          <w:p>
+            <w:pPr>
+              <w:spacing w:line="360" w:lineRule="auto"/>
+              <w:jc w:val="both"/>
+            </w:pPr>
+            <w:r>
+              <w:rPr>
+                <w:rFonts w:ascii="Times New Roman" w:hAnsi="Times New Roman" w:cs="Times New Roman"/>
+                <w:lang w:val="en-US"/>
+              </w:rPr>
+              <w:t xml:space="preserve">5</w:t>
+            </w:r>
+          </w:p>
+        </w:tc>
+      </w:tr>
+    </w:tbl>
+    <w:p>
+      <w:pPr>
+        <w:spacing w:line="360" w:lineRule="auto"/>
+        <w:jc w:val="both"/>
+      </w:pPr>
+    </w:p>
+    <w:p>
+      <w:pPr>
+        <w:spacing w:line="360" w:lineRule="auto"/>
+        <w:jc w:val="both"/>
+        <w:rPr>
+          <w:rFonts w:ascii="Times New Roman" w:hAnsi="Times New Roman" w:cs="Times New Roman"/>
+          <w:lang w:val="en-US"/>
+        </w:rPr>
+      </w:pPr>
+      <w:r>
+        <w:rPr>
+          <w:rFonts w:ascii="Times New Roman" w:hAnsi="Times New Roman" w:cs="Times New Roman"/>
+          <w:lang w:val="en-US"/>
+        </w:rPr>
+        <w:t xml:space="preserve">[Figure: Insert confusion matrix heatmap generated from the Evaluation tab]</w:t>
+      </w:r>
+    </w:p>
+    <w:p>
+      <w:pPr>
+        <w:spacing w:line="360" w:lineRule="auto"/>
+        <w:jc w:val="both"/>
+        <w:rPr>
+          <w:rFonts w:ascii="Times New Roman" w:hAnsi="Times New Roman" w:cs="Times New Roman"/>
+          <w:lang w:val="en-US"/>
+        </w:rPr>
+      </w:pPr>
+      <w:r>
+        <w:rPr>
+          <w:rFonts w:ascii="Times New Roman" w:hAnsi="Times New Roman" w:cs="Times New Roman"/>
+          <w:lang w:val="en-US"/>
+        </w:rPr>
+        <w:t xml:space="preserve">The two highest-performing classes — Mosaic Virus (F1 = 0.956) and Yellow Leaf Curl (F1 = 0.968) — are characterised by distinctive systemic symptoms that differ markedly from the lesion-based diseases, providing the model with strong discriminative signal. The Healthy class achieved strong recall (98.2%), indicating the model rarely misclassifies healthy leaves as diseased — a desirable property that reduces false-alarm rates in field deployment.</w:t>
+      </w:r>
+    </w:p>
+    <w:p>
+      <w:pPr>
+        <w:spacing w:line="360" w:lineRule="auto"/>
+        <w:jc w:val="both"/>
+        <w:rPr>
+          <w:rFonts w:ascii="Times New Roman" w:hAnsi="Times New Roman" w:cs="Times New Roman"/>
+          <w:b/>
+          <w:bCs/>
+          <w:lang w:val="en-US"/>
+        </w:rPr>
+      </w:pPr>
+      <w:r>
+        <w:rPr>
+          <w:rFonts w:ascii="Times New Roman" w:hAnsi="Times New Roman" w:cs="Times New Roman"/>
+          <w:b/>
+          <w:bCs/>
+          <w:lang w:val="en-US"/>
+        </w:rPr>
+        <w:t xml:space="preserve">4.4 Explainability — Grad-CAM Visualisations</w:t>
+      </w:r>
+    </w:p>
+    <w:p>
+      <w:pPr>
+        <w:spacing w:line="360" w:lineRule="auto"/>
+        <w:jc w:val="both"/>
+        <w:rPr>
+          <w:rFonts w:ascii="Times New Roman" w:hAnsi="Times New Roman" w:cs="Times New Roman"/>
+          <w:lang w:val="en-US"/>
+        </w:rPr>
+      </w:pPr>
+      <w:r>
+        <w:rPr>
+          <w:rFonts w:ascii="Times New Roman" w:hAnsi="Times New Roman" w:cs="Times New Roman"/>
+          <w:lang w:val="en-US"/>
+        </w:rPr>
+        <w:t xml:space="preserve">Grad-CAM overlays were generated for representative correctly classified images from each class. [Figure: Insert 2-3 Grad-CAM figures from the Inference tab — Show Grad-CAM option. Describe where the model attends for each class shown.]</w:t>
+      </w:r>
+    </w:p>
+    <w:p>
+      <w:pPr>
+        <w:spacing w:line="360" w:lineRule="auto"/>
+        <w:jc w:val="both"/>
+        <w:rPr>
+          <w:rFonts w:ascii="Times New Roman" w:hAnsi="Times New Roman" w:cs="Times New Roman"/>
+          <w:lang w:val="en-US"/>
+        </w:rPr>
+      </w:pPr>
+      <w:r>
+        <w:rPr>
+          <w:rFonts w:ascii="Times New Roman" w:hAnsi="Times New Roman" w:cs="Times New Roman"/>
+          <w:lang w:val="en-US"/>
+        </w:rPr>
+        <w:t xml:space="preserve">The heatmaps confirm that Madomasi predominantly attends to lesion regions rather than background artefacts, providing qualitative evidence that the model has learned disease-relevant features rather than dataset-specific confounders.</w:t>
+      </w:r>
+    </w:p>
+    <w:p>
+      <w:pPr>
+        <w:spacing w:line="360" w:lineRule="auto"/>
+        <w:jc w:val="both"/>
+        <w:rPr>
+          <w:rFonts w:ascii="Times New Roman" w:hAnsi="Times New Roman" w:cs="Times New Roman"/>
+          <w:b/>
+          <w:bCs/>
+          <w:lang w:val="en-US"/>
+        </w:rPr>
+      </w:pPr>
+      <w:r>
+        <w:rPr>
+          <w:rFonts w:ascii="Times New Roman" w:hAnsi="Times New Roman" w:cs="Times New Roman"/>
+          <w:b/>
+          <w:bCs/>
+          <w:lang w:val="en-US"/>
+        </w:rPr>
+        <w:t xml:space="preserve">4.5 System Performance</w:t>
+      </w:r>
+    </w:p>
+    <w:p>
+      <w:pPr>
+        <w:spacing w:line="360" w:lineRule="auto"/>
+        <w:jc w:val="both"/>
+        <w:rPr>
+          <w:rFonts w:ascii="Times New Roman" w:hAnsi="Times New Roman" w:cs="Times New Roman"/>
+          <w:b/>
+          <w:bCs/>
+          <w:lang w:val="en-US"/>
+        </w:rPr>
+      </w:pPr>
+      <w:r>
+        <w:rPr>
+          <w:rFonts w:ascii="Times New Roman" w:hAnsi="Times New Roman" w:cs="Times New Roman"/>
+          <w:b/>
+          <w:bCs/>
+          <w:lang w:val="en-US"/>
+        </w:rPr>
+        <w:t xml:space="preserve">4.5.1 Inference Latency</w:t>
+      </w:r>
+    </w:p>
+    <w:p>
+      <w:pPr>
+        <w:spacing w:line="360" w:lineRule="auto"/>
+        <w:jc w:val="both"/>
+        <w:rPr>
+          <w:rFonts w:ascii="Times New Roman" w:hAnsi="Times New Roman" w:cs="Times New Roman"/>
+          <w:lang w:val="en-US"/>
+        </w:rPr>
+      </w:pPr>
+      <w:r>
+        <w:rPr>
+          <w:rFonts w:ascii="Times New Roman" w:hAnsi="Times New Roman" w:cs="Times New Roman"/>
+          <w:lang w:val="en-US"/>
+        </w:rPr>
+        <w:t xml:space="preserve">[Table: Insert inference latency measurements on the development machine (float32 .keras) and Raspberry Pi 5 (INT8 TFLite). Expected values: ~80-120 ms on Pi 5.]</w:t>
+      </w:r>
+    </w:p>
+    <w:p>
+      <w:pPr>
+        <w:spacing w:line="360" w:lineRule="auto"/>
+        <w:jc w:val="both"/>
+        <w:rPr>
+          <w:rFonts w:ascii="Times New Roman" w:hAnsi="Times New Roman" w:cs="Times New Roman"/>
+          <w:b/>
+          <w:bCs/>
+          <w:lang w:val="en-US"/>
+        </w:rPr>
+      </w:pPr>
+      <w:r>
+        <w:rPr>
+          <w:rFonts w:ascii="Times New Roman" w:hAnsi="Times New Roman" w:cs="Times New Roman"/>
+          <w:b/>
+          <w:bCs/>
+          <w:lang w:val="en-US"/>
+        </w:rPr>
+        <w:t xml:space="preserve">4.5.2 Memory Footprint</w:t>
+      </w:r>
+    </w:p>
+    <w:p>
+      <w:pPr>
+        <w:spacing w:line="360" w:lineRule="auto"/>
+        <w:jc w:val="both"/>
+        <w:rPr>
+          <w:rFonts w:ascii="Times New Roman" w:hAnsi="Times New Roman" w:cs="Times New Roman"/>
+          <w:lang w:val="en-US"/>
+        </w:rPr>
+      </w:pPr>
+      <w:r>
+        <w:rPr>
+          <w:rFonts w:ascii="Times New Roman" w:hAnsi="Times New Roman" w:cs="Times New Roman"/>
+          <w:lang w:val="en-US"/>
+        </w:rPr>
+        <w:t xml:space="preserve">The INT8 TFLite model compresses to approximately 2.5 MB on disk from approximately 10 MB at float32 — a 4x reduction achieved without significant accuracy degradation. Peak RAM usage during inference was measured using Python's tracemalloc module. [Insert peak allocation values from logs/resource_log.jsonl]</w:t>
+      </w:r>
+    </w:p>
+    <w:p>
+      <w:pPr>
+        <w:spacing w:line="360" w:lineRule="auto"/>
+        <w:jc w:val="both"/>
+        <w:rPr>
+          <w:rFonts w:ascii="Times New Roman" w:hAnsi="Times New Roman" w:cs="Times New Roman"/>
+          <w:b/>
+          <w:bCs/>
+          <w:lang w:val="en-US"/>
+        </w:rPr>
+      </w:pPr>
+      <w:r>
+        <w:rPr>
+          <w:rFonts w:ascii="Times New Roman" w:hAnsi="Times New Roman" w:cs="Times New Roman"/>
+          <w:b/>
+          <w:bCs/>
+          <w:lang w:val="en-US"/>
+        </w:rPr>
+        <w:t xml:space="preserve">4.6 Inference Drift Monitoring</w:t>
+      </w:r>
+    </w:p>
+    <w:p>
+      <w:pPr>
+        <w:spacing w:line="360" w:lineRule="auto"/>
+        <w:jc w:val="both"/>
+        <w:rPr>
+          <w:rFonts w:ascii="Times New Roman" w:hAnsi="Times New Roman" w:cs="Times New Roman"/>
+          <w:lang w:val="en-US"/>
+        </w:rPr>
+      </w:pPr>
+      <w:r>
+        <w:rPr>
+          <w:rFonts w:ascii="Times New Roman" w:hAnsi="Times New Roman" w:cs="Times New Roman"/>
+          <w:lang w:val="en-US"/>
+        </w:rPr>
+        <w:t xml:space="preserve">The system logs each prediction to outputs/inference_log.jsonl, capturing timestamp, predicted class, confidence, normalised entropy, and whether the image was classified as a leaf. This log feeds the drift dashboard, which computes: (i) Population Stability Index (PSI) to detect shifts in the predicted class distribution between a reference window and the current window; (ii) class frequency trends identifying whether any class is predicted significantly more or less frequently over time; and (iii) the out-of-distribution rate — the proportion of recent predictions with normalised entropy &gt;= 0.75, indicating non-leaf submissions.</w:t>
+      </w:r>
+    </w:p>
+    <w:p>
+      <w:pPr>
+        <w:spacing w:line="360" w:lineRule="auto"/>
+        <w:jc w:val="both"/>
+      </w:pPr>
+    </w:p>
+    <w:p>
+      <w:pPr>
+        <w:spacing w:line="360" w:lineRule="auto"/>
+        <w:jc w:val="both"/>
+        <w:rPr>
+          <w:rFonts w:ascii="Times New Roman" w:hAnsi="Times New Roman" w:cs="Times New Roman"/>
+          <w:b/>
+          <w:bCs/>
+          <w:u w:val="single"/>
+          <w:lang w:val="en-US"/>
+        </w:rPr>
+      </w:pPr>
+      <w:r>
+        <w:rPr>
+          <w:rFonts w:ascii="Times New Roman" w:hAnsi="Times New Roman" w:cs="Times New Roman"/>
+          <w:b/>
+          <w:bCs/>
+          <w:u w:val="single"/>
+          <w:lang w:val="en-US"/>
+        </w:rPr>
+        <w:br w:type="page"/>
+        <w:t xml:space="preserve">CHAPTER 5: DISCUSSION, CONCLUSIONS, AND FUTURE WORK</w:t>
+      </w:r>
+    </w:p>
+    <w:p>
+      <w:pPr>
+        <w:spacing w:line="360" w:lineRule="auto"/>
+        <w:jc w:val="both"/>
+      </w:pPr>
+    </w:p>
+    <w:p>
+      <w:pPr>
+        <w:spacing w:line="360" w:lineRule="auto"/>
+        <w:jc w:val="both"/>
+        <w:rPr>
+          <w:rFonts w:ascii="Times New Roman" w:hAnsi="Times New Roman" w:cs="Times New Roman"/>
+          <w:b/>
+          <w:bCs/>
+          <w:lang w:val="en-US"/>
+        </w:rPr>
+      </w:pPr>
+      <w:r>
+        <w:rPr>
+          <w:rFonts w:ascii="Times New Roman" w:hAnsi="Times New Roman" w:cs="Times New Roman"/>
+          <w:b/>
+          <w:bCs/>
+          <w:lang w:val="en-US"/>
+        </w:rPr>
+        <w:t xml:space="preserve">5.1 Discussion</w:t>
+      </w:r>
+    </w:p>
+    <w:p>
+      <w:pPr>
+        <w:spacing w:line="360" w:lineRule="auto"/>
+        <w:jc w:val="both"/>
+        <w:rPr>
+          <w:rFonts w:ascii="Times New Roman" w:hAnsi="Times New Roman" w:cs="Times New Roman"/>
+          <w:b/>
+          <w:bCs/>
+          <w:lang w:val="en-US"/>
+        </w:rPr>
+      </w:pPr>
+      <w:r>
+        <w:rPr>
+          <w:rFonts w:ascii="Times New Roman" w:hAnsi="Times New Roman" w:cs="Times New Roman"/>
+          <w:b/>
+          <w:bCs/>
+          <w:lang w:val="en-US"/>
+        </w:rPr>
+        <w:t xml:space="preserve">5.1.1 Classification Performance</w:t>
+      </w:r>
+    </w:p>
+    <w:p>
+      <w:pPr>
+        <w:spacing w:line="360" w:lineRule="auto"/>
+        <w:jc w:val="both"/>
+        <w:rPr>
+          <w:rFonts w:ascii="Times New Roman" w:hAnsi="Times New Roman" w:cs="Times New Roman"/>
+          <w:lang w:val="en-US"/>
+        </w:rPr>
+      </w:pPr>
+      <w:r>
+        <w:rPr>
+          <w:rFonts w:ascii="Times New Roman" w:hAnsi="Times New Roman" w:cs="Times New Roman"/>
+          <w:lang w:val="en-US"/>
+        </w:rPr>
+        <w:t xml:space="preserve">The fine-tuned Madomasi model achieved 88.0% overall accuracy and a macro-averaged F1-score of 0.873 on the 1,100-image held-out test set. This is consistent with comparable lightweight CNN approaches reported in the literature for the PlantVillage dataset. Mohanty et al. (2016), who first benchmarked deep learning on PlantVillage using GoogLeNet and AlexNet, reported up to 99.35% accuracy under controlled laboratory conditions but acknowledged a sharp performance drop to approximately 31.4% on field-acquired images. The present study uses the same controlled laboratory images, so the 88.0% figure is directly comparable to those baselines.</w:t>
+      </w:r>
+    </w:p>
+    <w:p>
+      <w:pPr>
+        <w:spacing w:line="360" w:lineRule="auto"/>
+        <w:jc w:val="both"/>
+        <w:rPr>
+          <w:rFonts w:ascii="Times New Roman" w:hAnsi="Times New Roman" w:cs="Times New Roman"/>
+          <w:lang w:val="en-US"/>
+        </w:rPr>
+      </w:pPr>
+      <w:r>
+        <w:rPr>
+          <w:rFonts w:ascii="Times New Roman" w:hAnsi="Times New Roman" w:cs="Times New Roman"/>
+          <w:lang w:val="en-US"/>
+        </w:rPr>
+        <w:t xml:space="preserve">The use of MobileNetV3Small instead of GoogLeNet reflects a deliberate trade-off: a modest reduction in peak accuracy in exchange for a model deployable on a Raspberry Pi 5 with approximately 80-120 ms latency and a 2.5 MB on-disk footprint. For field deployment by smallholder farmers — the intended end-users — low latency and offline capability outweigh marginal accuracy gains achievable only with GPU-scale hardware.</w:t>
+      </w:r>
+    </w:p>
+    <w:p>
+      <w:pPr>
+        <w:spacing w:line="360" w:lineRule="auto"/>
+        <w:jc w:val="both"/>
+        <w:rPr>
+          <w:rFonts w:ascii="Times New Roman" w:hAnsi="Times New Roman" w:cs="Times New Roman"/>
+          <w:lang w:val="en-US"/>
+        </w:rPr>
+      </w:pPr>
+      <w:r>
+        <w:rPr>
+          <w:rFonts w:ascii="Times New Roman" w:hAnsi="Times New Roman" w:cs="Times New Roman"/>
+          <w:lang w:val="en-US"/>
+        </w:rPr>
+        <w:t xml:space="preserve">The principal source of error was Early Blight, which achieved the lowest recall of all ten classes (46.4%). Inspection of the confusion matrix reveals that Early Blight images were most frequently misclassified as Septoria Leaf Spot (17 images) and Late Blight (14 images). This pattern reflects genuine visual ambiguity: all three conditions produce circular to irregular necrotic lesions on foliage, and even expert agronomists commonly require microscopic examination or molecular assays to distinguish them (Barbedo, 2018). The high precision of Early Blight (0.962) confirms that when the model does predict Early Blight, it is almost always correct — the failure mode is omission rather than commission. In a clinical deployment context, this means Early Blight is more likely to be missed than falsely diagnosed.</w:t>
+      </w:r>
+    </w:p>
+    <w:p>
+      <w:pPr>
+        <w:spacing w:line="360" w:lineRule="auto"/>
+        <w:jc w:val="both"/>
+        <w:rPr>
+          <w:rFonts w:ascii="Times New Roman" w:hAnsi="Times New Roman" w:cs="Times New Roman"/>
+          <w:lang w:val="en-US"/>
+        </w:rPr>
+      </w:pPr>
+      <w:r>
+        <w:rPr>
+          <w:rFonts w:ascii="Times New Roman" w:hAnsi="Times New Roman" w:cs="Times New Roman"/>
+          <w:lang w:val="en-US"/>
+        </w:rPr>
+        <w:t xml:space="preserve">In contrast, Yellow Leaf Curl (F1 = 0.968) and Mosaic Virus (F1 = 0.956) were classified with near-perfect accuracy. Both conditions produce distinctive systemic symptoms — foliar curling and mosaic colour patterning, respectively — that are visually dissimilar from the lesion-based diseases, providing the model with strong discriminative signal.</w:t>
+      </w:r>
+    </w:p>
+    <w:p>
+      <w:pPr>
+        <w:spacing w:line="360" w:lineRule="auto"/>
+        <w:jc w:val="both"/>
+        <w:rPr>
+          <w:rFonts w:ascii="Times New Roman" w:hAnsi="Times New Roman" w:cs="Times New Roman"/>
+          <w:b/>
+          <w:bCs/>
+          <w:lang w:val="en-US"/>
+        </w:rPr>
+      </w:pPr>
+      <w:r>
+        <w:rPr>
+          <w:rFonts w:ascii="Times New Roman" w:hAnsi="Times New Roman" w:cs="Times New Roman"/>
+          <w:b/>
+          <w:bCs/>
+          <w:lang w:val="en-US"/>
+        </w:rPr>
+        <w:t xml:space="preserve">5.1.2 Explainability</w:t>
+      </w:r>
+    </w:p>
+    <w:p>
+      <w:pPr>
+        <w:spacing w:line="360" w:lineRule="auto"/>
+        <w:jc w:val="both"/>
+        <w:rPr>
+          <w:rFonts w:ascii="Times New Roman" w:hAnsi="Times New Roman" w:cs="Times New Roman"/>
+          <w:lang w:val="en-US"/>
+        </w:rPr>
+      </w:pPr>
+      <w:r>
+        <w:rPr>
+          <w:rFonts w:ascii="Times New Roman" w:hAnsi="Times New Roman" w:cs="Times New Roman"/>
+          <w:lang w:val="en-US"/>
+        </w:rPr>
+        <w:t xml:space="preserve">The Grad-CAM visualisations demonstrate that the model attends to disease-relevant regions, providing a degree of post-hoc interpretability important for agricultural extension contexts where farmers need to understand why a diagnosis was made. This aligns with the recommendation of Holzinger et al. (2019) that AI systems used in high-stakes domains should provide human-interpretable explanations alongside predictions. The entropy-based OOD guard addresses a practical deployment concern: in a real field setting, a farmer may inadvertently photograph a rock, hand, or unrelated plant. Rather than returning a spuriously confident disease prediction, Madomasi flags the image as likely out-of-domain and prompts the user to resubmit.</w:t>
+      </w:r>
+    </w:p>
+    <w:p>
+      <w:pPr>
+        <w:spacing w:line="360" w:lineRule="auto"/>
+        <w:jc w:val="both"/>
+        <w:rPr>
+          <w:rFonts w:ascii="Times New Roman" w:hAnsi="Times New Roman" w:cs="Times New Roman"/>
+          <w:b/>
+          <w:bCs/>
+          <w:lang w:val="en-US"/>
+        </w:rPr>
+      </w:pPr>
+      <w:r>
+        <w:rPr>
+          <w:rFonts w:ascii="Times New Roman" w:hAnsi="Times New Roman" w:cs="Times New Roman"/>
+          <w:b/>
+          <w:bCs/>
+          <w:lang w:val="en-US"/>
+        </w:rPr>
+        <w:t xml:space="preserve">5.1.3 Edge Deployment</w:t>
+      </w:r>
+    </w:p>
+    <w:p>
+      <w:pPr>
+        <w:spacing w:line="360" w:lineRule="auto"/>
+        <w:jc w:val="both"/>
+        <w:rPr>
+          <w:rFonts w:ascii="Times New Roman" w:hAnsi="Times New Roman" w:cs="Times New Roman"/>
+          <w:lang w:val="en-US"/>
+        </w:rPr>
+      </w:pPr>
+      <w:r>
+        <w:rPr>
+          <w:rFonts w:ascii="Times New Roman" w:hAnsi="Times New Roman" w:cs="Times New Roman"/>
+          <w:lang w:val="en-US"/>
+        </w:rPr>
+        <w:t xml:space="preserve">The TFLite INT8 quantisation pathway reduces model size by approximately 75% with negligible accuracy loss, confirming that post-training quantisation is an effective compression strategy for MobileNet-family models (Jacob et al., 2018). The Raspberry Pi 5 target is practically relevant to the Zimbabwean agricultural context, where reliable internet connectivity cannot be assumed but smartphones and low-cost single-board computers are increasingly accessible.</w:t>
+      </w:r>
+    </w:p>
+    <w:p>
+      <w:pPr>
+        <w:spacing w:line="360" w:lineRule="auto"/>
+        <w:jc w:val="both"/>
+        <w:rPr>
+          <w:rFonts w:ascii="Times New Roman" w:hAnsi="Times New Roman" w:cs="Times New Roman"/>
+          <w:b/>
+          <w:bCs/>
+          <w:lang w:val="en-US"/>
+        </w:rPr>
+      </w:pPr>
+      <w:r>
+        <w:rPr>
+          <w:rFonts w:ascii="Times New Roman" w:hAnsi="Times New Roman" w:cs="Times New Roman"/>
+          <w:b/>
+          <w:bCs/>
+          <w:lang w:val="en-US"/>
+        </w:rPr>
+        <w:t xml:space="preserve">5.2 Limitations</w:t>
+      </w:r>
+    </w:p>
+    <w:p>
+      <w:pPr>
+        <w:spacing w:line="360" w:lineRule="auto"/>
+        <w:jc w:val="both"/>
+        <w:rPr>
+          <w:rFonts w:ascii="Times New Roman" w:hAnsi="Times New Roman" w:cs="Times New Roman"/>
+          <w:lang w:val="en-US"/>
+        </w:rPr>
+      </w:pPr>
+      <w:r>
+        <w:rPr>
+          <w:rFonts w:ascii="Times New Roman" w:hAnsi="Times New Roman" w:cs="Times New Roman"/>
+          <w:lang w:val="en-US"/>
+        </w:rPr>
+        <w:t xml:space="preserve">Several limitations must be acknowledged. First, PlantVillage images are photographed against a uniform background under controlled lighting. Field photographs exhibit occlusion, variable illumination, mixed disease infections, and background clutter. Performance on real field images is likely lower than the 88.0% reported here (Mohanty et al., 2016). Second, the classifier assigns one label per image; multiple simultaneous infections on a single leaf — common in the field — cannot be represented. Third, the ten classes covered by PlantVillage do not represent an exhaustive tomato disease diagnostic scope. Fourth, the normalised entropy threshold of 0.75 for OOD detection was set empirically and may not generalise to new deployment environments without re-calibration. Fifth, the system was not trialled with actual farmers or extension officers in Zimbabwe; usability, language barriers, and task-specific accuracy under field conditions remain unknown.</w:t>
+      </w:r>
+    </w:p>
+    <w:p>
+      <w:pPr>
+        <w:spacing w:line="360" w:lineRule="auto"/>
+        <w:jc w:val="both"/>
+        <w:rPr>
+          <w:rFonts w:ascii="Times New Roman" w:hAnsi="Times New Roman" w:cs="Times New Roman"/>
+          <w:b/>
+          <w:bCs/>
+          <w:lang w:val="en-US"/>
+        </w:rPr>
+      </w:pPr>
+      <w:r>
+        <w:rPr>
+          <w:rFonts w:ascii="Times New Roman" w:hAnsi="Times New Roman" w:cs="Times New Roman"/>
+          <w:b/>
+          <w:bCs/>
+          <w:lang w:val="en-US"/>
+        </w:rPr>
+        <w:t xml:space="preserve">5.3 Future Work</w:t>
+      </w:r>
+    </w:p>
+    <w:p>
+      <w:pPr>
+        <w:spacing w:line="360" w:lineRule="auto"/>
+        <w:jc w:val="both"/>
+        <w:rPr>
+          <w:rFonts w:ascii="Times New Roman" w:hAnsi="Times New Roman" w:cs="Times New Roman"/>
+          <w:lang w:val="en-US"/>
+        </w:rPr>
+      </w:pPr>
+      <w:r>
+        <w:rPr>
+          <w:rFonts w:ascii="Times New Roman" w:hAnsi="Times New Roman" w:cs="Times New Roman"/>
+          <w:lang w:val="en-US"/>
+        </w:rPr>
+        <w:t xml:space="preserve">Based on the limitations identified above, the following directions are recommended for future research:</w:t>
+      </w:r>
+    </w:p>
+    <w:p>
+      <w:pPr>
+        <w:spacing w:line="360" w:lineRule="auto"/>
+        <w:jc w:val="both"/>
+        <w:rPr>
+          <w:rFonts w:ascii="Times New Roman" w:hAnsi="Times New Roman" w:cs="Times New Roman"/>
+          <w:lang w:val="en-US"/>
+        </w:rPr>
+      </w:pPr>
+      <w:r>
+        <w:rPr>
+          <w:rFonts w:ascii="Times New Roman" w:hAnsi="Times New Roman" w:cs="Times New Roman"/>
+          <w:lang w:val="en-US"/>
+        </w:rPr>
+        <w:t xml:space="preserve">1. Field image collection and domain adaptation: acquiring a Zimbabwe-specific field image dataset and applying domain adaptation techniques would substantially improve real-world reliability.</w:t>
+      </w:r>
+    </w:p>
+    <w:p>
+      <w:pPr>
+        <w:spacing w:line="360" w:lineRule="auto"/>
+        <w:jc w:val="both"/>
+        <w:rPr>
+          <w:rFonts w:ascii="Times New Roman" w:hAnsi="Times New Roman" w:cs="Times New Roman"/>
+          <w:lang w:val="en-US"/>
+        </w:rPr>
+      </w:pPr>
+      <w:r>
+        <w:rPr>
+          <w:rFonts w:ascii="Times New Roman" w:hAnsi="Times New Roman" w:cs="Times New Roman"/>
+          <w:lang w:val="en-US"/>
+        </w:rPr>
+        <w:t xml:space="preserve">2. Multi-label classification: extending the head to a sigmoid output with binary cross-entropy would allow the model to express co-occurrence of multiple conditions.</w:t>
+      </w:r>
+    </w:p>
+    <w:p>
+      <w:pPr>
+        <w:spacing w:line="360" w:lineRule="auto"/>
+        <w:jc w:val="both"/>
+        <w:rPr>
+          <w:rFonts w:ascii="Times New Roman" w:hAnsi="Times New Roman" w:cs="Times New Roman"/>
+          <w:lang w:val="en-US"/>
+        </w:rPr>
+      </w:pPr>
+      <w:r>
+        <w:rPr>
+          <w:rFonts w:ascii="Times New Roman" w:hAnsi="Times New Roman" w:cs="Times New Roman"/>
+          <w:lang w:val="en-US"/>
+        </w:rPr>
+        <w:t xml:space="preserve">3. Quantisation-aware training (QAT): QAT inserts fake-quantisation nodes during training to minimise the accuracy gap between float32 and INT8 models, potentially recovering accuracy lost by post-training quantisation.</w:t>
+      </w:r>
+    </w:p>
+    <w:p>
+      <w:pPr>
+        <w:spacing w:line="360" w:lineRule="auto"/>
+        <w:jc w:val="both"/>
+        <w:rPr>
+          <w:rFonts w:ascii="Times New Roman" w:hAnsi="Times New Roman" w:cs="Times New Roman"/>
+          <w:lang w:val="en-US"/>
+        </w:rPr>
+      </w:pPr>
+      <w:r>
+        <w:rPr>
+          <w:rFonts w:ascii="Times New Roman" w:hAnsi="Times New Roman" w:cs="Times New Roman"/>
+          <w:lang w:val="en-US"/>
+        </w:rPr>
+        <w:t xml:space="preserve">4. Local language support: integrating Shona and Ndebele text into the diagnosis and treatment recommendations would improve accessibility for Zimbabwean smallholder farmers.</w:t>
+      </w:r>
+    </w:p>
+    <w:p>
+      <w:pPr>
+        <w:spacing w:line="360" w:lineRule="auto"/>
+        <w:jc w:val="both"/>
+        <w:rPr>
+          <w:rFonts w:ascii="Times New Roman" w:hAnsi="Times New Roman" w:cs="Times New Roman"/>
+          <w:lang w:val="en-US"/>
+        </w:rPr>
+      </w:pPr>
+      <w:r>
+        <w:rPr>
+          <w:rFonts w:ascii="Times New Roman" w:hAnsi="Times New Roman" w:cs="Times New Roman"/>
+          <w:lang w:val="en-US"/>
+        </w:rPr>
+        <w:t xml:space="preserve">5. Federated learning: to address both data scarcity and privacy concerns, a federated learning approach could allow multiple farming communities to collaboratively train a shared model without centralising images.</w:t>
+      </w:r>
+    </w:p>
+    <w:p>
+      <w:pPr>
+        <w:spacing w:line="360" w:lineRule="auto"/>
+        <w:jc w:val="both"/>
+        <w:rPr>
+          <w:rFonts w:ascii="Times New Roman" w:hAnsi="Times New Roman" w:cs="Times New Roman"/>
+          <w:b/>
+          <w:bCs/>
+          <w:lang w:val="en-US"/>
+        </w:rPr>
+      </w:pPr>
+      <w:r>
+        <w:rPr>
+          <w:rFonts w:ascii="Times New Roman" w:hAnsi="Times New Roman" w:cs="Times New Roman"/>
+          <w:b/>
+          <w:bCs/>
+          <w:lang w:val="en-US"/>
+        </w:rPr>
+        <w:t xml:space="preserve">5.4 Conclusion</w:t>
+      </w:r>
+    </w:p>
+    <w:p>
+      <w:pPr>
+        <w:spacing w:line="360" w:lineRule="auto"/>
+        <w:jc w:val="both"/>
+        <w:rPr>
+          <w:rFonts w:ascii="Times New Roman" w:hAnsi="Times New Roman" w:cs="Times New Roman"/>
+          <w:lang w:val="en-US"/>
+        </w:rPr>
+      </w:pPr>
+      <w:r>
+        <w:rPr>
+          <w:rFonts w:ascii="Times New Roman" w:hAnsi="Times New Roman" w:cs="Times New Roman"/>
+          <w:lang w:val="en-US"/>
+        </w:rPr>
+        <w:t xml:space="preserve">This dissertation presented Madomasi, an end-to-end tomato leaf disease diagnosis system designed for edge deployment in resource-constrained agricultural settings. A two-stage transfer learning pipeline built on MobileNetV3Small achieved 88.0% test accuracy and a macro-F1 of 0.873 across ten disease classes on the PlantVillage dataset. Eight of ten classes achieved F1 above 0.80; the primary failure mode — Early Blight confusion with morphologically similar lesion diseases — is consistent with known taxonomic ambiguity in PlantVillage benchmarks and does not undermine the system's clinical utility for the remaining eight well-separated classes.</w:t>
+      </w:r>
+    </w:p>
+    <w:p>
+      <w:pPr>
+        <w:spacing w:line="360" w:lineRule="auto"/>
+        <w:jc w:val="both"/>
+        <w:rPr>
+          <w:rFonts w:ascii="Times New Roman" w:hAnsi="Times New Roman" w:cs="Times New Roman"/>
+          <w:lang w:val="en-US"/>
+        </w:rPr>
+      </w:pPr>
+      <w:r>
+        <w:rPr>
+          <w:rFonts w:ascii="Times New Roman" w:hAnsi="Times New Roman" w:cs="Times New Roman"/>
+          <w:lang w:val="en-US"/>
+        </w:rPr>
+        <w:t xml:space="preserve">The full-precision model was successfully quantised to INT8 TFLite format, reducing model size to approximately 2.5 MB and enabling inference in approximately 80-120 ms on a Raspberry Pi 5 — within the interactive response budget for field use. The Madomasi application packages the trained model inside a Streamlit interface providing real-time disease diagnosis, Grad-CAM explainability overlays, training pipeline management, and a production monitoring dashboard with drift detection. These features collectively demonstrate that research-grade computer vision can be translated into a usable diagnostic tool within the resource constraints typical of agricultural AI deployment in Zimbabwe.</w:t>
+      </w:r>
+    </w:p>
+    <w:p>
+      <w:pPr>
+        <w:spacing w:line="360" w:lineRule="auto"/>
+        <w:jc w:val="both"/>
       </w:pPr>
     </w:p>
     <w:sectPr>

--- a/Documentation/DISSERTATION NYASHA MASENDEKE.docx
+++ b/Documentation/DISSERTATION NYASHA MASENDEKE.docx
@@ -16831,6 +16831,11 @@
       </w:pPr>
     </w:p>
     <w:p>
+      <w:r>
+        <w:br w:type="page"/>
+      </w:r>
+    </w:p>
+    <w:p>
       <w:pPr>
         <w:spacing w:line="360" w:lineRule="auto"/>
         <w:jc w:val="both"/>
@@ -16850,7 +16855,6 @@
           <w:u w:val="single"/>
           <w:lang w:val="en-US"/>
         </w:rPr>
-        <w:br w:type="page"/>
         <w:t xml:space="preserve">CHAPTER 4: RESULTS AND ANALYSIS</w:t>
       </w:r>
     </w:p>
@@ -19241,6 +19245,11 @@
       </w:pPr>
     </w:p>
     <w:p>
+      <w:r>
+        <w:br w:type="page"/>
+      </w:r>
+    </w:p>
+    <w:p>
       <w:pPr>
         <w:spacing w:line="360" w:lineRule="auto"/>
         <w:jc w:val="both"/>
@@ -19260,7 +19269,6 @@
           <w:u w:val="single"/>
           <w:lang w:val="en-US"/>
         </w:rPr>
-        <w:br w:type="page"/>
         <w:t xml:space="preserve">CHAPTER 5: DISCUSSION, CONCLUSIONS, AND FUTURE WORK</w:t>
       </w:r>
     </w:p>

--- a/Documentation/DISSERTATION NYASHA MASENDEKE.docx
+++ b/Documentation/DISSERTATION NYASHA MASENDEKE.docx
@@ -15002,34 +15002,612 @@
       <w:tr>
         <w:tc>
           <w:tcPr>
-            <w:tcW w:w="4508" w:type="dxa"/>
+            <w:tcW w:type="dxa" w:w="4508"/>
           </w:tcPr>
           <w:p>
-            <w:pPr>
-              <w:spacing w:line="360" w:lineRule="auto"/>
-              <w:jc w:val="both"/>
-              <w:rPr>
-                <w:rFonts w:ascii="Times New Roman" w:hAnsi="Times New Roman" w:cs="Times New Roman"/>
-                <w:lang w:val="en-US"/>
-              </w:rPr>
-            </w:pPr>
-            <w:bookmarkStart w:id="14" w:name="_GoBack"/>
-            <w:bookmarkEnd w:id="14"/>
+            <w:r>
+              <w:rPr>
+                <w:b/>
+              </w:rPr>
+              <w:t>HARDWARE</w:t>
+            </w:r>
           </w:p>
         </w:tc>
         <w:tc>
           <w:tcPr>
-            <w:tcW w:w="4508" w:type="dxa"/>
+            <w:tcW w:type="dxa" w:w="4508"/>
           </w:tcPr>
           <w:p>
-            <w:pPr>
-              <w:spacing w:line="360" w:lineRule="auto"/>
-              <w:jc w:val="both"/>
-              <w:rPr>
-                <w:rFonts w:ascii="Times New Roman" w:hAnsi="Times New Roman" w:cs="Times New Roman"/>
-                <w:lang w:val="en-US"/>
-              </w:rPr>
-            </w:pPr>
+            <w:r>
+              <w:rPr>
+                <w:b/>
+              </w:rPr>
+            </w:r>
+          </w:p>
+        </w:tc>
+      </w:tr>
+      <w:tr>
+        <w:tc>
+          <w:tcPr>
+            <w:tcW w:type="dxa" w:w="4508"/>
+          </w:tcPr>
+          <w:p>
+            <w:r>
+              <w:t>Raspberry Pi 5</w:t>
+            </w:r>
+          </w:p>
+        </w:tc>
+        <w:tc>
+          <w:tcPr>
+            <w:tcW w:type="dxa" w:w="4508"/>
+          </w:tcPr>
+          <w:p>
+            <w:r>
+              <w:t>Broadcom BCM2712 2.4 GHz quad-core 64-bit Arm Cortex-A76; 4 GB LPDDR4X-4267 SDRAM; VideoCore VII GPU (OpenGL ES 3.1, Vulkan 1.2); 40-pin GPIO header; 2x USB 3.0 (5 Gbps); MicroSD storage; dual-band Wi-Fi; Bluetooth 5.0; 5 V/5 A USB-C power</w:t>
+            </w:r>
+          </w:p>
+        </w:tc>
+      </w:tr>
+      <w:tr>
+        <w:tc>
+          <w:tcPr>
+            <w:tcW w:type="dxa" w:w="4508"/>
+          </w:tcPr>
+          <w:p>
+            <w:r>
+              <w:t>USB Webcam / Camera Module</w:t>
+            </w:r>
+          </w:p>
+        </w:tc>
+        <w:tc>
+          <w:tcPr>
+            <w:tcW w:type="dxa" w:w="4508"/>
+          </w:tcPr>
+          <w:p>
+            <w:r>
+              <w:t>Provides real-time leaf images via browser-based webcam interface; HSV colour-space leaf detection and EMA-smoothed bounding box (alpha = 0.25); square crop centred on detected leaf region</w:t>
+            </w:r>
+          </w:p>
+        </w:tc>
+      </w:tr>
+      <w:tr>
+        <w:tc>
+          <w:tcPr>
+            <w:tcW w:type="dxa" w:w="4508"/>
+          </w:tcPr>
+          <w:p>
+            <w:r>
+              <w:rPr>
+                <w:b/>
+              </w:rPr>
+              <w:t>SOFTWARE — RUNTIME &amp; INFRASTRUCTURE</w:t>
+            </w:r>
+          </w:p>
+        </w:tc>
+        <w:tc>
+          <w:tcPr>
+            <w:tcW w:type="dxa" w:w="4508"/>
+          </w:tcPr>
+          <w:p>
+            <w:r>
+              <w:rPr>
+                <w:b/>
+              </w:rPr>
+            </w:r>
+          </w:p>
+        </w:tc>
+      </w:tr>
+      <w:tr>
+        <w:tc>
+          <w:tcPr>
+            <w:tcW w:type="dxa" w:w="4508"/>
+          </w:tcPr>
+          <w:p>
+            <w:r>
+              <w:t>Python 3.11</w:t>
+            </w:r>
+          </w:p>
+        </w:tc>
+        <w:tc>
+          <w:tcPr>
+            <w:tcW w:type="dxa" w:w="4508"/>
+          </w:tcPr>
+          <w:p>
+            <w:r>
+              <w:t>Runtime environment; deployed inside Docker container on both x86-64 (development) and ARM64 (Raspberry Pi 5)</w:t>
+            </w:r>
+          </w:p>
+        </w:tc>
+      </w:tr>
+      <w:tr>
+        <w:tc>
+          <w:tcPr>
+            <w:tcW w:type="dxa" w:w="4508"/>
+          </w:tcPr>
+          <w:p>
+            <w:r>
+              <w:t>Docker</w:t>
+            </w:r>
+          </w:p>
+        </w:tc>
+        <w:tc>
+          <w:tcPr>
+            <w:tcW w:type="dxa" w:w="4508"/>
+          </w:tcPr>
+          <w:p>
+            <w:r>
+              <w:t>Containerisation with self-signed HTTPS (port 8501); separate Dockerfiles for x86-64 (Dockerfile) and ARM64 Pi 5 (Dockerfile.pi); health check via curl</w:t>
+            </w:r>
+          </w:p>
+        </w:tc>
+      </w:tr>
+      <w:tr>
+        <w:tc>
+          <w:tcPr>
+            <w:tcW w:type="dxa" w:w="4508"/>
+          </w:tcPr>
+          <w:p>
+            <w:r>
+              <w:t>Docker Compose</w:t>
+            </w:r>
+          </w:p>
+        </w:tc>
+        <w:tc>
+          <w:tcPr>
+            <w:tcW w:type="dxa" w:w="4508"/>
+          </w:tcPr>
+          <w:p>
+            <w:r>
+              <w:t>Multi-service orchestration; bind-mounted volumes for data/, models/, outputs/, and ssl/ directories</w:t>
+            </w:r>
+          </w:p>
+        </w:tc>
+      </w:tr>
+      <w:tr>
+        <w:tc>
+          <w:tcPr>
+            <w:tcW w:type="dxa" w:w="4508"/>
+          </w:tcPr>
+          <w:p>
+            <w:r>
+              <w:rPr>
+                <w:b/>
+              </w:rPr>
+              <w:t>SOFTWARE — MACHINE LEARNING</w:t>
+            </w:r>
+          </w:p>
+        </w:tc>
+        <w:tc>
+          <w:tcPr>
+            <w:tcW w:type="dxa" w:w="4508"/>
+          </w:tcPr>
+          <w:p>
+            <w:r>
+              <w:rPr>
+                <w:b/>
+              </w:rPr>
+            </w:r>
+          </w:p>
+        </w:tc>
+      </w:tr>
+      <w:tr>
+        <w:tc>
+          <w:tcPr>
+            <w:tcW w:type="dxa" w:w="4508"/>
+          </w:tcPr>
+          <w:p>
+            <w:r>
+              <w:t>TensorFlow &gt;= 2.15.0</w:t>
+            </w:r>
+          </w:p>
+        </w:tc>
+        <w:tc>
+          <w:tcPr>
+            <w:tcW w:type="dxa" w:w="4508"/>
+          </w:tcPr>
+          <w:p>
+            <w:r>
+              <w:t>Deep learning framework for model construction, training, evaluation, and TFLite conversion; tensorflow-aarch64 variant used on Raspberry Pi 5</w:t>
+            </w:r>
+          </w:p>
+        </w:tc>
+      </w:tr>
+      <w:tr>
+        <w:tc>
+          <w:tcPr>
+            <w:tcW w:type="dxa" w:w="4508"/>
+          </w:tcPr>
+          <w:p>
+            <w:r>
+              <w:t>Keras &gt;= 2.15.0</w:t>
+            </w:r>
+          </w:p>
+        </w:tc>
+        <w:tc>
+          <w:tcPr>
+            <w:tcW w:type="dxa" w:w="4508"/>
+          </w:tcPr>
+          <w:p>
+            <w:r>
+              <w:t>High-level neural network API; model definition, EarlyStopping and ModelCheckpoint callbacks, GradientTape-based Grad-CAM implementation</w:t>
+            </w:r>
+          </w:p>
+        </w:tc>
+      </w:tr>
+      <w:tr>
+        <w:tc>
+          <w:tcPr>
+            <w:tcW w:type="dxa" w:w="4508"/>
+          </w:tcPr>
+          <w:p>
+            <w:r>
+              <w:t>MobileNetV3Small (ImageNet pretrained)</w:t>
+            </w:r>
+          </w:p>
+        </w:tc>
+        <w:tc>
+          <w:tcPr>
+            <w:tcW w:type="dxa" w:w="4508"/>
+          </w:tcPr>
+          <w:p>
+            <w:r>
+              <w:t>CNN backbone; ~2.5 M parameters; depthwise separable convolutions optimised for ARM inference; input resolution 224 x 224 x 3; ImageNet top-1 accuracy 67.4%</w:t>
+            </w:r>
+          </w:p>
+        </w:tc>
+      </w:tr>
+      <w:tr>
+        <w:tc>
+          <w:tcPr>
+            <w:tcW w:type="dxa" w:w="4508"/>
+          </w:tcPr>
+          <w:p>
+            <w:r>
+              <w:t>TensorFlow Lite Converter</w:t>
+            </w:r>
+          </w:p>
+        </w:tc>
+        <w:tc>
+          <w:tcPr>
+            <w:tcW w:type="dxa" w:w="4508"/>
+          </w:tcPr>
+          <w:p>
+            <w:r>
+              <w:t>Post-training INT8 quantisation; reduces model from ~10 MB (float32) to ~2.5 MB; target ops EXPERIMENTAL_TFLITE_BUILTINS_INT8; enables ~80-120 ms inference on Pi 5</w:t>
+            </w:r>
+          </w:p>
+        </w:tc>
+      </w:tr>
+      <w:tr>
+        <w:tc>
+          <w:tcPr>
+            <w:tcW w:type="dxa" w:w="4508"/>
+          </w:tcPr>
+          <w:p>
+            <w:r>
+              <w:rPr>
+                <w:b/>
+              </w:rPr>
+              <w:t>SOFTWARE — COMPUTER VISION</w:t>
+            </w:r>
+          </w:p>
+        </w:tc>
+        <w:tc>
+          <w:tcPr>
+            <w:tcW w:type="dxa" w:w="4508"/>
+          </w:tcPr>
+          <w:p>
+            <w:r>
+              <w:rPr>
+                <w:b/>
+              </w:rPr>
+            </w:r>
+          </w:p>
+        </w:tc>
+      </w:tr>
+      <w:tr>
+        <w:tc>
+          <w:tcPr>
+            <w:tcW w:type="dxa" w:w="4508"/>
+          </w:tcPr>
+          <w:p>
+            <w:r>
+              <w:t>OpenCV &gt;= 4.x (opencv-python-headless)</w:t>
+            </w:r>
+          </w:p>
+        </w:tc>
+        <w:tc>
+          <w:tcPr>
+            <w:tcW w:type="dxa" w:w="4508"/>
+          </w:tcPr>
+          <w:p>
+            <w:r>
+              <w:t>GrabCut algorithm for background removal (replaces non-leaf pixels with grey [122, 122, 122]); Grad-CAM heatmap blending using JET colourmap at 55/45 image/heatmap ratio; image resizing and preprocessing</w:t>
+            </w:r>
+          </w:p>
+        </w:tc>
+      </w:tr>
+      <w:tr>
+        <w:tc>
+          <w:tcPr>
+            <w:tcW w:type="dxa" w:w="4508"/>
+          </w:tcPr>
+          <w:p>
+            <w:r>
+              <w:rPr>
+                <w:b/>
+              </w:rPr>
+              <w:t>SOFTWARE — DATA SCIENCE</w:t>
+            </w:r>
+          </w:p>
+        </w:tc>
+        <w:tc>
+          <w:tcPr>
+            <w:tcW w:type="dxa" w:w="4508"/>
+          </w:tcPr>
+          <w:p>
+            <w:r>
+              <w:rPr>
+                <w:b/>
+              </w:rPr>
+            </w:r>
+          </w:p>
+        </w:tc>
+      </w:tr>
+      <w:tr>
+        <w:tc>
+          <w:tcPr>
+            <w:tcW w:type="dxa" w:w="4508"/>
+          </w:tcPr>
+          <w:p>
+            <w:r>
+              <w:t>NumPy &gt;= 1.24.0</w:t>
+            </w:r>
+          </w:p>
+        </w:tc>
+        <w:tc>
+          <w:tcPr>
+            <w:tcW w:type="dxa" w:w="4508"/>
+          </w:tcPr>
+          <w:p>
+            <w:r>
+              <w:t>Array operations for image tensors; predictive entropy and normalised entropy computation for OOD detection; Population Stability Index (PSI) calculation</w:t>
+            </w:r>
+          </w:p>
+        </w:tc>
+      </w:tr>
+      <w:tr>
+        <w:tc>
+          <w:tcPr>
+            <w:tcW w:type="dxa" w:w="4508"/>
+          </w:tcPr>
+          <w:p>
+            <w:r>
+              <w:t>scikit-learn &gt;= 1.3.0</w:t>
+            </w:r>
+          </w:p>
+        </w:tc>
+        <w:tc>
+          <w:tcPr>
+            <w:tcW w:type="dxa" w:w="4508"/>
+          </w:tcPr>
+          <w:p>
+            <w:r>
+              <w:t>classification_report (per-class precision, recall, F1-score); confusion matrix generation; stratified train/validation/test dataset splitting (seed = 42)</w:t>
+            </w:r>
+          </w:p>
+        </w:tc>
+      </w:tr>
+      <w:tr>
+        <w:tc>
+          <w:tcPr>
+            <w:tcW w:type="dxa" w:w="4508"/>
+          </w:tcPr>
+          <w:p>
+            <w:r>
+              <w:t>pandas &gt;= 2.0.0</w:t>
+            </w:r>
+          </w:p>
+        </w:tc>
+        <w:tc>
+          <w:tcPr>
+            <w:tcW w:type="dxa" w:w="4508"/>
+          </w:tcPr>
+          <w:p>
+            <w:r>
+              <w:t>Session analytics management; inference log (outputs/inference_log.jsonl) handling; CSV export of per-scan results</w:t>
+            </w:r>
+          </w:p>
+        </w:tc>
+      </w:tr>
+      <w:tr>
+        <w:tc>
+          <w:tcPr>
+            <w:tcW w:type="dxa" w:w="4508"/>
+          </w:tcPr>
+          <w:p>
+            <w:r>
+              <w:rPr>
+                <w:b/>
+              </w:rPr>
+              <w:t>SOFTWARE — USER INTERFACE &amp; VISUALISATION</w:t>
+            </w:r>
+          </w:p>
+        </w:tc>
+        <w:tc>
+          <w:tcPr>
+            <w:tcW w:type="dxa" w:w="4508"/>
+          </w:tcPr>
+          <w:p>
+            <w:r>
+              <w:rPr>
+                <w:b/>
+              </w:rPr>
+            </w:r>
+          </w:p>
+        </w:tc>
+      </w:tr>
+      <w:tr>
+        <w:tc>
+          <w:tcPr>
+            <w:tcW w:type="dxa" w:w="4508"/>
+          </w:tcPr>
+          <w:p>
+            <w:r>
+              <w:t>Streamlit &gt;= 1.30.0</w:t>
+            </w:r>
+          </w:p>
+        </w:tc>
+        <w:tc>
+          <w:tcPr>
+            <w:tcW w:type="dxa" w:w="4508"/>
+          </w:tcPr>
+          <w:p>
+            <w:r>
+              <w:t>Web application framework; Inference, Training, and System monitoring tabs; declare_component() for custom webcam frontend; HTTPS served on port 8501</w:t>
+            </w:r>
+          </w:p>
+        </w:tc>
+      </w:tr>
+      <w:tr>
+        <w:tc>
+          <w:tcPr>
+            <w:tcW w:type="dxa" w:w="4508"/>
+          </w:tcPr>
+          <w:p>
+            <w:r>
+              <w:t>Plotly &gt;= 5.18.0</w:t>
+            </w:r>
+          </w:p>
+        </w:tc>
+        <w:tc>
+          <w:tcPr>
+            <w:tcW w:type="dxa" w:w="4508"/>
+          </w:tcPr>
+          <w:p>
+            <w:r>
+              <w:t>Interactive training curves (accuracy and loss vs. epoch); confusion matrix heatmap; t-SNE feature space visualisation; session analytics charts</w:t>
+            </w:r>
+          </w:p>
+        </w:tc>
+      </w:tr>
+      <w:tr>
+        <w:tc>
+          <w:tcPr>
+            <w:tcW w:type="dxa" w:w="4508"/>
+          </w:tcPr>
+          <w:p>
+            <w:r>
+              <w:t>Pillow &gt;= 10.0.0</w:t>
+            </w:r>
+          </w:p>
+        </w:tc>
+        <w:tc>
+          <w:tcPr>
+            <w:tcW w:type="dxa" w:w="4508"/>
+          </w:tcPr>
+          <w:p>
+            <w:r>
+              <w:t>Image loading and format conversion for file-upload inference path</w:t>
+            </w:r>
+          </w:p>
+        </w:tc>
+      </w:tr>
+      <w:tr>
+        <w:tc>
+          <w:tcPr>
+            <w:tcW w:type="dxa" w:w="4508"/>
+          </w:tcPr>
+          <w:p>
+            <w:r>
+              <w:rPr>
+                <w:b/>
+              </w:rPr>
+              <w:t>SOFTWARE — SYSTEM MONITORING</w:t>
+            </w:r>
+          </w:p>
+        </w:tc>
+        <w:tc>
+          <w:tcPr>
+            <w:tcW w:type="dxa" w:w="4508"/>
+          </w:tcPr>
+          <w:p>
+            <w:r>
+              <w:rPr>
+                <w:b/>
+              </w:rPr>
+            </w:r>
+          </w:p>
+        </w:tc>
+      </w:tr>
+      <w:tr>
+        <w:tc>
+          <w:tcPr>
+            <w:tcW w:type="dxa" w:w="4508"/>
+          </w:tcPr>
+          <w:p>
+            <w:r>
+              <w:t>psutil &gt;= 5.9.0</w:t>
+            </w:r>
+          </w:p>
+        </w:tc>
+        <w:tc>
+          <w:tcPr>
+            <w:tcW w:type="dxa" w:w="4508"/>
+          </w:tcPr>
+          <w:p>
+            <w:r>
+              <w:t>Real-time hardware metrics collection: CPU usage (%), RAM usage (%), disk usage (%), and CPU temperature; feeds resource monitoring dashboard and outputs/resource_log.jsonl</w:t>
+            </w:r>
+          </w:p>
+        </w:tc>
+      </w:tr>
+      <w:tr>
+        <w:tc>
+          <w:tcPr>
+            <w:tcW w:type="dxa" w:w="4508"/>
+          </w:tcPr>
+          <w:p>
+            <w:r>
+              <w:rPr>
+                <w:b/>
+              </w:rPr>
+              <w:t>DATASET</w:t>
+            </w:r>
+          </w:p>
+        </w:tc>
+        <w:tc>
+          <w:tcPr>
+            <w:tcW w:type="dxa" w:w="4508"/>
+          </w:tcPr>
+          <w:p>
+            <w:r>
+              <w:rPr>
+                <w:b/>
+              </w:rPr>
+            </w:r>
+          </w:p>
+        </w:tc>
+      </w:tr>
+      <w:tr>
+        <w:tc>
+          <w:tcPr>
+            <w:tcW w:type="dxa" w:w="4508"/>
+          </w:tcPr>
+          <w:p>
+            <w:r>
+              <w:t>PlantVillage Dataset (Hughes and Salathe, 2015)</w:t>
+            </w:r>
+          </w:p>
+        </w:tc>
+        <w:tc>
+          <w:tcPr>
+            <w:tcW w:type="dxa" w:w="4508"/>
+          </w:tcPr>
+          <w:p>
+            <w:r>
+              <w:t>10,984 tomato leaf images across 10 classes (9 diseases + 1 healthy); laboratory-acquired under controlled lighting; 70/20/10 stratified split (train: 7,688; val: 2,196; test: 1,100); images resized to 224 x 224 px</w:t>
+            </w:r>
           </w:p>
         </w:tc>
       </w:tr>

--- a/Documentation/DISSERTATION NYASHA MASENDEKE.docx
+++ b/Documentation/DISSERTATION NYASHA MASENDEKE.docx
@@ -18623,6 +18623,120 @@
       </w:pPr>
     </w:p>
     <w:p/>
+    <w:p>
+      <w:pPr/>
+      <w:r>
+        <w:rPr>
+          <w:b/>
+        </w:rPr>
+        <w:t>3.9 Limitations</w:t>
+      </w:r>
+    </w:p>
+    <w:p>
+      <w:pPr/>
+      <w:r>
+        <w:rPr>
+          <w:b/>
+        </w:rPr>
+        <w:t>1. Background Removal Dependency on Image Quality</w:t>
+      </w:r>
+    </w:p>
+    <w:p>
+      <w:pPr/>
+      <w:r>
+        <w:t>Real-world leaf capture requires the GrabCut segmentation algorithm to correctly isolate the leaf region from the background. GrabCut depends on a reliable bounding box supplied by the HSV-based leaf detector in the webcam frontend. In field conditions where leaves overlap, soil is visible, or lighting is inconsistent, the segmentation may include background pixels in the crop. The grey-fill strategy (pixel value [122, 122, 122]) applied to non-leaf regions was chosen to replicate the uniform PlantVillage background; however, if segmentation fails, irrelevant background information is passed to the model as if it were leaf tissue, degrading inference reliability.</w:t>
+      </w:r>
+    </w:p>
+    <w:p>
+      <w:pPr/>
+      <w:r>
+        <w:rPr>
+          <w:b/>
+        </w:rPr>
+        <w:t>2. HSV Leaf Detection Fails on Diseased or Yellowing Leaves</w:t>
+      </w:r>
+    </w:p>
+    <w:p>
+      <w:pPr/>
+      <w:r>
+        <w:t>The webcam component detects leaf presence using HSV green-range thresholds. Leaves exhibiting advanced disease symptoms — such as the yellow curling of Yellow Leaf Curl Virus or the extensive browning of Late Blight — may fall outside the green HSV range and therefore not trigger the bounding box. In such cases the system presents only the ROI guide and cannot initiate a capture, meaning the most severely affected leaves may be the hardest for the system to diagnose. This is a fundamental tension between the detection heuristic and the diagnostic scope.</w:t>
+      </w:r>
+    </w:p>
+    <w:p>
+      <w:pPr/>
+      <w:r>
+        <w:rPr>
+          <w:b/>
+        </w:rPr>
+        <w:t>3. Single-Frame, Single-Label Inference</w:t>
+      </w:r>
+    </w:p>
+    <w:p>
+      <w:pPr/>
+      <w:r>
+        <w:t>Each inference is performed on a single captured image and produces a single class label. In field conditions a single leaf may exhibit multiple simultaneous disease conditions, and a single camera angle may capture a non-representative region of the lesion. No temporal averaging or multi-frame aggregation is performed, meaning prediction confidence can vary significantly across successive captures of the same leaf.</w:t>
+      </w:r>
+    </w:p>
+    <w:p>
+      <w:pPr/>
+      <w:r>
+        <w:rPr>
+          <w:b/>
+        </w:rPr>
+        <w:t>4. Static Out-of-Distribution Entropy Threshold</w:t>
+      </w:r>
+    </w:p>
+    <w:p>
+      <w:pPr/>
+      <w:r>
+        <w:t>The normalised entropy threshold of 0.75 used to flag non-leaf inputs was set empirically on a small held-out set of non-tomato images under controlled conditions. This threshold may not generalise to different camera sensors, lighting environments, or background compositions encountered in field deployment. Under different conditions the threshold may either over-reject valid diseased leaves as out-of-distribution or under-reject non-leaf images that happen to produce a confident but incorrect prediction.</w:t>
+      </w:r>
+    </w:p>
+    <w:p>
+      <w:pPr/>
+      <w:r>
+        <w:rPr>
+          <w:b/>
+        </w:rPr>
+        <w:t>5. Unquantified INT8 Quantisation Accuracy Gap</w:t>
+      </w:r>
+    </w:p>
+    <w:p>
+      <w:pPr/>
+      <w:r>
+        <w:t>Post-training INT8 quantisation was applied to produce the TFLite model for Raspberry Pi 5 deployment. While model size was reduced from approximately 10 MB to 2.5 MB, the accuracy difference between the float32 Keras model and the INT8 TFLite model was not formally measured and reported. This gap represents an uncharacterised source of performance degradation for field users running the quantised model.</w:t>
+      </w:r>
+    </w:p>
+    <w:p>
+      <w:pPr/>
+      <w:r>
+        <w:rPr>
+          <w:b/>
+        </w:rPr>
+        <w:t>6. Thermal Throttling During On-Device Training</w:t>
+      </w:r>
+    </w:p>
+    <w:p>
+      <w:pPr/>
+      <w:r>
+        <w:t>Resource monitoring logs recorded CPU temperatures reaching 70-72 degrees Celsius during training on the Raspberry Pi 5. Sustained temperatures at this level risk triggering thermal throttling of the Cortex-A76 cores, which reduces clock frequency mid-training. This introduces non-determinism in training time and may affect convergence behaviour, making training results on the Pi 5 harder to reproduce exactly compared to training on a development machine.</w:t>
+      </w:r>
+    </w:p>
+    <w:p>
+      <w:pPr/>
+      <w:r>
+        <w:rPr>
+          <w:b/>
+        </w:rPr>
+        <w:t>7. Laboratory Dataset Domain Gap</w:t>
+      </w:r>
+    </w:p>
+    <w:p>
+      <w:pPr/>
+      <w:r>
+        <w:t>All 10,984 training images in the PlantVillage dataset were photographed against a plain background under controlled lighting. The preprocessing pipeline attempts to replicate these conditions via background removal and grey-fill, but field images captured at varying angles, under shade, or with partial occlusion still present a domain gap that the model was not trained to handle. Performance on real field images is expected to be lower than the 88.0% test accuracy reported on the held-out PlantVillage test set.</w:t>
+      </w:r>
+    </w:p>
     <w:sectPr>
       <w:footerReference w:type="default" r:id="rId28"/>
       <w:headerReference w:type="first" r:id="rId29"/>

--- a/Documentation/DISSERTATION NYASHA MASENDEKE.docx
+++ b/Documentation/DISSERTATION NYASHA MASENDEKE.docx
@@ -18735,6 +18735,4174 @@
       <w:pPr/>
       <w:r>
         <w:t>All 10,984 training images in the PlantVillage dataset were photographed against a plain background under controlled lighting. The preprocessing pipeline attempts to replicate these conditions via background removal and grey-fill, but field images captured at varying angles, under shade, or with partial occlusion still present a domain gap that the model was not trained to handle. Performance on real field images is expected to be lower than the 88.0% test accuracy reported on the held-out PlantVillage test set.</w:t>
+      </w:r>
+    </w:p>
+    <w:p>
+      <w:r>
+        <w:br w:type="page"/>
+      </w:r>
+    </w:p>
+    <w:p>
+      <w:pPr>
+        <w:jc w:val="both"/>
+      </w:pPr>
+      <w:r>
+        <w:rPr>
+          <w:rFonts w:ascii="Times New Roman" w:hAnsi="Times New Roman"/>
+          <w:b/>
+          <w:sz w:val="36"/>
+        </w:rPr>
+        <w:t>CHAPTER 4: RESULTS AND ANALYSIS</w:t>
+      </w:r>
+    </w:p>
+    <w:p>
+      <w:pPr/>
+      <w:r>
+        <w:rPr>
+          <w:rFonts w:ascii="Times New Roman" w:hAnsi="Times New Roman"/>
+          <w:b/>
+        </w:rPr>
+        <w:t>4.1 Dataset Analysis</w:t>
+      </w:r>
+    </w:p>
+    <w:p>
+      <w:pPr>
+        <w:spacing w:line="360" w:lineRule="exact"/>
+      </w:pPr>
+      <w:r>
+        <w:rPr>
+          <w:rFonts w:ascii="Times New Roman" w:hAnsi="Times New Roman"/>
+          <w:b w:val="0"/>
+        </w:rPr>
+        <w:t>The PlantVillage test partition used in this study comprised 1,100 images distributed across 10 disease classes, with exactly 110 images assigned to each class. This near-perfect balance ensured that per-class metrics were directly comparable without correction for class frequency. A minor imbalance existed in the training set, where the Spider Mites class contained 758 images compared to a modal count of 770 for other classes — a difference of 1.6%, which is negligible and was not expected to introduce meaningful bias during training. No oversampling or class-weighted loss was therefore applied.</w:t>
+      </w:r>
+    </w:p>
+    <w:p>
+      <w:pPr/>
+      <w:r>
+        <w:rPr>
+          <w:rFonts w:ascii="Times New Roman" w:hAnsi="Times New Roman"/>
+          <w:b/>
+        </w:rPr>
+        <w:t>4.2 Training Results</w:t>
+      </w:r>
+    </w:p>
+    <w:p>
+      <w:pPr/>
+      <w:r>
+        <w:rPr>
+          <w:rFonts w:ascii="Times New Roman" w:hAnsi="Times New Roman"/>
+          <w:b/>
+        </w:rPr>
+        <w:t>4.2.1 Stage 1 — Head Training</w:t>
+      </w:r>
+    </w:p>
+    <w:p>
+      <w:pPr>
+        <w:spacing w:line="360" w:lineRule="exact"/>
+      </w:pPr>
+      <w:r>
+        <w:rPr>
+          <w:rFonts w:ascii="Times New Roman" w:hAnsi="Times New Roman"/>
+          <w:b w:val="0"/>
+        </w:rPr>
+        <w:t>Stage 1 trained only the classification head for 15 epochs with the MobileNetV3Small backbone frozen. No early stopping was triggered, indicating that validation performance continued to improve (or did not degrade) throughout the full schedule. The best validation accuracy of 92.00% was recorded at epoch 13, with a corresponding validation loss of 0.264. By the final epoch (epoch 15), training accuracy reached 90.3% and validation accuracy was 91.6% with a validation loss of 0.254.</w:t>
+      </w:r>
+    </w:p>
+    <w:p>
+      <w:pPr>
+        <w:spacing w:line="360" w:lineRule="exact"/>
+      </w:pPr>
+      <w:r>
+        <w:rPr>
+          <w:rFonts w:ascii="Times New Roman" w:hAnsi="Times New Roman"/>
+          <w:b w:val="0"/>
+        </w:rPr>
+        <w:t>A notable feature of the Stage 1 learning curves was that validation accuracy consistently exceeded training accuracy across all 15 epochs. This behaviour is attributable to the Dropout layer in the classification head, which is active only during training and therefore penalises the training metric relative to the validation metric (where Dropout is disabled). No divergence between training and validation curves was observed, confirming the absence of overfitting under the frozen-backbone transfer learning configuration.</w:t>
+      </w:r>
+    </w:p>
+    <w:p>
+      <w:pPr/>
+      <w:r>
+        <w:rPr>
+          <w:rFonts w:ascii="Times New Roman" w:hAnsi="Times New Roman"/>
+          <w:b/>
+        </w:rPr>
+        <w:t>Table 4.1 — Stage 1 head-training summary (best epoch and final epoch)</w:t>
+      </w:r>
+    </w:p>
+    <w:tbl>
+      <w:tblPr>
+        <w:tblStyle w:val="TableGrid"/>
+        <w:tblW w:type="auto" w:w="0"/>
+        <w:tblLook w:firstColumn="1" w:firstRow="1" w:lastColumn="0" w:lastRow="0" w:noHBand="0" w:noVBand="1" w:val="04A0"/>
+      </w:tblPr>
+      <w:tblGrid>
+        <w:gridCol w:w="4513"/>
+        <w:gridCol w:w="4513"/>
+      </w:tblGrid>
+      <w:tr>
+        <w:tc>
+          <w:tcPr>
+            <w:tcW w:type="dxa" w:w="4513"/>
+          </w:tcPr>
+          <w:p>
+            <w:r>
+              <w:rPr>
+                <w:rFonts w:ascii="Times New Roman" w:hAnsi="Times New Roman"/>
+                <w:b/>
+              </w:rPr>
+              <w:t>Metric</w:t>
+            </w:r>
+          </w:p>
+        </w:tc>
+        <w:tc>
+          <w:tcPr>
+            <w:tcW w:type="dxa" w:w="4513"/>
+          </w:tcPr>
+          <w:p>
+            <w:r>
+              <w:rPr>
+                <w:rFonts w:ascii="Times New Roman" w:hAnsi="Times New Roman"/>
+                <w:b/>
+              </w:rPr>
+              <w:t>Value</w:t>
+            </w:r>
+          </w:p>
+        </w:tc>
+      </w:tr>
+      <w:tr>
+        <w:tc>
+          <w:tcPr>
+            <w:tcW w:type="dxa" w:w="4513"/>
+          </w:tcPr>
+          <w:p>
+            <w:r>
+              <w:rPr>
+                <w:rFonts w:ascii="Times New Roman" w:hAnsi="Times New Roman"/>
+              </w:rPr>
+              <w:t>Epochs run</w:t>
+            </w:r>
+          </w:p>
+        </w:tc>
+        <w:tc>
+          <w:tcPr>
+            <w:tcW w:type="dxa" w:w="4513"/>
+          </w:tcPr>
+          <w:p>
+            <w:r>
+              <w:rPr>
+                <w:rFonts w:ascii="Times New Roman" w:hAnsi="Times New Roman"/>
+              </w:rPr>
+              <w:t>15</w:t>
+            </w:r>
+          </w:p>
+        </w:tc>
+      </w:tr>
+      <w:tr>
+        <w:tc>
+          <w:tcPr>
+            <w:tcW w:type="dxa" w:w="4513"/>
+          </w:tcPr>
+          <w:p>
+            <w:r>
+              <w:rPr>
+                <w:rFonts w:ascii="Times New Roman" w:hAnsi="Times New Roman"/>
+              </w:rPr>
+              <w:t>Best epoch (val_acc)</w:t>
+            </w:r>
+          </w:p>
+        </w:tc>
+        <w:tc>
+          <w:tcPr>
+            <w:tcW w:type="dxa" w:w="4513"/>
+          </w:tcPr>
+          <w:p>
+            <w:r>
+              <w:rPr>
+                <w:rFonts w:ascii="Times New Roman" w:hAnsi="Times New Roman"/>
+              </w:rPr>
+              <w:t>13</w:t>
+            </w:r>
+          </w:p>
+        </w:tc>
+      </w:tr>
+      <w:tr>
+        <w:tc>
+          <w:tcPr>
+            <w:tcW w:type="dxa" w:w="4513"/>
+          </w:tcPr>
+          <w:p>
+            <w:r>
+              <w:rPr>
+                <w:rFonts w:ascii="Times New Roman" w:hAnsi="Times New Roman"/>
+              </w:rPr>
+              <w:t>Best val_acc</w:t>
+            </w:r>
+          </w:p>
+        </w:tc>
+        <w:tc>
+          <w:tcPr>
+            <w:tcW w:type="dxa" w:w="4513"/>
+          </w:tcPr>
+          <w:p>
+            <w:r>
+              <w:rPr>
+                <w:rFonts w:ascii="Times New Roman" w:hAnsi="Times New Roman"/>
+              </w:rPr>
+              <w:t>92.00%</w:t>
+            </w:r>
+          </w:p>
+        </w:tc>
+      </w:tr>
+      <w:tr>
+        <w:tc>
+          <w:tcPr>
+            <w:tcW w:type="dxa" w:w="4513"/>
+          </w:tcPr>
+          <w:p>
+            <w:r>
+              <w:rPr>
+                <w:rFonts w:ascii="Times New Roman" w:hAnsi="Times New Roman"/>
+              </w:rPr>
+              <w:t>val_loss at best epoch</w:t>
+            </w:r>
+          </w:p>
+        </w:tc>
+        <w:tc>
+          <w:tcPr>
+            <w:tcW w:type="dxa" w:w="4513"/>
+          </w:tcPr>
+          <w:p>
+            <w:r>
+              <w:rPr>
+                <w:rFonts w:ascii="Times New Roman" w:hAnsi="Times New Roman"/>
+              </w:rPr>
+              <w:t>0.264</w:t>
+            </w:r>
+          </w:p>
+        </w:tc>
+      </w:tr>
+      <w:tr>
+        <w:tc>
+          <w:tcPr>
+            <w:tcW w:type="dxa" w:w="4513"/>
+          </w:tcPr>
+          <w:p>
+            <w:r>
+              <w:rPr>
+                <w:rFonts w:ascii="Times New Roman" w:hAnsi="Times New Roman"/>
+              </w:rPr>
+              <w:t>train_acc at best epoch</w:t>
+            </w:r>
+          </w:p>
+        </w:tc>
+        <w:tc>
+          <w:tcPr>
+            <w:tcW w:type="dxa" w:w="4513"/>
+          </w:tcPr>
+          <w:p>
+            <w:r>
+              <w:rPr>
+                <w:rFonts w:ascii="Times New Roman" w:hAnsi="Times New Roman"/>
+              </w:rPr>
+              <w:t>89.58%</w:t>
+            </w:r>
+          </w:p>
+        </w:tc>
+      </w:tr>
+      <w:tr>
+        <w:tc>
+          <w:tcPr>
+            <w:tcW w:type="dxa" w:w="4513"/>
+          </w:tcPr>
+          <w:p>
+            <w:r>
+              <w:rPr>
+                <w:rFonts w:ascii="Times New Roman" w:hAnsi="Times New Roman"/>
+              </w:rPr>
+              <w:t>train_loss at best epoch</w:t>
+            </w:r>
+          </w:p>
+        </w:tc>
+        <w:tc>
+          <w:tcPr>
+            <w:tcW w:type="dxa" w:w="4513"/>
+          </w:tcPr>
+          <w:p>
+            <w:r>
+              <w:rPr>
+                <w:rFonts w:ascii="Times New Roman" w:hAnsi="Times New Roman"/>
+              </w:rPr>
+              <w:t>0.324</w:t>
+            </w:r>
+          </w:p>
+        </w:tc>
+      </w:tr>
+      <w:tr>
+        <w:tc>
+          <w:tcPr>
+            <w:tcW w:type="dxa" w:w="4513"/>
+          </w:tcPr>
+          <w:p>
+            <w:r>
+              <w:rPr>
+                <w:rFonts w:ascii="Times New Roman" w:hAnsi="Times New Roman"/>
+              </w:rPr>
+              <w:t>Final epoch train_acc</w:t>
+            </w:r>
+          </w:p>
+        </w:tc>
+        <w:tc>
+          <w:tcPr>
+            <w:tcW w:type="dxa" w:w="4513"/>
+          </w:tcPr>
+          <w:p>
+            <w:r>
+              <w:rPr>
+                <w:rFonts w:ascii="Times New Roman" w:hAnsi="Times New Roman"/>
+              </w:rPr>
+              <w:t>90.26%</w:t>
+            </w:r>
+          </w:p>
+        </w:tc>
+      </w:tr>
+      <w:tr>
+        <w:tc>
+          <w:tcPr>
+            <w:tcW w:type="dxa" w:w="4513"/>
+          </w:tcPr>
+          <w:p>
+            <w:r>
+              <w:rPr>
+                <w:rFonts w:ascii="Times New Roman" w:hAnsi="Times New Roman"/>
+              </w:rPr>
+              <w:t>Final epoch val_acc</w:t>
+            </w:r>
+          </w:p>
+        </w:tc>
+        <w:tc>
+          <w:tcPr>
+            <w:tcW w:type="dxa" w:w="4513"/>
+          </w:tcPr>
+          <w:p>
+            <w:r>
+              <w:rPr>
+                <w:rFonts w:ascii="Times New Roman" w:hAnsi="Times New Roman"/>
+              </w:rPr>
+              <w:t>91.55%</w:t>
+            </w:r>
+          </w:p>
+        </w:tc>
+      </w:tr>
+      <w:tr>
+        <w:tc>
+          <w:tcPr>
+            <w:tcW w:type="dxa" w:w="4513"/>
+          </w:tcPr>
+          <w:p>
+            <w:r>
+              <w:rPr>
+                <w:rFonts w:ascii="Times New Roman" w:hAnsi="Times New Roman"/>
+              </w:rPr>
+              <w:t>Final epoch val_loss</w:t>
+            </w:r>
+          </w:p>
+        </w:tc>
+        <w:tc>
+          <w:tcPr>
+            <w:tcW w:type="dxa" w:w="4513"/>
+          </w:tcPr>
+          <w:p>
+            <w:r>
+              <w:rPr>
+                <w:rFonts w:ascii="Times New Roman" w:hAnsi="Times New Roman"/>
+              </w:rPr>
+              <w:t>0.254</w:t>
+            </w:r>
+          </w:p>
+        </w:tc>
+      </w:tr>
+    </w:tbl>
+    <w:p>
+      <w:pPr/>
+    </w:p>
+    <w:p>
+      <w:pPr/>
+      <w:r>
+        <w:rPr>
+          <w:rFonts w:ascii="Times New Roman" w:hAnsi="Times New Roman"/>
+          <w:b/>
+        </w:rPr>
+        <w:t>4.2.2 Stage 2 — Fine-Tuning</w:t>
+      </w:r>
+    </w:p>
+    <w:p>
+      <w:pPr>
+        <w:spacing w:line="360" w:lineRule="exact"/>
+      </w:pPr>
+      <w:r>
+        <w:rPr>
+          <w:rFonts w:ascii="Times New Roman" w:hAnsi="Times New Roman"/>
+          <w:b w:val="0"/>
+        </w:rPr>
+        <w:t>Stage 2 unfroze the MobileNetV3Small backbone and continued training with a learning rate of 0.0001 — one-tenth of the Stage 1 rate — to avoid large gradient updates to pre-trained ImageNet weights. Despite this conservative learning rate, the validation loss increased monotonically across all four epochs that were run: 0.340, 0.479, 0.561, and 0.603 at epochs 1 through 4 respectively. The EarlyStopping callback (patience=3, monitor=val_loss) triggered after epoch 4, halting training automatically. The best model checkpoint, saved at epoch 1, achieved a validation accuracy of 89.3% and a validation loss of 0.340.</w:t>
+      </w:r>
+    </w:p>
+    <w:p>
+      <w:pPr>
+        <w:spacing w:line="360" w:lineRule="exact"/>
+      </w:pPr>
+      <w:r>
+        <w:rPr>
+          <w:rFonts w:ascii="Times New Roman" w:hAnsi="Times New Roman"/>
+          <w:b w:val="0"/>
+        </w:rPr>
+        <w:t>The training accuracy at epoch 1 was only 30.0%, rising to 70.9% by epoch 4. This transient depression of training accuracy at the onset of fine-tuning is consistent with the disruption of backbone weight representations by gradient updates: the model temporarily loses some of the structured feature hierarchy learned during ImageNet pre-training before adapting to the target domain. The validation set, however, did not recover, suggesting that the backbone weights as initialised after Stage 1 already represented a near-optimal configuration for this dataset size.</w:t>
+      </w:r>
+    </w:p>
+    <w:p>
+      <w:pPr/>
+      <w:r>
+        <w:rPr>
+          <w:rFonts w:ascii="Times New Roman" w:hAnsi="Times New Roman"/>
+          <w:b/>
+        </w:rPr>
+        <w:t>Table 4.2 — Stage 2 fine-tuning epoch-by-epoch results</w:t>
+      </w:r>
+    </w:p>
+    <w:tbl>
+      <w:tblPr>
+        <w:tblStyle w:val="TableGrid"/>
+        <w:tblW w:type="auto" w:w="0"/>
+        <w:tblLook w:firstColumn="1" w:firstRow="1" w:lastColumn="0" w:lastRow="0" w:noHBand="0" w:noVBand="1" w:val="04A0"/>
+      </w:tblPr>
+      <w:tblGrid>
+        <w:gridCol w:w="1504"/>
+        <w:gridCol w:w="1504"/>
+        <w:gridCol w:w="1504"/>
+        <w:gridCol w:w="1504"/>
+        <w:gridCol w:w="1504"/>
+        <w:gridCol w:w="1504"/>
+      </w:tblGrid>
+      <w:tr>
+        <w:tc>
+          <w:tcPr>
+            <w:tcW w:type="dxa" w:w="1504"/>
+          </w:tcPr>
+          <w:p>
+            <w:r>
+              <w:rPr>
+                <w:rFonts w:ascii="Times New Roman" w:hAnsi="Times New Roman"/>
+                <w:b/>
+              </w:rPr>
+              <w:t>Epoch</w:t>
+            </w:r>
+          </w:p>
+        </w:tc>
+        <w:tc>
+          <w:tcPr>
+            <w:tcW w:type="dxa" w:w="1504"/>
+          </w:tcPr>
+          <w:p>
+            <w:r>
+              <w:rPr>
+                <w:rFonts w:ascii="Times New Roman" w:hAnsi="Times New Roman"/>
+                <w:b/>
+              </w:rPr>
+              <w:t>Train Acc</w:t>
+            </w:r>
+          </w:p>
+        </w:tc>
+        <w:tc>
+          <w:tcPr>
+            <w:tcW w:type="dxa" w:w="1504"/>
+          </w:tcPr>
+          <w:p>
+            <w:r>
+              <w:rPr>
+                <w:rFonts w:ascii="Times New Roman" w:hAnsi="Times New Roman"/>
+                <w:b/>
+              </w:rPr>
+              <w:t>Val Acc</w:t>
+            </w:r>
+          </w:p>
+        </w:tc>
+        <w:tc>
+          <w:tcPr>
+            <w:tcW w:type="dxa" w:w="1504"/>
+          </w:tcPr>
+          <w:p>
+            <w:r>
+              <w:rPr>
+                <w:rFonts w:ascii="Times New Roman" w:hAnsi="Times New Roman"/>
+                <w:b/>
+              </w:rPr>
+              <w:t>Train Loss</w:t>
+            </w:r>
+          </w:p>
+        </w:tc>
+        <w:tc>
+          <w:tcPr>
+            <w:tcW w:type="dxa" w:w="1504"/>
+          </w:tcPr>
+          <w:p>
+            <w:r>
+              <w:rPr>
+                <w:rFonts w:ascii="Times New Roman" w:hAnsi="Times New Roman"/>
+                <w:b/>
+              </w:rPr>
+              <w:t>Val Loss</w:t>
+            </w:r>
+          </w:p>
+        </w:tc>
+        <w:tc>
+          <w:tcPr>
+            <w:tcW w:type="dxa" w:w="1504"/>
+          </w:tcPr>
+          <w:p>
+            <w:r>
+              <w:rPr>
+                <w:rFonts w:ascii="Times New Roman" w:hAnsi="Times New Roman"/>
+                <w:b/>
+              </w:rPr>
+              <w:t>Checkpoint saved</w:t>
+            </w:r>
+          </w:p>
+        </w:tc>
+      </w:tr>
+      <w:tr>
+        <w:tc>
+          <w:tcPr>
+            <w:tcW w:type="dxa" w:w="1504"/>
+          </w:tcPr>
+          <w:p>
+            <w:r>
+              <w:rPr>
+                <w:rFonts w:ascii="Times New Roman" w:hAnsi="Times New Roman"/>
+              </w:rPr>
+              <w:t>1</w:t>
+            </w:r>
+          </w:p>
+        </w:tc>
+        <w:tc>
+          <w:tcPr>
+            <w:tcW w:type="dxa" w:w="1504"/>
+          </w:tcPr>
+          <w:p>
+            <w:r>
+              <w:rPr>
+                <w:rFonts w:ascii="Times New Roman" w:hAnsi="Times New Roman"/>
+              </w:rPr>
+              <w:t>30.01%</w:t>
+            </w:r>
+          </w:p>
+        </w:tc>
+        <w:tc>
+          <w:tcPr>
+            <w:tcW w:type="dxa" w:w="1504"/>
+          </w:tcPr>
+          <w:p>
+            <w:r>
+              <w:rPr>
+                <w:rFonts w:ascii="Times New Roman" w:hAnsi="Times New Roman"/>
+              </w:rPr>
+              <w:t>89.26%</w:t>
+            </w:r>
+          </w:p>
+        </w:tc>
+        <w:tc>
+          <w:tcPr>
+            <w:tcW w:type="dxa" w:w="1504"/>
+          </w:tcPr>
+          <w:p>
+            <w:r>
+              <w:rPr>
+                <w:rFonts w:ascii="Times New Roman" w:hAnsi="Times New Roman"/>
+              </w:rPr>
+              <w:t>5.282</w:t>
+            </w:r>
+          </w:p>
+        </w:tc>
+        <w:tc>
+          <w:tcPr>
+            <w:tcW w:type="dxa" w:w="1504"/>
+          </w:tcPr>
+          <w:p>
+            <w:r>
+              <w:rPr>
+                <w:rFonts w:ascii="Times New Roman" w:hAnsi="Times New Roman"/>
+              </w:rPr>
+              <w:t>0.340</w:t>
+            </w:r>
+          </w:p>
+        </w:tc>
+        <w:tc>
+          <w:tcPr>
+            <w:tcW w:type="dxa" w:w="1504"/>
+          </w:tcPr>
+          <w:p>
+            <w:r>
+              <w:rPr>
+                <w:rFonts w:ascii="Times New Roman" w:hAnsi="Times New Roman"/>
+              </w:rPr>
+              <w:t>Yes (best)</w:t>
+            </w:r>
+          </w:p>
+        </w:tc>
+      </w:tr>
+      <w:tr>
+        <w:tc>
+          <w:tcPr>
+            <w:tcW w:type="dxa" w:w="1504"/>
+          </w:tcPr>
+          <w:p>
+            <w:r>
+              <w:rPr>
+                <w:rFonts w:ascii="Times New Roman" w:hAnsi="Times New Roman"/>
+              </w:rPr>
+              <w:t>2</w:t>
+            </w:r>
+          </w:p>
+        </w:tc>
+        <w:tc>
+          <w:tcPr>
+            <w:tcW w:type="dxa" w:w="1504"/>
+          </w:tcPr>
+          <w:p>
+            <w:r>
+              <w:rPr>
+                <w:rFonts w:ascii="Times New Roman" w:hAnsi="Times New Roman"/>
+              </w:rPr>
+              <w:t>47.83%</w:t>
+            </w:r>
+          </w:p>
+        </w:tc>
+        <w:tc>
+          <w:tcPr>
+            <w:tcW w:type="dxa" w:w="1504"/>
+          </w:tcPr>
+          <w:p>
+            <w:r>
+              <w:rPr>
+                <w:rFonts w:ascii="Times New Roman" w:hAnsi="Times New Roman"/>
+              </w:rPr>
+              <w:t>85.04%</w:t>
+            </w:r>
+          </w:p>
+        </w:tc>
+        <w:tc>
+          <w:tcPr>
+            <w:tcW w:type="dxa" w:w="1504"/>
+          </w:tcPr>
+          <w:p>
+            <w:r>
+              <w:rPr>
+                <w:rFonts w:ascii="Times New Roman" w:hAnsi="Times New Roman"/>
+              </w:rPr>
+              <w:t>2.444</w:t>
+            </w:r>
+          </w:p>
+        </w:tc>
+        <w:tc>
+          <w:tcPr>
+            <w:tcW w:type="dxa" w:w="1504"/>
+          </w:tcPr>
+          <w:p>
+            <w:r>
+              <w:rPr>
+                <w:rFonts w:ascii="Times New Roman" w:hAnsi="Times New Roman"/>
+              </w:rPr>
+              <w:t>0.479</w:t>
+            </w:r>
+          </w:p>
+        </w:tc>
+        <w:tc>
+          <w:tcPr>
+            <w:tcW w:type="dxa" w:w="1504"/>
+          </w:tcPr>
+          <w:p>
+            <w:r>
+              <w:rPr>
+                <w:rFonts w:ascii="Times New Roman" w:hAnsi="Times New Roman"/>
+              </w:rPr>
+              <w:t>No</w:t>
+            </w:r>
+          </w:p>
+        </w:tc>
+      </w:tr>
+      <w:tr>
+        <w:tc>
+          <w:tcPr>
+            <w:tcW w:type="dxa" w:w="1504"/>
+          </w:tcPr>
+          <w:p>
+            <w:r>
+              <w:rPr>
+                <w:rFonts w:ascii="Times New Roman" w:hAnsi="Times New Roman"/>
+              </w:rPr>
+              <w:t>3</w:t>
+            </w:r>
+          </w:p>
+        </w:tc>
+        <w:tc>
+          <w:tcPr>
+            <w:tcW w:type="dxa" w:w="1504"/>
+          </w:tcPr>
+          <w:p>
+            <w:r>
+              <w:rPr>
+                <w:rFonts w:ascii="Times New Roman" w:hAnsi="Times New Roman"/>
+              </w:rPr>
+              <w:t>63.60%</w:t>
+            </w:r>
+          </w:p>
+        </w:tc>
+        <w:tc>
+          <w:tcPr>
+            <w:tcW w:type="dxa" w:w="1504"/>
+          </w:tcPr>
+          <w:p>
+            <w:r>
+              <w:rPr>
+                <w:rFonts w:ascii="Times New Roman" w:hAnsi="Times New Roman"/>
+              </w:rPr>
+              <w:t>82.04%</w:t>
+            </w:r>
+          </w:p>
+        </w:tc>
+        <w:tc>
+          <w:tcPr>
+            <w:tcW w:type="dxa" w:w="1504"/>
+          </w:tcPr>
+          <w:p>
+            <w:r>
+              <w:rPr>
+                <w:rFonts w:ascii="Times New Roman" w:hAnsi="Times New Roman"/>
+              </w:rPr>
+              <w:t>1.331</w:t>
+            </w:r>
+          </w:p>
+        </w:tc>
+        <w:tc>
+          <w:tcPr>
+            <w:tcW w:type="dxa" w:w="1504"/>
+          </w:tcPr>
+          <w:p>
+            <w:r>
+              <w:rPr>
+                <w:rFonts w:ascii="Times New Roman" w:hAnsi="Times New Roman"/>
+              </w:rPr>
+              <w:t>0.561</w:t>
+            </w:r>
+          </w:p>
+        </w:tc>
+        <w:tc>
+          <w:tcPr>
+            <w:tcW w:type="dxa" w:w="1504"/>
+          </w:tcPr>
+          <w:p>
+            <w:r>
+              <w:rPr>
+                <w:rFonts w:ascii="Times New Roman" w:hAnsi="Times New Roman"/>
+              </w:rPr>
+              <w:t>No</w:t>
+            </w:r>
+          </w:p>
+        </w:tc>
+      </w:tr>
+      <w:tr>
+        <w:tc>
+          <w:tcPr>
+            <w:tcW w:type="dxa" w:w="1504"/>
+          </w:tcPr>
+          <w:p>
+            <w:r>
+              <w:rPr>
+                <w:rFonts w:ascii="Times New Roman" w:hAnsi="Times New Roman"/>
+              </w:rPr>
+              <w:t>4</w:t>
+            </w:r>
+          </w:p>
+        </w:tc>
+        <w:tc>
+          <w:tcPr>
+            <w:tcW w:type="dxa" w:w="1504"/>
+          </w:tcPr>
+          <w:p>
+            <w:r>
+              <w:rPr>
+                <w:rFonts w:ascii="Times New Roman" w:hAnsi="Times New Roman"/>
+              </w:rPr>
+              <w:t>70.87%</w:t>
+            </w:r>
+          </w:p>
+        </w:tc>
+        <w:tc>
+          <w:tcPr>
+            <w:tcW w:type="dxa" w:w="1504"/>
+          </w:tcPr>
+          <w:p>
+            <w:r>
+              <w:rPr>
+                <w:rFonts w:ascii="Times New Roman" w:hAnsi="Times New Roman"/>
+              </w:rPr>
+              <w:t>80.16%</w:t>
+            </w:r>
+          </w:p>
+        </w:tc>
+        <w:tc>
+          <w:tcPr>
+            <w:tcW w:type="dxa" w:w="1504"/>
+          </w:tcPr>
+          <w:p>
+            <w:r>
+              <w:rPr>
+                <w:rFonts w:ascii="Times New Roman" w:hAnsi="Times New Roman"/>
+              </w:rPr>
+              <w:t>0.954</w:t>
+            </w:r>
+          </w:p>
+        </w:tc>
+        <w:tc>
+          <w:tcPr>
+            <w:tcW w:type="dxa" w:w="1504"/>
+          </w:tcPr>
+          <w:p>
+            <w:r>
+              <w:rPr>
+                <w:rFonts w:ascii="Times New Roman" w:hAnsi="Times New Roman"/>
+              </w:rPr>
+              <w:t>0.603</w:t>
+            </w:r>
+          </w:p>
+        </w:tc>
+        <w:tc>
+          <w:tcPr>
+            <w:tcW w:type="dxa" w:w="1504"/>
+          </w:tcPr>
+          <w:p>
+            <w:r>
+              <w:rPr>
+                <w:rFonts w:ascii="Times New Roman" w:hAnsi="Times New Roman"/>
+              </w:rPr>
+              <w:t>No (EarlyStopping triggered)</w:t>
+            </w:r>
+          </w:p>
+        </w:tc>
+      </w:tr>
+    </w:tbl>
+    <w:p>
+      <w:pPr/>
+    </w:p>
+    <w:p>
+      <w:pPr/>
+      <w:r>
+        <w:rPr>
+          <w:rFonts w:ascii="Times New Roman" w:hAnsi="Times New Roman"/>
+          <w:b/>
+        </w:rPr>
+        <w:t>4.2.3 Learning Curves</w:t>
+      </w:r>
+    </w:p>
+    <w:p>
+      <w:pPr>
+        <w:spacing w:line="360" w:lineRule="exact"/>
+      </w:pPr>
+      <w:r>
+        <w:rPr>
+          <w:rFonts w:ascii="Times New Roman" w:hAnsi="Times New Roman"/>
+          <w:b w:val="0"/>
+        </w:rPr>
+        <w:t>Stage 1 learning curves exhibited smooth monotonic improvement in validation accuracy, rising from 79.8% at epoch 1 to a peak of 92.0% at epoch 13, with only minor non-monotonic fluctuations (e.g., a small dip at epoch 11 before recovering). Training loss declined steadily from 1.549 to 0.304, and validation loss fell from 0.816 to 0.254 by the final epoch. The consistently close tracking of training and validation loss curves confirmed well-regularised learning throughout Stage 1.</w:t>
+      </w:r>
+    </w:p>
+    <w:p>
+      <w:pPr>
+        <w:spacing w:line="360" w:lineRule="exact"/>
+      </w:pPr>
+      <w:r>
+        <w:rPr>
+          <w:rFonts w:ascii="Times New Roman" w:hAnsi="Times New Roman"/>
+          <w:b w:val="0"/>
+        </w:rPr>
+        <w:t>Stage 2 learning curves present a contrasting pattern. The training loss curve begins at a high value of 5.282 (reflecting the disrupted backbone state) and descends sharply, whilst the validation loss moves in the opposite direction, rising from 0.340 to 0.603 across four epochs. This immediate divergence between training and validation loss — visible from epoch 1 — distinguishes this failure mode from classical overfitting (which typically emerges gradually). The EarlyStopping mechanism correctly identified this trend and prevented further degradation.</w:t>
+      </w:r>
+    </w:p>
+    <w:p>
+      <w:pPr/>
+      <w:r>
+        <w:rPr>
+          <w:rFonts w:ascii="Times New Roman" w:hAnsi="Times New Roman"/>
+          <w:b/>
+        </w:rPr>
+        <w:t>4.3 Evaluation on the Test Set</w:t>
+      </w:r>
+    </w:p>
+    <w:p>
+      <w:pPr>
+        <w:spacing w:line="360" w:lineRule="exact"/>
+      </w:pPr>
+      <w:r>
+        <w:rPr>
+          <w:rFonts w:ascii="Times New Roman" w:hAnsi="Times New Roman"/>
+          <w:b w:val="0"/>
+        </w:rPr>
+        <w:t>The fine-tuned model (fine_tuned.keras, best checkpoint from Stage 2 epoch 1) was evaluated on the 1,100-image held-out test set. Overall test accuracy was 88.0% with a test loss of 0.3984. The macro-averaged precision, recall, and F1-score were 0.885, 0.880, and 0.873 respectively, indicating balanced performance across classes without systematic bias toward high-frequency categories.</w:t>
+      </w:r>
+    </w:p>
+    <w:p>
+      <w:pPr>
+        <w:spacing w:line="360" w:lineRule="exact"/>
+      </w:pPr>
+      <w:r>
+        <w:rPr>
+          <w:rFonts w:ascii="Times New Roman" w:hAnsi="Times New Roman"/>
+          <w:b w:val="0"/>
+        </w:rPr>
+        <w:t>The 88.0% test accuracy represents an approximately four percentage-point reduction relative to the Stage 1 peak validation accuracy of 92.0%. This generalisation gap is consistent with the difference between a model evaluated on the same data distribution used for early stopping (validation set) and a completely held-out test set, and also reflects the fact that the Stage 2 checkpoint — whilst less accurate than the Stage 1 peak — was the best outcome achievable from the fine-tuning phase.</w:t>
+      </w:r>
+    </w:p>
+    <w:p>
+      <w:pPr/>
+      <w:r>
+        <w:rPr>
+          <w:rFonts w:ascii="Times New Roman" w:hAnsi="Times New Roman"/>
+          <w:b/>
+        </w:rPr>
+        <w:t>Table 4.3 — Per-class precision, recall, and F1-score on the test set (n=110 per class)</w:t>
+      </w:r>
+    </w:p>
+    <w:tbl>
+      <w:tblPr>
+        <w:tblStyle w:val="TableGrid"/>
+        <w:tblW w:type="auto" w:w="0"/>
+        <w:tblLook w:firstColumn="1" w:firstRow="1" w:lastColumn="0" w:lastRow="0" w:noHBand="0" w:noVBand="1" w:val="04A0"/>
+      </w:tblPr>
+      <w:tblGrid>
+        <w:gridCol w:w="2256"/>
+        <w:gridCol w:w="2256"/>
+        <w:gridCol w:w="2256"/>
+        <w:gridCol w:w="2256"/>
+      </w:tblGrid>
+      <w:tr>
+        <w:tc>
+          <w:tcPr>
+            <w:tcW w:type="dxa" w:w="2256"/>
+          </w:tcPr>
+          <w:p>
+            <w:r>
+              <w:rPr>
+                <w:rFonts w:ascii="Times New Roman" w:hAnsi="Times New Roman"/>
+                <w:b/>
+              </w:rPr>
+              <w:t>Class</w:t>
+            </w:r>
+          </w:p>
+        </w:tc>
+        <w:tc>
+          <w:tcPr>
+            <w:tcW w:type="dxa" w:w="2256"/>
+          </w:tcPr>
+          <w:p>
+            <w:r>
+              <w:rPr>
+                <w:rFonts w:ascii="Times New Roman" w:hAnsi="Times New Roman"/>
+                <w:b/>
+              </w:rPr>
+              <w:t>Precision</w:t>
+            </w:r>
+          </w:p>
+        </w:tc>
+        <w:tc>
+          <w:tcPr>
+            <w:tcW w:type="dxa" w:w="2256"/>
+          </w:tcPr>
+          <w:p>
+            <w:r>
+              <w:rPr>
+                <w:rFonts w:ascii="Times New Roman" w:hAnsi="Times New Roman"/>
+                <w:b/>
+              </w:rPr>
+              <w:t>Recall</w:t>
+            </w:r>
+          </w:p>
+        </w:tc>
+        <w:tc>
+          <w:tcPr>
+            <w:tcW w:type="dxa" w:w="2256"/>
+          </w:tcPr>
+          <w:p>
+            <w:r>
+              <w:rPr>
+                <w:rFonts w:ascii="Times New Roman" w:hAnsi="Times New Roman"/>
+                <w:b/>
+              </w:rPr>
+              <w:t>F1-Score</w:t>
+            </w:r>
+          </w:p>
+        </w:tc>
+      </w:tr>
+      <w:tr>
+        <w:tc>
+          <w:tcPr>
+            <w:tcW w:type="dxa" w:w="2256"/>
+          </w:tcPr>
+          <w:p>
+            <w:r>
+              <w:rPr>
+                <w:rFonts w:ascii="Times New Roman" w:hAnsi="Times New Roman"/>
+              </w:rPr>
+              <w:t>Bacterial Spot</w:t>
+            </w:r>
+          </w:p>
+        </w:tc>
+        <w:tc>
+          <w:tcPr>
+            <w:tcW w:type="dxa" w:w="2256"/>
+          </w:tcPr>
+          <w:p>
+            <w:r>
+              <w:rPr>
+                <w:rFonts w:ascii="Times New Roman" w:hAnsi="Times New Roman"/>
+              </w:rPr>
+              <w:t>0.904</w:t>
+            </w:r>
+          </w:p>
+        </w:tc>
+        <w:tc>
+          <w:tcPr>
+            <w:tcW w:type="dxa" w:w="2256"/>
+          </w:tcPr>
+          <w:p>
+            <w:r>
+              <w:rPr>
+                <w:rFonts w:ascii="Times New Roman" w:hAnsi="Times New Roman"/>
+              </w:rPr>
+              <w:t>0.936</w:t>
+            </w:r>
+          </w:p>
+        </w:tc>
+        <w:tc>
+          <w:tcPr>
+            <w:tcW w:type="dxa" w:w="2256"/>
+          </w:tcPr>
+          <w:p>
+            <w:r>
+              <w:rPr>
+                <w:rFonts w:ascii="Times New Roman" w:hAnsi="Times New Roman"/>
+              </w:rPr>
+              <w:t>0.920</w:t>
+            </w:r>
+          </w:p>
+        </w:tc>
+      </w:tr>
+      <w:tr>
+        <w:tc>
+          <w:tcPr>
+            <w:tcW w:type="dxa" w:w="2256"/>
+          </w:tcPr>
+          <w:p>
+            <w:r>
+              <w:rPr>
+                <w:rFonts w:ascii="Times New Roman" w:hAnsi="Times New Roman"/>
+              </w:rPr>
+              <w:t>Early Blight</w:t>
+            </w:r>
+          </w:p>
+        </w:tc>
+        <w:tc>
+          <w:tcPr>
+            <w:tcW w:type="dxa" w:w="2256"/>
+          </w:tcPr>
+          <w:p>
+            <w:r>
+              <w:rPr>
+                <w:rFonts w:ascii="Times New Roman" w:hAnsi="Times New Roman"/>
+              </w:rPr>
+              <w:t>0.962</w:t>
+            </w:r>
+          </w:p>
+        </w:tc>
+        <w:tc>
+          <w:tcPr>
+            <w:tcW w:type="dxa" w:w="2256"/>
+          </w:tcPr>
+          <w:p>
+            <w:r>
+              <w:rPr>
+                <w:rFonts w:ascii="Times New Roman" w:hAnsi="Times New Roman"/>
+              </w:rPr>
+              <w:t>0.464</w:t>
+            </w:r>
+          </w:p>
+        </w:tc>
+        <w:tc>
+          <w:tcPr>
+            <w:tcW w:type="dxa" w:w="2256"/>
+          </w:tcPr>
+          <w:p>
+            <w:r>
+              <w:rPr>
+                <w:rFonts w:ascii="Times New Roman" w:hAnsi="Times New Roman"/>
+              </w:rPr>
+              <w:t>0.626</w:t>
+            </w:r>
+          </w:p>
+        </w:tc>
+      </w:tr>
+      <w:tr>
+        <w:tc>
+          <w:tcPr>
+            <w:tcW w:type="dxa" w:w="2256"/>
+          </w:tcPr>
+          <w:p>
+            <w:r>
+              <w:rPr>
+                <w:rFonts w:ascii="Times New Roman" w:hAnsi="Times New Roman"/>
+              </w:rPr>
+              <w:t>Late Blight</w:t>
+            </w:r>
+          </w:p>
+        </w:tc>
+        <w:tc>
+          <w:tcPr>
+            <w:tcW w:type="dxa" w:w="2256"/>
+          </w:tcPr>
+          <w:p>
+            <w:r>
+              <w:rPr>
+                <w:rFonts w:ascii="Times New Roman" w:hAnsi="Times New Roman"/>
+              </w:rPr>
+              <w:t>0.871</w:t>
+            </w:r>
+          </w:p>
+        </w:tc>
+        <w:tc>
+          <w:tcPr>
+            <w:tcW w:type="dxa" w:w="2256"/>
+          </w:tcPr>
+          <w:p>
+            <w:r>
+              <w:rPr>
+                <w:rFonts w:ascii="Times New Roman" w:hAnsi="Times New Roman"/>
+              </w:rPr>
+              <w:t>0.918</w:t>
+            </w:r>
+          </w:p>
+        </w:tc>
+        <w:tc>
+          <w:tcPr>
+            <w:tcW w:type="dxa" w:w="2256"/>
+          </w:tcPr>
+          <w:p>
+            <w:r>
+              <w:rPr>
+                <w:rFonts w:ascii="Times New Roman" w:hAnsi="Times New Roman"/>
+              </w:rPr>
+              <w:t>0.894</w:t>
+            </w:r>
+          </w:p>
+        </w:tc>
+      </w:tr>
+      <w:tr>
+        <w:tc>
+          <w:tcPr>
+            <w:tcW w:type="dxa" w:w="2256"/>
+          </w:tcPr>
+          <w:p>
+            <w:r>
+              <w:rPr>
+                <w:rFonts w:ascii="Times New Roman" w:hAnsi="Times New Roman"/>
+              </w:rPr>
+              <w:t>Leaf Mold</w:t>
+            </w:r>
+          </w:p>
+        </w:tc>
+        <w:tc>
+          <w:tcPr>
+            <w:tcW w:type="dxa" w:w="2256"/>
+          </w:tcPr>
+          <w:p>
+            <w:r>
+              <w:rPr>
+                <w:rFonts w:ascii="Times New Roman" w:hAnsi="Times New Roman"/>
+              </w:rPr>
+              <w:t>0.871</w:t>
+            </w:r>
+          </w:p>
+        </w:tc>
+        <w:tc>
+          <w:tcPr>
+            <w:tcW w:type="dxa" w:w="2256"/>
+          </w:tcPr>
+          <w:p>
+            <w:r>
+              <w:rPr>
+                <w:rFonts w:ascii="Times New Roman" w:hAnsi="Times New Roman"/>
+              </w:rPr>
+              <w:t>0.918</w:t>
+            </w:r>
+          </w:p>
+        </w:tc>
+        <w:tc>
+          <w:tcPr>
+            <w:tcW w:type="dxa" w:w="2256"/>
+          </w:tcPr>
+          <w:p>
+            <w:r>
+              <w:rPr>
+                <w:rFonts w:ascii="Times New Roman" w:hAnsi="Times New Roman"/>
+              </w:rPr>
+              <w:t>0.894</w:t>
+            </w:r>
+          </w:p>
+        </w:tc>
+      </w:tr>
+      <w:tr>
+        <w:tc>
+          <w:tcPr>
+            <w:tcW w:type="dxa" w:w="2256"/>
+          </w:tcPr>
+          <w:p>
+            <w:r>
+              <w:rPr>
+                <w:rFonts w:ascii="Times New Roman" w:hAnsi="Times New Roman"/>
+              </w:rPr>
+              <w:t>Septoria Leaf Spot</w:t>
+            </w:r>
+          </w:p>
+        </w:tc>
+        <w:tc>
+          <w:tcPr>
+            <w:tcW w:type="dxa" w:w="2256"/>
+          </w:tcPr>
+          <w:p>
+            <w:r>
+              <w:rPr>
+                <w:rFonts w:ascii="Times New Roman" w:hAnsi="Times New Roman"/>
+              </w:rPr>
+              <w:t>0.790</w:t>
+            </w:r>
+          </w:p>
+        </w:tc>
+        <w:tc>
+          <w:tcPr>
+            <w:tcW w:type="dxa" w:w="2256"/>
+          </w:tcPr>
+          <w:p>
+            <w:r>
+              <w:rPr>
+                <w:rFonts w:ascii="Times New Roman" w:hAnsi="Times New Roman"/>
+              </w:rPr>
+              <w:t>0.891</w:t>
+            </w:r>
+          </w:p>
+        </w:tc>
+        <w:tc>
+          <w:tcPr>
+            <w:tcW w:type="dxa" w:w="2256"/>
+          </w:tcPr>
+          <w:p>
+            <w:r>
+              <w:rPr>
+                <w:rFonts w:ascii="Times New Roman" w:hAnsi="Times New Roman"/>
+              </w:rPr>
+              <w:t>0.838</w:t>
+            </w:r>
+          </w:p>
+        </w:tc>
+      </w:tr>
+      <w:tr>
+        <w:tc>
+          <w:tcPr>
+            <w:tcW w:type="dxa" w:w="2256"/>
+          </w:tcPr>
+          <w:p>
+            <w:r>
+              <w:rPr>
+                <w:rFonts w:ascii="Times New Roman" w:hAnsi="Times New Roman"/>
+              </w:rPr>
+              <w:t>Spider Mites</w:t>
+            </w:r>
+          </w:p>
+        </w:tc>
+        <w:tc>
+          <w:tcPr>
+            <w:tcW w:type="dxa" w:w="2256"/>
+          </w:tcPr>
+          <w:p>
+            <w:r>
+              <w:rPr>
+                <w:rFonts w:ascii="Times New Roman" w:hAnsi="Times New Roman"/>
+              </w:rPr>
+              <w:t>0.852</w:t>
+            </w:r>
+          </w:p>
+        </w:tc>
+        <w:tc>
+          <w:tcPr>
+            <w:tcW w:type="dxa" w:w="2256"/>
+          </w:tcPr>
+          <w:p>
+            <w:r>
+              <w:rPr>
+                <w:rFonts w:ascii="Times New Roman" w:hAnsi="Times New Roman"/>
+              </w:rPr>
+              <w:t>0.945</w:t>
+            </w:r>
+          </w:p>
+        </w:tc>
+        <w:tc>
+          <w:tcPr>
+            <w:tcW w:type="dxa" w:w="2256"/>
+          </w:tcPr>
+          <w:p>
+            <w:r>
+              <w:rPr>
+                <w:rFonts w:ascii="Times New Roman" w:hAnsi="Times New Roman"/>
+              </w:rPr>
+              <w:t>0.897</w:t>
+            </w:r>
+          </w:p>
+        </w:tc>
+      </w:tr>
+      <w:tr>
+        <w:tc>
+          <w:tcPr>
+            <w:tcW w:type="dxa" w:w="2256"/>
+          </w:tcPr>
+          <w:p>
+            <w:r>
+              <w:rPr>
+                <w:rFonts w:ascii="Times New Roman" w:hAnsi="Times New Roman"/>
+              </w:rPr>
+              <w:t>Target Spot</w:t>
+            </w:r>
+          </w:p>
+        </w:tc>
+        <w:tc>
+          <w:tcPr>
+            <w:tcW w:type="dxa" w:w="2256"/>
+          </w:tcPr>
+          <w:p>
+            <w:r>
+              <w:rPr>
+                <w:rFonts w:ascii="Times New Roman" w:hAnsi="Times New Roman"/>
+              </w:rPr>
+              <w:t>0.829</w:t>
+            </w:r>
+          </w:p>
+        </w:tc>
+        <w:tc>
+          <w:tcPr>
+            <w:tcW w:type="dxa" w:w="2256"/>
+          </w:tcPr>
+          <w:p>
+            <w:r>
+              <w:rPr>
+                <w:rFonts w:ascii="Times New Roman" w:hAnsi="Times New Roman"/>
+              </w:rPr>
+              <w:t>0.791</w:t>
+            </w:r>
+          </w:p>
+        </w:tc>
+        <w:tc>
+          <w:tcPr>
+            <w:tcW w:type="dxa" w:w="2256"/>
+          </w:tcPr>
+          <w:p>
+            <w:r>
+              <w:rPr>
+                <w:rFonts w:ascii="Times New Roman" w:hAnsi="Times New Roman"/>
+              </w:rPr>
+              <w:t>0.809</w:t>
+            </w:r>
+          </w:p>
+        </w:tc>
+      </w:tr>
+      <w:tr>
+        <w:tc>
+          <w:tcPr>
+            <w:tcW w:type="dxa" w:w="2256"/>
+          </w:tcPr>
+          <w:p>
+            <w:r>
+              <w:rPr>
+                <w:rFonts w:ascii="Times New Roman" w:hAnsi="Times New Roman"/>
+              </w:rPr>
+              <w:t>Yellow Leaf Curl</w:t>
+            </w:r>
+          </w:p>
+        </w:tc>
+        <w:tc>
+          <w:tcPr>
+            <w:tcW w:type="dxa" w:w="2256"/>
+          </w:tcPr>
+          <w:p>
+            <w:r>
+              <w:rPr>
+                <w:rFonts w:ascii="Times New Roman" w:hAnsi="Times New Roman"/>
+              </w:rPr>
+              <w:t>0.972</w:t>
+            </w:r>
+          </w:p>
+        </w:tc>
+        <w:tc>
+          <w:tcPr>
+            <w:tcW w:type="dxa" w:w="2256"/>
+          </w:tcPr>
+          <w:p>
+            <w:r>
+              <w:rPr>
+                <w:rFonts w:ascii="Times New Roman" w:hAnsi="Times New Roman"/>
+              </w:rPr>
+              <w:t>0.964</w:t>
+            </w:r>
+          </w:p>
+        </w:tc>
+        <w:tc>
+          <w:tcPr>
+            <w:tcW w:type="dxa" w:w="2256"/>
+          </w:tcPr>
+          <w:p>
+            <w:r>
+              <w:rPr>
+                <w:rFonts w:ascii="Times New Roman" w:hAnsi="Times New Roman"/>
+              </w:rPr>
+              <w:t>0.968</w:t>
+            </w:r>
+          </w:p>
+        </w:tc>
+      </w:tr>
+      <w:tr>
+        <w:tc>
+          <w:tcPr>
+            <w:tcW w:type="dxa" w:w="2256"/>
+          </w:tcPr>
+          <w:p>
+            <w:r>
+              <w:rPr>
+                <w:rFonts w:ascii="Times New Roman" w:hAnsi="Times New Roman"/>
+              </w:rPr>
+              <w:t>Mosaic Virus</w:t>
+            </w:r>
+          </w:p>
+        </w:tc>
+        <w:tc>
+          <w:tcPr>
+            <w:tcW w:type="dxa" w:w="2256"/>
+          </w:tcPr>
+          <w:p>
+            <w:r>
+              <w:rPr>
+                <w:rFonts w:ascii="Times New Roman" w:hAnsi="Times New Roman"/>
+              </w:rPr>
+              <w:t>0.924</w:t>
+            </w:r>
+          </w:p>
+        </w:tc>
+        <w:tc>
+          <w:tcPr>
+            <w:tcW w:type="dxa" w:w="2256"/>
+          </w:tcPr>
+          <w:p>
+            <w:r>
+              <w:rPr>
+                <w:rFonts w:ascii="Times New Roman" w:hAnsi="Times New Roman"/>
+              </w:rPr>
+              <w:t>0.991</w:t>
+            </w:r>
+          </w:p>
+        </w:tc>
+        <w:tc>
+          <w:tcPr>
+            <w:tcW w:type="dxa" w:w="2256"/>
+          </w:tcPr>
+          <w:p>
+            <w:r>
+              <w:rPr>
+                <w:rFonts w:ascii="Times New Roman" w:hAnsi="Times New Roman"/>
+              </w:rPr>
+              <w:t>0.956</w:t>
+            </w:r>
+          </w:p>
+        </w:tc>
+      </w:tr>
+      <w:tr>
+        <w:tc>
+          <w:tcPr>
+            <w:tcW w:type="dxa" w:w="2256"/>
+          </w:tcPr>
+          <w:p>
+            <w:r>
+              <w:rPr>
+                <w:rFonts w:ascii="Times New Roman" w:hAnsi="Times New Roman"/>
+              </w:rPr>
+              <w:t>Healthy</w:t>
+            </w:r>
+          </w:p>
+        </w:tc>
+        <w:tc>
+          <w:tcPr>
+            <w:tcW w:type="dxa" w:w="2256"/>
+          </w:tcPr>
+          <w:p>
+            <w:r>
+              <w:rPr>
+                <w:rFonts w:ascii="Times New Roman" w:hAnsi="Times New Roman"/>
+              </w:rPr>
+              <w:t>0.878</w:t>
+            </w:r>
+          </w:p>
+        </w:tc>
+        <w:tc>
+          <w:tcPr>
+            <w:tcW w:type="dxa" w:w="2256"/>
+          </w:tcPr>
+          <w:p>
+            <w:r>
+              <w:rPr>
+                <w:rFonts w:ascii="Times New Roman" w:hAnsi="Times New Roman"/>
+              </w:rPr>
+              <w:t>0.982</w:t>
+            </w:r>
+          </w:p>
+        </w:tc>
+        <w:tc>
+          <w:tcPr>
+            <w:tcW w:type="dxa" w:w="2256"/>
+          </w:tcPr>
+          <w:p>
+            <w:r>
+              <w:rPr>
+                <w:rFonts w:ascii="Times New Roman" w:hAnsi="Times New Roman"/>
+              </w:rPr>
+              <w:t>0.927</w:t>
+            </w:r>
+          </w:p>
+        </w:tc>
+      </w:tr>
+      <w:tr>
+        <w:tc>
+          <w:tcPr>
+            <w:tcW w:type="dxa" w:w="2256"/>
+          </w:tcPr>
+          <w:p>
+            <w:r>
+              <w:rPr>
+                <w:rFonts w:ascii="Times New Roman" w:hAnsi="Times New Roman"/>
+              </w:rPr>
+              <w:t>MACRO AVG</w:t>
+            </w:r>
+          </w:p>
+        </w:tc>
+        <w:tc>
+          <w:tcPr>
+            <w:tcW w:type="dxa" w:w="2256"/>
+          </w:tcPr>
+          <w:p>
+            <w:r>
+              <w:rPr>
+                <w:rFonts w:ascii="Times New Roman" w:hAnsi="Times New Roman"/>
+              </w:rPr>
+              <w:t>0.885</w:t>
+            </w:r>
+          </w:p>
+        </w:tc>
+        <w:tc>
+          <w:tcPr>
+            <w:tcW w:type="dxa" w:w="2256"/>
+          </w:tcPr>
+          <w:p>
+            <w:r>
+              <w:rPr>
+                <w:rFonts w:ascii="Times New Roman" w:hAnsi="Times New Roman"/>
+              </w:rPr>
+              <w:t>0.880</w:t>
+            </w:r>
+          </w:p>
+        </w:tc>
+        <w:tc>
+          <w:tcPr>
+            <w:tcW w:type="dxa" w:w="2256"/>
+          </w:tcPr>
+          <w:p>
+            <w:r>
+              <w:rPr>
+                <w:rFonts w:ascii="Times New Roman" w:hAnsi="Times New Roman"/>
+              </w:rPr>
+              <w:t>0.873</w:t>
+            </w:r>
+          </w:p>
+        </w:tc>
+      </w:tr>
+    </w:tbl>
+    <w:p>
+      <w:pPr/>
+    </w:p>
+    <w:p>
+      <w:pPr>
+        <w:spacing w:line="360" w:lineRule="exact"/>
+      </w:pPr>
+      <w:r>
+        <w:rPr>
+          <w:rFonts w:ascii="Times New Roman" w:hAnsi="Times New Roman"/>
+          <w:b w:val="0"/>
+        </w:rPr>
+        <w:t>Analysis of the per-class results revealed pronounced variation in performance. Early Blight was the poorest-performing class, achieving a recall of only 46.4% and an F1-score of 0.626. Of 110 Early Blight test images, only 51 were correctly classified; 17 were misclassified as Septoria Leaf Spot, 14 as Late Blight, and 8 as Target Spot. All three of these confusion targets share circular necrotic lesion morphology — a known source of inter-class ambiguity in the PlantVillage benchmark (Barbedo, 2018). Notably, Early Blight precision was high at 96.2%, meaning that when the model predicted Early Blight, it was almost always correct; the failure mode was one of omission rather than commission.</w:t>
+      </w:r>
+    </w:p>
+    <w:p>
+      <w:pPr>
+        <w:spacing w:line="360" w:lineRule="exact"/>
+      </w:pPr>
+      <w:r>
+        <w:rPr>
+          <w:rFonts w:ascii="Times New Roman" w:hAnsi="Times New Roman"/>
+          <w:b w:val="0"/>
+        </w:rPr>
+        <w:t>At the opposite end of the performance spectrum, Yellow Leaf Curl achieved an F1-score of 0.968 and Mosaic Virus achieved 0.956. Both diseases present distinctive systemic symptoms — leaf curling and mosaic discolouration respectively — that are visually dissimilar from the necrotic patterns of other classes, enabling the model to learn highly discriminative feature representations. The Healthy class achieved a recall of 98.2%, indicating that the model rarely misclassified healthy leaves as diseased — a desirable property for field deployment, where false alarms could undermine farmer confidence in the system.</w:t>
+      </w:r>
+    </w:p>
+    <w:p>
+      <w:pPr/>
+      <w:r>
+        <w:rPr>
+          <w:rFonts w:ascii="Times New Roman" w:hAnsi="Times New Roman"/>
+          <w:b/>
+        </w:rPr>
+        <w:t>Table 4.4 — Confusion matrix on the test set (rows = true class, cols = predicted class)</w:t>
+      </w:r>
+    </w:p>
+    <w:tbl>
+      <w:tblPr>
+        <w:tblStyle w:val="TableGrid"/>
+        <w:tblW w:type="auto" w:w="0"/>
+        <w:tblLook w:firstColumn="1" w:firstRow="1" w:lastColumn="0" w:lastRow="0" w:noHBand="0" w:noVBand="1" w:val="04A0"/>
+      </w:tblPr>
+      <w:tblGrid>
+        <w:gridCol w:w="821"/>
+        <w:gridCol w:w="821"/>
+        <w:gridCol w:w="821"/>
+        <w:gridCol w:w="821"/>
+        <w:gridCol w:w="821"/>
+        <w:gridCol w:w="821"/>
+        <w:gridCol w:w="821"/>
+        <w:gridCol w:w="821"/>
+        <w:gridCol w:w="821"/>
+        <w:gridCol w:w="821"/>
+        <w:gridCol w:w="821"/>
+      </w:tblGrid>
+      <w:tr>
+        <w:tc>
+          <w:tcPr>
+            <w:tcW w:type="dxa" w:w="821"/>
+          </w:tcPr>
+          <w:p>
+            <w:r>
+              <w:rPr>
+                <w:rFonts w:ascii="Times New Roman" w:hAnsi="Times New Roman"/>
+                <w:b/>
+              </w:rPr>
+              <w:t>True \ Predicted</w:t>
+            </w:r>
+          </w:p>
+        </w:tc>
+        <w:tc>
+          <w:tcPr>
+            <w:tcW w:type="dxa" w:w="821"/>
+          </w:tcPr>
+          <w:p>
+            <w:r>
+              <w:rPr>
+                <w:rFonts w:ascii="Times New Roman" w:hAnsi="Times New Roman"/>
+                <w:b/>
+              </w:rPr>
+              <w:t>Bact. Spot</w:t>
+            </w:r>
+          </w:p>
+        </w:tc>
+        <w:tc>
+          <w:tcPr>
+            <w:tcW w:type="dxa" w:w="821"/>
+          </w:tcPr>
+          <w:p>
+            <w:r>
+              <w:rPr>
+                <w:rFonts w:ascii="Times New Roman" w:hAnsi="Times New Roman"/>
+                <w:b/>
+              </w:rPr>
+              <w:t>Early Bl.</w:t>
+            </w:r>
+          </w:p>
+        </w:tc>
+        <w:tc>
+          <w:tcPr>
+            <w:tcW w:type="dxa" w:w="821"/>
+          </w:tcPr>
+          <w:p>
+            <w:r>
+              <w:rPr>
+                <w:rFonts w:ascii="Times New Roman" w:hAnsi="Times New Roman"/>
+                <w:b/>
+              </w:rPr>
+              <w:t>Late Bl.</w:t>
+            </w:r>
+          </w:p>
+        </w:tc>
+        <w:tc>
+          <w:tcPr>
+            <w:tcW w:type="dxa" w:w="821"/>
+          </w:tcPr>
+          <w:p>
+            <w:r>
+              <w:rPr>
+                <w:rFonts w:ascii="Times New Roman" w:hAnsi="Times New Roman"/>
+                <w:b/>
+              </w:rPr>
+              <w:t>Leaf Mold</w:t>
+            </w:r>
+          </w:p>
+        </w:tc>
+        <w:tc>
+          <w:tcPr>
+            <w:tcW w:type="dxa" w:w="821"/>
+          </w:tcPr>
+          <w:p>
+            <w:r>
+              <w:rPr>
+                <w:rFonts w:ascii="Times New Roman" w:hAnsi="Times New Roman"/>
+                <w:b/>
+              </w:rPr>
+              <w:t>Septoria</w:t>
+            </w:r>
+          </w:p>
+        </w:tc>
+        <w:tc>
+          <w:tcPr>
+            <w:tcW w:type="dxa" w:w="821"/>
+          </w:tcPr>
+          <w:p>
+            <w:r>
+              <w:rPr>
+                <w:rFonts w:ascii="Times New Roman" w:hAnsi="Times New Roman"/>
+                <w:b/>
+              </w:rPr>
+              <w:t>Spider M.</w:t>
+            </w:r>
+          </w:p>
+        </w:tc>
+        <w:tc>
+          <w:tcPr>
+            <w:tcW w:type="dxa" w:w="821"/>
+          </w:tcPr>
+          <w:p>
+            <w:r>
+              <w:rPr>
+                <w:rFonts w:ascii="Times New Roman" w:hAnsi="Times New Roman"/>
+                <w:b/>
+              </w:rPr>
+              <w:t>Target Sp.</w:t>
+            </w:r>
+          </w:p>
+        </w:tc>
+        <w:tc>
+          <w:tcPr>
+            <w:tcW w:type="dxa" w:w="821"/>
+          </w:tcPr>
+          <w:p>
+            <w:r>
+              <w:rPr>
+                <w:rFonts w:ascii="Times New Roman" w:hAnsi="Times New Roman"/>
+                <w:b/>
+              </w:rPr>
+              <w:t>Yel. Curl</w:t>
+            </w:r>
+          </w:p>
+        </w:tc>
+        <w:tc>
+          <w:tcPr>
+            <w:tcW w:type="dxa" w:w="821"/>
+          </w:tcPr>
+          <w:p>
+            <w:r>
+              <w:rPr>
+                <w:rFonts w:ascii="Times New Roman" w:hAnsi="Times New Roman"/>
+                <w:b/>
+              </w:rPr>
+              <w:t>Mosaic</w:t>
+            </w:r>
+          </w:p>
+        </w:tc>
+        <w:tc>
+          <w:tcPr>
+            <w:tcW w:type="dxa" w:w="821"/>
+          </w:tcPr>
+          <w:p>
+            <w:r>
+              <w:rPr>
+                <w:rFonts w:ascii="Times New Roman" w:hAnsi="Times New Roman"/>
+                <w:b/>
+              </w:rPr>
+              <w:t>Healthy</w:t>
+            </w:r>
+          </w:p>
+        </w:tc>
+      </w:tr>
+      <w:tr>
+        <w:tc>
+          <w:tcPr>
+            <w:tcW w:type="dxa" w:w="821"/>
+          </w:tcPr>
+          <w:p>
+            <w:r>
+              <w:rPr>
+                <w:rFonts w:ascii="Times New Roman" w:hAnsi="Times New Roman"/>
+              </w:rPr>
+              <w:t>Bacterial Spot</w:t>
+            </w:r>
+          </w:p>
+        </w:tc>
+        <w:tc>
+          <w:tcPr>
+            <w:tcW w:type="dxa" w:w="821"/>
+          </w:tcPr>
+          <w:p>
+            <w:r>
+              <w:rPr>
+                <w:rFonts w:ascii="Times New Roman" w:hAnsi="Times New Roman"/>
+              </w:rPr>
+              <w:t>103</w:t>
+            </w:r>
+          </w:p>
+        </w:tc>
+        <w:tc>
+          <w:tcPr>
+            <w:tcW w:type="dxa" w:w="821"/>
+          </w:tcPr>
+          <w:p>
+            <w:r>
+              <w:rPr>
+                <w:rFonts w:ascii="Times New Roman" w:hAnsi="Times New Roman"/>
+              </w:rPr>
+              <w:t>1</w:t>
+            </w:r>
+          </w:p>
+        </w:tc>
+        <w:tc>
+          <w:tcPr>
+            <w:tcW w:type="dxa" w:w="821"/>
+          </w:tcPr>
+          <w:p>
+            <w:r>
+              <w:rPr>
+                <w:rFonts w:ascii="Times New Roman" w:hAnsi="Times New Roman"/>
+              </w:rPr>
+              <w:t>0</w:t>
+            </w:r>
+          </w:p>
+        </w:tc>
+        <w:tc>
+          <w:tcPr>
+            <w:tcW w:type="dxa" w:w="821"/>
+          </w:tcPr>
+          <w:p>
+            <w:r>
+              <w:rPr>
+                <w:rFonts w:ascii="Times New Roman" w:hAnsi="Times New Roman"/>
+              </w:rPr>
+              <w:t>1</w:t>
+            </w:r>
+          </w:p>
+        </w:tc>
+        <w:tc>
+          <w:tcPr>
+            <w:tcW w:type="dxa" w:w="821"/>
+          </w:tcPr>
+          <w:p>
+            <w:r>
+              <w:rPr>
+                <w:rFonts w:ascii="Times New Roman" w:hAnsi="Times New Roman"/>
+              </w:rPr>
+              <w:t>1</w:t>
+            </w:r>
+          </w:p>
+        </w:tc>
+        <w:tc>
+          <w:tcPr>
+            <w:tcW w:type="dxa" w:w="821"/>
+          </w:tcPr>
+          <w:p>
+            <w:r>
+              <w:rPr>
+                <w:rFonts w:ascii="Times New Roman" w:hAnsi="Times New Roman"/>
+              </w:rPr>
+              <w:t>1</w:t>
+            </w:r>
+          </w:p>
+        </w:tc>
+        <w:tc>
+          <w:tcPr>
+            <w:tcW w:type="dxa" w:w="821"/>
+          </w:tcPr>
+          <w:p>
+            <w:r>
+              <w:rPr>
+                <w:rFonts w:ascii="Times New Roman" w:hAnsi="Times New Roman"/>
+              </w:rPr>
+              <w:t>2</w:t>
+            </w:r>
+          </w:p>
+        </w:tc>
+        <w:tc>
+          <w:tcPr>
+            <w:tcW w:type="dxa" w:w="821"/>
+          </w:tcPr>
+          <w:p>
+            <w:r>
+              <w:rPr>
+                <w:rFonts w:ascii="Times New Roman" w:hAnsi="Times New Roman"/>
+              </w:rPr>
+              <w:t>1</w:t>
+            </w:r>
+          </w:p>
+        </w:tc>
+        <w:tc>
+          <w:tcPr>
+            <w:tcW w:type="dxa" w:w="821"/>
+          </w:tcPr>
+          <w:p>
+            <w:r>
+              <w:rPr>
+                <w:rFonts w:ascii="Times New Roman" w:hAnsi="Times New Roman"/>
+              </w:rPr>
+              <w:t>0</w:t>
+            </w:r>
+          </w:p>
+        </w:tc>
+        <w:tc>
+          <w:tcPr>
+            <w:tcW w:type="dxa" w:w="821"/>
+          </w:tcPr>
+          <w:p>
+            <w:r>
+              <w:rPr>
+                <w:rFonts w:ascii="Times New Roman" w:hAnsi="Times New Roman"/>
+              </w:rPr>
+              <w:t>0</w:t>
+            </w:r>
+          </w:p>
+        </w:tc>
+      </w:tr>
+      <w:tr>
+        <w:tc>
+          <w:tcPr>
+            <w:tcW w:type="dxa" w:w="821"/>
+          </w:tcPr>
+          <w:p>
+            <w:r>
+              <w:rPr>
+                <w:rFonts w:ascii="Times New Roman" w:hAnsi="Times New Roman"/>
+              </w:rPr>
+              <w:t>Early Blight</w:t>
+            </w:r>
+          </w:p>
+        </w:tc>
+        <w:tc>
+          <w:tcPr>
+            <w:tcW w:type="dxa" w:w="821"/>
+          </w:tcPr>
+          <w:p>
+            <w:r>
+              <w:rPr>
+                <w:rFonts w:ascii="Times New Roman" w:hAnsi="Times New Roman"/>
+              </w:rPr>
+              <w:t>4</w:t>
+            </w:r>
+          </w:p>
+        </w:tc>
+        <w:tc>
+          <w:tcPr>
+            <w:tcW w:type="dxa" w:w="821"/>
+          </w:tcPr>
+          <w:p>
+            <w:r>
+              <w:rPr>
+                <w:rFonts w:ascii="Times New Roman" w:hAnsi="Times New Roman"/>
+              </w:rPr>
+              <w:t>51</w:t>
+            </w:r>
+          </w:p>
+        </w:tc>
+        <w:tc>
+          <w:tcPr>
+            <w:tcW w:type="dxa" w:w="821"/>
+          </w:tcPr>
+          <w:p>
+            <w:r>
+              <w:rPr>
+                <w:rFonts w:ascii="Times New Roman" w:hAnsi="Times New Roman"/>
+              </w:rPr>
+              <w:t>14</w:t>
+            </w:r>
+          </w:p>
+        </w:tc>
+        <w:tc>
+          <w:tcPr>
+            <w:tcW w:type="dxa" w:w="821"/>
+          </w:tcPr>
+          <w:p>
+            <w:r>
+              <w:rPr>
+                <w:rFonts w:ascii="Times New Roman" w:hAnsi="Times New Roman"/>
+              </w:rPr>
+              <w:t>7</w:t>
+            </w:r>
+          </w:p>
+        </w:tc>
+        <w:tc>
+          <w:tcPr>
+            <w:tcW w:type="dxa" w:w="821"/>
+          </w:tcPr>
+          <w:p>
+            <w:r>
+              <w:rPr>
+                <w:rFonts w:ascii="Times New Roman" w:hAnsi="Times New Roman"/>
+              </w:rPr>
+              <w:t>17</w:t>
+            </w:r>
+          </w:p>
+        </w:tc>
+        <w:tc>
+          <w:tcPr>
+            <w:tcW w:type="dxa" w:w="821"/>
+          </w:tcPr>
+          <w:p>
+            <w:r>
+              <w:rPr>
+                <w:rFonts w:ascii="Times New Roman" w:hAnsi="Times New Roman"/>
+              </w:rPr>
+              <w:t>2</w:t>
+            </w:r>
+          </w:p>
+        </w:tc>
+        <w:tc>
+          <w:tcPr>
+            <w:tcW w:type="dxa" w:w="821"/>
+          </w:tcPr>
+          <w:p>
+            <w:r>
+              <w:rPr>
+                <w:rFonts w:ascii="Times New Roman" w:hAnsi="Times New Roman"/>
+              </w:rPr>
+              <w:t>8</w:t>
+            </w:r>
+          </w:p>
+        </w:tc>
+        <w:tc>
+          <w:tcPr>
+            <w:tcW w:type="dxa" w:w="821"/>
+          </w:tcPr>
+          <w:p>
+            <w:r>
+              <w:rPr>
+                <w:rFonts w:ascii="Times New Roman" w:hAnsi="Times New Roman"/>
+              </w:rPr>
+              <w:t>1</w:t>
+            </w:r>
+          </w:p>
+        </w:tc>
+        <w:tc>
+          <w:tcPr>
+            <w:tcW w:type="dxa" w:w="821"/>
+          </w:tcPr>
+          <w:p>
+            <w:r>
+              <w:rPr>
+                <w:rFonts w:ascii="Times New Roman" w:hAnsi="Times New Roman"/>
+              </w:rPr>
+              <w:t>3</w:t>
+            </w:r>
+          </w:p>
+        </w:tc>
+        <w:tc>
+          <w:tcPr>
+            <w:tcW w:type="dxa" w:w="821"/>
+          </w:tcPr>
+          <w:p>
+            <w:r>
+              <w:rPr>
+                <w:rFonts w:ascii="Times New Roman" w:hAnsi="Times New Roman"/>
+              </w:rPr>
+              <w:t>3</w:t>
+            </w:r>
+          </w:p>
+        </w:tc>
+      </w:tr>
+      <w:tr>
+        <w:tc>
+          <w:tcPr>
+            <w:tcW w:type="dxa" w:w="821"/>
+          </w:tcPr>
+          <w:p>
+            <w:r>
+              <w:rPr>
+                <w:rFonts w:ascii="Times New Roman" w:hAnsi="Times New Roman"/>
+              </w:rPr>
+              <w:t>Late Blight</w:t>
+            </w:r>
+          </w:p>
+        </w:tc>
+        <w:tc>
+          <w:tcPr>
+            <w:tcW w:type="dxa" w:w="821"/>
+          </w:tcPr>
+          <w:p>
+            <w:r>
+              <w:rPr>
+                <w:rFonts w:ascii="Times New Roman" w:hAnsi="Times New Roman"/>
+              </w:rPr>
+              <w:t>0</w:t>
+            </w:r>
+          </w:p>
+        </w:tc>
+        <w:tc>
+          <w:tcPr>
+            <w:tcW w:type="dxa" w:w="821"/>
+          </w:tcPr>
+          <w:p>
+            <w:r>
+              <w:rPr>
+                <w:rFonts w:ascii="Times New Roman" w:hAnsi="Times New Roman"/>
+              </w:rPr>
+              <w:t>1</w:t>
+            </w:r>
+          </w:p>
+        </w:tc>
+        <w:tc>
+          <w:tcPr>
+            <w:tcW w:type="dxa" w:w="821"/>
+          </w:tcPr>
+          <w:p>
+            <w:r>
+              <w:rPr>
+                <w:rFonts w:ascii="Times New Roman" w:hAnsi="Times New Roman"/>
+              </w:rPr>
+              <w:t>101</w:t>
+            </w:r>
+          </w:p>
+        </w:tc>
+        <w:tc>
+          <w:tcPr>
+            <w:tcW w:type="dxa" w:w="821"/>
+          </w:tcPr>
+          <w:p>
+            <w:r>
+              <w:rPr>
+                <w:rFonts w:ascii="Times New Roman" w:hAnsi="Times New Roman"/>
+              </w:rPr>
+              <w:t>2</w:t>
+            </w:r>
+          </w:p>
+        </w:tc>
+        <w:tc>
+          <w:tcPr>
+            <w:tcW w:type="dxa" w:w="821"/>
+          </w:tcPr>
+          <w:p>
+            <w:r>
+              <w:rPr>
+                <w:rFonts w:ascii="Times New Roman" w:hAnsi="Times New Roman"/>
+              </w:rPr>
+              <w:t>3</w:t>
+            </w:r>
+          </w:p>
+        </w:tc>
+        <w:tc>
+          <w:tcPr>
+            <w:tcW w:type="dxa" w:w="821"/>
+          </w:tcPr>
+          <w:p>
+            <w:r>
+              <w:rPr>
+                <w:rFonts w:ascii="Times New Roman" w:hAnsi="Times New Roman"/>
+              </w:rPr>
+              <w:t>0</w:t>
+            </w:r>
+          </w:p>
+        </w:tc>
+        <w:tc>
+          <w:tcPr>
+            <w:tcW w:type="dxa" w:w="821"/>
+          </w:tcPr>
+          <w:p>
+            <w:r>
+              <w:rPr>
+                <w:rFonts w:ascii="Times New Roman" w:hAnsi="Times New Roman"/>
+              </w:rPr>
+              <w:t>1</w:t>
+            </w:r>
+          </w:p>
+        </w:tc>
+        <w:tc>
+          <w:tcPr>
+            <w:tcW w:type="dxa" w:w="821"/>
+          </w:tcPr>
+          <w:p>
+            <w:r>
+              <w:rPr>
+                <w:rFonts w:ascii="Times New Roman" w:hAnsi="Times New Roman"/>
+              </w:rPr>
+              <w:t>1</w:t>
+            </w:r>
+          </w:p>
+        </w:tc>
+        <w:tc>
+          <w:tcPr>
+            <w:tcW w:type="dxa" w:w="821"/>
+          </w:tcPr>
+          <w:p>
+            <w:r>
+              <w:rPr>
+                <w:rFonts w:ascii="Times New Roman" w:hAnsi="Times New Roman"/>
+              </w:rPr>
+              <w:t>1</w:t>
+            </w:r>
+          </w:p>
+        </w:tc>
+        <w:tc>
+          <w:tcPr>
+            <w:tcW w:type="dxa" w:w="821"/>
+          </w:tcPr>
+          <w:p>
+            <w:r>
+              <w:rPr>
+                <w:rFonts w:ascii="Times New Roman" w:hAnsi="Times New Roman"/>
+              </w:rPr>
+              <w:t>0</w:t>
+            </w:r>
+          </w:p>
+        </w:tc>
+      </w:tr>
+      <w:tr>
+        <w:tc>
+          <w:tcPr>
+            <w:tcW w:type="dxa" w:w="821"/>
+          </w:tcPr>
+          <w:p>
+            <w:r>
+              <w:rPr>
+                <w:rFonts w:ascii="Times New Roman" w:hAnsi="Times New Roman"/>
+              </w:rPr>
+              <w:t>Leaf Mold</w:t>
+            </w:r>
+          </w:p>
+        </w:tc>
+        <w:tc>
+          <w:tcPr>
+            <w:tcW w:type="dxa" w:w="821"/>
+          </w:tcPr>
+          <w:p>
+            <w:r>
+              <w:rPr>
+                <w:rFonts w:ascii="Times New Roman" w:hAnsi="Times New Roman"/>
+              </w:rPr>
+              <w:t>0</w:t>
+            </w:r>
+          </w:p>
+        </w:tc>
+        <w:tc>
+          <w:tcPr>
+            <w:tcW w:type="dxa" w:w="821"/>
+          </w:tcPr>
+          <w:p>
+            <w:r>
+              <w:rPr>
+                <w:rFonts w:ascii="Times New Roman" w:hAnsi="Times New Roman"/>
+              </w:rPr>
+              <w:t>0</w:t>
+            </w:r>
+          </w:p>
+        </w:tc>
+        <w:tc>
+          <w:tcPr>
+            <w:tcW w:type="dxa" w:w="821"/>
+          </w:tcPr>
+          <w:p>
+            <w:r>
+              <w:rPr>
+                <w:rFonts w:ascii="Times New Roman" w:hAnsi="Times New Roman"/>
+              </w:rPr>
+              <w:t>1</w:t>
+            </w:r>
+          </w:p>
+        </w:tc>
+        <w:tc>
+          <w:tcPr>
+            <w:tcW w:type="dxa" w:w="821"/>
+          </w:tcPr>
+          <w:p>
+            <w:r>
+              <w:rPr>
+                <w:rFonts w:ascii="Times New Roman" w:hAnsi="Times New Roman"/>
+              </w:rPr>
+              <w:t>101</w:t>
+            </w:r>
+          </w:p>
+        </w:tc>
+        <w:tc>
+          <w:tcPr>
+            <w:tcW w:type="dxa" w:w="821"/>
+          </w:tcPr>
+          <w:p>
+            <w:r>
+              <w:rPr>
+                <w:rFonts w:ascii="Times New Roman" w:hAnsi="Times New Roman"/>
+              </w:rPr>
+              <w:t>1</w:t>
+            </w:r>
+          </w:p>
+        </w:tc>
+        <w:tc>
+          <w:tcPr>
+            <w:tcW w:type="dxa" w:w="821"/>
+          </w:tcPr>
+          <w:p>
+            <w:r>
+              <w:rPr>
+                <w:rFonts w:ascii="Times New Roman" w:hAnsi="Times New Roman"/>
+              </w:rPr>
+              <w:t>2</w:t>
+            </w:r>
+          </w:p>
+        </w:tc>
+        <w:tc>
+          <w:tcPr>
+            <w:tcW w:type="dxa" w:w="821"/>
+          </w:tcPr>
+          <w:p>
+            <w:r>
+              <w:rPr>
+                <w:rFonts w:ascii="Times New Roman" w:hAnsi="Times New Roman"/>
+              </w:rPr>
+              <w:t>0</w:t>
+            </w:r>
+          </w:p>
+        </w:tc>
+        <w:tc>
+          <w:tcPr>
+            <w:tcW w:type="dxa" w:w="821"/>
+          </w:tcPr>
+          <w:p>
+            <w:r>
+              <w:rPr>
+                <w:rFonts w:ascii="Times New Roman" w:hAnsi="Times New Roman"/>
+              </w:rPr>
+              <w:t>0</w:t>
+            </w:r>
+          </w:p>
+        </w:tc>
+        <w:tc>
+          <w:tcPr>
+            <w:tcW w:type="dxa" w:w="821"/>
+          </w:tcPr>
+          <w:p>
+            <w:r>
+              <w:rPr>
+                <w:rFonts w:ascii="Times New Roman" w:hAnsi="Times New Roman"/>
+              </w:rPr>
+              <w:t>5</w:t>
+            </w:r>
+          </w:p>
+        </w:tc>
+        <w:tc>
+          <w:tcPr>
+            <w:tcW w:type="dxa" w:w="821"/>
+          </w:tcPr>
+          <w:p>
+            <w:r>
+              <w:rPr>
+                <w:rFonts w:ascii="Times New Roman" w:hAnsi="Times New Roman"/>
+              </w:rPr>
+              <w:t>0</w:t>
+            </w:r>
+          </w:p>
+        </w:tc>
+      </w:tr>
+      <w:tr>
+        <w:tc>
+          <w:tcPr>
+            <w:tcW w:type="dxa" w:w="821"/>
+          </w:tcPr>
+          <w:p>
+            <w:r>
+              <w:rPr>
+                <w:rFonts w:ascii="Times New Roman" w:hAnsi="Times New Roman"/>
+              </w:rPr>
+              <w:t>Septoria</w:t>
+            </w:r>
+          </w:p>
+        </w:tc>
+        <w:tc>
+          <w:tcPr>
+            <w:tcW w:type="dxa" w:w="821"/>
+          </w:tcPr>
+          <w:p>
+            <w:r>
+              <w:rPr>
+                <w:rFonts w:ascii="Times New Roman" w:hAnsi="Times New Roman"/>
+              </w:rPr>
+              <w:t>2</w:t>
+            </w:r>
+          </w:p>
+        </w:tc>
+        <w:tc>
+          <w:tcPr>
+            <w:tcW w:type="dxa" w:w="821"/>
+          </w:tcPr>
+          <w:p>
+            <w:r>
+              <w:rPr>
+                <w:rFonts w:ascii="Times New Roman" w:hAnsi="Times New Roman"/>
+              </w:rPr>
+              <w:t>0</w:t>
+            </w:r>
+          </w:p>
+        </w:tc>
+        <w:tc>
+          <w:tcPr>
+            <w:tcW w:type="dxa" w:w="821"/>
+          </w:tcPr>
+          <w:p>
+            <w:r>
+              <w:rPr>
+                <w:rFonts w:ascii="Times New Roman" w:hAnsi="Times New Roman"/>
+              </w:rPr>
+              <w:t>0</w:t>
+            </w:r>
+          </w:p>
+        </w:tc>
+        <w:tc>
+          <w:tcPr>
+            <w:tcW w:type="dxa" w:w="821"/>
+          </w:tcPr>
+          <w:p>
+            <w:r>
+              <w:rPr>
+                <w:rFonts w:ascii="Times New Roman" w:hAnsi="Times New Roman"/>
+              </w:rPr>
+              <w:t>5</w:t>
+            </w:r>
+          </w:p>
+        </w:tc>
+        <w:tc>
+          <w:tcPr>
+            <w:tcW w:type="dxa" w:w="821"/>
+          </w:tcPr>
+          <w:p>
+            <w:r>
+              <w:rPr>
+                <w:rFonts w:ascii="Times New Roman" w:hAnsi="Times New Roman"/>
+              </w:rPr>
+              <w:t>98</w:t>
+            </w:r>
+          </w:p>
+        </w:tc>
+        <w:tc>
+          <w:tcPr>
+            <w:tcW w:type="dxa" w:w="821"/>
+          </w:tcPr>
+          <w:p>
+            <w:r>
+              <w:rPr>
+                <w:rFonts w:ascii="Times New Roman" w:hAnsi="Times New Roman"/>
+              </w:rPr>
+              <w:t>2</w:t>
+            </w:r>
+          </w:p>
+        </w:tc>
+        <w:tc>
+          <w:tcPr>
+            <w:tcW w:type="dxa" w:w="821"/>
+          </w:tcPr>
+          <w:p>
+            <w:r>
+              <w:rPr>
+                <w:rFonts w:ascii="Times New Roman" w:hAnsi="Times New Roman"/>
+              </w:rPr>
+              <w:t>2</w:t>
+            </w:r>
+          </w:p>
+        </w:tc>
+        <w:tc>
+          <w:tcPr>
+            <w:tcW w:type="dxa" w:w="821"/>
+          </w:tcPr>
+          <w:p>
+            <w:r>
+              <w:rPr>
+                <w:rFonts w:ascii="Times New Roman" w:hAnsi="Times New Roman"/>
+              </w:rPr>
+              <w:t>0</w:t>
+            </w:r>
+          </w:p>
+        </w:tc>
+        <w:tc>
+          <w:tcPr>
+            <w:tcW w:type="dxa" w:w="821"/>
+          </w:tcPr>
+          <w:p>
+            <w:r>
+              <w:rPr>
+                <w:rFonts w:ascii="Times New Roman" w:hAnsi="Times New Roman"/>
+              </w:rPr>
+              <w:t>0</w:t>
+            </w:r>
+          </w:p>
+        </w:tc>
+        <w:tc>
+          <w:tcPr>
+            <w:tcW w:type="dxa" w:w="821"/>
+          </w:tcPr>
+          <w:p>
+            <w:r>
+              <w:rPr>
+                <w:rFonts w:ascii="Times New Roman" w:hAnsi="Times New Roman"/>
+              </w:rPr>
+              <w:t>1</w:t>
+            </w:r>
+          </w:p>
+        </w:tc>
+      </w:tr>
+      <w:tr>
+        <w:tc>
+          <w:tcPr>
+            <w:tcW w:type="dxa" w:w="821"/>
+          </w:tcPr>
+          <w:p>
+            <w:r>
+              <w:rPr>
+                <w:rFonts w:ascii="Times New Roman" w:hAnsi="Times New Roman"/>
+              </w:rPr>
+              <w:t>Spider Mites</w:t>
+            </w:r>
+          </w:p>
+        </w:tc>
+        <w:tc>
+          <w:tcPr>
+            <w:tcW w:type="dxa" w:w="821"/>
+          </w:tcPr>
+          <w:p>
+            <w:r>
+              <w:rPr>
+                <w:rFonts w:ascii="Times New Roman" w:hAnsi="Times New Roman"/>
+              </w:rPr>
+              <w:t>0</w:t>
+            </w:r>
+          </w:p>
+        </w:tc>
+        <w:tc>
+          <w:tcPr>
+            <w:tcW w:type="dxa" w:w="821"/>
+          </w:tcPr>
+          <w:p>
+            <w:r>
+              <w:rPr>
+                <w:rFonts w:ascii="Times New Roman" w:hAnsi="Times New Roman"/>
+              </w:rPr>
+              <w:t>0</w:t>
+            </w:r>
+          </w:p>
+        </w:tc>
+        <w:tc>
+          <w:tcPr>
+            <w:tcW w:type="dxa" w:w="821"/>
+          </w:tcPr>
+          <w:p>
+            <w:r>
+              <w:rPr>
+                <w:rFonts w:ascii="Times New Roman" w:hAnsi="Times New Roman"/>
+              </w:rPr>
+              <w:t>0</w:t>
+            </w:r>
+          </w:p>
+        </w:tc>
+        <w:tc>
+          <w:tcPr>
+            <w:tcW w:type="dxa" w:w="821"/>
+          </w:tcPr>
+          <w:p>
+            <w:r>
+              <w:rPr>
+                <w:rFonts w:ascii="Times New Roman" w:hAnsi="Times New Roman"/>
+              </w:rPr>
+              <w:t>0</w:t>
+            </w:r>
+          </w:p>
+        </w:tc>
+        <w:tc>
+          <w:tcPr>
+            <w:tcW w:type="dxa" w:w="821"/>
+          </w:tcPr>
+          <w:p>
+            <w:r>
+              <w:rPr>
+                <w:rFonts w:ascii="Times New Roman" w:hAnsi="Times New Roman"/>
+              </w:rPr>
+              <w:t>0</w:t>
+            </w:r>
+          </w:p>
+        </w:tc>
+        <w:tc>
+          <w:tcPr>
+            <w:tcW w:type="dxa" w:w="821"/>
+          </w:tcPr>
+          <w:p>
+            <w:r>
+              <w:rPr>
+                <w:rFonts w:ascii="Times New Roman" w:hAnsi="Times New Roman"/>
+              </w:rPr>
+              <w:t>104</w:t>
+            </w:r>
+          </w:p>
+        </w:tc>
+        <w:tc>
+          <w:tcPr>
+            <w:tcW w:type="dxa" w:w="821"/>
+          </w:tcPr>
+          <w:p>
+            <w:r>
+              <w:rPr>
+                <w:rFonts w:ascii="Times New Roman" w:hAnsi="Times New Roman"/>
+              </w:rPr>
+              <w:t>4</w:t>
+            </w:r>
+          </w:p>
+        </w:tc>
+        <w:tc>
+          <w:tcPr>
+            <w:tcW w:type="dxa" w:w="821"/>
+          </w:tcPr>
+          <w:p>
+            <w:r>
+              <w:rPr>
+                <w:rFonts w:ascii="Times New Roman" w:hAnsi="Times New Roman"/>
+              </w:rPr>
+              <w:t>0</w:t>
+            </w:r>
+          </w:p>
+        </w:tc>
+        <w:tc>
+          <w:tcPr>
+            <w:tcW w:type="dxa" w:w="821"/>
+          </w:tcPr>
+          <w:p>
+            <w:r>
+              <w:rPr>
+                <w:rFonts w:ascii="Times New Roman" w:hAnsi="Times New Roman"/>
+              </w:rPr>
+              <w:t>0</w:t>
+            </w:r>
+          </w:p>
+        </w:tc>
+        <w:tc>
+          <w:tcPr>
+            <w:tcW w:type="dxa" w:w="821"/>
+          </w:tcPr>
+          <w:p>
+            <w:r>
+              <w:rPr>
+                <w:rFonts w:ascii="Times New Roman" w:hAnsi="Times New Roman"/>
+              </w:rPr>
+              <w:t>2</w:t>
+            </w:r>
+          </w:p>
+        </w:tc>
+      </w:tr>
+      <w:tr>
+        <w:tc>
+          <w:tcPr>
+            <w:tcW w:type="dxa" w:w="821"/>
+          </w:tcPr>
+          <w:p>
+            <w:r>
+              <w:rPr>
+                <w:rFonts w:ascii="Times New Roman" w:hAnsi="Times New Roman"/>
+              </w:rPr>
+              <w:t>Target Spot</w:t>
+            </w:r>
+          </w:p>
+        </w:tc>
+        <w:tc>
+          <w:tcPr>
+            <w:tcW w:type="dxa" w:w="821"/>
+          </w:tcPr>
+          <w:p>
+            <w:r>
+              <w:rPr>
+                <w:rFonts w:ascii="Times New Roman" w:hAnsi="Times New Roman"/>
+              </w:rPr>
+              <w:t>3</w:t>
+            </w:r>
+          </w:p>
+        </w:tc>
+        <w:tc>
+          <w:tcPr>
+            <w:tcW w:type="dxa" w:w="821"/>
+          </w:tcPr>
+          <w:p>
+            <w:r>
+              <w:rPr>
+                <w:rFonts w:ascii="Times New Roman" w:hAnsi="Times New Roman"/>
+              </w:rPr>
+              <w:t>0</w:t>
+            </w:r>
+          </w:p>
+        </w:tc>
+        <w:tc>
+          <w:tcPr>
+            <w:tcW w:type="dxa" w:w="821"/>
+          </w:tcPr>
+          <w:p>
+            <w:r>
+              <w:rPr>
+                <w:rFonts w:ascii="Times New Roman" w:hAnsi="Times New Roman"/>
+              </w:rPr>
+              <w:t>0</w:t>
+            </w:r>
+          </w:p>
+        </w:tc>
+        <w:tc>
+          <w:tcPr>
+            <w:tcW w:type="dxa" w:w="821"/>
+          </w:tcPr>
+          <w:p>
+            <w:r>
+              <w:rPr>
+                <w:rFonts w:ascii="Times New Roman" w:hAnsi="Times New Roman"/>
+              </w:rPr>
+              <w:t>0</w:t>
+            </w:r>
+          </w:p>
+        </w:tc>
+        <w:tc>
+          <w:tcPr>
+            <w:tcW w:type="dxa" w:w="821"/>
+          </w:tcPr>
+          <w:p>
+            <w:r>
+              <w:rPr>
+                <w:rFonts w:ascii="Times New Roman" w:hAnsi="Times New Roman"/>
+              </w:rPr>
+              <w:t>3</w:t>
+            </w:r>
+          </w:p>
+        </w:tc>
+        <w:tc>
+          <w:tcPr>
+            <w:tcW w:type="dxa" w:w="821"/>
+          </w:tcPr>
+          <w:p>
+            <w:r>
+              <w:rPr>
+                <w:rFonts w:ascii="Times New Roman" w:hAnsi="Times New Roman"/>
+              </w:rPr>
+              <w:t>8</w:t>
+            </w:r>
+          </w:p>
+        </w:tc>
+        <w:tc>
+          <w:tcPr>
+            <w:tcW w:type="dxa" w:w="821"/>
+          </w:tcPr>
+          <w:p>
+            <w:r>
+              <w:rPr>
+                <w:rFonts w:ascii="Times New Roman" w:hAnsi="Times New Roman"/>
+              </w:rPr>
+              <w:t>87</w:t>
+            </w:r>
+          </w:p>
+        </w:tc>
+        <w:tc>
+          <w:tcPr>
+            <w:tcW w:type="dxa" w:w="821"/>
+          </w:tcPr>
+          <w:p>
+            <w:r>
+              <w:rPr>
+                <w:rFonts w:ascii="Times New Roman" w:hAnsi="Times New Roman"/>
+              </w:rPr>
+              <w:t>0</w:t>
+            </w:r>
+          </w:p>
+        </w:tc>
+        <w:tc>
+          <w:tcPr>
+            <w:tcW w:type="dxa" w:w="821"/>
+          </w:tcPr>
+          <w:p>
+            <w:r>
+              <w:rPr>
+                <w:rFonts w:ascii="Times New Roman" w:hAnsi="Times New Roman"/>
+              </w:rPr>
+              <w:t>0</w:t>
+            </w:r>
+          </w:p>
+        </w:tc>
+        <w:tc>
+          <w:tcPr>
+            <w:tcW w:type="dxa" w:w="821"/>
+          </w:tcPr>
+          <w:p>
+            <w:r>
+              <w:rPr>
+                <w:rFonts w:ascii="Times New Roman" w:hAnsi="Times New Roman"/>
+              </w:rPr>
+              <w:t>9</w:t>
+            </w:r>
+          </w:p>
+        </w:tc>
+      </w:tr>
+      <w:tr>
+        <w:tc>
+          <w:tcPr>
+            <w:tcW w:type="dxa" w:w="821"/>
+          </w:tcPr>
+          <w:p>
+            <w:r>
+              <w:rPr>
+                <w:rFonts w:ascii="Times New Roman" w:hAnsi="Times New Roman"/>
+              </w:rPr>
+              <w:t>Yellow Leaf Curl</w:t>
+            </w:r>
+          </w:p>
+        </w:tc>
+        <w:tc>
+          <w:tcPr>
+            <w:tcW w:type="dxa" w:w="821"/>
+          </w:tcPr>
+          <w:p>
+            <w:r>
+              <w:rPr>
+                <w:rFonts w:ascii="Times New Roman" w:hAnsi="Times New Roman"/>
+              </w:rPr>
+              <w:t>2</w:t>
+            </w:r>
+          </w:p>
+        </w:tc>
+        <w:tc>
+          <w:tcPr>
+            <w:tcW w:type="dxa" w:w="821"/>
+          </w:tcPr>
+          <w:p>
+            <w:r>
+              <w:rPr>
+                <w:rFonts w:ascii="Times New Roman" w:hAnsi="Times New Roman"/>
+              </w:rPr>
+              <w:t>0</w:t>
+            </w:r>
+          </w:p>
+        </w:tc>
+        <w:tc>
+          <w:tcPr>
+            <w:tcW w:type="dxa" w:w="821"/>
+          </w:tcPr>
+          <w:p>
+            <w:r>
+              <w:rPr>
+                <w:rFonts w:ascii="Times New Roman" w:hAnsi="Times New Roman"/>
+              </w:rPr>
+              <w:t>0</w:t>
+            </w:r>
+          </w:p>
+        </w:tc>
+        <w:tc>
+          <w:tcPr>
+            <w:tcW w:type="dxa" w:w="821"/>
+          </w:tcPr>
+          <w:p>
+            <w:r>
+              <w:rPr>
+                <w:rFonts w:ascii="Times New Roman" w:hAnsi="Times New Roman"/>
+              </w:rPr>
+              <w:t>0</w:t>
+            </w:r>
+          </w:p>
+        </w:tc>
+        <w:tc>
+          <w:tcPr>
+            <w:tcW w:type="dxa" w:w="821"/>
+          </w:tcPr>
+          <w:p>
+            <w:r>
+              <w:rPr>
+                <w:rFonts w:ascii="Times New Roman" w:hAnsi="Times New Roman"/>
+              </w:rPr>
+              <w:t>1</w:t>
+            </w:r>
+          </w:p>
+        </w:tc>
+        <w:tc>
+          <w:tcPr>
+            <w:tcW w:type="dxa" w:w="821"/>
+          </w:tcPr>
+          <w:p>
+            <w:r>
+              <w:rPr>
+                <w:rFonts w:ascii="Times New Roman" w:hAnsi="Times New Roman"/>
+              </w:rPr>
+              <w:t>1</w:t>
+            </w:r>
+          </w:p>
+        </w:tc>
+        <w:tc>
+          <w:tcPr>
+            <w:tcW w:type="dxa" w:w="821"/>
+          </w:tcPr>
+          <w:p>
+            <w:r>
+              <w:rPr>
+                <w:rFonts w:ascii="Times New Roman" w:hAnsi="Times New Roman"/>
+              </w:rPr>
+              <w:t>0</w:t>
+            </w:r>
+          </w:p>
+        </w:tc>
+        <w:tc>
+          <w:tcPr>
+            <w:tcW w:type="dxa" w:w="821"/>
+          </w:tcPr>
+          <w:p>
+            <w:r>
+              <w:rPr>
+                <w:rFonts w:ascii="Times New Roman" w:hAnsi="Times New Roman"/>
+              </w:rPr>
+              <w:t>106</w:t>
+            </w:r>
+          </w:p>
+        </w:tc>
+        <w:tc>
+          <w:tcPr>
+            <w:tcW w:type="dxa" w:w="821"/>
+          </w:tcPr>
+          <w:p>
+            <w:r>
+              <w:rPr>
+                <w:rFonts w:ascii="Times New Roman" w:hAnsi="Times New Roman"/>
+              </w:rPr>
+              <w:t>0</w:t>
+            </w:r>
+          </w:p>
+        </w:tc>
+        <w:tc>
+          <w:tcPr>
+            <w:tcW w:type="dxa" w:w="821"/>
+          </w:tcPr>
+          <w:p>
+            <w:r>
+              <w:rPr>
+                <w:rFonts w:ascii="Times New Roman" w:hAnsi="Times New Roman"/>
+              </w:rPr>
+              <w:t>0</w:t>
+            </w:r>
+          </w:p>
+        </w:tc>
+      </w:tr>
+      <w:tr>
+        <w:tc>
+          <w:tcPr>
+            <w:tcW w:type="dxa" w:w="821"/>
+          </w:tcPr>
+          <w:p>
+            <w:r>
+              <w:rPr>
+                <w:rFonts w:ascii="Times New Roman" w:hAnsi="Times New Roman"/>
+              </w:rPr>
+              <w:t>Mosaic Virus</w:t>
+            </w:r>
+          </w:p>
+        </w:tc>
+        <w:tc>
+          <w:tcPr>
+            <w:tcW w:type="dxa" w:w="821"/>
+          </w:tcPr>
+          <w:p>
+            <w:r>
+              <w:rPr>
+                <w:rFonts w:ascii="Times New Roman" w:hAnsi="Times New Roman"/>
+              </w:rPr>
+              <w:t>0</w:t>
+            </w:r>
+          </w:p>
+        </w:tc>
+        <w:tc>
+          <w:tcPr>
+            <w:tcW w:type="dxa" w:w="821"/>
+          </w:tcPr>
+          <w:p>
+            <w:r>
+              <w:rPr>
+                <w:rFonts w:ascii="Times New Roman" w:hAnsi="Times New Roman"/>
+              </w:rPr>
+              <w:t>0</w:t>
+            </w:r>
+          </w:p>
+        </w:tc>
+        <w:tc>
+          <w:tcPr>
+            <w:tcW w:type="dxa" w:w="821"/>
+          </w:tcPr>
+          <w:p>
+            <w:r>
+              <w:rPr>
+                <w:rFonts w:ascii="Times New Roman" w:hAnsi="Times New Roman"/>
+              </w:rPr>
+              <w:t>0</w:t>
+            </w:r>
+          </w:p>
+        </w:tc>
+        <w:tc>
+          <w:tcPr>
+            <w:tcW w:type="dxa" w:w="821"/>
+          </w:tcPr>
+          <w:p>
+            <w:r>
+              <w:rPr>
+                <w:rFonts w:ascii="Times New Roman" w:hAnsi="Times New Roman"/>
+              </w:rPr>
+              <w:t>0</w:t>
+            </w:r>
+          </w:p>
+        </w:tc>
+        <w:tc>
+          <w:tcPr>
+            <w:tcW w:type="dxa" w:w="821"/>
+          </w:tcPr>
+          <w:p>
+            <w:r>
+              <w:rPr>
+                <w:rFonts w:ascii="Times New Roman" w:hAnsi="Times New Roman"/>
+              </w:rPr>
+              <w:t>0</w:t>
+            </w:r>
+          </w:p>
+        </w:tc>
+        <w:tc>
+          <w:tcPr>
+            <w:tcW w:type="dxa" w:w="821"/>
+          </w:tcPr>
+          <w:p>
+            <w:r>
+              <w:rPr>
+                <w:rFonts w:ascii="Times New Roman" w:hAnsi="Times New Roman"/>
+              </w:rPr>
+              <w:t>1</w:t>
+            </w:r>
+          </w:p>
+        </w:tc>
+        <w:tc>
+          <w:tcPr>
+            <w:tcW w:type="dxa" w:w="821"/>
+          </w:tcPr>
+          <w:p>
+            <w:r>
+              <w:rPr>
+                <w:rFonts w:ascii="Times New Roman" w:hAnsi="Times New Roman"/>
+              </w:rPr>
+              <w:t>0</w:t>
+            </w:r>
+          </w:p>
+        </w:tc>
+        <w:tc>
+          <w:tcPr>
+            <w:tcW w:type="dxa" w:w="821"/>
+          </w:tcPr>
+          <w:p>
+            <w:r>
+              <w:rPr>
+                <w:rFonts w:ascii="Times New Roman" w:hAnsi="Times New Roman"/>
+              </w:rPr>
+              <w:t>0</w:t>
+            </w:r>
+          </w:p>
+        </w:tc>
+        <w:tc>
+          <w:tcPr>
+            <w:tcW w:type="dxa" w:w="821"/>
+          </w:tcPr>
+          <w:p>
+            <w:r>
+              <w:rPr>
+                <w:rFonts w:ascii="Times New Roman" w:hAnsi="Times New Roman"/>
+              </w:rPr>
+              <w:t>109</w:t>
+            </w:r>
+          </w:p>
+        </w:tc>
+        <w:tc>
+          <w:tcPr>
+            <w:tcW w:type="dxa" w:w="821"/>
+          </w:tcPr>
+          <w:p>
+            <w:r>
+              <w:rPr>
+                <w:rFonts w:ascii="Times New Roman" w:hAnsi="Times New Roman"/>
+              </w:rPr>
+              <w:t>0</w:t>
+            </w:r>
+          </w:p>
+        </w:tc>
+      </w:tr>
+      <w:tr>
+        <w:tc>
+          <w:tcPr>
+            <w:tcW w:type="dxa" w:w="821"/>
+          </w:tcPr>
+          <w:p>
+            <w:r>
+              <w:rPr>
+                <w:rFonts w:ascii="Times New Roman" w:hAnsi="Times New Roman"/>
+              </w:rPr>
+              <w:t>Healthy</w:t>
+            </w:r>
+          </w:p>
+        </w:tc>
+        <w:tc>
+          <w:tcPr>
+            <w:tcW w:type="dxa" w:w="821"/>
+          </w:tcPr>
+          <w:p>
+            <w:r>
+              <w:rPr>
+                <w:rFonts w:ascii="Times New Roman" w:hAnsi="Times New Roman"/>
+              </w:rPr>
+              <w:t>0</w:t>
+            </w:r>
+          </w:p>
+        </w:tc>
+        <w:tc>
+          <w:tcPr>
+            <w:tcW w:type="dxa" w:w="821"/>
+          </w:tcPr>
+          <w:p>
+            <w:r>
+              <w:rPr>
+                <w:rFonts w:ascii="Times New Roman" w:hAnsi="Times New Roman"/>
+              </w:rPr>
+              <w:t>0</w:t>
+            </w:r>
+          </w:p>
+        </w:tc>
+        <w:tc>
+          <w:tcPr>
+            <w:tcW w:type="dxa" w:w="821"/>
+          </w:tcPr>
+          <w:p>
+            <w:r>
+              <w:rPr>
+                <w:rFonts w:ascii="Times New Roman" w:hAnsi="Times New Roman"/>
+              </w:rPr>
+              <w:t>0</w:t>
+            </w:r>
+          </w:p>
+        </w:tc>
+        <w:tc>
+          <w:tcPr>
+            <w:tcW w:type="dxa" w:w="821"/>
+          </w:tcPr>
+          <w:p>
+            <w:r>
+              <w:rPr>
+                <w:rFonts w:ascii="Times New Roman" w:hAnsi="Times New Roman"/>
+              </w:rPr>
+              <w:t>0</w:t>
+            </w:r>
+          </w:p>
+        </w:tc>
+        <w:tc>
+          <w:tcPr>
+            <w:tcW w:type="dxa" w:w="821"/>
+          </w:tcPr>
+          <w:p>
+            <w:r>
+              <w:rPr>
+                <w:rFonts w:ascii="Times New Roman" w:hAnsi="Times New Roman"/>
+              </w:rPr>
+              <w:t>0</w:t>
+            </w:r>
+          </w:p>
+        </w:tc>
+        <w:tc>
+          <w:tcPr>
+            <w:tcW w:type="dxa" w:w="821"/>
+          </w:tcPr>
+          <w:p>
+            <w:r>
+              <w:rPr>
+                <w:rFonts w:ascii="Times New Roman" w:hAnsi="Times New Roman"/>
+              </w:rPr>
+              <w:t>1</w:t>
+            </w:r>
+          </w:p>
+        </w:tc>
+        <w:tc>
+          <w:tcPr>
+            <w:tcW w:type="dxa" w:w="821"/>
+          </w:tcPr>
+          <w:p>
+            <w:r>
+              <w:rPr>
+                <w:rFonts w:ascii="Times New Roman" w:hAnsi="Times New Roman"/>
+              </w:rPr>
+              <w:t>1</w:t>
+            </w:r>
+          </w:p>
+        </w:tc>
+        <w:tc>
+          <w:tcPr>
+            <w:tcW w:type="dxa" w:w="821"/>
+          </w:tcPr>
+          <w:p>
+            <w:r>
+              <w:rPr>
+                <w:rFonts w:ascii="Times New Roman" w:hAnsi="Times New Roman"/>
+              </w:rPr>
+              <w:t>0</w:t>
+            </w:r>
+          </w:p>
+        </w:tc>
+        <w:tc>
+          <w:tcPr>
+            <w:tcW w:type="dxa" w:w="821"/>
+          </w:tcPr>
+          <w:p>
+            <w:r>
+              <w:rPr>
+                <w:rFonts w:ascii="Times New Roman" w:hAnsi="Times New Roman"/>
+              </w:rPr>
+              <w:t>0</w:t>
+            </w:r>
+          </w:p>
+        </w:tc>
+        <w:tc>
+          <w:tcPr>
+            <w:tcW w:type="dxa" w:w="821"/>
+          </w:tcPr>
+          <w:p>
+            <w:r>
+              <w:rPr>
+                <w:rFonts w:ascii="Times New Roman" w:hAnsi="Times New Roman"/>
+              </w:rPr>
+              <w:t>108</w:t>
+            </w:r>
+          </w:p>
+        </w:tc>
+      </w:tr>
+    </w:tbl>
+    <w:p>
+      <w:pPr/>
+    </w:p>
+    <w:p>
+      <w:pPr/>
+      <w:r>
+        <w:rPr>
+          <w:rFonts w:ascii="Times New Roman" w:hAnsi="Times New Roman"/>
+          <w:b/>
+        </w:rPr>
+        <w:t>4.4 System Performance</w:t>
+      </w:r>
+    </w:p>
+    <w:p>
+      <w:pPr/>
+      <w:r>
+        <w:rPr>
+          <w:rFonts w:ascii="Times New Roman" w:hAnsi="Times New Roman"/>
+          <w:b/>
+        </w:rPr>
+        <w:t>4.4.1 Inference Latency</w:t>
+      </w:r>
+    </w:p>
+    <w:p>
+      <w:pPr>
+        <w:spacing w:line="360" w:lineRule="exact"/>
+      </w:pPr>
+      <w:r>
+        <w:rPr>
+          <w:rFonts w:ascii="Times New Roman" w:hAnsi="Times New Roman"/>
+          <w:b w:val="0"/>
+        </w:rPr>
+        <w:t>Inference latency was measured on the Raspberry Pi 5 target platform using the full-precision float32 fine_tuned.keras model with TensorFlow as the runtime. Latency was recorded across 20 consecutive inference calls on a single representative test image, with the first call excluded from statistics to eliminate cold-start JIT compilation effects. The results are summarised in Table 4.5.</w:t>
+      </w:r>
+    </w:p>
+    <w:p>
+      <w:pPr/>
+      <w:r>
+        <w:rPr>
+          <w:rFonts w:ascii="Times New Roman" w:hAnsi="Times New Roman"/>
+          <w:b/>
+        </w:rPr>
+        <w:t>Table 4.5 — Inference latency on Raspberry Pi 5 (float32, 20-run average)</w:t>
+      </w:r>
+    </w:p>
+    <w:tbl>
+      <w:tblPr>
+        <w:tblStyle w:val="TableGrid"/>
+        <w:tblW w:type="auto" w:w="0"/>
+        <w:tblLook w:firstColumn="1" w:firstRow="1" w:lastColumn="0" w:lastRow="0" w:noHBand="0" w:noVBand="1" w:val="04A0"/>
+      </w:tblPr>
+      <w:tblGrid>
+        <w:gridCol w:w="4513"/>
+        <w:gridCol w:w="4513"/>
+      </w:tblGrid>
+      <w:tr>
+        <w:tc>
+          <w:tcPr>
+            <w:tcW w:type="dxa" w:w="4513"/>
+          </w:tcPr>
+          <w:p>
+            <w:r>
+              <w:rPr>
+                <w:rFonts w:ascii="Times New Roman" w:hAnsi="Times New Roman"/>
+                <w:b/>
+              </w:rPr>
+              <w:t>Metric</w:t>
+            </w:r>
+          </w:p>
+        </w:tc>
+        <w:tc>
+          <w:tcPr>
+            <w:tcW w:type="dxa" w:w="4513"/>
+          </w:tcPr>
+          <w:p>
+            <w:r>
+              <w:rPr>
+                <w:rFonts w:ascii="Times New Roman" w:hAnsi="Times New Roman"/>
+                <w:b/>
+              </w:rPr>
+              <w:t>Value</w:t>
+            </w:r>
+          </w:p>
+        </w:tc>
+      </w:tr>
+      <w:tr>
+        <w:tc>
+          <w:tcPr>
+            <w:tcW w:type="dxa" w:w="4513"/>
+          </w:tcPr>
+          <w:p>
+            <w:r>
+              <w:rPr>
+                <w:rFonts w:ascii="Times New Roman" w:hAnsi="Times New Roman"/>
+              </w:rPr>
+              <w:t>Platform</w:t>
+            </w:r>
+          </w:p>
+        </w:tc>
+        <w:tc>
+          <w:tcPr>
+            <w:tcW w:type="dxa" w:w="4513"/>
+          </w:tcPr>
+          <w:p>
+            <w:r>
+              <w:rPr>
+                <w:rFonts w:ascii="Times New Roman" w:hAnsi="Times New Roman"/>
+              </w:rPr>
+              <w:t>Raspberry Pi 5 (Broadcom BCM2712, 2.4 GHz quad-core Cortex-A76)</w:t>
+            </w:r>
+          </w:p>
+        </w:tc>
+      </w:tr>
+      <w:tr>
+        <w:tc>
+          <w:tcPr>
+            <w:tcW w:type="dxa" w:w="4513"/>
+          </w:tcPr>
+          <w:p>
+            <w:r>
+              <w:rPr>
+                <w:rFonts w:ascii="Times New Roman" w:hAnsi="Times New Roman"/>
+              </w:rPr>
+              <w:t>Model</w:t>
+            </w:r>
+          </w:p>
+        </w:tc>
+        <w:tc>
+          <w:tcPr>
+            <w:tcW w:type="dxa" w:w="4513"/>
+          </w:tcPr>
+          <w:p>
+            <w:r>
+              <w:rPr>
+                <w:rFonts w:ascii="Times New Roman" w:hAnsi="Times New Roman"/>
+              </w:rPr>
+              <w:t>fine_tuned.keras (float32)</w:t>
+            </w:r>
+          </w:p>
+        </w:tc>
+      </w:tr>
+      <w:tr>
+        <w:tc>
+          <w:tcPr>
+            <w:tcW w:type="dxa" w:w="4513"/>
+          </w:tcPr>
+          <w:p>
+            <w:r>
+              <w:rPr>
+                <w:rFonts w:ascii="Times New Roman" w:hAnsi="Times New Roman"/>
+              </w:rPr>
+              <w:t>Measurement runs</w:t>
+            </w:r>
+          </w:p>
+        </w:tc>
+        <w:tc>
+          <w:tcPr>
+            <w:tcW w:type="dxa" w:w="4513"/>
+          </w:tcPr>
+          <w:p>
+            <w:r>
+              <w:rPr>
+                <w:rFonts w:ascii="Times New Roman" w:hAnsi="Times New Roman"/>
+              </w:rPr>
+              <w:t>20</w:t>
+            </w:r>
+          </w:p>
+        </w:tc>
+      </w:tr>
+      <w:tr>
+        <w:tc>
+          <w:tcPr>
+            <w:tcW w:type="dxa" w:w="4513"/>
+          </w:tcPr>
+          <w:p>
+            <w:r>
+              <w:rPr>
+                <w:rFonts w:ascii="Times New Roman" w:hAnsi="Times New Roman"/>
+              </w:rPr>
+              <w:t>Mean latency</w:t>
+            </w:r>
+          </w:p>
+        </w:tc>
+        <w:tc>
+          <w:tcPr>
+            <w:tcW w:type="dxa" w:w="4513"/>
+          </w:tcPr>
+          <w:p>
+            <w:r>
+              <w:rPr>
+                <w:rFonts w:ascii="Times New Roman" w:hAnsi="Times New Roman"/>
+              </w:rPr>
+              <w:t>89.8 ms</w:t>
+            </w:r>
+          </w:p>
+        </w:tc>
+      </w:tr>
+      <w:tr>
+        <w:tc>
+          <w:tcPr>
+            <w:tcW w:type="dxa" w:w="4513"/>
+          </w:tcPr>
+          <w:p>
+            <w:r>
+              <w:rPr>
+                <w:rFonts w:ascii="Times New Roman" w:hAnsi="Times New Roman"/>
+              </w:rPr>
+              <w:t>Median latency</w:t>
+            </w:r>
+          </w:p>
+        </w:tc>
+        <w:tc>
+          <w:tcPr>
+            <w:tcW w:type="dxa" w:w="4513"/>
+          </w:tcPr>
+          <w:p>
+            <w:r>
+              <w:rPr>
+                <w:rFonts w:ascii="Times New Roman" w:hAnsi="Times New Roman"/>
+              </w:rPr>
+              <w:t>88.6 ms</w:t>
+            </w:r>
+          </w:p>
+        </w:tc>
+      </w:tr>
+      <w:tr>
+        <w:tc>
+          <w:tcPr>
+            <w:tcW w:type="dxa" w:w="4513"/>
+          </w:tcPr>
+          <w:p>
+            <w:r>
+              <w:rPr>
+                <w:rFonts w:ascii="Times New Roman" w:hAnsi="Times New Roman"/>
+              </w:rPr>
+              <w:t>95th percentile (p95)</w:t>
+            </w:r>
+          </w:p>
+        </w:tc>
+        <w:tc>
+          <w:tcPr>
+            <w:tcW w:type="dxa" w:w="4513"/>
+          </w:tcPr>
+          <w:p>
+            <w:r>
+              <w:rPr>
+                <w:rFonts w:ascii="Times New Roman" w:hAnsi="Times New Roman"/>
+              </w:rPr>
+              <w:t>100.4 ms</w:t>
+            </w:r>
+          </w:p>
+        </w:tc>
+      </w:tr>
+      <w:tr>
+        <w:tc>
+          <w:tcPr>
+            <w:tcW w:type="dxa" w:w="4513"/>
+          </w:tcPr>
+          <w:p>
+            <w:r>
+              <w:rPr>
+                <w:rFonts w:ascii="Times New Roman" w:hAnsi="Times New Roman"/>
+              </w:rPr>
+              <w:t>Minimum latency</w:t>
+            </w:r>
+          </w:p>
+        </w:tc>
+        <w:tc>
+          <w:tcPr>
+            <w:tcW w:type="dxa" w:w="4513"/>
+          </w:tcPr>
+          <w:p>
+            <w:r>
+              <w:rPr>
+                <w:rFonts w:ascii="Times New Roman" w:hAnsi="Times New Roman"/>
+              </w:rPr>
+              <w:t>81.9 ms</w:t>
+            </w:r>
+          </w:p>
+        </w:tc>
+      </w:tr>
+      <w:tr>
+        <w:tc>
+          <w:tcPr>
+            <w:tcW w:type="dxa" w:w="4513"/>
+          </w:tcPr>
+          <w:p>
+            <w:r>
+              <w:rPr>
+                <w:rFonts w:ascii="Times New Roman" w:hAnsi="Times New Roman"/>
+              </w:rPr>
+              <w:t>Maximum latency</w:t>
+            </w:r>
+          </w:p>
+        </w:tc>
+        <w:tc>
+          <w:tcPr>
+            <w:tcW w:type="dxa" w:w="4513"/>
+          </w:tcPr>
+          <w:p>
+            <w:r>
+              <w:rPr>
+                <w:rFonts w:ascii="Times New Roman" w:hAnsi="Times New Roman"/>
+              </w:rPr>
+              <w:t>109.1 ms</w:t>
+            </w:r>
+          </w:p>
+        </w:tc>
+      </w:tr>
+      <w:tr>
+        <w:tc>
+          <w:tcPr>
+            <w:tcW w:type="dxa" w:w="4513"/>
+          </w:tcPr>
+          <w:p>
+            <w:r>
+              <w:rPr>
+                <w:rFonts w:ascii="Times New Roman" w:hAnsi="Times New Roman"/>
+              </w:rPr>
+              <w:t>Peak heap allocation (tracemalloc)</w:t>
+            </w:r>
+          </w:p>
+        </w:tc>
+        <w:tc>
+          <w:tcPr>
+            <w:tcW w:type="dxa" w:w="4513"/>
+          </w:tcPr>
+          <w:p>
+            <w:r>
+              <w:rPr>
+                <w:rFonts w:ascii="Times New Roman" w:hAnsi="Times New Roman"/>
+              </w:rPr>
+              <w:t>0.7 MB</w:t>
+            </w:r>
+          </w:p>
+        </w:tc>
+      </w:tr>
+    </w:tbl>
+    <w:p>
+      <w:pPr/>
+    </w:p>
+    <w:p>
+      <w:pPr>
+        <w:spacing w:line="360" w:lineRule="exact"/>
+      </w:pPr>
+      <w:r>
+        <w:rPr>
+          <w:rFonts w:ascii="Times New Roman" w:hAnsi="Times New Roman"/>
+          <w:b w:val="0"/>
+        </w:rPr>
+        <w:t>The mean inference latency of 89.8 ms is well within the 200 ms threshold commonly cited as the upper bound for interactive response in human-computer interaction contexts. The p95 latency of 100.4 ms demonstrates that even in the tail of the distribution, the system remains responsive. The small spread between minimum (81.9 ms) and maximum (109.1 ms) values indicates consistent performance without severe jitter, which is important for deployment in field conditions where thermal throttling or background operating system processes may introduce variability.</w:t>
+      </w:r>
+    </w:p>
+    <w:p>
+      <w:pPr>
+        <w:spacing w:line="360" w:lineRule="exact"/>
+      </w:pPr>
+      <w:r>
+        <w:rPr>
+          <w:rFonts w:ascii="Times New Roman" w:hAnsi="Times New Roman"/>
+          <w:b w:val="0"/>
+        </w:rPr>
+        <w:t>No INT8 TFLite model was produced during this study run; the latency figures reported here correspond exclusively to the float32 .keras model. INT8 quantisation, which would be expected to reduce model size from 11.4 MB to approximately 2.5 MB and further reduce inference latency, remains a direction for future work.</w:t>
+      </w:r>
+    </w:p>
+    <w:p>
+      <w:pPr/>
+      <w:r>
+        <w:rPr>
+          <w:rFonts w:ascii="Times New Roman" w:hAnsi="Times New Roman"/>
+          <w:b/>
+        </w:rPr>
+        <w:t>4.4.2 Memory Footprint</w:t>
+      </w:r>
+    </w:p>
+    <w:p>
+      <w:pPr>
+        <w:spacing w:line="360" w:lineRule="exact"/>
+      </w:pPr>
+      <w:r>
+        <w:rPr>
+          <w:rFonts w:ascii="Times New Roman" w:hAnsi="Times New Roman"/>
+          <w:b w:val="0"/>
+        </w:rPr>
+        <w:t>The fine_tuned.keras model file occupies 11.4 MB on disk in float32 precision. During inference, peak Python heap allocation measured by the tracemalloc profiler was 0.7 MB. This figure reflects only heap allocations managed by the Python runtime; the full process memory footprint is larger due to TensorFlow runtime overhead, CUDA (where applicable), and shared library mappings that are not captured by tracemalloc. Nevertheless, the 11.4 MB model file fits comfortably within the Raspberry Pi 5's 4 GB LPDDR4X RAM, leaving ample headroom for the Streamlit application, OpenCV capture pipeline, and operating system processes to run concurrently.</w:t>
+      </w:r>
+    </w:p>
+    <w:p>
+      <w:pPr/>
+    </w:p>
+    <w:p>
+      <w:r>
+        <w:br w:type="page"/>
+      </w:r>
+    </w:p>
+    <w:p>
+      <w:pPr>
+        <w:jc w:val="both"/>
+      </w:pPr>
+      <w:r>
+        <w:rPr>
+          <w:rFonts w:ascii="Times New Roman" w:hAnsi="Times New Roman"/>
+          <w:b/>
+          <w:sz w:val="36"/>
+        </w:rPr>
+        <w:t>CHAPTER 5: DISCUSSION, CONCLUSIONS, AND FUTURE WORK</w:t>
+      </w:r>
+    </w:p>
+    <w:p>
+      <w:pPr/>
+      <w:r>
+        <w:rPr>
+          <w:rFonts w:ascii="Times New Roman" w:hAnsi="Times New Roman"/>
+          <w:b/>
+        </w:rPr>
+        <w:t>5.1 Discussion</w:t>
+      </w:r>
+    </w:p>
+    <w:p>
+      <w:pPr/>
+      <w:r>
+        <w:rPr>
+          <w:rFonts w:ascii="Times New Roman" w:hAnsi="Times New Roman"/>
+          <w:b/>
+        </w:rPr>
+        <w:t>5.1.1 Classification Performance</w:t>
+      </w:r>
+    </w:p>
+    <w:p>
+      <w:pPr>
+        <w:spacing w:line="360" w:lineRule="exact"/>
+      </w:pPr>
+      <w:r>
+        <w:rPr>
+          <w:rFonts w:ascii="Times New Roman" w:hAnsi="Times New Roman"/>
+          <w:b w:val="0"/>
+        </w:rPr>
+        <w:t>Madomasi achieved an overall test accuracy of 88.0% and a macro-F1 of 0.873 across ten tomato disease classes. For context, Mohanty et al. (2016) reported up to 99.35% accuracy on PlantVillage images using a deep CNN under controlled laboratory conditions; however, the same architecture was subsequently shown to drop to approximately 31.4% accuracy when tested on field-collected images — a dramatic generalisation failure attributable to domain shift between laboratory and real-world imaging conditions. The present study used the same controlled PlantVillage images, making the comparison with Mohanty et al. (2016) methodologically valid. The gap in peak accuracy (88.0% versus 99.35%) reflects the deliberate architectural trade-off made in selecting MobileNetV3Small: the lightweight backbone sacrifices some discriminative capacity in exchange for deployability on the Raspberry Pi 5 at a mean inference latency of 89.8 ms.</w:t>
+      </w:r>
+    </w:p>
+    <w:p>
+      <w:pPr>
+        <w:spacing w:line="360" w:lineRule="exact"/>
+      </w:pPr>
+      <w:r>
+        <w:rPr>
+          <w:rFonts w:ascii="Times New Roman" w:hAnsi="Times New Roman"/>
+          <w:b w:val="0"/>
+        </w:rPr>
+        <w:t>The Early Blight confusion pattern — recall of 46.4%, with misclassifications distributed across Septoria Leaf Spot (17 instances), Late Blight (14), and Target Spot (8) — is consistent with the known taxonomic ambiguity between these conditions. Barbedo (2018) identified circular necrotic lesions as one of the most challenging visual patterns in plant disease classification, precisely because multiple distinct pathogens produce superficially similar phenotypic expressions at the leaf surface. The high precision of Early Blight (96.2%) provides partial mitigation: when the model commits to predicting Early Blight, it is almost always correct. In practical field deployment, this means Early Blight is more likely to be missed (false negative) than falsely diagnosed (false positive), which is arguably the less harmful failure mode for an advisory system that complements rather than replaces agronomist assessment.</w:t>
+      </w:r>
+    </w:p>
+    <w:p>
+      <w:pPr/>
+      <w:r>
+        <w:rPr>
+          <w:rFonts w:ascii="Times New Roman" w:hAnsi="Times New Roman"/>
+          <w:b/>
+        </w:rPr>
+        <w:t>5.1.2 Fine-Tuning Divergence</w:t>
+      </w:r>
+    </w:p>
+    <w:p>
+      <w:pPr>
+        <w:spacing w:line="360" w:lineRule="exact"/>
+      </w:pPr>
+      <w:r>
+        <w:rPr>
+          <w:rFonts w:ascii="Times New Roman" w:hAnsi="Times New Roman"/>
+          <w:b w:val="0"/>
+        </w:rPr>
+        <w:t>A key empirical finding of this study is that Stage 2 fine-tuning caused immediate and monotonic divergence of the validation loss despite the use of a conservative learning rate of 0.0001 — one-tenth of the Stage 1 learning rate. Validation loss increased from 0.340 at epoch 1 to 0.603 at epoch 4, whilst training loss fell continuously, indicating that the model was overfitting to the training partition as soon as backbone weights were unfrozen. Yosinski et al. (2014) demonstrated that the transferability of features in deep networks diminishes as the target domain diverges from the source domain; however, plant disease classification on PlantVillage images is generally considered a relatively transfer-friendly target for ImageNet features, suggesting that dataset size rather than domain distance is the primary constraint here. With approximately 7,700 training images distributed across ten classes, the training partition may be insufficient to support unconstrained fine-tuning of all backbone parameters without aggressive regularisation. Future work should explore quantisation-aware training (Jacob et al., 2018), layer-by-layer gradual unfreezing, and a reduced learning rate of 1e-5 to address this divergence.</w:t>
+      </w:r>
+    </w:p>
+    <w:p>
+      <w:pPr/>
+      <w:r>
+        <w:rPr>
+          <w:rFonts w:ascii="Times New Roman" w:hAnsi="Times New Roman"/>
+          <w:b/>
+        </w:rPr>
+        <w:t>5.1.3 Explainability</w:t>
+      </w:r>
+    </w:p>
+    <w:p>
+      <w:pPr>
+        <w:spacing w:line="360" w:lineRule="exact"/>
+      </w:pPr>
+      <w:r>
+        <w:rPr>
+          <w:rFonts w:ascii="Times New Roman" w:hAnsi="Times New Roman"/>
+          <w:b w:val="0"/>
+        </w:rPr>
+        <w:t>Grad-CAM overlays (Selvaraju et al., 2017) were implemented to localise the image regions most influential to each classification decision. Visual inspection of these overlays during testing confirmed that activation regions corresponded to disease-relevant areas of the leaf — lesion sites, discolouration patterns, and affected vascular tissue — rather than artefacts of the background or imaging conditions. This aligns with the recommendation by Holzinger et al. (2019) that artificial intelligence systems deployed in high-stakes agricultural and health-related domains should provide human-interpretable explanations alongside quantitative predictions, so that domain experts can audit and override model outputs. The integration of Grad-CAM into the Streamlit interface means that the explanatory overlay is presented alongside the disease label and confidence score at inference time.</w:t>
+      </w:r>
+    </w:p>
+    <w:p>
+      <w:pPr/>
+      <w:r>
+        <w:rPr>
+          <w:rFonts w:ascii="Times New Roman" w:hAnsi="Times New Roman"/>
+          <w:b/>
+        </w:rPr>
+        <w:t>5.1.4 Edge Deployment</w:t>
+      </w:r>
+    </w:p>
+    <w:p>
+      <w:pPr>
+        <w:spacing w:line="360" w:lineRule="exact"/>
+      </w:pPr>
+      <w:r>
+        <w:rPr>
+          <w:rFonts w:ascii="Times New Roman" w:hAnsi="Times New Roman"/>
+          <w:b w:val="0"/>
+        </w:rPr>
+        <w:t>The mean inference latency of 89.8 ms on the Raspberry Pi 5 in float32 precision demonstrates that MobileNetV3Small can deliver interactive-speed predictions on commodity edge hardware without GPU acceleration. The 11.4 MB model file occupies less than 0.3% of the Raspberry Pi 5's 4 GB RAM, leaving ample headroom for the Streamlit application server, OpenCV webcam capture pipeline, and background monitoring processes. No INT8 TFLite model was produced in this study run; quantisation is expected to reduce model size to approximately 2.5 MB and further reduce latency, though a quantisation accuracy gap would need to be characterised before deployment (Limitation 5, Section 3.9).</w:t>
+      </w:r>
+    </w:p>
+    <w:p>
+      <w:pPr/>
+      <w:r>
+        <w:rPr>
+          <w:rFonts w:ascii="Times New Roman" w:hAnsi="Times New Roman"/>
+          <w:b/>
+        </w:rPr>
+        <w:t>5.1.5 Comparison with Hardware Alternatives</w:t>
+      </w:r>
+    </w:p>
+    <w:p>
+      <w:pPr>
+        <w:spacing w:line="360" w:lineRule="exact"/>
+      </w:pPr>
+      <w:r>
+        <w:rPr>
+          <w:rFonts w:ascii="Times New Roman" w:hAnsi="Times New Roman"/>
+          <w:b w:val="0"/>
+        </w:rPr>
+        <w:t>The Raspberry Pi 5 was selected over competing edge platforms on the basis of cost, capability, and ecosystem support. The NVIDIA Jetson Nano, reviewed in Section 2.2.2, provides a 128-core GPU and would likely reduce inference latency substantially, but its price of approximately USD 950 places it beyond the budget of Zimbabwean smallholder operations. At the other extreme, the STM32N6 microcontroller (USD 21) integrates a dedicated neural processing unit capable of 600 GOPS; however, its 2 MB RAM is insufficient to load the MobileNetV3Small model, even in INT8 format, without aggressive model surgery. The Raspberry Pi 5 at approximately USD 150 strikes a practical balance: sufficient RAM and CPU performance to run float32 inference at interactive speed, a mature Python ecosystem that accommodates TensorFlow, Streamlit, and OpenCV without cross-compilation, and a total deployed system cost (including camera module, power supply, and ancillaries) within the project budget of USD 114.50 as documented in Table 1.4.1.</w:t>
+      </w:r>
+    </w:p>
+    <w:p>
+      <w:pPr/>
+      <w:r>
+        <w:rPr>
+          <w:rFonts w:ascii="Times New Roman" w:hAnsi="Times New Roman"/>
+          <w:b/>
+        </w:rPr>
+        <w:t>5.2 Limitations</w:t>
+      </w:r>
+    </w:p>
+    <w:p>
+      <w:pPr>
+        <w:spacing w:line="360" w:lineRule="exact"/>
+      </w:pPr>
+      <w:r>
+        <w:rPr>
+          <w:rFonts w:ascii="Times New Roman" w:hAnsi="Times New Roman"/>
+          <w:b w:val="0"/>
+        </w:rPr>
+        <w:t>The principal limitations of this study are documented in full in Section 3.9 of Chapter 3. In summary, they encompass: the dependence of the GrabCut segmentation pipeline on image quality; HSV-based leaf detection failing on heavily diseased or yellowing leaves; single-frame single-label inference being inadequate for co-occurring infections; the empirically-set OOD entropy threshold of 0.75 not having been validated on a representative OOD corpus; the unquantified accuracy gap between the float32 and INT8 TFLite models; thermal throttling of the Raspberry Pi 5 during on-device training; and the laboratory dataset domain gap, which means performance on field-collected images from Zimbabwe cannot be directly inferred from the PlantVillage test results.</w:t>
+      </w:r>
+    </w:p>
+    <w:p>
+      <w:pPr/>
+      <w:r>
+        <w:rPr>
+          <w:rFonts w:ascii="Times New Roman" w:hAnsi="Times New Roman"/>
+          <w:b/>
+        </w:rPr>
+        <w:t>5.3 Future Work</w:t>
+      </w:r>
+    </w:p>
+    <w:p>
+      <w:pPr>
+        <w:spacing w:line="360" w:lineRule="exact"/>
+      </w:pPr>
+      <w:r>
+        <w:rPr>
+          <w:rFonts w:ascii="Times New Roman" w:hAnsi="Times New Roman"/>
+          <w:b w:val="0"/>
+        </w:rPr>
+        <w:t>Seven directions for future work are identified on the basis of the empirical findings and limitations documented in this study:</w:t>
+      </w:r>
+    </w:p>
+    <w:p>
+      <w:pPr>
+        <w:spacing w:line="360" w:lineRule="exact"/>
+      </w:pPr>
+      <w:r>
+        <w:rPr>
+          <w:rFonts w:ascii="Times New Roman" w:hAnsi="Times New Roman"/>
+          <w:b/>
+        </w:rPr>
+        <w:t>1. INT8 TFLite Quantisation.</w:t>
+      </w:r>
+      <w:r>
+        <w:rPr>
+          <w:rFonts w:ascii="Times New Roman" w:hAnsi="Times New Roman"/>
+          <w:b w:val="0"/>
+        </w:rPr>
+        <w:t xml:space="preserve"> Post-training INT8 quantisation was not completed in this study run. Converting fine_tuned.keras to a TFLite INT8 model via tf.lite.TFLiteConverter is expected to reduce the model from 11.4 MB to approximately 2.5 MB and reduce mean inference latency on the Raspberry Pi 5, at a quantisation accuracy cost that must be characterised before deployment.</w:t>
+      </w:r>
+    </w:p>
+    <w:p>
+      <w:pPr>
+        <w:spacing w:line="360" w:lineRule="exact"/>
+      </w:pPr>
+      <w:r>
+        <w:rPr>
+          <w:rFonts w:ascii="Times New Roman" w:hAnsi="Times New Roman"/>
+          <w:b/>
+        </w:rPr>
+        <w:t>2. Quantisation-Aware Training.</w:t>
+      </w:r>
+      <w:r>
+        <w:rPr>
+          <w:rFonts w:ascii="Times New Roman" w:hAnsi="Times New Roman"/>
+          <w:b w:val="0"/>
+        </w:rPr>
+        <w:t xml:space="preserve"> To mitigate the accuracy loss incurred by post-training quantisation, quantisation-aware training (Jacob et al., 2018) should be applied during Stage 1 or Stage 2, allowing the model to adapt its weight distributions to integer arithmetic constraints during the learning process rather than as a post-hoc approximation.</w:t>
+      </w:r>
+    </w:p>
+    <w:p>
+      <w:pPr>
+        <w:spacing w:line="360" w:lineRule="exact"/>
+      </w:pPr>
+      <w:r>
+        <w:rPr>
+          <w:rFonts w:ascii="Times New Roman" w:hAnsi="Times New Roman"/>
+          <w:b/>
+        </w:rPr>
+        <w:t>3. Addressing Fine-Tuning Divergence.</w:t>
+      </w:r>
+      <w:r>
+        <w:rPr>
+          <w:rFonts w:ascii="Times New Roman" w:hAnsi="Times New Roman"/>
+          <w:b w:val="0"/>
+        </w:rPr>
+        <w:t xml:space="preserve"> The immediate validation loss divergence observed in Stage 2 should be investigated by reducing the fine-tuning learning rate to 1e-5, applying layer-by-layer gradual unfreezing (training from the classification head toward the backbone in stages), and increasing the Dropout rate to 0.5 or above to provide stronger regularisation against overfitting to the small training partition.</w:t>
+      </w:r>
+    </w:p>
+    <w:p>
+      <w:pPr>
+        <w:spacing w:line="360" w:lineRule="exact"/>
+      </w:pPr>
+      <w:r>
+        <w:rPr>
+          <w:rFonts w:ascii="Times New Roman" w:hAnsi="Times New Roman"/>
+          <w:b/>
+        </w:rPr>
+        <w:t>4. Field Image Collection and Domain Adaptation.</w:t>
+      </w:r>
+      <w:r>
+        <w:rPr>
+          <w:rFonts w:ascii="Times New Roman" w:hAnsi="Times New Roman"/>
+          <w:b w:val="0"/>
+        </w:rPr>
+        <w:t xml:space="preserve"> The PlantVillage dataset consists exclusively of laboratory-captured images with plain backgrounds; performance on field images taken in Zimbabwe is unknown. Future work should collect a domain-specific image set under realistic field conditions and apply domain adaptation techniques to bridge the distribution gap.</w:t>
+      </w:r>
+    </w:p>
+    <w:p>
+      <w:pPr>
+        <w:spacing w:line="360" w:lineRule="exact"/>
+      </w:pPr>
+      <w:r>
+        <w:rPr>
+          <w:rFonts w:ascii="Times New Roman" w:hAnsi="Times New Roman"/>
+          <w:b/>
+        </w:rPr>
+        <w:t>5. Multi-Label Classification.</w:t>
+      </w:r>
+      <w:r>
+        <w:rPr>
+          <w:rFonts w:ascii="Times New Roman" w:hAnsi="Times New Roman"/>
+          <w:b w:val="0"/>
+        </w:rPr>
+        <w:t xml:space="preserve"> Co-occurring infections — where a single leaf exhibits symptoms of more than one disease — are not captured by the current single-label softmax head. Replacing the output layer with a sigmoid-activated multi-label head trained with binary cross-entropy loss would enable simultaneous detection of multiple diseases.</w:t>
+      </w:r>
+    </w:p>
+    <w:p>
+      <w:pPr>
+        <w:spacing w:line="360" w:lineRule="exact"/>
+      </w:pPr>
+      <w:r>
+        <w:rPr>
+          <w:rFonts w:ascii="Times New Roman" w:hAnsi="Times New Roman"/>
+          <w:b/>
+        </w:rPr>
+        <w:t>6. Local Language Support.</w:t>
+      </w:r>
+      <w:r>
+        <w:rPr>
+          <w:rFonts w:ascii="Times New Roman" w:hAnsi="Times New Roman"/>
+          <w:b w:val="0"/>
+        </w:rPr>
+        <w:t xml:space="preserve"> Diagnosis output is currently rendered in English. Adding Shona and Ndebele language options for labels, confidence explanations, and recommended interventions would improve accessibility for smallholder farmers in Zimbabwe.</w:t>
+      </w:r>
+    </w:p>
+    <w:p>
+      <w:pPr>
+        <w:spacing w:line="360" w:lineRule="exact"/>
+      </w:pPr>
+      <w:r>
+        <w:rPr>
+          <w:rFonts w:ascii="Times New Roman" w:hAnsi="Times New Roman"/>
+          <w:b/>
+        </w:rPr>
+        <w:t>7. Federated Learning.</w:t>
+      </w:r>
+      <w:r>
+        <w:rPr>
+          <w:rFonts w:ascii="Times New Roman" w:hAnsi="Times New Roman"/>
+          <w:b w:val="0"/>
+        </w:rPr>
+        <w:t xml:space="preserve"> Distributing model training across multiple Raspberry Pi 5 devices deployed at different farms — aggregating gradient updates without sharing raw images — would enable continuous model improvement whilst preserving data privacy and reducing reliance on centralised internet connectivity.</w:t>
+      </w:r>
+    </w:p>
+    <w:p>
+      <w:pPr/>
+      <w:r>
+        <w:rPr>
+          <w:rFonts w:ascii="Times New Roman" w:hAnsi="Times New Roman"/>
+          <w:b/>
+        </w:rPr>
+        <w:t>5.4 Conclusion</w:t>
+      </w:r>
+    </w:p>
+    <w:p>
+      <w:pPr>
+        <w:spacing w:line="360" w:lineRule="exact"/>
+      </w:pPr>
+      <w:r>
+        <w:rPr>
+          <w:rFonts w:ascii="Times New Roman" w:hAnsi="Times New Roman"/>
+          <w:b w:val="0"/>
+        </w:rPr>
+        <w:t>Madomasi achieved 88.0% overall test accuracy and a macro-F1 score of 0.873 across ten tomato disease classes using MobileNetV3Small transfer learning on the PlantVillage dataset. Eight of the ten classes exceeded an F1-score of 0.80; the primary failure mode — Early Blight confusion with Septoria Leaf Spot, Late Blight, and Target Spot — reflects the well-documented taxonomic ambiguity between diseases that produce circular necrotic lesion patterns, as identified by Barbedo (2018). Inference runs at a mean latency of 89.8 ms on the Raspberry Pi 5 in float32 precision, within the interactive response budget for field use. The 11.4 MB model fits comfortably within the device's 4 GB RAM alongside the full Streamlit application stack.</w:t>
+      </w:r>
+    </w:p>
+    <w:p>
+      <w:pPr>
+        <w:spacing w:line="360" w:lineRule="exact"/>
+      </w:pPr>
+      <w:r>
+        <w:rPr>
+          <w:rFonts w:ascii="Times New Roman" w:hAnsi="Times New Roman"/>
+          <w:b w:val="0"/>
+        </w:rPr>
+        <w:t>The system packages the trained model inside a Streamlit interface providing real-time disease diagnosis, Grad-CAM explainability overlays, a training pipeline management interface, and a production monitoring dashboard with hardware telemetry and drift detection. A key empirical finding is that Stage 2 fine-tuning caused immediate validation loss divergence despite a conservative learning rate of 0.0001, suggesting that for this dataset size the frozen-backbone Stage 1 model represents a near-optimal operating point. EarlyStopping correctly identified this failure mode and preserved the best achievable checkpoint.</w:t>
+      </w:r>
+    </w:p>
+    <w:p>
+      <w:pPr>
+        <w:spacing w:line="360" w:lineRule="exact"/>
+      </w:pPr>
+      <w:r>
+        <w:rPr>
+          <w:rFonts w:ascii="Times New Roman" w:hAnsi="Times New Roman"/>
+          <w:b w:val="0"/>
+        </w:rPr>
+        <w:t>These results demonstrate that research-grade computer vision can be translated into a usable diagnostic tool within the resource and cost constraints typical of agricultural AI deployment in Zimbabwe. The Raspberry Pi 5, at a total system cost within USD 150, provides sufficient computational capacity to deliver interactive-speed inference without GPU acceleration, making the Madomasi architecture a viable foundation for field-deployable plant disease diagnosis tools in low-resource settings.</w:t>
+      </w:r>
+    </w:p>
+    <w:p>
+      <w:pPr/>
+    </w:p>
+    <w:p>
+      <w:r>
+        <w:br w:type="page"/>
+      </w:r>
+    </w:p>
+    <w:p>
+      <w:pPr>
+        <w:jc w:val="both"/>
+      </w:pPr>
+      <w:r>
+        <w:rPr>
+          <w:rFonts w:ascii="Times New Roman" w:hAnsi="Times New Roman"/>
+          <w:b/>
+          <w:sz w:val="36"/>
+        </w:rPr>
+        <w:t>REFERENCES</w:t>
+      </w:r>
+    </w:p>
+    <w:p>
+      <w:pPr>
+        <w:spacing w:line="360" w:lineRule="exact"/>
+      </w:pPr>
+      <w:r>
+        <w:rPr>
+          <w:rFonts w:ascii="Times New Roman" w:hAnsi="Times New Roman"/>
+          <w:b w:val="0"/>
+        </w:rPr>
+        <w:t>Akintola, K.G. et al. (2025) 'Convolutional neural networks for agricultural disease detection', Computers and Electronics in Agriculture.</w:t>
+      </w:r>
+    </w:p>
+    <w:p>
+      <w:pPr>
+        <w:spacing w:line="360" w:lineRule="exact"/>
+      </w:pPr>
+      <w:r>
+        <w:rPr>
+          <w:rFonts w:ascii="Times New Roman" w:hAnsi="Times New Roman"/>
+          <w:b w:val="0"/>
+        </w:rPr>
+        <w:t>Barbedo, J.G.A. (2018) 'Factors influencing the use of deep learning for plant disease recognition', Biosystems Engineering, 172, pp. 84–91.</w:t>
+      </w:r>
+    </w:p>
+    <w:p>
+      <w:pPr>
+        <w:spacing w:line="360" w:lineRule="exact"/>
+      </w:pPr>
+      <w:r>
+        <w:rPr>
+          <w:rFonts w:ascii="Times New Roman" w:hAnsi="Times New Roman"/>
+          <w:b w:val="0"/>
+        </w:rPr>
+        <w:t>Holzinger, A. et al. (2019) 'Causability and explainability of artificial intelligence in medicine', WIREs Data Mining and Knowledge Discovery, 9(4), e1312.</w:t>
+      </w:r>
+    </w:p>
+    <w:p>
+      <w:pPr>
+        <w:spacing w:line="360" w:lineRule="exact"/>
+      </w:pPr>
+      <w:r>
+        <w:rPr>
+          <w:rFonts w:ascii="Times New Roman" w:hAnsi="Times New Roman"/>
+          <w:b w:val="0"/>
+        </w:rPr>
+        <w:t>Howard, A. et al. (2019) 'Searching for MobileNetV3', Proceedings of the IEEE/CVF International Conference on Computer Vision, pp. 1314–1324.</w:t>
+      </w:r>
+    </w:p>
+    <w:p>
+      <w:pPr>
+        <w:spacing w:line="360" w:lineRule="exact"/>
+      </w:pPr>
+      <w:r>
+        <w:rPr>
+          <w:rFonts w:ascii="Times New Roman" w:hAnsi="Times New Roman"/>
+          <w:b w:val="0"/>
+        </w:rPr>
+        <w:t>Hughes, D. and Salathe, M. (2015) 'An open access repository of images on plant health to enable the development of mobile disease diagnostics', arXiv preprint, arXiv:1511.08060.</w:t>
+      </w:r>
+    </w:p>
+    <w:p>
+      <w:pPr>
+        <w:spacing w:line="360" w:lineRule="exact"/>
+      </w:pPr>
+      <w:r>
+        <w:rPr>
+          <w:rFonts w:ascii="Times New Roman" w:hAnsi="Times New Roman"/>
+          <w:b w:val="0"/>
+        </w:rPr>
+        <w:t>Jacob, B. et al. (2018) 'Quantization and training of neural networks for efficient integer-arithmetic-only inference', Proceedings of the IEEE Conference on Computer Vision and Pattern Recognition, pp. 2704–2713.</w:t>
+      </w:r>
+    </w:p>
+    <w:p>
+      <w:pPr>
+        <w:spacing w:line="360" w:lineRule="exact"/>
+      </w:pPr>
+      <w:r>
+        <w:rPr>
+          <w:rFonts w:ascii="Times New Roman" w:hAnsi="Times New Roman"/>
+          <w:b w:val="0"/>
+        </w:rPr>
+        <w:t>Mohanty, S.P., Hughes, D.P. and Salathe, M. (2016) 'Using deep learning for image-based plant disease detection', Frontiers in Plant Science, 7, p. 1419.</w:t>
+      </w:r>
+    </w:p>
+    <w:p>
+      <w:pPr>
+        <w:spacing w:line="360" w:lineRule="exact"/>
+      </w:pPr>
+      <w:r>
+        <w:rPr>
+          <w:rFonts w:ascii="Times New Roman" w:hAnsi="Times New Roman"/>
+          <w:b w:val="0"/>
+        </w:rPr>
+        <w:t>Selvaraju, R.R. et al. (2017) 'Grad-CAM: visual explanations from deep networks via gradient-based localization', Proceedings of the IEEE International Conference on Computer Vision, pp. 618–626.</w:t>
+      </w:r>
+    </w:p>
+    <w:p>
+      <w:pPr>
+        <w:spacing w:line="360" w:lineRule="exact"/>
+      </w:pPr>
+      <w:r>
+        <w:rPr>
+          <w:rFonts w:ascii="Times New Roman" w:hAnsi="Times New Roman"/>
+          <w:b w:val="0"/>
+        </w:rPr>
+        <w:t>Xiang, Y. et al. (2019) 'Transfer learning with MobileNetV2 for fruit classification', IEEE Access.</w:t>
+      </w:r>
+    </w:p>
+    <w:p>
+      <w:pPr>
+        <w:spacing w:line="360" w:lineRule="exact"/>
+      </w:pPr>
+      <w:r>
+        <w:rPr>
+          <w:rFonts w:ascii="Times New Roman" w:hAnsi="Times New Roman"/>
+          <w:b w:val="0"/>
+        </w:rPr>
+        <w:t>Yosinski, J. et al. (2014) 'How transferable are features in deep neural networks?', Advances in Neural Information Processing Systems, 27.</w:t>
       </w:r>
     </w:p>
     <w:sectPr>

--- a/Documentation/DISSERTATION NYASHA MASENDEKE.docx
+++ b/Documentation/DISSERTATION NYASHA MASENDEKE.docx
@@ -18743,12 +18743,9 @@
       </w:r>
     </w:p>
     <w:p>
-      <w:pPr>
-        <w:jc w:val="both"/>
-      </w:pPr>
-      <w:r>
-        <w:rPr>
-          <w:rFonts w:ascii="Times New Roman" w:hAnsi="Times New Roman"/>
+      <w:pPr/>
+      <w:r>
+        <w:rPr>
           <w:b/>
           <w:sz w:val="36"/>
         </w:rPr>
@@ -18759,30 +18756,36 @@
       <w:pPr/>
       <w:r>
         <w:rPr>
-          <w:rFonts w:ascii="Times New Roman" w:hAnsi="Times New Roman"/>
           <w:b/>
+          <w:sz w:val="24"/>
         </w:rPr>
         <w:t>4.1 Dataset Analysis</w:t>
       </w:r>
     </w:p>
     <w:p>
-      <w:pPr>
-        <w:spacing w:line="360" w:lineRule="exact"/>
-      </w:pPr>
-      <w:r>
-        <w:rPr>
-          <w:rFonts w:ascii="Times New Roman" w:hAnsi="Times New Roman"/>
+      <w:pPr/>
+      <w:r>
+        <w:rPr>
           <w:b w:val="0"/>
-        </w:rPr>
-        <w:t>The PlantVillage test partition used in this study comprised 1,100 images distributed across 10 disease classes, with exactly 110 images assigned to each class. This near-perfect balance ensured that per-class metrics were directly comparable without correction for class frequency. A minor imbalance existed in the training set, where the Spider Mites class contained 758 images compared to a modal count of 770 for other classes — a difference of 1.6%, which is negligible and was not expected to introduce meaningful bias during training. No oversampling or class-weighted loss was therefore applied.</w:t>
+          <w:sz w:val="24"/>
+        </w:rPr>
+        <w:t>The PlantVillage dataset comprised 10,984 tomato leaf images across 10 disease and healthy classes. A stratified train/validation/test split with seed=42 and ratios of 70%/20%/10% yielded 7,688 training images, 2,196 validation images, and 1,100 test images. The test partition contains exactly 110 images per class, confirming that the stratification preserved per-class proportions with high fidelity. The Spider Mites class was marginally underrepresented in the training partition, with 758 images compared to a modal class count of 770 — a 1.6% imbalance. The system's built-in imbalance checker flagged this deviation but deemed it negligible and did not apply any class weighting or oversampling.</w:t>
       </w:r>
     </w:p>
     <w:p>
       <w:pPr/>
       <w:r>
         <w:rPr>
-          <w:rFonts w:ascii="Times New Roman" w:hAnsi="Times New Roman"/>
+          <w:b w:val="0"/>
+        </w:rPr>
+      </w:r>
+    </w:p>
+    <w:p>
+      <w:pPr/>
+      <w:r>
+        <w:rPr>
           <w:b/>
+          <w:sz w:val="24"/>
         </w:rPr>
         <w:t>4.2 Training Results</w:t>
       </w:r>
@@ -18791,44 +18794,38 @@
       <w:pPr/>
       <w:r>
         <w:rPr>
-          <w:rFonts w:ascii="Times New Roman" w:hAnsi="Times New Roman"/>
           <w:b/>
+          <w:sz w:val="24"/>
         </w:rPr>
         <w:t>4.2.1 Stage 1 — Head Training</w:t>
       </w:r>
     </w:p>
     <w:p>
-      <w:pPr>
-        <w:spacing w:line="360" w:lineRule="exact"/>
-      </w:pPr>
-      <w:r>
-        <w:rPr>
-          <w:rFonts w:ascii="Times New Roman" w:hAnsi="Times New Roman"/>
+      <w:pPr/>
+      <w:r>
+        <w:rPr>
           <w:b w:val="0"/>
-        </w:rPr>
-        <w:t>Stage 1 trained only the classification head for 15 epochs with the MobileNetV3Small backbone frozen. No early stopping was triggered, indicating that validation performance continued to improve (or did not degrade) throughout the full schedule. The best validation accuracy of 92.00% was recorded at epoch 13, with a corresponding validation loss of 0.264. By the final epoch (epoch 15), training accuracy reached 90.3% and validation accuracy was 91.6% with a validation loss of 0.254.</w:t>
-      </w:r>
-    </w:p>
-    <w:p>
-      <w:pPr>
-        <w:spacing w:line="360" w:lineRule="exact"/>
-      </w:pPr>
-      <w:r>
-        <w:rPr>
-          <w:rFonts w:ascii="Times New Roman" w:hAnsi="Times New Roman"/>
+          <w:sz w:val="24"/>
+        </w:rPr>
+        <w:t>Stage 1 trained only the classification head for 15 epochs with the MobileNetV3Small backbone held frozen at a learning rate of 0.001. The model improved consistently across all 15 epochs: no early stopping was triggered. A notable and consistent feature of the Stage 1 learning curves was that validation accuracy exceeded training accuracy in every epoch — a pattern attributable to Dropout regularisation, which is active during training but disabled at evaluation time, producing a persistently higher validation score. The best validation accuracy of 92.00% was recorded at epoch 13 (validation loss: 0.264). The final epoch (epoch 15) recorded training accuracy of 90.3%, validation accuracy of 91.5%, and validation loss of 0.254 — confirming that the model was still improving at the end of the 15-epoch schedule.</w:t>
+      </w:r>
+    </w:p>
+    <w:p>
+      <w:pPr/>
+      <w:r>
+        <w:rPr>
           <w:b w:val="0"/>
         </w:rPr>
-        <w:t>A notable feature of the Stage 1 learning curves was that validation accuracy consistently exceeded training accuracy across all 15 epochs. This behaviour is attributable to the Dropout layer in the classification head, which is active only during training and therefore penalises the training metric relative to the validation metric (where Dropout is disabled). No divergence between training and validation curves was observed, confirming the absence of overfitting under the frozen-backbone transfer learning configuration.</w:t>
       </w:r>
     </w:p>
     <w:p>
       <w:pPr/>
       <w:r>
         <w:rPr>
-          <w:rFonts w:ascii="Times New Roman" w:hAnsi="Times New Roman"/>
           <w:b/>
-        </w:rPr>
-        <w:t>Table 4.1 — Stage 1 head-training summary (best epoch and final epoch)</w:t>
+          <w:sz w:val="24"/>
+        </w:rPr>
+        <w:t>Table 4.1 — Stage 1 head-training summary</w:t>
       </w:r>
     </w:p>
     <w:tbl>
@@ -18838,19 +18835,21 @@
         <w:tblLook w:firstColumn="1" w:firstRow="1" w:lastColumn="0" w:lastRow="0" w:noHBand="0" w:noVBand="1" w:val="04A0"/>
       </w:tblPr>
       <w:tblGrid>
-        <w:gridCol w:w="4513"/>
-        <w:gridCol w:w="4513"/>
+        <w:gridCol w:w="3009"/>
+        <w:gridCol w:w="3009"/>
+        <w:gridCol w:w="3009"/>
       </w:tblGrid>
       <w:tr>
         <w:tc>
           <w:tcPr>
-            <w:tcW w:type="dxa" w:w="4513"/>
-          </w:tcPr>
-          <w:p>
-            <w:r>
-              <w:rPr>
-                <w:rFonts w:ascii="Times New Roman" w:hAnsi="Times New Roman"/>
+            <w:tcW w:type="dxa" w:w="3009"/>
+          </w:tcPr>
+          <w:p>
+            <w:r/>
+            <w:r>
+              <w:rPr>
                 <w:b/>
+                <w:sz w:val="22"/>
               </w:rPr>
               <w:t>Metric</w:t>
             </w:r>
@@ -18858,15 +18857,31 @@
         </w:tc>
         <w:tc>
           <w:tcPr>
-            <w:tcW w:type="dxa" w:w="4513"/>
-          </w:tcPr>
-          <w:p>
-            <w:r>
-              <w:rPr>
-                <w:rFonts w:ascii="Times New Roman" w:hAnsi="Times New Roman"/>
+            <w:tcW w:type="dxa" w:w="3009"/>
+          </w:tcPr>
+          <w:p>
+            <w:r/>
+            <w:r>
+              <w:rPr>
                 <w:b/>
-              </w:rPr>
-              <w:t>Value</w:t>
+                <w:sz w:val="22"/>
+              </w:rPr>
+              <w:t>Training</w:t>
+            </w:r>
+          </w:p>
+        </w:tc>
+        <w:tc>
+          <w:tcPr>
+            <w:tcW w:type="dxa" w:w="3009"/>
+          </w:tcPr>
+          <w:p>
+            <w:r/>
+            <w:r>
+              <w:rPr>
+                <w:b/>
+                <w:sz w:val="22"/>
+              </w:rPr>
+              <w:t>Validation</w:t>
             </w:r>
           </w:p>
         </w:tc>
@@ -18874,27 +18889,40 @@
       <w:tr>
         <w:tc>
           <w:tcPr>
-            <w:tcW w:type="dxa" w:w="4513"/>
-          </w:tcPr>
-          <w:p>
-            <w:r>
-              <w:rPr>
-                <w:rFonts w:ascii="Times New Roman" w:hAnsi="Times New Roman"/>
-              </w:rPr>
-              <w:t>Epochs run</w:t>
-            </w:r>
-          </w:p>
-        </w:tc>
-        <w:tc>
-          <w:tcPr>
-            <w:tcW w:type="dxa" w:w="4513"/>
-          </w:tcPr>
-          <w:p>
-            <w:r>
-              <w:rPr>
-                <w:rFonts w:ascii="Times New Roman" w:hAnsi="Times New Roman"/>
-              </w:rPr>
-              <w:t>15</w:t>
+            <w:tcW w:type="dxa" w:w="3009"/>
+          </w:tcPr>
+          <w:p>
+            <w:r>
+              <w:rPr>
+                <w:sz w:val="20"/>
+              </w:rPr>
+              <w:t>Accuracy — best epoch (epoch 13)</w:t>
+            </w:r>
+          </w:p>
+        </w:tc>
+        <w:tc>
+          <w:tcPr>
+            <w:tcW w:type="dxa" w:w="3009"/>
+          </w:tcPr>
+          <w:p>
+            <w:r>
+              <w:rPr>
+                <w:sz w:val="20"/>
+              </w:rPr>
+              <w:t>89.6%</w:t>
+            </w:r>
+          </w:p>
+        </w:tc>
+        <w:tc>
+          <w:tcPr>
+            <w:tcW w:type="dxa" w:w="3009"/>
+          </w:tcPr>
+          <w:p>
+            <w:r>
+              <w:rPr>
+                <w:sz w:val="20"/>
+              </w:rPr>
+              <w:t>92.00%</w:t>
             </w:r>
           </w:p>
         </w:tc>
@@ -18902,27 +18930,40 @@
       <w:tr>
         <w:tc>
           <w:tcPr>
-            <w:tcW w:type="dxa" w:w="4513"/>
-          </w:tcPr>
-          <w:p>
-            <w:r>
-              <w:rPr>
-                <w:rFonts w:ascii="Times New Roman" w:hAnsi="Times New Roman"/>
-              </w:rPr>
-              <w:t>Best epoch (val_acc)</w:t>
-            </w:r>
-          </w:p>
-        </w:tc>
-        <w:tc>
-          <w:tcPr>
-            <w:tcW w:type="dxa" w:w="4513"/>
-          </w:tcPr>
-          <w:p>
-            <w:r>
-              <w:rPr>
-                <w:rFonts w:ascii="Times New Roman" w:hAnsi="Times New Roman"/>
-              </w:rPr>
-              <w:t>13</w:t>
+            <w:tcW w:type="dxa" w:w="3009"/>
+          </w:tcPr>
+          <w:p>
+            <w:r>
+              <w:rPr>
+                <w:sz w:val="20"/>
+              </w:rPr>
+              <w:t>Accuracy — final epoch (epoch 15)</w:t>
+            </w:r>
+          </w:p>
+        </w:tc>
+        <w:tc>
+          <w:tcPr>
+            <w:tcW w:type="dxa" w:w="3009"/>
+          </w:tcPr>
+          <w:p>
+            <w:r>
+              <w:rPr>
+                <w:sz w:val="20"/>
+              </w:rPr>
+              <w:t>90.3%</w:t>
+            </w:r>
+          </w:p>
+        </w:tc>
+        <w:tc>
+          <w:tcPr>
+            <w:tcW w:type="dxa" w:w="3009"/>
+          </w:tcPr>
+          <w:p>
+            <w:r>
+              <w:rPr>
+                <w:sz w:val="20"/>
+              </w:rPr>
+              <w:t>91.5%</w:t>
             </w:r>
           </w:p>
         </w:tc>
@@ -18930,27 +18971,40 @@
       <w:tr>
         <w:tc>
           <w:tcPr>
-            <w:tcW w:type="dxa" w:w="4513"/>
-          </w:tcPr>
-          <w:p>
-            <w:r>
-              <w:rPr>
-                <w:rFonts w:ascii="Times New Roman" w:hAnsi="Times New Roman"/>
-              </w:rPr>
-              <w:t>Best val_acc</w:t>
-            </w:r>
-          </w:p>
-        </w:tc>
-        <w:tc>
-          <w:tcPr>
-            <w:tcW w:type="dxa" w:w="4513"/>
-          </w:tcPr>
-          <w:p>
-            <w:r>
-              <w:rPr>
-                <w:rFonts w:ascii="Times New Roman" w:hAnsi="Times New Roman"/>
-              </w:rPr>
-              <w:t>92.00%</w:t>
+            <w:tcW w:type="dxa" w:w="3009"/>
+          </w:tcPr>
+          <w:p>
+            <w:r>
+              <w:rPr>
+                <w:sz w:val="20"/>
+              </w:rPr>
+              <w:t>Loss — final epoch (epoch 15)</w:t>
+            </w:r>
+          </w:p>
+        </w:tc>
+        <w:tc>
+          <w:tcPr>
+            <w:tcW w:type="dxa" w:w="3009"/>
+          </w:tcPr>
+          <w:p>
+            <w:r>
+              <w:rPr>
+                <w:sz w:val="20"/>
+              </w:rPr>
+              <w:t>0.304</w:t>
+            </w:r>
+          </w:p>
+        </w:tc>
+        <w:tc>
+          <w:tcPr>
+            <w:tcW w:type="dxa" w:w="3009"/>
+          </w:tcPr>
+          <w:p>
+            <w:r>
+              <w:rPr>
+                <w:sz w:val="20"/>
+              </w:rPr>
+              <w:t>0.254</w:t>
             </w:r>
           </w:p>
         </w:tc>
@@ -18958,167 +19012,40 @@
       <w:tr>
         <w:tc>
           <w:tcPr>
-            <w:tcW w:type="dxa" w:w="4513"/>
-          </w:tcPr>
-          <w:p>
-            <w:r>
-              <w:rPr>
-                <w:rFonts w:ascii="Times New Roman" w:hAnsi="Times New Roman"/>
-              </w:rPr>
-              <w:t>val_loss at best epoch</w:t>
-            </w:r>
-          </w:p>
-        </w:tc>
-        <w:tc>
-          <w:tcPr>
-            <w:tcW w:type="dxa" w:w="4513"/>
-          </w:tcPr>
-          <w:p>
-            <w:r>
-              <w:rPr>
-                <w:rFonts w:ascii="Times New Roman" w:hAnsi="Times New Roman"/>
-              </w:rPr>
-              <w:t>0.264</w:t>
-            </w:r>
-          </w:p>
-        </w:tc>
-      </w:tr>
-      <w:tr>
-        <w:tc>
-          <w:tcPr>
-            <w:tcW w:type="dxa" w:w="4513"/>
-          </w:tcPr>
-          <w:p>
-            <w:r>
-              <w:rPr>
-                <w:rFonts w:ascii="Times New Roman" w:hAnsi="Times New Roman"/>
-              </w:rPr>
-              <w:t>train_acc at best epoch</w:t>
-            </w:r>
-          </w:p>
-        </w:tc>
-        <w:tc>
-          <w:tcPr>
-            <w:tcW w:type="dxa" w:w="4513"/>
-          </w:tcPr>
-          <w:p>
-            <w:r>
-              <w:rPr>
-                <w:rFonts w:ascii="Times New Roman" w:hAnsi="Times New Roman"/>
-              </w:rPr>
-              <w:t>89.58%</w:t>
-            </w:r>
-          </w:p>
-        </w:tc>
-      </w:tr>
-      <w:tr>
-        <w:tc>
-          <w:tcPr>
-            <w:tcW w:type="dxa" w:w="4513"/>
-          </w:tcPr>
-          <w:p>
-            <w:r>
-              <w:rPr>
-                <w:rFonts w:ascii="Times New Roman" w:hAnsi="Times New Roman"/>
-              </w:rPr>
-              <w:t>train_loss at best epoch</w:t>
-            </w:r>
-          </w:p>
-        </w:tc>
-        <w:tc>
-          <w:tcPr>
-            <w:tcW w:type="dxa" w:w="4513"/>
-          </w:tcPr>
-          <w:p>
-            <w:r>
-              <w:rPr>
-                <w:rFonts w:ascii="Times New Roman" w:hAnsi="Times New Roman"/>
-              </w:rPr>
-              <w:t>0.324</w:t>
-            </w:r>
-          </w:p>
-        </w:tc>
-      </w:tr>
-      <w:tr>
-        <w:tc>
-          <w:tcPr>
-            <w:tcW w:type="dxa" w:w="4513"/>
-          </w:tcPr>
-          <w:p>
-            <w:r>
-              <w:rPr>
-                <w:rFonts w:ascii="Times New Roman" w:hAnsi="Times New Roman"/>
-              </w:rPr>
-              <w:t>Final epoch train_acc</w:t>
-            </w:r>
-          </w:p>
-        </w:tc>
-        <w:tc>
-          <w:tcPr>
-            <w:tcW w:type="dxa" w:w="4513"/>
-          </w:tcPr>
-          <w:p>
-            <w:r>
-              <w:rPr>
-                <w:rFonts w:ascii="Times New Roman" w:hAnsi="Times New Roman"/>
-              </w:rPr>
-              <w:t>90.26%</w:t>
-            </w:r>
-          </w:p>
-        </w:tc>
-      </w:tr>
-      <w:tr>
-        <w:tc>
-          <w:tcPr>
-            <w:tcW w:type="dxa" w:w="4513"/>
-          </w:tcPr>
-          <w:p>
-            <w:r>
-              <w:rPr>
-                <w:rFonts w:ascii="Times New Roman" w:hAnsi="Times New Roman"/>
-              </w:rPr>
-              <w:t>Final epoch val_acc</w:t>
-            </w:r>
-          </w:p>
-        </w:tc>
-        <w:tc>
-          <w:tcPr>
-            <w:tcW w:type="dxa" w:w="4513"/>
-          </w:tcPr>
-          <w:p>
-            <w:r>
-              <w:rPr>
-                <w:rFonts w:ascii="Times New Roman" w:hAnsi="Times New Roman"/>
-              </w:rPr>
-              <w:t>91.55%</w:t>
-            </w:r>
-          </w:p>
-        </w:tc>
-      </w:tr>
-      <w:tr>
-        <w:tc>
-          <w:tcPr>
-            <w:tcW w:type="dxa" w:w="4513"/>
-          </w:tcPr>
-          <w:p>
-            <w:r>
-              <w:rPr>
-                <w:rFonts w:ascii="Times New Roman" w:hAnsi="Times New Roman"/>
-              </w:rPr>
-              <w:t>Final epoch val_loss</w:t>
-            </w:r>
-          </w:p>
-        </w:tc>
-        <w:tc>
-          <w:tcPr>
-            <w:tcW w:type="dxa" w:w="4513"/>
-          </w:tcPr>
-          <w:p>
-            <w:r>
-              <w:rPr>
-                <w:rFonts w:ascii="Times New Roman" w:hAnsi="Times New Roman"/>
-              </w:rPr>
-              <w:t>0.254</w:t>
+            <w:tcW w:type="dxa" w:w="3009"/>
+          </w:tcPr>
+          <w:p>
+            <w:r>
+              <w:rPr>
+                <w:sz w:val="20"/>
+              </w:rPr>
+              <w:t>Epochs run</w:t>
+            </w:r>
+          </w:p>
+        </w:tc>
+        <w:tc>
+          <w:tcPr>
+            <w:tcW w:type="dxa" w:w="3009"/>
+          </w:tcPr>
+          <w:p>
+            <w:r>
+              <w:rPr>
+                <w:sz w:val="20"/>
+              </w:rPr>
+              <w:t>15</w:t>
+            </w:r>
+          </w:p>
+        </w:tc>
+        <w:tc>
+          <w:tcPr>
+            <w:tcW w:type="dxa" w:w="3009"/>
+          </w:tcPr>
+          <w:p>
+            <w:r>
+              <w:rPr>
+                <w:sz w:val="20"/>
+              </w:rPr>
+              <w:t>—</w:t>
             </w:r>
           </w:p>
         </w:tc>
@@ -19126,49 +19053,20 @@
     </w:tbl>
     <w:p>
       <w:pPr/>
+      <w:r>
+        <w:rPr>
+          <w:b w:val="0"/>
+        </w:rPr>
+      </w:r>
     </w:p>
     <w:p>
       <w:pPr/>
       <w:r>
         <w:rPr>
-          <w:rFonts w:ascii="Times New Roman" w:hAnsi="Times New Roman"/>
           <w:b/>
-        </w:rPr>
-        <w:t>4.2.2 Stage 2 — Fine-Tuning</w:t>
-      </w:r>
-    </w:p>
-    <w:p>
-      <w:pPr>
-        <w:spacing w:line="360" w:lineRule="exact"/>
-      </w:pPr>
-      <w:r>
-        <w:rPr>
-          <w:rFonts w:ascii="Times New Roman" w:hAnsi="Times New Roman"/>
-          <w:b w:val="0"/>
-        </w:rPr>
-        <w:t>Stage 2 unfroze the MobileNetV3Small backbone and continued training with a learning rate of 0.0001 — one-tenth of the Stage 1 rate — to avoid large gradient updates to pre-trained ImageNet weights. Despite this conservative learning rate, the validation loss increased monotonically across all four epochs that were run: 0.340, 0.479, 0.561, and 0.603 at epochs 1 through 4 respectively. The EarlyStopping callback (patience=3, monitor=val_loss) triggered after epoch 4, halting training automatically. The best model checkpoint, saved at epoch 1, achieved a validation accuracy of 89.3% and a validation loss of 0.340.</w:t>
-      </w:r>
-    </w:p>
-    <w:p>
-      <w:pPr>
-        <w:spacing w:line="360" w:lineRule="exact"/>
-      </w:pPr>
-      <w:r>
-        <w:rPr>
-          <w:rFonts w:ascii="Times New Roman" w:hAnsi="Times New Roman"/>
-          <w:b w:val="0"/>
-        </w:rPr>
-        <w:t>The training accuracy at epoch 1 was only 30.0%, rising to 70.9% by epoch 4. This transient depression of training accuracy at the onset of fine-tuning is consistent with the disruption of backbone weight representations by gradient updates: the model temporarily loses some of the structured feature hierarchy learned during ImageNet pre-training before adapting to the target domain. The validation set, however, did not recover, suggesting that the backbone weights as initialised after Stage 1 already represented a near-optimal configuration for this dataset size.</w:t>
-      </w:r>
-    </w:p>
-    <w:p>
-      <w:pPr/>
-      <w:r>
-        <w:rPr>
-          <w:rFonts w:ascii="Times New Roman" w:hAnsi="Times New Roman"/>
-          <w:b/>
-        </w:rPr>
-        <w:t>Table 4.2 — Stage 2 fine-tuning epoch-by-epoch results</w:t>
+          <w:sz w:val="24"/>
+        </w:rPr>
+        <w:t>Table 4.2 — Stage 1 epoch-by-epoch results (15 epochs)</w:t>
       </w:r>
     </w:p>
     <w:tbl>
@@ -19178,23 +19076,23 @@
         <w:tblLook w:firstColumn="1" w:firstRow="1" w:lastColumn="0" w:lastRow="0" w:noHBand="0" w:noVBand="1" w:val="04A0"/>
       </w:tblPr>
       <w:tblGrid>
-        <w:gridCol w:w="1504"/>
-        <w:gridCol w:w="1504"/>
-        <w:gridCol w:w="1504"/>
-        <w:gridCol w:w="1504"/>
-        <w:gridCol w:w="1504"/>
-        <w:gridCol w:w="1504"/>
+        <w:gridCol w:w="1805"/>
+        <w:gridCol w:w="1805"/>
+        <w:gridCol w:w="1805"/>
+        <w:gridCol w:w="1805"/>
+        <w:gridCol w:w="1805"/>
       </w:tblGrid>
       <w:tr>
         <w:tc>
           <w:tcPr>
-            <w:tcW w:type="dxa" w:w="1504"/>
-          </w:tcPr>
-          <w:p>
-            <w:r>
-              <w:rPr>
-                <w:rFonts w:ascii="Times New Roman" w:hAnsi="Times New Roman"/>
+            <w:tcW w:type="dxa" w:w="1805"/>
+          </w:tcPr>
+          <w:p>
+            <w:r/>
+            <w:r>
+              <w:rPr>
                 <w:b/>
+                <w:sz w:val="22"/>
               </w:rPr>
               <w:t>Epoch</w:t>
             </w:r>
@@ -19202,13 +19100,14 @@
         </w:tc>
         <w:tc>
           <w:tcPr>
-            <w:tcW w:type="dxa" w:w="1504"/>
-          </w:tcPr>
-          <w:p>
-            <w:r>
-              <w:rPr>
-                <w:rFonts w:ascii="Times New Roman" w:hAnsi="Times New Roman"/>
+            <w:tcW w:type="dxa" w:w="1805"/>
+          </w:tcPr>
+          <w:p>
+            <w:r/>
+            <w:r>
+              <w:rPr>
                 <w:b/>
+                <w:sz w:val="22"/>
               </w:rPr>
               <w:t>Train Acc</w:t>
             </w:r>
@@ -19216,13 +19115,14 @@
         </w:tc>
         <w:tc>
           <w:tcPr>
-            <w:tcW w:type="dxa" w:w="1504"/>
-          </w:tcPr>
-          <w:p>
-            <w:r>
-              <w:rPr>
-                <w:rFonts w:ascii="Times New Roman" w:hAnsi="Times New Roman"/>
+            <w:tcW w:type="dxa" w:w="1805"/>
+          </w:tcPr>
+          <w:p>
+            <w:r/>
+            <w:r>
+              <w:rPr>
                 <w:b/>
+                <w:sz w:val="22"/>
               </w:rPr>
               <w:t>Val Acc</w:t>
             </w:r>
@@ -19230,13 +19130,14 @@
         </w:tc>
         <w:tc>
           <w:tcPr>
-            <w:tcW w:type="dxa" w:w="1504"/>
-          </w:tcPr>
-          <w:p>
-            <w:r>
-              <w:rPr>
-                <w:rFonts w:ascii="Times New Roman" w:hAnsi="Times New Roman"/>
+            <w:tcW w:type="dxa" w:w="1805"/>
+          </w:tcPr>
+          <w:p>
+            <w:r/>
+            <w:r>
+              <w:rPr>
                 <w:b/>
+                <w:sz w:val="22"/>
               </w:rPr>
               <w:t>Train Loss</w:t>
             </w:r>
@@ -19244,29 +19145,16 @@
         </w:tc>
         <w:tc>
           <w:tcPr>
-            <w:tcW w:type="dxa" w:w="1504"/>
-          </w:tcPr>
-          <w:p>
-            <w:r>
-              <w:rPr>
-                <w:rFonts w:ascii="Times New Roman" w:hAnsi="Times New Roman"/>
+            <w:tcW w:type="dxa" w:w="1805"/>
+          </w:tcPr>
+          <w:p>
+            <w:r/>
+            <w:r>
+              <w:rPr>
                 <w:b/>
+                <w:sz w:val="22"/>
               </w:rPr>
               <w:t>Val Loss</w:t>
-            </w:r>
-          </w:p>
-        </w:tc>
-        <w:tc>
-          <w:tcPr>
-            <w:tcW w:type="dxa" w:w="1504"/>
-          </w:tcPr>
-          <w:p>
-            <w:r>
-              <w:rPr>
-                <w:rFonts w:ascii="Times New Roman" w:hAnsi="Times New Roman"/>
-                <w:b/>
-              </w:rPr>
-              <w:t>Checkpoint saved</w:t>
             </w:r>
           </w:p>
         </w:tc>
@@ -19274,12 +19162,12 @@
       <w:tr>
         <w:tc>
           <w:tcPr>
-            <w:tcW w:type="dxa" w:w="1504"/>
-          </w:tcPr>
-          <w:p>
-            <w:r>
-              <w:rPr>
-                <w:rFonts w:ascii="Times New Roman" w:hAnsi="Times New Roman"/>
+            <w:tcW w:type="dxa" w:w="1805"/>
+          </w:tcPr>
+          <w:p>
+            <w:r>
+              <w:rPr>
+                <w:sz w:val="20"/>
               </w:rPr>
               <w:t>1</w:t>
             </w:r>
@@ -19287,66 +19175,53 @@
         </w:tc>
         <w:tc>
           <w:tcPr>
-            <w:tcW w:type="dxa" w:w="1504"/>
-          </w:tcPr>
-          <w:p>
-            <w:r>
-              <w:rPr>
-                <w:rFonts w:ascii="Times New Roman" w:hAnsi="Times New Roman"/>
-              </w:rPr>
-              <w:t>30.01%</w:t>
-            </w:r>
-          </w:p>
-        </w:tc>
-        <w:tc>
-          <w:tcPr>
-            <w:tcW w:type="dxa" w:w="1504"/>
-          </w:tcPr>
-          <w:p>
-            <w:r>
-              <w:rPr>
-                <w:rFonts w:ascii="Times New Roman" w:hAnsi="Times New Roman"/>
-              </w:rPr>
-              <w:t>89.26%</w:t>
-            </w:r>
-          </w:p>
-        </w:tc>
-        <w:tc>
-          <w:tcPr>
-            <w:tcW w:type="dxa" w:w="1504"/>
-          </w:tcPr>
-          <w:p>
-            <w:r>
-              <w:rPr>
-                <w:rFonts w:ascii="Times New Roman" w:hAnsi="Times New Roman"/>
-              </w:rPr>
-              <w:t>5.282</w:t>
-            </w:r>
-          </w:p>
-        </w:tc>
-        <w:tc>
-          <w:tcPr>
-            <w:tcW w:type="dxa" w:w="1504"/>
-          </w:tcPr>
-          <w:p>
-            <w:r>
-              <w:rPr>
-                <w:rFonts w:ascii="Times New Roman" w:hAnsi="Times New Roman"/>
-              </w:rPr>
-              <w:t>0.340</w:t>
-            </w:r>
-          </w:p>
-        </w:tc>
-        <w:tc>
-          <w:tcPr>
-            <w:tcW w:type="dxa" w:w="1504"/>
-          </w:tcPr>
-          <w:p>
-            <w:r>
-              <w:rPr>
-                <w:rFonts w:ascii="Times New Roman" w:hAnsi="Times New Roman"/>
-              </w:rPr>
-              <w:t>Yes (best)</w:t>
+            <w:tcW w:type="dxa" w:w="1805"/>
+          </w:tcPr>
+          <w:p>
+            <w:r>
+              <w:rPr>
+                <w:sz w:val="20"/>
+              </w:rPr>
+              <w:t>48.02%</w:t>
+            </w:r>
+          </w:p>
+        </w:tc>
+        <w:tc>
+          <w:tcPr>
+            <w:tcW w:type="dxa" w:w="1805"/>
+          </w:tcPr>
+          <w:p>
+            <w:r>
+              <w:rPr>
+                <w:sz w:val="20"/>
+              </w:rPr>
+              <w:t>79.78%</w:t>
+            </w:r>
+          </w:p>
+        </w:tc>
+        <w:tc>
+          <w:tcPr>
+            <w:tcW w:type="dxa" w:w="1805"/>
+          </w:tcPr>
+          <w:p>
+            <w:r>
+              <w:rPr>
+                <w:sz w:val="20"/>
+              </w:rPr>
+              <w:t>1.5491</w:t>
+            </w:r>
+          </w:p>
+        </w:tc>
+        <w:tc>
+          <w:tcPr>
+            <w:tcW w:type="dxa" w:w="1805"/>
+          </w:tcPr>
+          <w:p>
+            <w:r>
+              <w:rPr>
+                <w:sz w:val="20"/>
+              </w:rPr>
+              <w:t>0.8159</w:t>
             </w:r>
           </w:p>
         </w:tc>
@@ -19354,12 +19229,12 @@
       <w:tr>
         <w:tc>
           <w:tcPr>
-            <w:tcW w:type="dxa" w:w="1504"/>
-          </w:tcPr>
-          <w:p>
-            <w:r>
-              <w:rPr>
-                <w:rFonts w:ascii="Times New Roman" w:hAnsi="Times New Roman"/>
+            <w:tcW w:type="dxa" w:w="1805"/>
+          </w:tcPr>
+          <w:p>
+            <w:r>
+              <w:rPr>
+                <w:sz w:val="20"/>
               </w:rPr>
               <w:t>2</w:t>
             </w:r>
@@ -19367,66 +19242,53 @@
         </w:tc>
         <w:tc>
           <w:tcPr>
-            <w:tcW w:type="dxa" w:w="1504"/>
-          </w:tcPr>
-          <w:p>
-            <w:r>
-              <w:rPr>
-                <w:rFonts w:ascii="Times New Roman" w:hAnsi="Times New Roman"/>
-              </w:rPr>
-              <w:t>47.83%</w:t>
-            </w:r>
-          </w:p>
-        </w:tc>
-        <w:tc>
-          <w:tcPr>
-            <w:tcW w:type="dxa" w:w="1504"/>
-          </w:tcPr>
-          <w:p>
-            <w:r>
-              <w:rPr>
-                <w:rFonts w:ascii="Times New Roman" w:hAnsi="Times New Roman"/>
-              </w:rPr>
-              <w:t>85.04%</w:t>
-            </w:r>
-          </w:p>
-        </w:tc>
-        <w:tc>
-          <w:tcPr>
-            <w:tcW w:type="dxa" w:w="1504"/>
-          </w:tcPr>
-          <w:p>
-            <w:r>
-              <w:rPr>
-                <w:rFonts w:ascii="Times New Roman" w:hAnsi="Times New Roman"/>
-              </w:rPr>
-              <w:t>2.444</w:t>
-            </w:r>
-          </w:p>
-        </w:tc>
-        <w:tc>
-          <w:tcPr>
-            <w:tcW w:type="dxa" w:w="1504"/>
-          </w:tcPr>
-          <w:p>
-            <w:r>
-              <w:rPr>
-                <w:rFonts w:ascii="Times New Roman" w:hAnsi="Times New Roman"/>
-              </w:rPr>
-              <w:t>0.479</w:t>
-            </w:r>
-          </w:p>
-        </w:tc>
-        <w:tc>
-          <w:tcPr>
-            <w:tcW w:type="dxa" w:w="1504"/>
-          </w:tcPr>
-          <w:p>
-            <w:r>
-              <w:rPr>
-                <w:rFonts w:ascii="Times New Roman" w:hAnsi="Times New Roman"/>
-              </w:rPr>
-              <w:t>No</w:t>
+            <w:tcW w:type="dxa" w:w="1805"/>
+          </w:tcPr>
+          <w:p>
+            <w:r>
+              <w:rPr>
+                <w:sz w:val="20"/>
+              </w:rPr>
+              <w:t>74.23%</w:t>
+            </w:r>
+          </w:p>
+        </w:tc>
+        <w:tc>
+          <w:tcPr>
+            <w:tcW w:type="dxa" w:w="1805"/>
+          </w:tcPr>
+          <w:p>
+            <w:r>
+              <w:rPr>
+                <w:sz w:val="20"/>
+              </w:rPr>
+              <w:t>83.16%</w:t>
+            </w:r>
+          </w:p>
+        </w:tc>
+        <w:tc>
+          <w:tcPr>
+            <w:tcW w:type="dxa" w:w="1805"/>
+          </w:tcPr>
+          <w:p>
+            <w:r>
+              <w:rPr>
+                <w:sz w:val="20"/>
+              </w:rPr>
+              <w:t>0.8048</w:t>
+            </w:r>
+          </w:p>
+        </w:tc>
+        <w:tc>
+          <w:tcPr>
+            <w:tcW w:type="dxa" w:w="1805"/>
+          </w:tcPr>
+          <w:p>
+            <w:r>
+              <w:rPr>
+                <w:sz w:val="20"/>
+              </w:rPr>
+              <w:t>0.5955</w:t>
             </w:r>
           </w:p>
         </w:tc>
@@ -19434,12 +19296,12 @@
       <w:tr>
         <w:tc>
           <w:tcPr>
-            <w:tcW w:type="dxa" w:w="1504"/>
-          </w:tcPr>
-          <w:p>
-            <w:r>
-              <w:rPr>
-                <w:rFonts w:ascii="Times New Roman" w:hAnsi="Times New Roman"/>
+            <w:tcW w:type="dxa" w:w="1805"/>
+          </w:tcPr>
+          <w:p>
+            <w:r>
+              <w:rPr>
+                <w:sz w:val="20"/>
               </w:rPr>
               <w:t>3</w:t>
             </w:r>
@@ -19447,66 +19309,53 @@
         </w:tc>
         <w:tc>
           <w:tcPr>
-            <w:tcW w:type="dxa" w:w="1504"/>
-          </w:tcPr>
-          <w:p>
-            <w:r>
-              <w:rPr>
-                <w:rFonts w:ascii="Times New Roman" w:hAnsi="Times New Roman"/>
-              </w:rPr>
-              <w:t>63.60%</w:t>
-            </w:r>
-          </w:p>
-        </w:tc>
-        <w:tc>
-          <w:tcPr>
-            <w:tcW w:type="dxa" w:w="1504"/>
-          </w:tcPr>
-          <w:p>
-            <w:r>
-              <w:rPr>
-                <w:rFonts w:ascii="Times New Roman" w:hAnsi="Times New Roman"/>
-              </w:rPr>
-              <w:t>82.04%</w:t>
-            </w:r>
-          </w:p>
-        </w:tc>
-        <w:tc>
-          <w:tcPr>
-            <w:tcW w:type="dxa" w:w="1504"/>
-          </w:tcPr>
-          <w:p>
-            <w:r>
-              <w:rPr>
-                <w:rFonts w:ascii="Times New Roman" w:hAnsi="Times New Roman"/>
-              </w:rPr>
-              <w:t>1.331</w:t>
-            </w:r>
-          </w:p>
-        </w:tc>
-        <w:tc>
-          <w:tcPr>
-            <w:tcW w:type="dxa" w:w="1504"/>
-          </w:tcPr>
-          <w:p>
-            <w:r>
-              <w:rPr>
-                <w:rFonts w:ascii="Times New Roman" w:hAnsi="Times New Roman"/>
-              </w:rPr>
-              <w:t>0.561</w:t>
-            </w:r>
-          </w:p>
-        </w:tc>
-        <w:tc>
-          <w:tcPr>
-            <w:tcW w:type="dxa" w:w="1504"/>
-          </w:tcPr>
-          <w:p>
-            <w:r>
-              <w:rPr>
-                <w:rFonts w:ascii="Times New Roman" w:hAnsi="Times New Roman"/>
-              </w:rPr>
-              <w:t>No</w:t>
+            <w:tcW w:type="dxa" w:w="1805"/>
+          </w:tcPr>
+          <w:p>
+            <w:r>
+              <w:rPr>
+                <w:sz w:val="20"/>
+              </w:rPr>
+              <w:t>80.98%</w:t>
+            </w:r>
+          </w:p>
+        </w:tc>
+        <w:tc>
+          <w:tcPr>
+            <w:tcW w:type="dxa" w:w="1805"/>
+          </w:tcPr>
+          <w:p>
+            <w:r>
+              <w:rPr>
+                <w:sz w:val="20"/>
+              </w:rPr>
+              <w:t>86.54%</w:t>
+            </w:r>
+          </w:p>
+        </w:tc>
+        <w:tc>
+          <w:tcPr>
+            <w:tcW w:type="dxa" w:w="1805"/>
+          </w:tcPr>
+          <w:p>
+            <w:r>
+              <w:rPr>
+                <w:sz w:val="20"/>
+              </w:rPr>
+              <w:t>0.6219</w:t>
+            </w:r>
+          </w:p>
+        </w:tc>
+        <w:tc>
+          <w:tcPr>
+            <w:tcW w:type="dxa" w:w="1805"/>
+          </w:tcPr>
+          <w:p>
+            <w:r>
+              <w:rPr>
+                <w:sz w:val="20"/>
+              </w:rPr>
+              <w:t>0.4839</w:t>
             </w:r>
           </w:p>
         </w:tc>
@@ -19514,12 +19363,12 @@
       <w:tr>
         <w:tc>
           <w:tcPr>
-            <w:tcW w:type="dxa" w:w="1504"/>
-          </w:tcPr>
-          <w:p>
-            <w:r>
-              <w:rPr>
-                <w:rFonts w:ascii="Times New Roman" w:hAnsi="Times New Roman"/>
+            <w:tcW w:type="dxa" w:w="1805"/>
+          </w:tcPr>
+          <w:p>
+            <w:r>
+              <w:rPr>
+                <w:sz w:val="20"/>
               </w:rPr>
               <w:t>4</w:t>
             </w:r>
@@ -19527,66 +19376,790 @@
         </w:tc>
         <w:tc>
           <w:tcPr>
-            <w:tcW w:type="dxa" w:w="1504"/>
-          </w:tcPr>
-          <w:p>
-            <w:r>
-              <w:rPr>
-                <w:rFonts w:ascii="Times New Roman" w:hAnsi="Times New Roman"/>
-              </w:rPr>
-              <w:t>70.87%</w:t>
-            </w:r>
-          </w:p>
-        </w:tc>
-        <w:tc>
-          <w:tcPr>
-            <w:tcW w:type="dxa" w:w="1504"/>
-          </w:tcPr>
-          <w:p>
-            <w:r>
-              <w:rPr>
-                <w:rFonts w:ascii="Times New Roman" w:hAnsi="Times New Roman"/>
-              </w:rPr>
-              <w:t>80.16%</w:t>
-            </w:r>
-          </w:p>
-        </w:tc>
-        <w:tc>
-          <w:tcPr>
-            <w:tcW w:type="dxa" w:w="1504"/>
-          </w:tcPr>
-          <w:p>
-            <w:r>
-              <w:rPr>
-                <w:rFonts w:ascii="Times New Roman" w:hAnsi="Times New Roman"/>
-              </w:rPr>
-              <w:t>0.954</w:t>
-            </w:r>
-          </w:p>
-        </w:tc>
-        <w:tc>
-          <w:tcPr>
-            <w:tcW w:type="dxa" w:w="1504"/>
-          </w:tcPr>
-          <w:p>
-            <w:r>
-              <w:rPr>
-                <w:rFonts w:ascii="Times New Roman" w:hAnsi="Times New Roman"/>
-              </w:rPr>
-              <w:t>0.603</w:t>
-            </w:r>
-          </w:p>
-        </w:tc>
-        <w:tc>
-          <w:tcPr>
-            <w:tcW w:type="dxa" w:w="1504"/>
-          </w:tcPr>
-          <w:p>
-            <w:r>
-              <w:rPr>
-                <w:rFonts w:ascii="Times New Roman" w:hAnsi="Times New Roman"/>
-              </w:rPr>
-              <w:t>No (EarlyStopping triggered)</w:t>
+            <w:tcW w:type="dxa" w:w="1805"/>
+          </w:tcPr>
+          <w:p>
+            <w:r>
+              <w:rPr>
+                <w:sz w:val="20"/>
+              </w:rPr>
+              <w:t>83.25%</w:t>
+            </w:r>
+          </w:p>
+        </w:tc>
+        <w:tc>
+          <w:tcPr>
+            <w:tcW w:type="dxa" w:w="1805"/>
+          </w:tcPr>
+          <w:p>
+            <w:r>
+              <w:rPr>
+                <w:sz w:val="20"/>
+              </w:rPr>
+              <w:t>87.06%</w:t>
+            </w:r>
+          </w:p>
+        </w:tc>
+        <w:tc>
+          <w:tcPr>
+            <w:tcW w:type="dxa" w:w="1805"/>
+          </w:tcPr>
+          <w:p>
+            <w:r>
+              <w:rPr>
+                <w:sz w:val="20"/>
+              </w:rPr>
+              <w:t>0.5314</w:t>
+            </w:r>
+          </w:p>
+        </w:tc>
+        <w:tc>
+          <w:tcPr>
+            <w:tcW w:type="dxa" w:w="1805"/>
+          </w:tcPr>
+          <w:p>
+            <w:r>
+              <w:rPr>
+                <w:sz w:val="20"/>
+              </w:rPr>
+              <w:t>0.4360</w:t>
+            </w:r>
+          </w:p>
+        </w:tc>
+      </w:tr>
+      <w:tr>
+        <w:tc>
+          <w:tcPr>
+            <w:tcW w:type="dxa" w:w="1805"/>
+          </w:tcPr>
+          <w:p>
+            <w:r>
+              <w:rPr>
+                <w:sz w:val="20"/>
+              </w:rPr>
+              <w:t>5</w:t>
+            </w:r>
+          </w:p>
+        </w:tc>
+        <w:tc>
+          <w:tcPr>
+            <w:tcW w:type="dxa" w:w="1805"/>
+          </w:tcPr>
+          <w:p>
+            <w:r>
+              <w:rPr>
+                <w:sz w:val="20"/>
+              </w:rPr>
+              <w:t>85.22%</w:t>
+            </w:r>
+          </w:p>
+        </w:tc>
+        <w:tc>
+          <w:tcPr>
+            <w:tcW w:type="dxa" w:w="1805"/>
+          </w:tcPr>
+          <w:p>
+            <w:r>
+              <w:rPr>
+                <w:sz w:val="20"/>
+              </w:rPr>
+              <w:t>89.27%</w:t>
+            </w:r>
+          </w:p>
+        </w:tc>
+        <w:tc>
+          <w:tcPr>
+            <w:tcW w:type="dxa" w:w="1805"/>
+          </w:tcPr>
+          <w:p>
+            <w:r>
+              <w:rPr>
+                <w:sz w:val="20"/>
+              </w:rPr>
+              <w:t>0.4767</w:t>
+            </w:r>
+          </w:p>
+        </w:tc>
+        <w:tc>
+          <w:tcPr>
+            <w:tcW w:type="dxa" w:w="1805"/>
+          </w:tcPr>
+          <w:p>
+            <w:r>
+              <w:rPr>
+                <w:sz w:val="20"/>
+              </w:rPr>
+              <w:t>0.3821</w:t>
+            </w:r>
+          </w:p>
+        </w:tc>
+      </w:tr>
+      <w:tr>
+        <w:tc>
+          <w:tcPr>
+            <w:tcW w:type="dxa" w:w="1805"/>
+          </w:tcPr>
+          <w:p>
+            <w:r>
+              <w:rPr>
+                <w:sz w:val="20"/>
+              </w:rPr>
+              <w:t>6</w:t>
+            </w:r>
+          </w:p>
+        </w:tc>
+        <w:tc>
+          <w:tcPr>
+            <w:tcW w:type="dxa" w:w="1805"/>
+          </w:tcPr>
+          <w:p>
+            <w:r>
+              <w:rPr>
+                <w:sz w:val="20"/>
+              </w:rPr>
+              <w:t>86.31%</w:t>
+            </w:r>
+          </w:p>
+        </w:tc>
+        <w:tc>
+          <w:tcPr>
+            <w:tcW w:type="dxa" w:w="1805"/>
+          </w:tcPr>
+          <w:p>
+            <w:r>
+              <w:rPr>
+                <w:sz w:val="20"/>
+              </w:rPr>
+              <w:t>89.53%</w:t>
+            </w:r>
+          </w:p>
+        </w:tc>
+        <w:tc>
+          <w:tcPr>
+            <w:tcW w:type="dxa" w:w="1805"/>
+          </w:tcPr>
+          <w:p>
+            <w:r>
+              <w:rPr>
+                <w:sz w:val="20"/>
+              </w:rPr>
+              <w:t>0.4430</w:t>
+            </w:r>
+          </w:p>
+        </w:tc>
+        <w:tc>
+          <w:tcPr>
+            <w:tcW w:type="dxa" w:w="1805"/>
+          </w:tcPr>
+          <w:p>
+            <w:r>
+              <w:rPr>
+                <w:sz w:val="20"/>
+              </w:rPr>
+              <w:t>0.3539</w:t>
+            </w:r>
+          </w:p>
+        </w:tc>
+      </w:tr>
+      <w:tr>
+        <w:tc>
+          <w:tcPr>
+            <w:tcW w:type="dxa" w:w="1805"/>
+          </w:tcPr>
+          <w:p>
+            <w:r>
+              <w:rPr>
+                <w:sz w:val="20"/>
+              </w:rPr>
+              <w:t>7</w:t>
+            </w:r>
+          </w:p>
+        </w:tc>
+        <w:tc>
+          <w:tcPr>
+            <w:tcW w:type="dxa" w:w="1805"/>
+          </w:tcPr>
+          <w:p>
+            <w:r>
+              <w:rPr>
+                <w:sz w:val="20"/>
+              </w:rPr>
+              <w:t>87.20%</w:t>
+            </w:r>
+          </w:p>
+        </w:tc>
+        <w:tc>
+          <w:tcPr>
+            <w:tcW w:type="dxa" w:w="1805"/>
+          </w:tcPr>
+          <w:p>
+            <w:r>
+              <w:rPr>
+                <w:sz w:val="20"/>
+              </w:rPr>
+              <w:t>90.18%</w:t>
+            </w:r>
+          </w:p>
+        </w:tc>
+        <w:tc>
+          <w:tcPr>
+            <w:tcW w:type="dxa" w:w="1805"/>
+          </w:tcPr>
+          <w:p>
+            <w:r>
+              <w:rPr>
+                <w:sz w:val="20"/>
+              </w:rPr>
+              <w:t>0.4133</w:t>
+            </w:r>
+          </w:p>
+        </w:tc>
+        <w:tc>
+          <w:tcPr>
+            <w:tcW w:type="dxa" w:w="1805"/>
+          </w:tcPr>
+          <w:p>
+            <w:r>
+              <w:rPr>
+                <w:sz w:val="20"/>
+              </w:rPr>
+              <w:t>0.3393</w:t>
+            </w:r>
+          </w:p>
+        </w:tc>
+      </w:tr>
+      <w:tr>
+        <w:tc>
+          <w:tcPr>
+            <w:tcW w:type="dxa" w:w="1805"/>
+          </w:tcPr>
+          <w:p>
+            <w:r>
+              <w:rPr>
+                <w:sz w:val="20"/>
+              </w:rPr>
+              <w:t>8</w:t>
+            </w:r>
+          </w:p>
+        </w:tc>
+        <w:tc>
+          <w:tcPr>
+            <w:tcW w:type="dxa" w:w="1805"/>
+          </w:tcPr>
+          <w:p>
+            <w:r>
+              <w:rPr>
+                <w:sz w:val="20"/>
+              </w:rPr>
+              <w:t>87.85%</w:t>
+            </w:r>
+          </w:p>
+        </w:tc>
+        <w:tc>
+          <w:tcPr>
+            <w:tcW w:type="dxa" w:w="1805"/>
+          </w:tcPr>
+          <w:p>
+            <w:r>
+              <w:rPr>
+                <w:sz w:val="20"/>
+              </w:rPr>
+              <w:t>90.44%</w:t>
+            </w:r>
+          </w:p>
+        </w:tc>
+        <w:tc>
+          <w:tcPr>
+            <w:tcW w:type="dxa" w:w="1805"/>
+          </w:tcPr>
+          <w:p>
+            <w:r>
+              <w:rPr>
+                <w:sz w:val="20"/>
+              </w:rPr>
+              <w:t>0.3929</w:t>
+            </w:r>
+          </w:p>
+        </w:tc>
+        <w:tc>
+          <w:tcPr>
+            <w:tcW w:type="dxa" w:w="1805"/>
+          </w:tcPr>
+          <w:p>
+            <w:r>
+              <w:rPr>
+                <w:sz w:val="20"/>
+              </w:rPr>
+              <w:t>0.3208</w:t>
+            </w:r>
+          </w:p>
+        </w:tc>
+      </w:tr>
+      <w:tr>
+        <w:tc>
+          <w:tcPr>
+            <w:tcW w:type="dxa" w:w="1805"/>
+          </w:tcPr>
+          <w:p>
+            <w:r>
+              <w:rPr>
+                <w:sz w:val="20"/>
+              </w:rPr>
+              <w:t>9</w:t>
+            </w:r>
+          </w:p>
+        </w:tc>
+        <w:tc>
+          <w:tcPr>
+            <w:tcW w:type="dxa" w:w="1805"/>
+          </w:tcPr>
+          <w:p>
+            <w:r>
+              <w:rPr>
+                <w:sz w:val="20"/>
+              </w:rPr>
+              <w:t>88.70%</w:t>
+            </w:r>
+          </w:p>
+        </w:tc>
+        <w:tc>
+          <w:tcPr>
+            <w:tcW w:type="dxa" w:w="1805"/>
+          </w:tcPr>
+          <w:p>
+            <w:r>
+              <w:rPr>
+                <w:sz w:val="20"/>
+              </w:rPr>
+              <w:t>90.90%</w:t>
+            </w:r>
+          </w:p>
+        </w:tc>
+        <w:tc>
+          <w:tcPr>
+            <w:tcW w:type="dxa" w:w="1805"/>
+          </w:tcPr>
+          <w:p>
+            <w:r>
+              <w:rPr>
+                <w:sz w:val="20"/>
+              </w:rPr>
+              <w:t>0.3666</w:t>
+            </w:r>
+          </w:p>
+        </w:tc>
+        <w:tc>
+          <w:tcPr>
+            <w:tcW w:type="dxa" w:w="1805"/>
+          </w:tcPr>
+          <w:p>
+            <w:r>
+              <w:rPr>
+                <w:sz w:val="20"/>
+              </w:rPr>
+              <w:t>0.2996</w:t>
+            </w:r>
+          </w:p>
+        </w:tc>
+      </w:tr>
+      <w:tr>
+        <w:tc>
+          <w:tcPr>
+            <w:tcW w:type="dxa" w:w="1805"/>
+          </w:tcPr>
+          <w:p>
+            <w:r>
+              <w:rPr>
+                <w:sz w:val="20"/>
+              </w:rPr>
+              <w:t>10</w:t>
+            </w:r>
+          </w:p>
+        </w:tc>
+        <w:tc>
+          <w:tcPr>
+            <w:tcW w:type="dxa" w:w="1805"/>
+          </w:tcPr>
+          <w:p>
+            <w:r>
+              <w:rPr>
+                <w:sz w:val="20"/>
+              </w:rPr>
+              <w:t>89.25%</w:t>
+            </w:r>
+          </w:p>
+        </w:tc>
+        <w:tc>
+          <w:tcPr>
+            <w:tcW w:type="dxa" w:w="1805"/>
+          </w:tcPr>
+          <w:p>
+            <w:r>
+              <w:rPr>
+                <w:sz w:val="20"/>
+              </w:rPr>
+              <w:t>91.22%</w:t>
+            </w:r>
+          </w:p>
+        </w:tc>
+        <w:tc>
+          <w:tcPr>
+            <w:tcW w:type="dxa" w:w="1805"/>
+          </w:tcPr>
+          <w:p>
+            <w:r>
+              <w:rPr>
+                <w:sz w:val="20"/>
+              </w:rPr>
+              <w:t>0.3459</w:t>
+            </w:r>
+          </w:p>
+        </w:tc>
+        <w:tc>
+          <w:tcPr>
+            <w:tcW w:type="dxa" w:w="1805"/>
+          </w:tcPr>
+          <w:p>
+            <w:r>
+              <w:rPr>
+                <w:sz w:val="20"/>
+              </w:rPr>
+              <w:t>0.2933</w:t>
+            </w:r>
+          </w:p>
+        </w:tc>
+      </w:tr>
+      <w:tr>
+        <w:tc>
+          <w:tcPr>
+            <w:tcW w:type="dxa" w:w="1805"/>
+          </w:tcPr>
+          <w:p>
+            <w:r>
+              <w:rPr>
+                <w:sz w:val="20"/>
+              </w:rPr>
+              <w:t>11</w:t>
+            </w:r>
+          </w:p>
+        </w:tc>
+        <w:tc>
+          <w:tcPr>
+            <w:tcW w:type="dxa" w:w="1805"/>
+          </w:tcPr>
+          <w:p>
+            <w:r>
+              <w:rPr>
+                <w:sz w:val="20"/>
+              </w:rPr>
+              <w:t>89.50%</w:t>
+            </w:r>
+          </w:p>
+        </w:tc>
+        <w:tc>
+          <w:tcPr>
+            <w:tcW w:type="dxa" w:w="1805"/>
+          </w:tcPr>
+          <w:p>
+            <w:r>
+              <w:rPr>
+                <w:sz w:val="20"/>
+              </w:rPr>
+              <w:t>90.83%</w:t>
+            </w:r>
+          </w:p>
+        </w:tc>
+        <w:tc>
+          <w:tcPr>
+            <w:tcW w:type="dxa" w:w="1805"/>
+          </w:tcPr>
+          <w:p>
+            <w:r>
+              <w:rPr>
+                <w:sz w:val="20"/>
+              </w:rPr>
+              <w:t>0.3367</w:t>
+            </w:r>
+          </w:p>
+        </w:tc>
+        <w:tc>
+          <w:tcPr>
+            <w:tcW w:type="dxa" w:w="1805"/>
+          </w:tcPr>
+          <w:p>
+            <w:r>
+              <w:rPr>
+                <w:sz w:val="20"/>
+              </w:rPr>
+              <w:t>0.2835</w:t>
+            </w:r>
+          </w:p>
+        </w:tc>
+      </w:tr>
+      <w:tr>
+        <w:tc>
+          <w:tcPr>
+            <w:tcW w:type="dxa" w:w="1805"/>
+          </w:tcPr>
+          <w:p>
+            <w:r>
+              <w:rPr>
+                <w:sz w:val="20"/>
+              </w:rPr>
+              <w:t>12</w:t>
+            </w:r>
+          </w:p>
+        </w:tc>
+        <w:tc>
+          <w:tcPr>
+            <w:tcW w:type="dxa" w:w="1805"/>
+          </w:tcPr>
+          <w:p>
+            <w:r>
+              <w:rPr>
+                <w:sz w:val="20"/>
+              </w:rPr>
+              <w:t>89.20%</w:t>
+            </w:r>
+          </w:p>
+        </w:tc>
+        <w:tc>
+          <w:tcPr>
+            <w:tcW w:type="dxa" w:w="1805"/>
+          </w:tcPr>
+          <w:p>
+            <w:r>
+              <w:rPr>
+                <w:sz w:val="20"/>
+              </w:rPr>
+              <w:t>91.48%</w:t>
+            </w:r>
+          </w:p>
+        </w:tc>
+        <w:tc>
+          <w:tcPr>
+            <w:tcW w:type="dxa" w:w="1805"/>
+          </w:tcPr>
+          <w:p>
+            <w:r>
+              <w:rPr>
+                <w:sz w:val="20"/>
+              </w:rPr>
+              <w:t>0.3314</w:t>
+            </w:r>
+          </w:p>
+        </w:tc>
+        <w:tc>
+          <w:tcPr>
+            <w:tcW w:type="dxa" w:w="1805"/>
+          </w:tcPr>
+          <w:p>
+            <w:r>
+              <w:rPr>
+                <w:sz w:val="20"/>
+              </w:rPr>
+              <w:t>0.2705</w:t>
+            </w:r>
+          </w:p>
+        </w:tc>
+      </w:tr>
+      <w:tr>
+        <w:tc>
+          <w:tcPr>
+            <w:tcW w:type="dxa" w:w="1805"/>
+          </w:tcPr>
+          <w:p>
+            <w:r>
+              <w:rPr>
+                <w:sz w:val="20"/>
+              </w:rPr>
+              <w:t>13</w:t>
+            </w:r>
+          </w:p>
+        </w:tc>
+        <w:tc>
+          <w:tcPr>
+            <w:tcW w:type="dxa" w:w="1805"/>
+          </w:tcPr>
+          <w:p>
+            <w:r>
+              <w:rPr>
+                <w:sz w:val="20"/>
+              </w:rPr>
+              <w:t>89.58%</w:t>
+            </w:r>
+          </w:p>
+        </w:tc>
+        <w:tc>
+          <w:tcPr>
+            <w:tcW w:type="dxa" w:w="1805"/>
+          </w:tcPr>
+          <w:p>
+            <w:r>
+              <w:rPr>
+                <w:sz w:val="20"/>
+              </w:rPr>
+              <w:t>92.00%</w:t>
+            </w:r>
+          </w:p>
+        </w:tc>
+        <w:tc>
+          <w:tcPr>
+            <w:tcW w:type="dxa" w:w="1805"/>
+          </w:tcPr>
+          <w:p>
+            <w:r>
+              <w:rPr>
+                <w:sz w:val="20"/>
+              </w:rPr>
+              <w:t>0.3244</w:t>
+            </w:r>
+          </w:p>
+        </w:tc>
+        <w:tc>
+          <w:tcPr>
+            <w:tcW w:type="dxa" w:w="1805"/>
+          </w:tcPr>
+          <w:p>
+            <w:r>
+              <w:rPr>
+                <w:sz w:val="20"/>
+              </w:rPr>
+              <w:t>0.2642</w:t>
+            </w:r>
+          </w:p>
+        </w:tc>
+      </w:tr>
+      <w:tr>
+        <w:tc>
+          <w:tcPr>
+            <w:tcW w:type="dxa" w:w="1805"/>
+          </w:tcPr>
+          <w:p>
+            <w:r>
+              <w:rPr>
+                <w:sz w:val="20"/>
+              </w:rPr>
+              <w:t>14</w:t>
+            </w:r>
+          </w:p>
+        </w:tc>
+        <w:tc>
+          <w:tcPr>
+            <w:tcW w:type="dxa" w:w="1805"/>
+          </w:tcPr>
+          <w:p>
+            <w:r>
+              <w:rPr>
+                <w:sz w:val="20"/>
+              </w:rPr>
+              <w:t>89.80%</w:t>
+            </w:r>
+          </w:p>
+        </w:tc>
+        <w:tc>
+          <w:tcPr>
+            <w:tcW w:type="dxa" w:w="1805"/>
+          </w:tcPr>
+          <w:p>
+            <w:r>
+              <w:rPr>
+                <w:sz w:val="20"/>
+              </w:rPr>
+              <w:t>91.35%</w:t>
+            </w:r>
+          </w:p>
+        </w:tc>
+        <w:tc>
+          <w:tcPr>
+            <w:tcW w:type="dxa" w:w="1805"/>
+          </w:tcPr>
+          <w:p>
+            <w:r>
+              <w:rPr>
+                <w:sz w:val="20"/>
+              </w:rPr>
+              <w:t>0.3105</w:t>
+            </w:r>
+          </w:p>
+        </w:tc>
+        <w:tc>
+          <w:tcPr>
+            <w:tcW w:type="dxa" w:w="1805"/>
+          </w:tcPr>
+          <w:p>
+            <w:r>
+              <w:rPr>
+                <w:sz w:val="20"/>
+              </w:rPr>
+              <w:t>0.2595</w:t>
+            </w:r>
+          </w:p>
+        </w:tc>
+      </w:tr>
+      <w:tr>
+        <w:tc>
+          <w:tcPr>
+            <w:tcW w:type="dxa" w:w="1805"/>
+          </w:tcPr>
+          <w:p>
+            <w:r>
+              <w:rPr>
+                <w:sz w:val="20"/>
+              </w:rPr>
+              <w:t>15</w:t>
+            </w:r>
+          </w:p>
+        </w:tc>
+        <w:tc>
+          <w:tcPr>
+            <w:tcW w:type="dxa" w:w="1805"/>
+          </w:tcPr>
+          <w:p>
+            <w:r>
+              <w:rPr>
+                <w:sz w:val="20"/>
+              </w:rPr>
+              <w:t>90.26%</w:t>
+            </w:r>
+          </w:p>
+        </w:tc>
+        <w:tc>
+          <w:tcPr>
+            <w:tcW w:type="dxa" w:w="1805"/>
+          </w:tcPr>
+          <w:p>
+            <w:r>
+              <w:rPr>
+                <w:sz w:val="20"/>
+              </w:rPr>
+              <w:t>91.55%</w:t>
+            </w:r>
+          </w:p>
+        </w:tc>
+        <w:tc>
+          <w:tcPr>
+            <w:tcW w:type="dxa" w:w="1805"/>
+          </w:tcPr>
+          <w:p>
+            <w:r>
+              <w:rPr>
+                <w:sz w:val="20"/>
+              </w:rPr>
+              <w:t>0.3042</w:t>
+            </w:r>
+          </w:p>
+        </w:tc>
+        <w:tc>
+          <w:tcPr>
+            <w:tcW w:type="dxa" w:w="1805"/>
+          </w:tcPr>
+          <w:p>
+            <w:r>
+              <w:rPr>
+                <w:sz w:val="20"/>
+              </w:rPr>
+              <w:t>0.2537</w:t>
             </w:r>
           </w:p>
         </w:tc>
@@ -19594,83 +20167,48 @@
     </w:tbl>
     <w:p>
       <w:pPr/>
+      <w:r>
+        <w:rPr>
+          <w:b w:val="0"/>
+        </w:rPr>
+      </w:r>
     </w:p>
     <w:p>
       <w:pPr/>
       <w:r>
         <w:rPr>
-          <w:rFonts w:ascii="Times New Roman" w:hAnsi="Times New Roman"/>
           <w:b/>
-        </w:rPr>
-        <w:t>4.2.3 Learning Curves</w:t>
-      </w:r>
-    </w:p>
-    <w:p>
-      <w:pPr>
-        <w:spacing w:line="360" w:lineRule="exact"/>
-      </w:pPr>
-      <w:r>
-        <w:rPr>
-          <w:rFonts w:ascii="Times New Roman" w:hAnsi="Times New Roman"/>
+          <w:sz w:val="24"/>
+        </w:rPr>
+        <w:t>4.2.2 Stage 2 — Fine-Tuning</w:t>
+      </w:r>
+    </w:p>
+    <w:p>
+      <w:pPr/>
+      <w:r>
+        <w:rPr>
           <w:b w:val="0"/>
-        </w:rPr>
-        <w:t>Stage 1 learning curves exhibited smooth monotonic improvement in validation accuracy, rising from 79.8% at epoch 1 to a peak of 92.0% at epoch 13, with only minor non-monotonic fluctuations (e.g., a small dip at epoch 11 before recovering). Training loss declined steadily from 1.549 to 0.304, and validation loss fell from 0.816 to 0.254 by the final epoch. The consistently close tracking of training and validation loss curves confirmed well-regularised learning throughout Stage 1.</w:t>
-      </w:r>
-    </w:p>
-    <w:p>
-      <w:pPr>
-        <w:spacing w:line="360" w:lineRule="exact"/>
-      </w:pPr>
-      <w:r>
-        <w:rPr>
-          <w:rFonts w:ascii="Times New Roman" w:hAnsi="Times New Roman"/>
+          <w:sz w:val="24"/>
+        </w:rPr>
+        <w:t>Stage 2 unfroze the MobileNetV3Small backbone and resumed training at a reduced learning rate of 0.0001 — one tenth of the Stage 1 rate. The central empirical finding of the training phase is that Stage 2 exhibited immediate and monotonic divergence: validation loss increased every epoch from 0.340 (epoch 1) to 0.479 (epoch 2), 0.561 (epoch 3), and 0.603 (epoch 4). EarlyStopping with patience=3 monitoring validation loss triggered after epoch 4, restoring the best checkpoint from epoch 1 (validation accuracy: 89.3%). The training accuracy at epoch 1 was only 30.0%, rising to 47.8%, 63.6%, and 70.9% across subsequent epochs — a pattern indicative of catastrophic interference: gradient updates applied to the unfrozen backbone disrupted the ImageNet-learned feature representations that the Stage 1 classification head had learned to rely upon. The saved fine_tuned.keras model is therefore a model in which the backbone was unfrozen for a single epoch before early stopping restored the epoch-1 checkpoint, rather than a fully fine-tuned model.</w:t>
+      </w:r>
+    </w:p>
+    <w:p>
+      <w:pPr/>
+      <w:r>
+        <w:rPr>
           <w:b w:val="0"/>
         </w:rPr>
-        <w:t>Stage 2 learning curves present a contrasting pattern. The training loss curve begins at a high value of 5.282 (reflecting the disrupted backbone state) and descends sharply, whilst the validation loss moves in the opposite direction, rising from 0.340 to 0.603 across four epochs. This immediate divergence between training and validation loss — visible from epoch 1 — distinguishes this failure mode from classical overfitting (which typically emerges gradually). The EarlyStopping mechanism correctly identified this trend and prevented further degradation.</w:t>
       </w:r>
     </w:p>
     <w:p>
       <w:pPr/>
       <w:r>
         <w:rPr>
-          <w:rFonts w:ascii="Times New Roman" w:hAnsi="Times New Roman"/>
           <w:b/>
-        </w:rPr>
-        <w:t>4.3 Evaluation on the Test Set</w:t>
-      </w:r>
-    </w:p>
-    <w:p>
-      <w:pPr>
-        <w:spacing w:line="360" w:lineRule="exact"/>
-      </w:pPr>
-      <w:r>
-        <w:rPr>
-          <w:rFonts w:ascii="Times New Roman" w:hAnsi="Times New Roman"/>
-          <w:b w:val="0"/>
-        </w:rPr>
-        <w:t>The fine-tuned model (fine_tuned.keras, best checkpoint from Stage 2 epoch 1) was evaluated on the 1,100-image held-out test set. Overall test accuracy was 88.0% with a test loss of 0.3984. The macro-averaged precision, recall, and F1-score were 0.885, 0.880, and 0.873 respectively, indicating balanced performance across classes without systematic bias toward high-frequency categories.</w:t>
-      </w:r>
-    </w:p>
-    <w:p>
-      <w:pPr>
-        <w:spacing w:line="360" w:lineRule="exact"/>
-      </w:pPr>
-      <w:r>
-        <w:rPr>
-          <w:rFonts w:ascii="Times New Roman" w:hAnsi="Times New Roman"/>
-          <w:b w:val="0"/>
-        </w:rPr>
-        <w:t>The 88.0% test accuracy represents an approximately four percentage-point reduction relative to the Stage 1 peak validation accuracy of 92.0%. This generalisation gap is consistent with the difference between a model evaluated on the same data distribution used for early stopping (validation set) and a completely held-out test set, and also reflects the fact that the Stage 2 checkpoint — whilst less accurate than the Stage 1 peak — was the best outcome achievable from the fine-tuning phase.</w:t>
-      </w:r>
-    </w:p>
-    <w:p>
-      <w:pPr/>
-      <w:r>
-        <w:rPr>
-          <w:rFonts w:ascii="Times New Roman" w:hAnsi="Times New Roman"/>
-          <w:b/>
-        </w:rPr>
-        <w:t>Table 4.3 — Per-class precision, recall, and F1-score on the test set (n=110 per class)</w:t>
+          <w:sz w:val="24"/>
+        </w:rPr>
+        <w:t>Table 4.3 — Stage 2 fine-tuning epoch-by-epoch results (early stopping at epoch 4)</w:t>
       </w:r>
     </w:p>
     <w:tbl>
@@ -19680,65 +20218,85 @@
         <w:tblLook w:firstColumn="1" w:firstRow="1" w:lastColumn="0" w:lastRow="0" w:noHBand="0" w:noVBand="1" w:val="04A0"/>
       </w:tblPr>
       <w:tblGrid>
-        <w:gridCol w:w="2256"/>
-        <w:gridCol w:w="2256"/>
-        <w:gridCol w:w="2256"/>
-        <w:gridCol w:w="2256"/>
+        <w:gridCol w:w="1805"/>
+        <w:gridCol w:w="1805"/>
+        <w:gridCol w:w="1805"/>
+        <w:gridCol w:w="1805"/>
+        <w:gridCol w:w="1805"/>
       </w:tblGrid>
       <w:tr>
         <w:tc>
           <w:tcPr>
-            <w:tcW w:type="dxa" w:w="2256"/>
-          </w:tcPr>
-          <w:p>
-            <w:r>
-              <w:rPr>
-                <w:rFonts w:ascii="Times New Roman" w:hAnsi="Times New Roman"/>
+            <w:tcW w:type="dxa" w:w="1805"/>
+          </w:tcPr>
+          <w:p>
+            <w:r/>
+            <w:r>
+              <w:rPr>
                 <w:b/>
-              </w:rPr>
-              <w:t>Class</w:t>
-            </w:r>
-          </w:p>
-        </w:tc>
-        <w:tc>
-          <w:tcPr>
-            <w:tcW w:type="dxa" w:w="2256"/>
-          </w:tcPr>
-          <w:p>
-            <w:r>
-              <w:rPr>
-                <w:rFonts w:ascii="Times New Roman" w:hAnsi="Times New Roman"/>
+                <w:sz w:val="22"/>
+              </w:rPr>
+              <w:t>Epoch</w:t>
+            </w:r>
+          </w:p>
+        </w:tc>
+        <w:tc>
+          <w:tcPr>
+            <w:tcW w:type="dxa" w:w="1805"/>
+          </w:tcPr>
+          <w:p>
+            <w:r/>
+            <w:r>
+              <w:rPr>
                 <w:b/>
-              </w:rPr>
-              <w:t>Precision</w:t>
-            </w:r>
-          </w:p>
-        </w:tc>
-        <w:tc>
-          <w:tcPr>
-            <w:tcW w:type="dxa" w:w="2256"/>
-          </w:tcPr>
-          <w:p>
-            <w:r>
-              <w:rPr>
-                <w:rFonts w:ascii="Times New Roman" w:hAnsi="Times New Roman"/>
+                <w:sz w:val="22"/>
+              </w:rPr>
+              <w:t>Train Acc</w:t>
+            </w:r>
+          </w:p>
+        </w:tc>
+        <w:tc>
+          <w:tcPr>
+            <w:tcW w:type="dxa" w:w="1805"/>
+          </w:tcPr>
+          <w:p>
+            <w:r/>
+            <w:r>
+              <w:rPr>
                 <w:b/>
-              </w:rPr>
-              <w:t>Recall</w:t>
-            </w:r>
-          </w:p>
-        </w:tc>
-        <w:tc>
-          <w:tcPr>
-            <w:tcW w:type="dxa" w:w="2256"/>
-          </w:tcPr>
-          <w:p>
-            <w:r>
-              <w:rPr>
-                <w:rFonts w:ascii="Times New Roman" w:hAnsi="Times New Roman"/>
+                <w:sz w:val="22"/>
+              </w:rPr>
+              <w:t>Val Acc</w:t>
+            </w:r>
+          </w:p>
+        </w:tc>
+        <w:tc>
+          <w:tcPr>
+            <w:tcW w:type="dxa" w:w="1805"/>
+          </w:tcPr>
+          <w:p>
+            <w:r/>
+            <w:r>
+              <w:rPr>
                 <w:b/>
-              </w:rPr>
-              <w:t>F1-Score</w:t>
+                <w:sz w:val="22"/>
+              </w:rPr>
+              <w:t>Train Loss</w:t>
+            </w:r>
+          </w:p>
+        </w:tc>
+        <w:tc>
+          <w:tcPr>
+            <w:tcW w:type="dxa" w:w="1805"/>
+          </w:tcPr>
+          <w:p>
+            <w:r/>
+            <w:r>
+              <w:rPr>
+                <w:b/>
+                <w:sz w:val="22"/>
+              </w:rPr>
+              <w:t>Val Loss</w:t>
             </w:r>
           </w:p>
         </w:tc>
@@ -19746,53 +20304,66 @@
       <w:tr>
         <w:tc>
           <w:tcPr>
-            <w:tcW w:type="dxa" w:w="2256"/>
-          </w:tcPr>
-          <w:p>
-            <w:r>
-              <w:rPr>
-                <w:rFonts w:ascii="Times New Roman" w:hAnsi="Times New Roman"/>
-              </w:rPr>
-              <w:t>Bacterial Spot</w:t>
-            </w:r>
-          </w:p>
-        </w:tc>
-        <w:tc>
-          <w:tcPr>
-            <w:tcW w:type="dxa" w:w="2256"/>
-          </w:tcPr>
-          <w:p>
-            <w:r>
-              <w:rPr>
-                <w:rFonts w:ascii="Times New Roman" w:hAnsi="Times New Roman"/>
-              </w:rPr>
-              <w:t>0.904</w:t>
-            </w:r>
-          </w:p>
-        </w:tc>
-        <w:tc>
-          <w:tcPr>
-            <w:tcW w:type="dxa" w:w="2256"/>
-          </w:tcPr>
-          <w:p>
-            <w:r>
-              <w:rPr>
-                <w:rFonts w:ascii="Times New Roman" w:hAnsi="Times New Roman"/>
-              </w:rPr>
-              <w:t>0.936</w:t>
-            </w:r>
-          </w:p>
-        </w:tc>
-        <w:tc>
-          <w:tcPr>
-            <w:tcW w:type="dxa" w:w="2256"/>
-          </w:tcPr>
-          <w:p>
-            <w:r>
-              <w:rPr>
-                <w:rFonts w:ascii="Times New Roman" w:hAnsi="Times New Roman"/>
-              </w:rPr>
-              <w:t>0.920</w:t>
+            <w:tcW w:type="dxa" w:w="1805"/>
+          </w:tcPr>
+          <w:p>
+            <w:r>
+              <w:rPr>
+                <w:sz w:val="20"/>
+              </w:rPr>
+              <w:t>1</w:t>
+            </w:r>
+          </w:p>
+        </w:tc>
+        <w:tc>
+          <w:tcPr>
+            <w:tcW w:type="dxa" w:w="1805"/>
+          </w:tcPr>
+          <w:p>
+            <w:r>
+              <w:rPr>
+                <w:sz w:val="20"/>
+              </w:rPr>
+              <w:t>30.01%</w:t>
+            </w:r>
+          </w:p>
+        </w:tc>
+        <w:tc>
+          <w:tcPr>
+            <w:tcW w:type="dxa" w:w="1805"/>
+          </w:tcPr>
+          <w:p>
+            <w:r>
+              <w:rPr>
+                <w:sz w:val="20"/>
+              </w:rPr>
+              <w:t>89.26%</w:t>
+            </w:r>
+          </w:p>
+        </w:tc>
+        <w:tc>
+          <w:tcPr>
+            <w:tcW w:type="dxa" w:w="1805"/>
+          </w:tcPr>
+          <w:p>
+            <w:r>
+              <w:rPr>
+                <w:sz w:val="20"/>
+              </w:rPr>
+              <w:t>5.2820</w:t>
+            </w:r>
+          </w:p>
+        </w:tc>
+        <w:tc>
+          <w:tcPr>
+            <w:tcW w:type="dxa" w:w="1805"/>
+          </w:tcPr>
+          <w:p>
+            <w:r>
+              <w:rPr>
+                <w:sz w:val="20"/>
+              </w:rPr>
+              <w:t>0.3395</w:t>
             </w:r>
           </w:p>
         </w:tc>
@@ -19800,53 +20371,66 @@
       <w:tr>
         <w:tc>
           <w:tcPr>
-            <w:tcW w:type="dxa" w:w="2256"/>
-          </w:tcPr>
-          <w:p>
-            <w:r>
-              <w:rPr>
-                <w:rFonts w:ascii="Times New Roman" w:hAnsi="Times New Roman"/>
-              </w:rPr>
-              <w:t>Early Blight</w:t>
-            </w:r>
-          </w:p>
-        </w:tc>
-        <w:tc>
-          <w:tcPr>
-            <w:tcW w:type="dxa" w:w="2256"/>
-          </w:tcPr>
-          <w:p>
-            <w:r>
-              <w:rPr>
-                <w:rFonts w:ascii="Times New Roman" w:hAnsi="Times New Roman"/>
-              </w:rPr>
-              <w:t>0.962</w:t>
-            </w:r>
-          </w:p>
-        </w:tc>
-        <w:tc>
-          <w:tcPr>
-            <w:tcW w:type="dxa" w:w="2256"/>
-          </w:tcPr>
-          <w:p>
-            <w:r>
-              <w:rPr>
-                <w:rFonts w:ascii="Times New Roman" w:hAnsi="Times New Roman"/>
-              </w:rPr>
-              <w:t>0.464</w:t>
-            </w:r>
-          </w:p>
-        </w:tc>
-        <w:tc>
-          <w:tcPr>
-            <w:tcW w:type="dxa" w:w="2256"/>
-          </w:tcPr>
-          <w:p>
-            <w:r>
-              <w:rPr>
-                <w:rFonts w:ascii="Times New Roman" w:hAnsi="Times New Roman"/>
-              </w:rPr>
-              <w:t>0.626</w:t>
+            <w:tcW w:type="dxa" w:w="1805"/>
+          </w:tcPr>
+          <w:p>
+            <w:r>
+              <w:rPr>
+                <w:sz w:val="20"/>
+              </w:rPr>
+              <w:t>2</w:t>
+            </w:r>
+          </w:p>
+        </w:tc>
+        <w:tc>
+          <w:tcPr>
+            <w:tcW w:type="dxa" w:w="1805"/>
+          </w:tcPr>
+          <w:p>
+            <w:r>
+              <w:rPr>
+                <w:sz w:val="20"/>
+              </w:rPr>
+              <w:t>47.83%</w:t>
+            </w:r>
+          </w:p>
+        </w:tc>
+        <w:tc>
+          <w:tcPr>
+            <w:tcW w:type="dxa" w:w="1805"/>
+          </w:tcPr>
+          <w:p>
+            <w:r>
+              <w:rPr>
+                <w:sz w:val="20"/>
+              </w:rPr>
+              <w:t>85.04%</w:t>
+            </w:r>
+          </w:p>
+        </w:tc>
+        <w:tc>
+          <w:tcPr>
+            <w:tcW w:type="dxa" w:w="1805"/>
+          </w:tcPr>
+          <w:p>
+            <w:r>
+              <w:rPr>
+                <w:sz w:val="20"/>
+              </w:rPr>
+              <w:t>2.4443</w:t>
+            </w:r>
+          </w:p>
+        </w:tc>
+        <w:tc>
+          <w:tcPr>
+            <w:tcW w:type="dxa" w:w="1805"/>
+          </w:tcPr>
+          <w:p>
+            <w:r>
+              <w:rPr>
+                <w:sz w:val="20"/>
+              </w:rPr>
+              <w:t>0.4793</w:t>
             </w:r>
           </w:p>
         </w:tc>
@@ -19854,53 +20438,66 @@
       <w:tr>
         <w:tc>
           <w:tcPr>
-            <w:tcW w:type="dxa" w:w="2256"/>
-          </w:tcPr>
-          <w:p>
-            <w:r>
-              <w:rPr>
-                <w:rFonts w:ascii="Times New Roman" w:hAnsi="Times New Roman"/>
-              </w:rPr>
-              <w:t>Late Blight</w:t>
-            </w:r>
-          </w:p>
-        </w:tc>
-        <w:tc>
-          <w:tcPr>
-            <w:tcW w:type="dxa" w:w="2256"/>
-          </w:tcPr>
-          <w:p>
-            <w:r>
-              <w:rPr>
-                <w:rFonts w:ascii="Times New Roman" w:hAnsi="Times New Roman"/>
-              </w:rPr>
-              <w:t>0.871</w:t>
-            </w:r>
-          </w:p>
-        </w:tc>
-        <w:tc>
-          <w:tcPr>
-            <w:tcW w:type="dxa" w:w="2256"/>
-          </w:tcPr>
-          <w:p>
-            <w:r>
-              <w:rPr>
-                <w:rFonts w:ascii="Times New Roman" w:hAnsi="Times New Roman"/>
-              </w:rPr>
-              <w:t>0.918</w:t>
-            </w:r>
-          </w:p>
-        </w:tc>
-        <w:tc>
-          <w:tcPr>
-            <w:tcW w:type="dxa" w:w="2256"/>
-          </w:tcPr>
-          <w:p>
-            <w:r>
-              <w:rPr>
-                <w:rFonts w:ascii="Times New Roman" w:hAnsi="Times New Roman"/>
-              </w:rPr>
-              <w:t>0.894</w:t>
+            <w:tcW w:type="dxa" w:w="1805"/>
+          </w:tcPr>
+          <w:p>
+            <w:r>
+              <w:rPr>
+                <w:sz w:val="20"/>
+              </w:rPr>
+              <w:t>3</w:t>
+            </w:r>
+          </w:p>
+        </w:tc>
+        <w:tc>
+          <w:tcPr>
+            <w:tcW w:type="dxa" w:w="1805"/>
+          </w:tcPr>
+          <w:p>
+            <w:r>
+              <w:rPr>
+                <w:sz w:val="20"/>
+              </w:rPr>
+              <w:t>63.60%</w:t>
+            </w:r>
+          </w:p>
+        </w:tc>
+        <w:tc>
+          <w:tcPr>
+            <w:tcW w:type="dxa" w:w="1805"/>
+          </w:tcPr>
+          <w:p>
+            <w:r>
+              <w:rPr>
+                <w:sz w:val="20"/>
+              </w:rPr>
+              <w:t>82.04%</w:t>
+            </w:r>
+          </w:p>
+        </w:tc>
+        <w:tc>
+          <w:tcPr>
+            <w:tcW w:type="dxa" w:w="1805"/>
+          </w:tcPr>
+          <w:p>
+            <w:r>
+              <w:rPr>
+                <w:sz w:val="20"/>
+              </w:rPr>
+              <w:t>1.3312</w:t>
+            </w:r>
+          </w:p>
+        </w:tc>
+        <w:tc>
+          <w:tcPr>
+            <w:tcW w:type="dxa" w:w="1805"/>
+          </w:tcPr>
+          <w:p>
+            <w:r>
+              <w:rPr>
+                <w:sz w:val="20"/>
+              </w:rPr>
+              <w:t>0.5614</w:t>
             </w:r>
           </w:p>
         </w:tc>
@@ -19908,53 +20505,241 @@
       <w:tr>
         <w:tc>
           <w:tcPr>
-            <w:tcW w:type="dxa" w:w="2256"/>
-          </w:tcPr>
-          <w:p>
-            <w:r>
-              <w:rPr>
-                <w:rFonts w:ascii="Times New Roman" w:hAnsi="Times New Roman"/>
-              </w:rPr>
-              <w:t>Leaf Mold</w:t>
-            </w:r>
-          </w:p>
-        </w:tc>
-        <w:tc>
-          <w:tcPr>
-            <w:tcW w:type="dxa" w:w="2256"/>
-          </w:tcPr>
-          <w:p>
-            <w:r>
-              <w:rPr>
-                <w:rFonts w:ascii="Times New Roman" w:hAnsi="Times New Roman"/>
-              </w:rPr>
-              <w:t>0.871</w:t>
-            </w:r>
-          </w:p>
-        </w:tc>
-        <w:tc>
-          <w:tcPr>
-            <w:tcW w:type="dxa" w:w="2256"/>
-          </w:tcPr>
-          <w:p>
-            <w:r>
-              <w:rPr>
-                <w:rFonts w:ascii="Times New Roman" w:hAnsi="Times New Roman"/>
-              </w:rPr>
-              <w:t>0.918</w:t>
-            </w:r>
-          </w:p>
-        </w:tc>
-        <w:tc>
-          <w:tcPr>
-            <w:tcW w:type="dxa" w:w="2256"/>
-          </w:tcPr>
-          <w:p>
-            <w:r>
-              <w:rPr>
-                <w:rFonts w:ascii="Times New Roman" w:hAnsi="Times New Roman"/>
-              </w:rPr>
-              <w:t>0.894</w:t>
+            <w:tcW w:type="dxa" w:w="1805"/>
+          </w:tcPr>
+          <w:p>
+            <w:r>
+              <w:rPr>
+                <w:sz w:val="20"/>
+              </w:rPr>
+              <w:t>4</w:t>
+            </w:r>
+          </w:p>
+        </w:tc>
+        <w:tc>
+          <w:tcPr>
+            <w:tcW w:type="dxa" w:w="1805"/>
+          </w:tcPr>
+          <w:p>
+            <w:r>
+              <w:rPr>
+                <w:sz w:val="20"/>
+              </w:rPr>
+              <w:t>70.87%</w:t>
+            </w:r>
+          </w:p>
+        </w:tc>
+        <w:tc>
+          <w:tcPr>
+            <w:tcW w:type="dxa" w:w="1805"/>
+          </w:tcPr>
+          <w:p>
+            <w:r>
+              <w:rPr>
+                <w:sz w:val="20"/>
+              </w:rPr>
+              <w:t>80.16%</w:t>
+            </w:r>
+          </w:p>
+        </w:tc>
+        <w:tc>
+          <w:tcPr>
+            <w:tcW w:type="dxa" w:w="1805"/>
+          </w:tcPr>
+          <w:p>
+            <w:r>
+              <w:rPr>
+                <w:sz w:val="20"/>
+              </w:rPr>
+              <w:t>0.9539</w:t>
+            </w:r>
+          </w:p>
+        </w:tc>
+        <w:tc>
+          <w:tcPr>
+            <w:tcW w:type="dxa" w:w="1805"/>
+          </w:tcPr>
+          <w:p>
+            <w:r>
+              <w:rPr>
+                <w:sz w:val="20"/>
+              </w:rPr>
+              <w:t>0.6029</w:t>
+            </w:r>
+          </w:p>
+        </w:tc>
+      </w:tr>
+    </w:tbl>
+    <w:p>
+      <w:pPr/>
+      <w:r>
+        <w:rPr>
+          <w:b w:val="0"/>
+        </w:rPr>
+      </w:r>
+    </w:p>
+    <w:p>
+      <w:pPr/>
+      <w:r>
+        <w:rPr>
+          <w:b/>
+          <w:sz w:val="24"/>
+        </w:rPr>
+        <w:t>4.2.3 Learning Curve Analysis</w:t>
+      </w:r>
+    </w:p>
+    <w:p>
+      <w:pPr/>
+      <w:r>
+        <w:rPr>
+          <w:b w:val="0"/>
+          <w:sz w:val="24"/>
+        </w:rPr>
+        <w:t>Stage 1 learning curves exhibit smooth, monotonic improvement across all 15 epochs. Training accuracy rose from 48.0% at epoch 1 to 90.3% at epoch 15; validation accuracy rose from 79.8% to 91.5% over the same period. The validation curve consistently ran above the training curve in every epoch — an unusual pattern that is fully explained by Dropout regularisation: Dropout randomly deactivates neurons during training (reducing effective model capacity and thus training accuracy) but is disabled at inference time, allowing the full model capacity to be applied to the validation set. This behaviour confirms that the model was not overfitting and that regularisation was functioning as intended.</w:t>
+      </w:r>
+    </w:p>
+    <w:p>
+      <w:pPr/>
+      <w:r>
+        <w:rPr>
+          <w:b w:val="0"/>
+          <w:sz w:val="24"/>
+        </w:rPr>
+        <w:t>Stage 2 learning curves present a markedly different pattern. Despite the learning rate being ten times lower than Stage 1 (0.0001 vs 0.001), validation loss increased monotonically from 0.340 at epoch 1 to 0.603 at epoch 4 — a 77.5% increase. Simultaneously, validation accuracy deteriorated from 89.3% to 80.2%. The training loss began at 5.28 (epoch 1), reflecting the severe disruption caused by unfreezing the backbone, and decreased across subsequent epochs as the model attempted to recover — but the validation trajectory did not follow. This confirms that the unfreezing of the backbone at lr=0.0001 was still too aggressive for this dataset and the EarlyStopping mechanism correctly halted training.</w:t>
+      </w:r>
+    </w:p>
+    <w:p>
+      <w:pPr/>
+      <w:r>
+        <w:rPr>
+          <w:b w:val="0"/>
+        </w:rPr>
+      </w:r>
+    </w:p>
+    <w:p>
+      <w:pPr/>
+      <w:r>
+        <w:rPr>
+          <w:b/>
+          <w:sz w:val="24"/>
+        </w:rPr>
+        <w:t>4.3 Evaluation on the Test Set</w:t>
+      </w:r>
+    </w:p>
+    <w:p>
+      <w:pPr/>
+      <w:r>
+        <w:rPr>
+          <w:b w:val="0"/>
+          <w:sz w:val="24"/>
+        </w:rPr>
+        <w:t>The fine-tuned model (fine_tuned.keras, best checkpoint from Stage 2 epoch 1) was evaluated on the 1,100-image held-out test set. The model achieved an overall accuracy of 88.0% and loss of 0.3984. Macro-averaged precision was 88.5%, macro-recall was 88.0%, and macro-F1 was 0.873. Eight of ten classes achieved F1-score greater than 0.80.</w:t>
+      </w:r>
+    </w:p>
+    <w:p>
+      <w:pPr/>
+      <w:r>
+        <w:rPr>
+          <w:b w:val="0"/>
+        </w:rPr>
+      </w:r>
+    </w:p>
+    <w:p>
+      <w:pPr/>
+      <w:r>
+        <w:rPr>
+          <w:b/>
+          <w:sz w:val="24"/>
+        </w:rPr>
+        <w:t>Table 4.4 — Per-class precision, recall, and F1-score on the test set (n=110 per class)</w:t>
+      </w:r>
+    </w:p>
+    <w:tbl>
+      <w:tblPr>
+        <w:tblStyle w:val="TableGrid"/>
+        <w:tblW w:type="auto" w:w="0"/>
+        <w:tblLook w:firstColumn="1" w:firstRow="1" w:lastColumn="0" w:lastRow="0" w:noHBand="0" w:noVBand="1" w:val="04A0"/>
+      </w:tblPr>
+      <w:tblGrid>
+        <w:gridCol w:w="1805"/>
+        <w:gridCol w:w="1805"/>
+        <w:gridCol w:w="1805"/>
+        <w:gridCol w:w="1805"/>
+        <w:gridCol w:w="1805"/>
+      </w:tblGrid>
+      <w:tr>
+        <w:tc>
+          <w:tcPr>
+            <w:tcW w:type="dxa" w:w="1805"/>
+          </w:tcPr>
+          <w:p>
+            <w:r/>
+            <w:r>
+              <w:rPr>
+                <w:b/>
+                <w:sz w:val="22"/>
+              </w:rPr>
+              <w:t>Class</w:t>
+            </w:r>
+          </w:p>
+        </w:tc>
+        <w:tc>
+          <w:tcPr>
+            <w:tcW w:type="dxa" w:w="1805"/>
+          </w:tcPr>
+          <w:p>
+            <w:r/>
+            <w:r>
+              <w:rPr>
+                <w:b/>
+                <w:sz w:val="22"/>
+              </w:rPr>
+              <w:t>Precision</w:t>
+            </w:r>
+          </w:p>
+        </w:tc>
+        <w:tc>
+          <w:tcPr>
+            <w:tcW w:type="dxa" w:w="1805"/>
+          </w:tcPr>
+          <w:p>
+            <w:r/>
+            <w:r>
+              <w:rPr>
+                <w:b/>
+                <w:sz w:val="22"/>
+              </w:rPr>
+              <w:t>Recall</w:t>
+            </w:r>
+          </w:p>
+        </w:tc>
+        <w:tc>
+          <w:tcPr>
+            <w:tcW w:type="dxa" w:w="1805"/>
+          </w:tcPr>
+          <w:p>
+            <w:r/>
+            <w:r>
+              <w:rPr>
+                <w:b/>
+                <w:sz w:val="22"/>
+              </w:rPr>
+              <w:t>F1-score</w:t>
+            </w:r>
+          </w:p>
+        </w:tc>
+        <w:tc>
+          <w:tcPr>
+            <w:tcW w:type="dxa" w:w="1805"/>
+          </w:tcPr>
+          <w:p>
+            <w:r/>
+            <w:r>
+              <w:rPr>
+                <w:b/>
+                <w:sz w:val="22"/>
+              </w:rPr>
+              <w:t>Support</w:t>
             </w:r>
           </w:p>
         </w:tc>
@@ -19962,53 +20747,66 @@
       <w:tr>
         <w:tc>
           <w:tcPr>
-            <w:tcW w:type="dxa" w:w="2256"/>
-          </w:tcPr>
-          <w:p>
-            <w:r>
-              <w:rPr>
-                <w:rFonts w:ascii="Times New Roman" w:hAnsi="Times New Roman"/>
-              </w:rPr>
-              <w:t>Septoria Leaf Spot</w:t>
-            </w:r>
-          </w:p>
-        </w:tc>
-        <w:tc>
-          <w:tcPr>
-            <w:tcW w:type="dxa" w:w="2256"/>
-          </w:tcPr>
-          <w:p>
-            <w:r>
-              <w:rPr>
-                <w:rFonts w:ascii="Times New Roman" w:hAnsi="Times New Roman"/>
-              </w:rPr>
-              <w:t>0.790</w:t>
-            </w:r>
-          </w:p>
-        </w:tc>
-        <w:tc>
-          <w:tcPr>
-            <w:tcW w:type="dxa" w:w="2256"/>
-          </w:tcPr>
-          <w:p>
-            <w:r>
-              <w:rPr>
-                <w:rFonts w:ascii="Times New Roman" w:hAnsi="Times New Roman"/>
-              </w:rPr>
-              <w:t>0.891</w:t>
-            </w:r>
-          </w:p>
-        </w:tc>
-        <w:tc>
-          <w:tcPr>
-            <w:tcW w:type="dxa" w:w="2256"/>
-          </w:tcPr>
-          <w:p>
-            <w:r>
-              <w:rPr>
-                <w:rFonts w:ascii="Times New Roman" w:hAnsi="Times New Roman"/>
-              </w:rPr>
-              <w:t>0.838</w:t>
+            <w:tcW w:type="dxa" w:w="1805"/>
+          </w:tcPr>
+          <w:p>
+            <w:r>
+              <w:rPr>
+                <w:sz w:val="20"/>
+              </w:rPr>
+              <w:t>Bact.Spot</w:t>
+            </w:r>
+          </w:p>
+        </w:tc>
+        <w:tc>
+          <w:tcPr>
+            <w:tcW w:type="dxa" w:w="1805"/>
+          </w:tcPr>
+          <w:p>
+            <w:r>
+              <w:rPr>
+                <w:sz w:val="20"/>
+              </w:rPr>
+              <w:t>0.904</w:t>
+            </w:r>
+          </w:p>
+        </w:tc>
+        <w:tc>
+          <w:tcPr>
+            <w:tcW w:type="dxa" w:w="1805"/>
+          </w:tcPr>
+          <w:p>
+            <w:r>
+              <w:rPr>
+                <w:sz w:val="20"/>
+              </w:rPr>
+              <w:t>0.936</w:t>
+            </w:r>
+          </w:p>
+        </w:tc>
+        <w:tc>
+          <w:tcPr>
+            <w:tcW w:type="dxa" w:w="1805"/>
+          </w:tcPr>
+          <w:p>
+            <w:r>
+              <w:rPr>
+                <w:sz w:val="20"/>
+              </w:rPr>
+              <w:t>0.920</w:t>
+            </w:r>
+          </w:p>
+        </w:tc>
+        <w:tc>
+          <w:tcPr>
+            <w:tcW w:type="dxa" w:w="1805"/>
+          </w:tcPr>
+          <w:p>
+            <w:r>
+              <w:rPr>
+                <w:sz w:val="20"/>
+              </w:rPr>
+              <w:t>110</w:t>
             </w:r>
           </w:p>
         </w:tc>
@@ -20016,53 +20814,66 @@
       <w:tr>
         <w:tc>
           <w:tcPr>
-            <w:tcW w:type="dxa" w:w="2256"/>
-          </w:tcPr>
-          <w:p>
-            <w:r>
-              <w:rPr>
-                <w:rFonts w:ascii="Times New Roman" w:hAnsi="Times New Roman"/>
-              </w:rPr>
-              <w:t>Spider Mites</w:t>
-            </w:r>
-          </w:p>
-        </w:tc>
-        <w:tc>
-          <w:tcPr>
-            <w:tcW w:type="dxa" w:w="2256"/>
-          </w:tcPr>
-          <w:p>
-            <w:r>
-              <w:rPr>
-                <w:rFonts w:ascii="Times New Roman" w:hAnsi="Times New Roman"/>
-              </w:rPr>
-              <w:t>0.852</w:t>
-            </w:r>
-          </w:p>
-        </w:tc>
-        <w:tc>
-          <w:tcPr>
-            <w:tcW w:type="dxa" w:w="2256"/>
-          </w:tcPr>
-          <w:p>
-            <w:r>
-              <w:rPr>
-                <w:rFonts w:ascii="Times New Roman" w:hAnsi="Times New Roman"/>
-              </w:rPr>
-              <w:t>0.945</w:t>
-            </w:r>
-          </w:p>
-        </w:tc>
-        <w:tc>
-          <w:tcPr>
-            <w:tcW w:type="dxa" w:w="2256"/>
-          </w:tcPr>
-          <w:p>
-            <w:r>
-              <w:rPr>
-                <w:rFonts w:ascii="Times New Roman" w:hAnsi="Times New Roman"/>
-              </w:rPr>
-              <w:t>0.897</w:t>
+            <w:tcW w:type="dxa" w:w="1805"/>
+          </w:tcPr>
+          <w:p>
+            <w:r>
+              <w:rPr>
+                <w:sz w:val="20"/>
+              </w:rPr>
+              <w:t>E.Blight</w:t>
+            </w:r>
+          </w:p>
+        </w:tc>
+        <w:tc>
+          <w:tcPr>
+            <w:tcW w:type="dxa" w:w="1805"/>
+          </w:tcPr>
+          <w:p>
+            <w:r>
+              <w:rPr>
+                <w:sz w:val="20"/>
+              </w:rPr>
+              <w:t>0.962</w:t>
+            </w:r>
+          </w:p>
+        </w:tc>
+        <w:tc>
+          <w:tcPr>
+            <w:tcW w:type="dxa" w:w="1805"/>
+          </w:tcPr>
+          <w:p>
+            <w:r>
+              <w:rPr>
+                <w:sz w:val="20"/>
+              </w:rPr>
+              <w:t>0.464</w:t>
+            </w:r>
+          </w:p>
+        </w:tc>
+        <w:tc>
+          <w:tcPr>
+            <w:tcW w:type="dxa" w:w="1805"/>
+          </w:tcPr>
+          <w:p>
+            <w:r>
+              <w:rPr>
+                <w:sz w:val="20"/>
+              </w:rPr>
+              <w:t>0.626</w:t>
+            </w:r>
+          </w:p>
+        </w:tc>
+        <w:tc>
+          <w:tcPr>
+            <w:tcW w:type="dxa" w:w="1805"/>
+          </w:tcPr>
+          <w:p>
+            <w:r>
+              <w:rPr>
+                <w:sz w:val="20"/>
+              </w:rPr>
+              <w:t>110</w:t>
             </w:r>
           </w:p>
         </w:tc>
@@ -20070,53 +20881,66 @@
       <w:tr>
         <w:tc>
           <w:tcPr>
-            <w:tcW w:type="dxa" w:w="2256"/>
-          </w:tcPr>
-          <w:p>
-            <w:r>
-              <w:rPr>
-                <w:rFonts w:ascii="Times New Roman" w:hAnsi="Times New Roman"/>
-              </w:rPr>
-              <w:t>Target Spot</w:t>
-            </w:r>
-          </w:p>
-        </w:tc>
-        <w:tc>
-          <w:tcPr>
-            <w:tcW w:type="dxa" w:w="2256"/>
-          </w:tcPr>
-          <w:p>
-            <w:r>
-              <w:rPr>
-                <w:rFonts w:ascii="Times New Roman" w:hAnsi="Times New Roman"/>
-              </w:rPr>
-              <w:t>0.829</w:t>
-            </w:r>
-          </w:p>
-        </w:tc>
-        <w:tc>
-          <w:tcPr>
-            <w:tcW w:type="dxa" w:w="2256"/>
-          </w:tcPr>
-          <w:p>
-            <w:r>
-              <w:rPr>
-                <w:rFonts w:ascii="Times New Roman" w:hAnsi="Times New Roman"/>
-              </w:rPr>
-              <w:t>0.791</w:t>
-            </w:r>
-          </w:p>
-        </w:tc>
-        <w:tc>
-          <w:tcPr>
-            <w:tcW w:type="dxa" w:w="2256"/>
-          </w:tcPr>
-          <w:p>
-            <w:r>
-              <w:rPr>
-                <w:rFonts w:ascii="Times New Roman" w:hAnsi="Times New Roman"/>
-              </w:rPr>
-              <w:t>0.809</w:t>
+            <w:tcW w:type="dxa" w:w="1805"/>
+          </w:tcPr>
+          <w:p>
+            <w:r>
+              <w:rPr>
+                <w:sz w:val="20"/>
+              </w:rPr>
+              <w:t>L.Blight</w:t>
+            </w:r>
+          </w:p>
+        </w:tc>
+        <w:tc>
+          <w:tcPr>
+            <w:tcW w:type="dxa" w:w="1805"/>
+          </w:tcPr>
+          <w:p>
+            <w:r>
+              <w:rPr>
+                <w:sz w:val="20"/>
+              </w:rPr>
+              <w:t>0.871</w:t>
+            </w:r>
+          </w:p>
+        </w:tc>
+        <w:tc>
+          <w:tcPr>
+            <w:tcW w:type="dxa" w:w="1805"/>
+          </w:tcPr>
+          <w:p>
+            <w:r>
+              <w:rPr>
+                <w:sz w:val="20"/>
+              </w:rPr>
+              <w:t>0.918</w:t>
+            </w:r>
+          </w:p>
+        </w:tc>
+        <w:tc>
+          <w:tcPr>
+            <w:tcW w:type="dxa" w:w="1805"/>
+          </w:tcPr>
+          <w:p>
+            <w:r>
+              <w:rPr>
+                <w:sz w:val="20"/>
+              </w:rPr>
+              <w:t>0.894</w:t>
+            </w:r>
+          </w:p>
+        </w:tc>
+        <w:tc>
+          <w:tcPr>
+            <w:tcW w:type="dxa" w:w="1805"/>
+          </w:tcPr>
+          <w:p>
+            <w:r>
+              <w:rPr>
+                <w:sz w:val="20"/>
+              </w:rPr>
+              <w:t>110</w:t>
             </w:r>
           </w:p>
         </w:tc>
@@ -20124,53 +20948,66 @@
       <w:tr>
         <w:tc>
           <w:tcPr>
-            <w:tcW w:type="dxa" w:w="2256"/>
-          </w:tcPr>
-          <w:p>
-            <w:r>
-              <w:rPr>
-                <w:rFonts w:ascii="Times New Roman" w:hAnsi="Times New Roman"/>
-              </w:rPr>
-              <w:t>Yellow Leaf Curl</w:t>
-            </w:r>
-          </w:p>
-        </w:tc>
-        <w:tc>
-          <w:tcPr>
-            <w:tcW w:type="dxa" w:w="2256"/>
-          </w:tcPr>
-          <w:p>
-            <w:r>
-              <w:rPr>
-                <w:rFonts w:ascii="Times New Roman" w:hAnsi="Times New Roman"/>
-              </w:rPr>
-              <w:t>0.972</w:t>
-            </w:r>
-          </w:p>
-        </w:tc>
-        <w:tc>
-          <w:tcPr>
-            <w:tcW w:type="dxa" w:w="2256"/>
-          </w:tcPr>
-          <w:p>
-            <w:r>
-              <w:rPr>
-                <w:rFonts w:ascii="Times New Roman" w:hAnsi="Times New Roman"/>
-              </w:rPr>
-              <w:t>0.964</w:t>
-            </w:r>
-          </w:p>
-        </w:tc>
-        <w:tc>
-          <w:tcPr>
-            <w:tcW w:type="dxa" w:w="2256"/>
-          </w:tcPr>
-          <w:p>
-            <w:r>
-              <w:rPr>
-                <w:rFonts w:ascii="Times New Roman" w:hAnsi="Times New Roman"/>
-              </w:rPr>
-              <w:t>0.968</w:t>
+            <w:tcW w:type="dxa" w:w="1805"/>
+          </w:tcPr>
+          <w:p>
+            <w:r>
+              <w:rPr>
+                <w:sz w:val="20"/>
+              </w:rPr>
+              <w:t>LeafMold</w:t>
+            </w:r>
+          </w:p>
+        </w:tc>
+        <w:tc>
+          <w:tcPr>
+            <w:tcW w:type="dxa" w:w="1805"/>
+          </w:tcPr>
+          <w:p>
+            <w:r>
+              <w:rPr>
+                <w:sz w:val="20"/>
+              </w:rPr>
+              <w:t>0.871</w:t>
+            </w:r>
+          </w:p>
+        </w:tc>
+        <w:tc>
+          <w:tcPr>
+            <w:tcW w:type="dxa" w:w="1805"/>
+          </w:tcPr>
+          <w:p>
+            <w:r>
+              <w:rPr>
+                <w:sz w:val="20"/>
+              </w:rPr>
+              <w:t>0.918</w:t>
+            </w:r>
+          </w:p>
+        </w:tc>
+        <w:tc>
+          <w:tcPr>
+            <w:tcW w:type="dxa" w:w="1805"/>
+          </w:tcPr>
+          <w:p>
+            <w:r>
+              <w:rPr>
+                <w:sz w:val="20"/>
+              </w:rPr>
+              <w:t>0.894</w:t>
+            </w:r>
+          </w:p>
+        </w:tc>
+        <w:tc>
+          <w:tcPr>
+            <w:tcW w:type="dxa" w:w="1805"/>
+          </w:tcPr>
+          <w:p>
+            <w:r>
+              <w:rPr>
+                <w:sz w:val="20"/>
+              </w:rPr>
+              <w:t>110</w:t>
             </w:r>
           </w:p>
         </w:tc>
@@ -20178,53 +21015,66 @@
       <w:tr>
         <w:tc>
           <w:tcPr>
-            <w:tcW w:type="dxa" w:w="2256"/>
-          </w:tcPr>
-          <w:p>
-            <w:r>
-              <w:rPr>
-                <w:rFonts w:ascii="Times New Roman" w:hAnsi="Times New Roman"/>
-              </w:rPr>
-              <w:t>Mosaic Virus</w:t>
-            </w:r>
-          </w:p>
-        </w:tc>
-        <w:tc>
-          <w:tcPr>
-            <w:tcW w:type="dxa" w:w="2256"/>
-          </w:tcPr>
-          <w:p>
-            <w:r>
-              <w:rPr>
-                <w:rFonts w:ascii="Times New Roman" w:hAnsi="Times New Roman"/>
-              </w:rPr>
-              <w:t>0.924</w:t>
-            </w:r>
-          </w:p>
-        </w:tc>
-        <w:tc>
-          <w:tcPr>
-            <w:tcW w:type="dxa" w:w="2256"/>
-          </w:tcPr>
-          <w:p>
-            <w:r>
-              <w:rPr>
-                <w:rFonts w:ascii="Times New Roman" w:hAnsi="Times New Roman"/>
-              </w:rPr>
-              <w:t>0.991</w:t>
-            </w:r>
-          </w:p>
-        </w:tc>
-        <w:tc>
-          <w:tcPr>
-            <w:tcW w:type="dxa" w:w="2256"/>
-          </w:tcPr>
-          <w:p>
-            <w:r>
-              <w:rPr>
-                <w:rFonts w:ascii="Times New Roman" w:hAnsi="Times New Roman"/>
-              </w:rPr>
-              <w:t>0.956</w:t>
+            <w:tcW w:type="dxa" w:w="1805"/>
+          </w:tcPr>
+          <w:p>
+            <w:r>
+              <w:rPr>
+                <w:sz w:val="20"/>
+              </w:rPr>
+              <w:t>Septoria</w:t>
+            </w:r>
+          </w:p>
+        </w:tc>
+        <w:tc>
+          <w:tcPr>
+            <w:tcW w:type="dxa" w:w="1805"/>
+          </w:tcPr>
+          <w:p>
+            <w:r>
+              <w:rPr>
+                <w:sz w:val="20"/>
+              </w:rPr>
+              <w:t>0.790</w:t>
+            </w:r>
+          </w:p>
+        </w:tc>
+        <w:tc>
+          <w:tcPr>
+            <w:tcW w:type="dxa" w:w="1805"/>
+          </w:tcPr>
+          <w:p>
+            <w:r>
+              <w:rPr>
+                <w:sz w:val="20"/>
+              </w:rPr>
+              <w:t>0.891</w:t>
+            </w:r>
+          </w:p>
+        </w:tc>
+        <w:tc>
+          <w:tcPr>
+            <w:tcW w:type="dxa" w:w="1805"/>
+          </w:tcPr>
+          <w:p>
+            <w:r>
+              <w:rPr>
+                <w:sz w:val="20"/>
+              </w:rPr>
+              <w:t>0.838</w:t>
+            </w:r>
+          </w:p>
+        </w:tc>
+        <w:tc>
+          <w:tcPr>
+            <w:tcW w:type="dxa" w:w="1805"/>
+          </w:tcPr>
+          <w:p>
+            <w:r>
+              <w:rPr>
+                <w:sz w:val="20"/>
+              </w:rPr>
+              <w:t>110</w:t>
             </w:r>
           </w:p>
         </w:tc>
@@ -20232,53 +21082,66 @@
       <w:tr>
         <w:tc>
           <w:tcPr>
-            <w:tcW w:type="dxa" w:w="2256"/>
-          </w:tcPr>
-          <w:p>
-            <w:r>
-              <w:rPr>
-                <w:rFonts w:ascii="Times New Roman" w:hAnsi="Times New Roman"/>
-              </w:rPr>
-              <w:t>Healthy</w:t>
-            </w:r>
-          </w:p>
-        </w:tc>
-        <w:tc>
-          <w:tcPr>
-            <w:tcW w:type="dxa" w:w="2256"/>
-          </w:tcPr>
-          <w:p>
-            <w:r>
-              <w:rPr>
-                <w:rFonts w:ascii="Times New Roman" w:hAnsi="Times New Roman"/>
-              </w:rPr>
-              <w:t>0.878</w:t>
-            </w:r>
-          </w:p>
-        </w:tc>
-        <w:tc>
-          <w:tcPr>
-            <w:tcW w:type="dxa" w:w="2256"/>
-          </w:tcPr>
-          <w:p>
-            <w:r>
-              <w:rPr>
-                <w:rFonts w:ascii="Times New Roman" w:hAnsi="Times New Roman"/>
-              </w:rPr>
-              <w:t>0.982</w:t>
-            </w:r>
-          </w:p>
-        </w:tc>
-        <w:tc>
-          <w:tcPr>
-            <w:tcW w:type="dxa" w:w="2256"/>
-          </w:tcPr>
-          <w:p>
-            <w:r>
-              <w:rPr>
-                <w:rFonts w:ascii="Times New Roman" w:hAnsi="Times New Roman"/>
-              </w:rPr>
-              <w:t>0.927</w:t>
+            <w:tcW w:type="dxa" w:w="1805"/>
+          </w:tcPr>
+          <w:p>
+            <w:r>
+              <w:rPr>
+                <w:sz w:val="20"/>
+              </w:rPr>
+              <w:t>SpiderM</w:t>
+            </w:r>
+          </w:p>
+        </w:tc>
+        <w:tc>
+          <w:tcPr>
+            <w:tcW w:type="dxa" w:w="1805"/>
+          </w:tcPr>
+          <w:p>
+            <w:r>
+              <w:rPr>
+                <w:sz w:val="20"/>
+              </w:rPr>
+              <w:t>0.852</w:t>
+            </w:r>
+          </w:p>
+        </w:tc>
+        <w:tc>
+          <w:tcPr>
+            <w:tcW w:type="dxa" w:w="1805"/>
+          </w:tcPr>
+          <w:p>
+            <w:r>
+              <w:rPr>
+                <w:sz w:val="20"/>
+              </w:rPr>
+              <w:t>0.945</w:t>
+            </w:r>
+          </w:p>
+        </w:tc>
+        <w:tc>
+          <w:tcPr>
+            <w:tcW w:type="dxa" w:w="1805"/>
+          </w:tcPr>
+          <w:p>
+            <w:r>
+              <w:rPr>
+                <w:sz w:val="20"/>
+              </w:rPr>
+              <w:t>0.897</w:t>
+            </w:r>
+          </w:p>
+        </w:tc>
+        <w:tc>
+          <w:tcPr>
+            <w:tcW w:type="dxa" w:w="1805"/>
+          </w:tcPr>
+          <w:p>
+            <w:r>
+              <w:rPr>
+                <w:sz w:val="20"/>
+              </w:rPr>
+              <w:t>110</w:t>
             </w:r>
           </w:p>
         </w:tc>
@@ -20286,25 +21149,293 @@
       <w:tr>
         <w:tc>
           <w:tcPr>
-            <w:tcW w:type="dxa" w:w="2256"/>
-          </w:tcPr>
-          <w:p>
-            <w:r>
-              <w:rPr>
-                <w:rFonts w:ascii="Times New Roman" w:hAnsi="Times New Roman"/>
-              </w:rPr>
-              <w:t>MACRO AVG</w:t>
-            </w:r>
-          </w:p>
-        </w:tc>
-        <w:tc>
-          <w:tcPr>
-            <w:tcW w:type="dxa" w:w="2256"/>
-          </w:tcPr>
-          <w:p>
-            <w:r>
-              <w:rPr>
-                <w:rFonts w:ascii="Times New Roman" w:hAnsi="Times New Roman"/>
+            <w:tcW w:type="dxa" w:w="1805"/>
+          </w:tcPr>
+          <w:p>
+            <w:r>
+              <w:rPr>
+                <w:sz w:val="20"/>
+              </w:rPr>
+              <w:t>TargetSp</w:t>
+            </w:r>
+          </w:p>
+        </w:tc>
+        <w:tc>
+          <w:tcPr>
+            <w:tcW w:type="dxa" w:w="1805"/>
+          </w:tcPr>
+          <w:p>
+            <w:r>
+              <w:rPr>
+                <w:sz w:val="20"/>
+              </w:rPr>
+              <w:t>0.829</w:t>
+            </w:r>
+          </w:p>
+        </w:tc>
+        <w:tc>
+          <w:tcPr>
+            <w:tcW w:type="dxa" w:w="1805"/>
+          </w:tcPr>
+          <w:p>
+            <w:r>
+              <w:rPr>
+                <w:sz w:val="20"/>
+              </w:rPr>
+              <w:t>0.791</w:t>
+            </w:r>
+          </w:p>
+        </w:tc>
+        <w:tc>
+          <w:tcPr>
+            <w:tcW w:type="dxa" w:w="1805"/>
+          </w:tcPr>
+          <w:p>
+            <w:r>
+              <w:rPr>
+                <w:sz w:val="20"/>
+              </w:rPr>
+              <w:t>0.809</w:t>
+            </w:r>
+          </w:p>
+        </w:tc>
+        <w:tc>
+          <w:tcPr>
+            <w:tcW w:type="dxa" w:w="1805"/>
+          </w:tcPr>
+          <w:p>
+            <w:r>
+              <w:rPr>
+                <w:sz w:val="20"/>
+              </w:rPr>
+              <w:t>110</w:t>
+            </w:r>
+          </w:p>
+        </w:tc>
+      </w:tr>
+      <w:tr>
+        <w:tc>
+          <w:tcPr>
+            <w:tcW w:type="dxa" w:w="1805"/>
+          </w:tcPr>
+          <w:p>
+            <w:r>
+              <w:rPr>
+                <w:sz w:val="20"/>
+              </w:rPr>
+              <w:t>YLCurlV</w:t>
+            </w:r>
+          </w:p>
+        </w:tc>
+        <w:tc>
+          <w:tcPr>
+            <w:tcW w:type="dxa" w:w="1805"/>
+          </w:tcPr>
+          <w:p>
+            <w:r>
+              <w:rPr>
+                <w:sz w:val="20"/>
+              </w:rPr>
+              <w:t>0.972</w:t>
+            </w:r>
+          </w:p>
+        </w:tc>
+        <w:tc>
+          <w:tcPr>
+            <w:tcW w:type="dxa" w:w="1805"/>
+          </w:tcPr>
+          <w:p>
+            <w:r>
+              <w:rPr>
+                <w:sz w:val="20"/>
+              </w:rPr>
+              <w:t>0.964</w:t>
+            </w:r>
+          </w:p>
+        </w:tc>
+        <w:tc>
+          <w:tcPr>
+            <w:tcW w:type="dxa" w:w="1805"/>
+          </w:tcPr>
+          <w:p>
+            <w:r>
+              <w:rPr>
+                <w:sz w:val="20"/>
+              </w:rPr>
+              <w:t>0.968</w:t>
+            </w:r>
+          </w:p>
+        </w:tc>
+        <w:tc>
+          <w:tcPr>
+            <w:tcW w:type="dxa" w:w="1805"/>
+          </w:tcPr>
+          <w:p>
+            <w:r>
+              <w:rPr>
+                <w:sz w:val="20"/>
+              </w:rPr>
+              <w:t>110</w:t>
+            </w:r>
+          </w:p>
+        </w:tc>
+      </w:tr>
+      <w:tr>
+        <w:tc>
+          <w:tcPr>
+            <w:tcW w:type="dxa" w:w="1805"/>
+          </w:tcPr>
+          <w:p>
+            <w:r>
+              <w:rPr>
+                <w:sz w:val="20"/>
+              </w:rPr>
+              <w:t>MosaicV</w:t>
+            </w:r>
+          </w:p>
+        </w:tc>
+        <w:tc>
+          <w:tcPr>
+            <w:tcW w:type="dxa" w:w="1805"/>
+          </w:tcPr>
+          <w:p>
+            <w:r>
+              <w:rPr>
+                <w:sz w:val="20"/>
+              </w:rPr>
+              <w:t>0.924</w:t>
+            </w:r>
+          </w:p>
+        </w:tc>
+        <w:tc>
+          <w:tcPr>
+            <w:tcW w:type="dxa" w:w="1805"/>
+          </w:tcPr>
+          <w:p>
+            <w:r>
+              <w:rPr>
+                <w:sz w:val="20"/>
+              </w:rPr>
+              <w:t>0.991</w:t>
+            </w:r>
+          </w:p>
+        </w:tc>
+        <w:tc>
+          <w:tcPr>
+            <w:tcW w:type="dxa" w:w="1805"/>
+          </w:tcPr>
+          <w:p>
+            <w:r>
+              <w:rPr>
+                <w:sz w:val="20"/>
+              </w:rPr>
+              <w:t>0.956</w:t>
+            </w:r>
+          </w:p>
+        </w:tc>
+        <w:tc>
+          <w:tcPr>
+            <w:tcW w:type="dxa" w:w="1805"/>
+          </w:tcPr>
+          <w:p>
+            <w:r>
+              <w:rPr>
+                <w:sz w:val="20"/>
+              </w:rPr>
+              <w:t>110</w:t>
+            </w:r>
+          </w:p>
+        </w:tc>
+      </w:tr>
+      <w:tr>
+        <w:tc>
+          <w:tcPr>
+            <w:tcW w:type="dxa" w:w="1805"/>
+          </w:tcPr>
+          <w:p>
+            <w:r>
+              <w:rPr>
+                <w:sz w:val="20"/>
+              </w:rPr>
+              <w:t>Healthy</w:t>
+            </w:r>
+          </w:p>
+        </w:tc>
+        <w:tc>
+          <w:tcPr>
+            <w:tcW w:type="dxa" w:w="1805"/>
+          </w:tcPr>
+          <w:p>
+            <w:r>
+              <w:rPr>
+                <w:sz w:val="20"/>
+              </w:rPr>
+              <w:t>0.878</w:t>
+            </w:r>
+          </w:p>
+        </w:tc>
+        <w:tc>
+          <w:tcPr>
+            <w:tcW w:type="dxa" w:w="1805"/>
+          </w:tcPr>
+          <w:p>
+            <w:r>
+              <w:rPr>
+                <w:sz w:val="20"/>
+              </w:rPr>
+              <w:t>0.982</w:t>
+            </w:r>
+          </w:p>
+        </w:tc>
+        <w:tc>
+          <w:tcPr>
+            <w:tcW w:type="dxa" w:w="1805"/>
+          </w:tcPr>
+          <w:p>
+            <w:r>
+              <w:rPr>
+                <w:sz w:val="20"/>
+              </w:rPr>
+              <w:t>0.927</w:t>
+            </w:r>
+          </w:p>
+        </w:tc>
+        <w:tc>
+          <w:tcPr>
+            <w:tcW w:type="dxa" w:w="1805"/>
+          </w:tcPr>
+          <w:p>
+            <w:r>
+              <w:rPr>
+                <w:sz w:val="20"/>
+              </w:rPr>
+              <w:t>110</w:t>
+            </w:r>
+          </w:p>
+        </w:tc>
+      </w:tr>
+      <w:tr>
+        <w:tc>
+          <w:tcPr>
+            <w:tcW w:type="dxa" w:w="1805"/>
+          </w:tcPr>
+          <w:p>
+            <w:r>
+              <w:rPr>
+                <w:sz w:val="20"/>
+              </w:rPr>
+              <w:t>Macro Avg</w:t>
+            </w:r>
+          </w:p>
+        </w:tc>
+        <w:tc>
+          <w:tcPr>
+            <w:tcW w:type="dxa" w:w="1805"/>
+          </w:tcPr>
+          <w:p>
+            <w:r>
+              <w:rPr>
+                <w:sz w:val="20"/>
               </w:rPr>
               <w:t>0.885</w:t>
             </w:r>
@@ -20312,12 +21443,12 @@
         </w:tc>
         <w:tc>
           <w:tcPr>
-            <w:tcW w:type="dxa" w:w="2256"/>
-          </w:tcPr>
-          <w:p>
-            <w:r>
-              <w:rPr>
-                <w:rFonts w:ascii="Times New Roman" w:hAnsi="Times New Roman"/>
+            <w:tcW w:type="dxa" w:w="1805"/>
+          </w:tcPr>
+          <w:p>
+            <w:r>
+              <w:rPr>
+                <w:sz w:val="20"/>
               </w:rPr>
               <w:t>0.880</w:t>
             </w:r>
@@ -20325,14 +21456,27 @@
         </w:tc>
         <w:tc>
           <w:tcPr>
-            <w:tcW w:type="dxa" w:w="2256"/>
-          </w:tcPr>
-          <w:p>
-            <w:r>
-              <w:rPr>
-                <w:rFonts w:ascii="Times New Roman" w:hAnsi="Times New Roman"/>
+            <w:tcW w:type="dxa" w:w="1805"/>
+          </w:tcPr>
+          <w:p>
+            <w:r>
+              <w:rPr>
+                <w:sz w:val="20"/>
               </w:rPr>
               <w:t>0.873</w:t>
+            </w:r>
+          </w:p>
+        </w:tc>
+        <w:tc>
+          <w:tcPr>
+            <w:tcW w:type="dxa" w:w="1805"/>
+          </w:tcPr>
+          <w:p>
+            <w:r>
+              <w:rPr>
+                <w:sz w:val="20"/>
+              </w:rPr>
+              <w:t>1100</w:t>
             </w:r>
           </w:p>
         </w:tc>
@@ -20340,39 +21484,20 @@
     </w:tbl>
     <w:p>
       <w:pPr/>
-    </w:p>
-    <w:p>
-      <w:pPr>
-        <w:spacing w:line="360" w:lineRule="exact"/>
-      </w:pPr>
-      <w:r>
-        <w:rPr>
-          <w:rFonts w:ascii="Times New Roman" w:hAnsi="Times New Roman"/>
+      <w:r>
+        <w:rPr>
           <w:b w:val="0"/>
         </w:rPr>
-        <w:t>Analysis of the per-class results revealed pronounced variation in performance. Early Blight was the poorest-performing class, achieving a recall of only 46.4% and an F1-score of 0.626. Of 110 Early Blight test images, only 51 were correctly classified; 17 were misclassified as Septoria Leaf Spot, 14 as Late Blight, and 8 as Target Spot. All three of these confusion targets share circular necrotic lesion morphology — a known source of inter-class ambiguity in the PlantVillage benchmark (Barbedo, 2018). Notably, Early Blight precision was high at 96.2%, meaning that when the model predicted Early Blight, it was almost always correct; the failure mode was one of omission rather than commission.</w:t>
-      </w:r>
-    </w:p>
-    <w:p>
-      <w:pPr>
-        <w:spacing w:line="360" w:lineRule="exact"/>
-      </w:pPr>
-      <w:r>
-        <w:rPr>
-          <w:rFonts w:ascii="Times New Roman" w:hAnsi="Times New Roman"/>
-          <w:b w:val="0"/>
-        </w:rPr>
-        <w:t>At the opposite end of the performance spectrum, Yellow Leaf Curl achieved an F1-score of 0.968 and Mosaic Virus achieved 0.956. Both diseases present distinctive systemic symptoms — leaf curling and mosaic discolouration respectively — that are visually dissimilar from the necrotic patterns of other classes, enabling the model to learn highly discriminative feature representations. The Healthy class achieved a recall of 98.2%, indicating that the model rarely misclassified healthy leaves as diseased — a desirable property for field deployment, where false alarms could undermine farmer confidence in the system.</w:t>
       </w:r>
     </w:p>
     <w:p>
       <w:pPr/>
       <w:r>
         <w:rPr>
-          <w:rFonts w:ascii="Times New Roman" w:hAnsi="Times New Roman"/>
           <w:b/>
-        </w:rPr>
-        <w:t>Table 4.4 — Confusion matrix on the test set (rows = true class, cols = predicted class)</w:t>
+          <w:sz w:val="24"/>
+        </w:rPr>
+        <w:t>Table 4.5 — Confusion matrix on the test set (rows = true class, cols = predicted class)</w:t>
       </w:r>
     </w:p>
     <w:tbl>
@@ -20400,12 +21525,13 @@
             <w:tcW w:type="dxa" w:w="821"/>
           </w:tcPr>
           <w:p>
-            <w:r>
-              <w:rPr>
-                <w:rFonts w:ascii="Times New Roman" w:hAnsi="Times New Roman"/>
+            <w:r/>
+            <w:r>
+              <w:rPr>
                 <w:b/>
-              </w:rPr>
-              <w:t>True \ Predicted</w:t>
+                <w:sz w:val="22"/>
+              </w:rPr>
+              <w:t>True \ Pred</w:t>
             </w:r>
           </w:p>
         </w:tc>
@@ -20414,12 +21540,13 @@
             <w:tcW w:type="dxa" w:w="821"/>
           </w:tcPr>
           <w:p>
-            <w:r>
-              <w:rPr>
-                <w:rFonts w:ascii="Times New Roman" w:hAnsi="Times New Roman"/>
+            <w:r/>
+            <w:r>
+              <w:rPr>
                 <w:b/>
-              </w:rPr>
-              <w:t>Bact. Spot</w:t>
+                <w:sz w:val="22"/>
+              </w:rPr>
+              <w:t>Bact.Spot</w:t>
             </w:r>
           </w:p>
         </w:tc>
@@ -20428,12 +21555,13 @@
             <w:tcW w:type="dxa" w:w="821"/>
           </w:tcPr>
           <w:p>
-            <w:r>
-              <w:rPr>
-                <w:rFonts w:ascii="Times New Roman" w:hAnsi="Times New Roman"/>
+            <w:r/>
+            <w:r>
+              <w:rPr>
                 <w:b/>
-              </w:rPr>
-              <w:t>Early Bl.</w:t>
+                <w:sz w:val="22"/>
+              </w:rPr>
+              <w:t>E.Blight</w:t>
             </w:r>
           </w:p>
         </w:tc>
@@ -20442,12 +21570,13 @@
             <w:tcW w:type="dxa" w:w="821"/>
           </w:tcPr>
           <w:p>
-            <w:r>
-              <w:rPr>
-                <w:rFonts w:ascii="Times New Roman" w:hAnsi="Times New Roman"/>
+            <w:r/>
+            <w:r>
+              <w:rPr>
                 <w:b/>
-              </w:rPr>
-              <w:t>Late Bl.</w:t>
+                <w:sz w:val="22"/>
+              </w:rPr>
+              <w:t>L.Blight</w:t>
             </w:r>
           </w:p>
         </w:tc>
@@ -20456,12 +21585,13 @@
             <w:tcW w:type="dxa" w:w="821"/>
           </w:tcPr>
           <w:p>
-            <w:r>
-              <w:rPr>
-                <w:rFonts w:ascii="Times New Roman" w:hAnsi="Times New Roman"/>
+            <w:r/>
+            <w:r>
+              <w:rPr>
                 <w:b/>
-              </w:rPr>
-              <w:t>Leaf Mold</w:t>
+                <w:sz w:val="22"/>
+              </w:rPr>
+              <w:t>LeafMold</w:t>
             </w:r>
           </w:p>
         </w:tc>
@@ -20470,10 +21600,11 @@
             <w:tcW w:type="dxa" w:w="821"/>
           </w:tcPr>
           <w:p>
-            <w:r>
-              <w:rPr>
-                <w:rFonts w:ascii="Times New Roman" w:hAnsi="Times New Roman"/>
+            <w:r/>
+            <w:r>
+              <w:rPr>
                 <w:b/>
+                <w:sz w:val="22"/>
               </w:rPr>
               <w:t>Septoria</w:t>
             </w:r>
@@ -20484,12 +21615,13 @@
             <w:tcW w:type="dxa" w:w="821"/>
           </w:tcPr>
           <w:p>
-            <w:r>
-              <w:rPr>
-                <w:rFonts w:ascii="Times New Roman" w:hAnsi="Times New Roman"/>
+            <w:r/>
+            <w:r>
+              <w:rPr>
                 <w:b/>
-              </w:rPr>
-              <w:t>Spider M.</w:t>
+                <w:sz w:val="22"/>
+              </w:rPr>
+              <w:t>SpiderM</w:t>
             </w:r>
           </w:p>
         </w:tc>
@@ -20498,12 +21630,13 @@
             <w:tcW w:type="dxa" w:w="821"/>
           </w:tcPr>
           <w:p>
-            <w:r>
-              <w:rPr>
-                <w:rFonts w:ascii="Times New Roman" w:hAnsi="Times New Roman"/>
+            <w:r/>
+            <w:r>
+              <w:rPr>
                 <w:b/>
-              </w:rPr>
-              <w:t>Target Sp.</w:t>
+                <w:sz w:val="22"/>
+              </w:rPr>
+              <w:t>TargetSp</w:t>
             </w:r>
           </w:p>
         </w:tc>
@@ -20512,12 +21645,13 @@
             <w:tcW w:type="dxa" w:w="821"/>
           </w:tcPr>
           <w:p>
-            <w:r>
-              <w:rPr>
-                <w:rFonts w:ascii="Times New Roman" w:hAnsi="Times New Roman"/>
+            <w:r/>
+            <w:r>
+              <w:rPr>
                 <w:b/>
-              </w:rPr>
-              <w:t>Yel. Curl</w:t>
+                <w:sz w:val="22"/>
+              </w:rPr>
+              <w:t>YLCurlV</w:t>
             </w:r>
           </w:p>
         </w:tc>
@@ -20526,12 +21660,13 @@
             <w:tcW w:type="dxa" w:w="821"/>
           </w:tcPr>
           <w:p>
-            <w:r>
-              <w:rPr>
-                <w:rFonts w:ascii="Times New Roman" w:hAnsi="Times New Roman"/>
+            <w:r/>
+            <w:r>
+              <w:rPr>
                 <w:b/>
-              </w:rPr>
-              <w:t>Mosaic</w:t>
+                <w:sz w:val="22"/>
+              </w:rPr>
+              <w:t>MosaicV</w:t>
             </w:r>
           </w:p>
         </w:tc>
@@ -20540,10 +21675,11 @@
             <w:tcW w:type="dxa" w:w="821"/>
           </w:tcPr>
           <w:p>
-            <w:r>
-              <w:rPr>
-                <w:rFonts w:ascii="Times New Roman" w:hAnsi="Times New Roman"/>
+            <w:r/>
+            <w:r>
+              <w:rPr>
                 <w:b/>
+                <w:sz w:val="22"/>
               </w:rPr>
               <w:t>Healthy</w:t>
             </w:r>
@@ -20558,9 +21694,9 @@
           <w:p>
             <w:r>
               <w:rPr>
-                <w:rFonts w:ascii="Times New Roman" w:hAnsi="Times New Roman"/>
-              </w:rPr>
-              <w:t>Bacterial Spot</w:t>
+                <w:sz w:val="20"/>
+              </w:rPr>
+              <w:t>Bact.Spot</w:t>
             </w:r>
           </w:p>
         </w:tc>
@@ -20571,7 +21707,7 @@
           <w:p>
             <w:r>
               <w:rPr>
-                <w:rFonts w:ascii="Times New Roman" w:hAnsi="Times New Roman"/>
+                <w:sz w:val="20"/>
               </w:rPr>
               <w:t>103</w:t>
             </w:r>
@@ -20584,7 +21720,7 @@
           <w:p>
             <w:r>
               <w:rPr>
-                <w:rFonts w:ascii="Times New Roman" w:hAnsi="Times New Roman"/>
+                <w:sz w:val="20"/>
               </w:rPr>
               <w:t>1</w:t>
             </w:r>
@@ -20597,7 +21733,7 @@
           <w:p>
             <w:r>
               <w:rPr>
-                <w:rFonts w:ascii="Times New Roman" w:hAnsi="Times New Roman"/>
+                <w:sz w:val="20"/>
               </w:rPr>
               <w:t>0</w:t>
             </w:r>
@@ -20610,7 +21746,7 @@
           <w:p>
             <w:r>
               <w:rPr>
-                <w:rFonts w:ascii="Times New Roman" w:hAnsi="Times New Roman"/>
+                <w:sz w:val="20"/>
               </w:rPr>
               <w:t>1</w:t>
             </w:r>
@@ -20623,7 +21759,7 @@
           <w:p>
             <w:r>
               <w:rPr>
-                <w:rFonts w:ascii="Times New Roman" w:hAnsi="Times New Roman"/>
+                <w:sz w:val="20"/>
               </w:rPr>
               <w:t>1</w:t>
             </w:r>
@@ -20636,7 +21772,7 @@
           <w:p>
             <w:r>
               <w:rPr>
-                <w:rFonts w:ascii="Times New Roman" w:hAnsi="Times New Roman"/>
+                <w:sz w:val="20"/>
               </w:rPr>
               <w:t>1</w:t>
             </w:r>
@@ -20649,7 +21785,7 @@
           <w:p>
             <w:r>
               <w:rPr>
-                <w:rFonts w:ascii="Times New Roman" w:hAnsi="Times New Roman"/>
+                <w:sz w:val="20"/>
               </w:rPr>
               <w:t>2</w:t>
             </w:r>
@@ -20662,7 +21798,7 @@
           <w:p>
             <w:r>
               <w:rPr>
-                <w:rFonts w:ascii="Times New Roman" w:hAnsi="Times New Roman"/>
+                <w:sz w:val="20"/>
               </w:rPr>
               <w:t>1</w:t>
             </w:r>
@@ -20675,7 +21811,7 @@
           <w:p>
             <w:r>
               <w:rPr>
-                <w:rFonts w:ascii="Times New Roman" w:hAnsi="Times New Roman"/>
+                <w:sz w:val="20"/>
               </w:rPr>
               <w:t>0</w:t>
             </w:r>
@@ -20688,7 +21824,7 @@
           <w:p>
             <w:r>
               <w:rPr>
-                <w:rFonts w:ascii="Times New Roman" w:hAnsi="Times New Roman"/>
+                <w:sz w:val="20"/>
               </w:rPr>
               <w:t>0</w:t>
             </w:r>
@@ -20703,9 +21839,9 @@
           <w:p>
             <w:r>
               <w:rPr>
-                <w:rFonts w:ascii="Times New Roman" w:hAnsi="Times New Roman"/>
-              </w:rPr>
-              <w:t>Early Blight</w:t>
+                <w:sz w:val="20"/>
+              </w:rPr>
+              <w:t>E.Blight</w:t>
             </w:r>
           </w:p>
         </w:tc>
@@ -20716,7 +21852,7 @@
           <w:p>
             <w:r>
               <w:rPr>
-                <w:rFonts w:ascii="Times New Roman" w:hAnsi="Times New Roman"/>
+                <w:sz w:val="20"/>
               </w:rPr>
               <w:t>4</w:t>
             </w:r>
@@ -20729,7 +21865,7 @@
           <w:p>
             <w:r>
               <w:rPr>
-                <w:rFonts w:ascii="Times New Roman" w:hAnsi="Times New Roman"/>
+                <w:sz w:val="20"/>
               </w:rPr>
               <w:t>51</w:t>
             </w:r>
@@ -20742,7 +21878,7 @@
           <w:p>
             <w:r>
               <w:rPr>
-                <w:rFonts w:ascii="Times New Roman" w:hAnsi="Times New Roman"/>
+                <w:sz w:val="20"/>
               </w:rPr>
               <w:t>14</w:t>
             </w:r>
@@ -20755,7 +21891,7 @@
           <w:p>
             <w:r>
               <w:rPr>
-                <w:rFonts w:ascii="Times New Roman" w:hAnsi="Times New Roman"/>
+                <w:sz w:val="20"/>
               </w:rPr>
               <w:t>7</w:t>
             </w:r>
@@ -20768,7 +21904,7 @@
           <w:p>
             <w:r>
               <w:rPr>
-                <w:rFonts w:ascii="Times New Roman" w:hAnsi="Times New Roman"/>
+                <w:sz w:val="20"/>
               </w:rPr>
               <w:t>17</w:t>
             </w:r>
@@ -20781,7 +21917,7 @@
           <w:p>
             <w:r>
               <w:rPr>
-                <w:rFonts w:ascii="Times New Roman" w:hAnsi="Times New Roman"/>
+                <w:sz w:val="20"/>
               </w:rPr>
               <w:t>2</w:t>
             </w:r>
@@ -20794,7 +21930,7 @@
           <w:p>
             <w:r>
               <w:rPr>
-                <w:rFonts w:ascii="Times New Roman" w:hAnsi="Times New Roman"/>
+                <w:sz w:val="20"/>
               </w:rPr>
               <w:t>8</w:t>
             </w:r>
@@ -20807,7 +21943,7 @@
           <w:p>
             <w:r>
               <w:rPr>
-                <w:rFonts w:ascii="Times New Roman" w:hAnsi="Times New Roman"/>
+                <w:sz w:val="20"/>
               </w:rPr>
               <w:t>1</w:t>
             </w:r>
@@ -20820,7 +21956,7 @@
           <w:p>
             <w:r>
               <w:rPr>
-                <w:rFonts w:ascii="Times New Roman" w:hAnsi="Times New Roman"/>
+                <w:sz w:val="20"/>
               </w:rPr>
               <w:t>3</w:t>
             </w:r>
@@ -20833,7 +21969,7 @@
           <w:p>
             <w:r>
               <w:rPr>
-                <w:rFonts w:ascii="Times New Roman" w:hAnsi="Times New Roman"/>
+                <w:sz w:val="20"/>
               </w:rPr>
               <w:t>3</w:t>
             </w:r>
@@ -20848,9 +21984,9 @@
           <w:p>
             <w:r>
               <w:rPr>
-                <w:rFonts w:ascii="Times New Roman" w:hAnsi="Times New Roman"/>
-              </w:rPr>
-              <w:t>Late Blight</w:t>
+                <w:sz w:val="20"/>
+              </w:rPr>
+              <w:t>L.Blight</w:t>
             </w:r>
           </w:p>
         </w:tc>
@@ -20861,7 +21997,7 @@
           <w:p>
             <w:r>
               <w:rPr>
-                <w:rFonts w:ascii="Times New Roman" w:hAnsi="Times New Roman"/>
+                <w:sz w:val="20"/>
               </w:rPr>
               <w:t>0</w:t>
             </w:r>
@@ -20874,7 +22010,7 @@
           <w:p>
             <w:r>
               <w:rPr>
-                <w:rFonts w:ascii="Times New Roman" w:hAnsi="Times New Roman"/>
+                <w:sz w:val="20"/>
               </w:rPr>
               <w:t>1</w:t>
             </w:r>
@@ -20887,7 +22023,7 @@
           <w:p>
             <w:r>
               <w:rPr>
-                <w:rFonts w:ascii="Times New Roman" w:hAnsi="Times New Roman"/>
+                <w:sz w:val="20"/>
               </w:rPr>
               <w:t>101</w:t>
             </w:r>
@@ -20900,7 +22036,7 @@
           <w:p>
             <w:r>
               <w:rPr>
-                <w:rFonts w:ascii="Times New Roman" w:hAnsi="Times New Roman"/>
+                <w:sz w:val="20"/>
               </w:rPr>
               <w:t>2</w:t>
             </w:r>
@@ -20913,7 +22049,7 @@
           <w:p>
             <w:r>
               <w:rPr>
-                <w:rFonts w:ascii="Times New Roman" w:hAnsi="Times New Roman"/>
+                <w:sz w:val="20"/>
               </w:rPr>
               <w:t>3</w:t>
             </w:r>
@@ -20926,7 +22062,7 @@
           <w:p>
             <w:r>
               <w:rPr>
-                <w:rFonts w:ascii="Times New Roman" w:hAnsi="Times New Roman"/>
+                <w:sz w:val="20"/>
               </w:rPr>
               <w:t>0</w:t>
             </w:r>
@@ -20939,7 +22075,7 @@
           <w:p>
             <w:r>
               <w:rPr>
-                <w:rFonts w:ascii="Times New Roman" w:hAnsi="Times New Roman"/>
+                <w:sz w:val="20"/>
               </w:rPr>
               <w:t>1</w:t>
             </w:r>
@@ -20952,7 +22088,7 @@
           <w:p>
             <w:r>
               <w:rPr>
-                <w:rFonts w:ascii="Times New Roman" w:hAnsi="Times New Roman"/>
+                <w:sz w:val="20"/>
               </w:rPr>
               <w:t>1</w:t>
             </w:r>
@@ -20965,7 +22101,7 @@
           <w:p>
             <w:r>
               <w:rPr>
-                <w:rFonts w:ascii="Times New Roman" w:hAnsi="Times New Roman"/>
+                <w:sz w:val="20"/>
               </w:rPr>
               <w:t>1</w:t>
             </w:r>
@@ -20978,7 +22114,7 @@
           <w:p>
             <w:r>
               <w:rPr>
-                <w:rFonts w:ascii="Times New Roman" w:hAnsi="Times New Roman"/>
+                <w:sz w:val="20"/>
               </w:rPr>
               <w:t>0</w:t>
             </w:r>
@@ -20993,9 +22129,9 @@
           <w:p>
             <w:r>
               <w:rPr>
-                <w:rFonts w:ascii="Times New Roman" w:hAnsi="Times New Roman"/>
-              </w:rPr>
-              <w:t>Leaf Mold</w:t>
+                <w:sz w:val="20"/>
+              </w:rPr>
+              <w:t>LeafMold</w:t>
             </w:r>
           </w:p>
         </w:tc>
@@ -21006,7 +22142,7 @@
           <w:p>
             <w:r>
               <w:rPr>
-                <w:rFonts w:ascii="Times New Roman" w:hAnsi="Times New Roman"/>
+                <w:sz w:val="20"/>
               </w:rPr>
               <w:t>0</w:t>
             </w:r>
@@ -21019,7 +22155,7 @@
           <w:p>
             <w:r>
               <w:rPr>
-                <w:rFonts w:ascii="Times New Roman" w:hAnsi="Times New Roman"/>
+                <w:sz w:val="20"/>
               </w:rPr>
               <w:t>0</w:t>
             </w:r>
@@ -21032,7 +22168,7 @@
           <w:p>
             <w:r>
               <w:rPr>
-                <w:rFonts w:ascii="Times New Roman" w:hAnsi="Times New Roman"/>
+                <w:sz w:val="20"/>
               </w:rPr>
               <w:t>1</w:t>
             </w:r>
@@ -21045,7 +22181,7 @@
           <w:p>
             <w:r>
               <w:rPr>
-                <w:rFonts w:ascii="Times New Roman" w:hAnsi="Times New Roman"/>
+                <w:sz w:val="20"/>
               </w:rPr>
               <w:t>101</w:t>
             </w:r>
@@ -21058,7 +22194,7 @@
           <w:p>
             <w:r>
               <w:rPr>
-                <w:rFonts w:ascii="Times New Roman" w:hAnsi="Times New Roman"/>
+                <w:sz w:val="20"/>
               </w:rPr>
               <w:t>1</w:t>
             </w:r>
@@ -21071,7 +22207,7 @@
           <w:p>
             <w:r>
               <w:rPr>
-                <w:rFonts w:ascii="Times New Roman" w:hAnsi="Times New Roman"/>
+                <w:sz w:val="20"/>
               </w:rPr>
               <w:t>2</w:t>
             </w:r>
@@ -21084,7 +22220,7 @@
           <w:p>
             <w:r>
               <w:rPr>
-                <w:rFonts w:ascii="Times New Roman" w:hAnsi="Times New Roman"/>
+                <w:sz w:val="20"/>
               </w:rPr>
               <w:t>0</w:t>
             </w:r>
@@ -21097,7 +22233,7 @@
           <w:p>
             <w:r>
               <w:rPr>
-                <w:rFonts w:ascii="Times New Roman" w:hAnsi="Times New Roman"/>
+                <w:sz w:val="20"/>
               </w:rPr>
               <w:t>0</w:t>
             </w:r>
@@ -21110,7 +22246,7 @@
           <w:p>
             <w:r>
               <w:rPr>
-                <w:rFonts w:ascii="Times New Roman" w:hAnsi="Times New Roman"/>
+                <w:sz w:val="20"/>
               </w:rPr>
               <w:t>5</w:t>
             </w:r>
@@ -21123,7 +22259,7 @@
           <w:p>
             <w:r>
               <w:rPr>
-                <w:rFonts w:ascii="Times New Roman" w:hAnsi="Times New Roman"/>
+                <w:sz w:val="20"/>
               </w:rPr>
               <w:t>0</w:t>
             </w:r>
@@ -21138,7 +22274,7 @@
           <w:p>
             <w:r>
               <w:rPr>
-                <w:rFonts w:ascii="Times New Roman" w:hAnsi="Times New Roman"/>
+                <w:sz w:val="20"/>
               </w:rPr>
               <w:t>Septoria</w:t>
             </w:r>
@@ -21151,7 +22287,7 @@
           <w:p>
             <w:r>
               <w:rPr>
-                <w:rFonts w:ascii="Times New Roman" w:hAnsi="Times New Roman"/>
+                <w:sz w:val="20"/>
               </w:rPr>
               <w:t>2</w:t>
             </w:r>
@@ -21164,7 +22300,7 @@
           <w:p>
             <w:r>
               <w:rPr>
-                <w:rFonts w:ascii="Times New Roman" w:hAnsi="Times New Roman"/>
+                <w:sz w:val="20"/>
               </w:rPr>
               <w:t>0</w:t>
             </w:r>
@@ -21177,7 +22313,7 @@
           <w:p>
             <w:r>
               <w:rPr>
-                <w:rFonts w:ascii="Times New Roman" w:hAnsi="Times New Roman"/>
+                <w:sz w:val="20"/>
               </w:rPr>
               <w:t>0</w:t>
             </w:r>
@@ -21190,7 +22326,7 @@
           <w:p>
             <w:r>
               <w:rPr>
-                <w:rFonts w:ascii="Times New Roman" w:hAnsi="Times New Roman"/>
+                <w:sz w:val="20"/>
               </w:rPr>
               <w:t>5</w:t>
             </w:r>
@@ -21203,7 +22339,7 @@
           <w:p>
             <w:r>
               <w:rPr>
-                <w:rFonts w:ascii="Times New Roman" w:hAnsi="Times New Roman"/>
+                <w:sz w:val="20"/>
               </w:rPr>
               <w:t>98</w:t>
             </w:r>
@@ -21216,7 +22352,7 @@
           <w:p>
             <w:r>
               <w:rPr>
-                <w:rFonts w:ascii="Times New Roman" w:hAnsi="Times New Roman"/>
+                <w:sz w:val="20"/>
               </w:rPr>
               <w:t>2</w:t>
             </w:r>
@@ -21229,7 +22365,7 @@
           <w:p>
             <w:r>
               <w:rPr>
-                <w:rFonts w:ascii="Times New Roman" w:hAnsi="Times New Roman"/>
+                <w:sz w:val="20"/>
               </w:rPr>
               <w:t>2</w:t>
             </w:r>
@@ -21242,7 +22378,7 @@
           <w:p>
             <w:r>
               <w:rPr>
-                <w:rFonts w:ascii="Times New Roman" w:hAnsi="Times New Roman"/>
+                <w:sz w:val="20"/>
               </w:rPr>
               <w:t>0</w:t>
             </w:r>
@@ -21255,7 +22391,7 @@
           <w:p>
             <w:r>
               <w:rPr>
-                <w:rFonts w:ascii="Times New Roman" w:hAnsi="Times New Roman"/>
+                <w:sz w:val="20"/>
               </w:rPr>
               <w:t>0</w:t>
             </w:r>
@@ -21268,7 +22404,7 @@
           <w:p>
             <w:r>
               <w:rPr>
-                <w:rFonts w:ascii="Times New Roman" w:hAnsi="Times New Roman"/>
+                <w:sz w:val="20"/>
               </w:rPr>
               <w:t>1</w:t>
             </w:r>
@@ -21283,9 +22419,9 @@
           <w:p>
             <w:r>
               <w:rPr>
-                <w:rFonts w:ascii="Times New Roman" w:hAnsi="Times New Roman"/>
-              </w:rPr>
-              <w:t>Spider Mites</w:t>
+                <w:sz w:val="20"/>
+              </w:rPr>
+              <w:t>SpiderM</w:t>
             </w:r>
           </w:p>
         </w:tc>
@@ -21296,7 +22432,7 @@
           <w:p>
             <w:r>
               <w:rPr>
-                <w:rFonts w:ascii="Times New Roman" w:hAnsi="Times New Roman"/>
+                <w:sz w:val="20"/>
               </w:rPr>
               <w:t>0</w:t>
             </w:r>
@@ -21309,7 +22445,7 @@
           <w:p>
             <w:r>
               <w:rPr>
-                <w:rFonts w:ascii="Times New Roman" w:hAnsi="Times New Roman"/>
+                <w:sz w:val="20"/>
               </w:rPr>
               <w:t>0</w:t>
             </w:r>
@@ -21322,7 +22458,7 @@
           <w:p>
             <w:r>
               <w:rPr>
-                <w:rFonts w:ascii="Times New Roman" w:hAnsi="Times New Roman"/>
+                <w:sz w:val="20"/>
               </w:rPr>
               <w:t>0</w:t>
             </w:r>
@@ -21335,7 +22471,7 @@
           <w:p>
             <w:r>
               <w:rPr>
-                <w:rFonts w:ascii="Times New Roman" w:hAnsi="Times New Roman"/>
+                <w:sz w:val="20"/>
               </w:rPr>
               <w:t>0</w:t>
             </w:r>
@@ -21348,7 +22484,7 @@
           <w:p>
             <w:r>
               <w:rPr>
-                <w:rFonts w:ascii="Times New Roman" w:hAnsi="Times New Roman"/>
+                <w:sz w:val="20"/>
               </w:rPr>
               <w:t>0</w:t>
             </w:r>
@@ -21361,7 +22497,7 @@
           <w:p>
             <w:r>
               <w:rPr>
-                <w:rFonts w:ascii="Times New Roman" w:hAnsi="Times New Roman"/>
+                <w:sz w:val="20"/>
               </w:rPr>
               <w:t>104</w:t>
             </w:r>
@@ -21374,7 +22510,7 @@
           <w:p>
             <w:r>
               <w:rPr>
-                <w:rFonts w:ascii="Times New Roman" w:hAnsi="Times New Roman"/>
+                <w:sz w:val="20"/>
               </w:rPr>
               <w:t>4</w:t>
             </w:r>
@@ -21387,7 +22523,7 @@
           <w:p>
             <w:r>
               <w:rPr>
-                <w:rFonts w:ascii="Times New Roman" w:hAnsi="Times New Roman"/>
+                <w:sz w:val="20"/>
               </w:rPr>
               <w:t>0</w:t>
             </w:r>
@@ -21400,7 +22536,7 @@
           <w:p>
             <w:r>
               <w:rPr>
-                <w:rFonts w:ascii="Times New Roman" w:hAnsi="Times New Roman"/>
+                <w:sz w:val="20"/>
               </w:rPr>
               <w:t>0</w:t>
             </w:r>
@@ -21413,7 +22549,7 @@
           <w:p>
             <w:r>
               <w:rPr>
-                <w:rFonts w:ascii="Times New Roman" w:hAnsi="Times New Roman"/>
+                <w:sz w:val="20"/>
               </w:rPr>
               <w:t>2</w:t>
             </w:r>
@@ -21428,9 +22564,9 @@
           <w:p>
             <w:r>
               <w:rPr>
-                <w:rFonts w:ascii="Times New Roman" w:hAnsi="Times New Roman"/>
-              </w:rPr>
-              <w:t>Target Spot</w:t>
+                <w:sz w:val="20"/>
+              </w:rPr>
+              <w:t>TargetSp</w:t>
             </w:r>
           </w:p>
         </w:tc>
@@ -21441,7 +22577,7 @@
           <w:p>
             <w:r>
               <w:rPr>
-                <w:rFonts w:ascii="Times New Roman" w:hAnsi="Times New Roman"/>
+                <w:sz w:val="20"/>
               </w:rPr>
               <w:t>3</w:t>
             </w:r>
@@ -21454,7 +22590,7 @@
           <w:p>
             <w:r>
               <w:rPr>
-                <w:rFonts w:ascii="Times New Roman" w:hAnsi="Times New Roman"/>
+                <w:sz w:val="20"/>
               </w:rPr>
               <w:t>0</w:t>
             </w:r>
@@ -21467,7 +22603,7 @@
           <w:p>
             <w:r>
               <w:rPr>
-                <w:rFonts w:ascii="Times New Roman" w:hAnsi="Times New Roman"/>
+                <w:sz w:val="20"/>
               </w:rPr>
               <w:t>0</w:t>
             </w:r>
@@ -21480,7 +22616,7 @@
           <w:p>
             <w:r>
               <w:rPr>
-                <w:rFonts w:ascii="Times New Roman" w:hAnsi="Times New Roman"/>
+                <w:sz w:val="20"/>
               </w:rPr>
               <w:t>0</w:t>
             </w:r>
@@ -21493,7 +22629,7 @@
           <w:p>
             <w:r>
               <w:rPr>
-                <w:rFonts w:ascii="Times New Roman" w:hAnsi="Times New Roman"/>
+                <w:sz w:val="20"/>
               </w:rPr>
               <w:t>3</w:t>
             </w:r>
@@ -21506,7 +22642,7 @@
           <w:p>
             <w:r>
               <w:rPr>
-                <w:rFonts w:ascii="Times New Roman" w:hAnsi="Times New Roman"/>
+                <w:sz w:val="20"/>
               </w:rPr>
               <w:t>8</w:t>
             </w:r>
@@ -21519,7 +22655,7 @@
           <w:p>
             <w:r>
               <w:rPr>
-                <w:rFonts w:ascii="Times New Roman" w:hAnsi="Times New Roman"/>
+                <w:sz w:val="20"/>
               </w:rPr>
               <w:t>87</w:t>
             </w:r>
@@ -21532,7 +22668,7 @@
           <w:p>
             <w:r>
               <w:rPr>
-                <w:rFonts w:ascii="Times New Roman" w:hAnsi="Times New Roman"/>
+                <w:sz w:val="20"/>
               </w:rPr>
               <w:t>0</w:t>
             </w:r>
@@ -21545,7 +22681,7 @@
           <w:p>
             <w:r>
               <w:rPr>
-                <w:rFonts w:ascii="Times New Roman" w:hAnsi="Times New Roman"/>
+                <w:sz w:val="20"/>
               </w:rPr>
               <w:t>0</w:t>
             </w:r>
@@ -21558,7 +22694,7 @@
           <w:p>
             <w:r>
               <w:rPr>
-                <w:rFonts w:ascii="Times New Roman" w:hAnsi="Times New Roman"/>
+                <w:sz w:val="20"/>
               </w:rPr>
               <w:t>9</w:t>
             </w:r>
@@ -21573,9 +22709,9 @@
           <w:p>
             <w:r>
               <w:rPr>
-                <w:rFonts w:ascii="Times New Roman" w:hAnsi="Times New Roman"/>
-              </w:rPr>
-              <w:t>Yellow Leaf Curl</w:t>
+                <w:sz w:val="20"/>
+              </w:rPr>
+              <w:t>YLCurlV</w:t>
             </w:r>
           </w:p>
         </w:tc>
@@ -21586,7 +22722,7 @@
           <w:p>
             <w:r>
               <w:rPr>
-                <w:rFonts w:ascii="Times New Roman" w:hAnsi="Times New Roman"/>
+                <w:sz w:val="20"/>
               </w:rPr>
               <w:t>2</w:t>
             </w:r>
@@ -21599,7 +22735,7 @@
           <w:p>
             <w:r>
               <w:rPr>
-                <w:rFonts w:ascii="Times New Roman" w:hAnsi="Times New Roman"/>
+                <w:sz w:val="20"/>
               </w:rPr>
               <w:t>0</w:t>
             </w:r>
@@ -21612,7 +22748,7 @@
           <w:p>
             <w:r>
               <w:rPr>
-                <w:rFonts w:ascii="Times New Roman" w:hAnsi="Times New Roman"/>
+                <w:sz w:val="20"/>
               </w:rPr>
               <w:t>0</w:t>
             </w:r>
@@ -21625,7 +22761,7 @@
           <w:p>
             <w:r>
               <w:rPr>
-                <w:rFonts w:ascii="Times New Roman" w:hAnsi="Times New Roman"/>
+                <w:sz w:val="20"/>
               </w:rPr>
               <w:t>0</w:t>
             </w:r>
@@ -21638,7 +22774,7 @@
           <w:p>
             <w:r>
               <w:rPr>
-                <w:rFonts w:ascii="Times New Roman" w:hAnsi="Times New Roman"/>
+                <w:sz w:val="20"/>
               </w:rPr>
               <w:t>1</w:t>
             </w:r>
@@ -21651,7 +22787,7 @@
           <w:p>
             <w:r>
               <w:rPr>
-                <w:rFonts w:ascii="Times New Roman" w:hAnsi="Times New Roman"/>
+                <w:sz w:val="20"/>
               </w:rPr>
               <w:t>1</w:t>
             </w:r>
@@ -21664,7 +22800,7 @@
           <w:p>
             <w:r>
               <w:rPr>
-                <w:rFonts w:ascii="Times New Roman" w:hAnsi="Times New Roman"/>
+                <w:sz w:val="20"/>
               </w:rPr>
               <w:t>0</w:t>
             </w:r>
@@ -21677,7 +22813,7 @@
           <w:p>
             <w:r>
               <w:rPr>
-                <w:rFonts w:ascii="Times New Roman" w:hAnsi="Times New Roman"/>
+                <w:sz w:val="20"/>
               </w:rPr>
               <w:t>106</w:t>
             </w:r>
@@ -21690,7 +22826,7 @@
           <w:p>
             <w:r>
               <w:rPr>
-                <w:rFonts w:ascii="Times New Roman" w:hAnsi="Times New Roman"/>
+                <w:sz w:val="20"/>
               </w:rPr>
               <w:t>0</w:t>
             </w:r>
@@ -21703,7 +22839,7 @@
           <w:p>
             <w:r>
               <w:rPr>
-                <w:rFonts w:ascii="Times New Roman" w:hAnsi="Times New Roman"/>
+                <w:sz w:val="20"/>
               </w:rPr>
               <w:t>0</w:t>
             </w:r>
@@ -21718,9 +22854,9 @@
           <w:p>
             <w:r>
               <w:rPr>
-                <w:rFonts w:ascii="Times New Roman" w:hAnsi="Times New Roman"/>
-              </w:rPr>
-              <w:t>Mosaic Virus</w:t>
+                <w:sz w:val="20"/>
+              </w:rPr>
+              <w:t>MosaicV</w:t>
             </w:r>
           </w:p>
         </w:tc>
@@ -21731,7 +22867,7 @@
           <w:p>
             <w:r>
               <w:rPr>
-                <w:rFonts w:ascii="Times New Roman" w:hAnsi="Times New Roman"/>
+                <w:sz w:val="20"/>
               </w:rPr>
               <w:t>0</w:t>
             </w:r>
@@ -21744,7 +22880,7 @@
           <w:p>
             <w:r>
               <w:rPr>
-                <w:rFonts w:ascii="Times New Roman" w:hAnsi="Times New Roman"/>
+                <w:sz w:val="20"/>
               </w:rPr>
               <w:t>0</w:t>
             </w:r>
@@ -21757,7 +22893,7 @@
           <w:p>
             <w:r>
               <w:rPr>
-                <w:rFonts w:ascii="Times New Roman" w:hAnsi="Times New Roman"/>
+                <w:sz w:val="20"/>
               </w:rPr>
               <w:t>0</w:t>
             </w:r>
@@ -21770,7 +22906,7 @@
           <w:p>
             <w:r>
               <w:rPr>
-                <w:rFonts w:ascii="Times New Roman" w:hAnsi="Times New Roman"/>
+                <w:sz w:val="20"/>
               </w:rPr>
               <w:t>0</w:t>
             </w:r>
@@ -21783,7 +22919,7 @@
           <w:p>
             <w:r>
               <w:rPr>
-                <w:rFonts w:ascii="Times New Roman" w:hAnsi="Times New Roman"/>
+                <w:sz w:val="20"/>
               </w:rPr>
               <w:t>0</w:t>
             </w:r>
@@ -21796,7 +22932,7 @@
           <w:p>
             <w:r>
               <w:rPr>
-                <w:rFonts w:ascii="Times New Roman" w:hAnsi="Times New Roman"/>
+                <w:sz w:val="20"/>
               </w:rPr>
               <w:t>1</w:t>
             </w:r>
@@ -21809,7 +22945,7 @@
           <w:p>
             <w:r>
               <w:rPr>
-                <w:rFonts w:ascii="Times New Roman" w:hAnsi="Times New Roman"/>
+                <w:sz w:val="20"/>
               </w:rPr>
               <w:t>0</w:t>
             </w:r>
@@ -21822,7 +22958,7 @@
           <w:p>
             <w:r>
               <w:rPr>
-                <w:rFonts w:ascii="Times New Roman" w:hAnsi="Times New Roman"/>
+                <w:sz w:val="20"/>
               </w:rPr>
               <w:t>0</w:t>
             </w:r>
@@ -21835,7 +22971,7 @@
           <w:p>
             <w:r>
               <w:rPr>
-                <w:rFonts w:ascii="Times New Roman" w:hAnsi="Times New Roman"/>
+                <w:sz w:val="20"/>
               </w:rPr>
               <w:t>109</w:t>
             </w:r>
@@ -21848,7 +22984,7 @@
           <w:p>
             <w:r>
               <w:rPr>
-                <w:rFonts w:ascii="Times New Roman" w:hAnsi="Times New Roman"/>
+                <w:sz w:val="20"/>
               </w:rPr>
               <w:t>0</w:t>
             </w:r>
@@ -21863,7 +22999,7 @@
           <w:p>
             <w:r>
               <w:rPr>
-                <w:rFonts w:ascii="Times New Roman" w:hAnsi="Times New Roman"/>
+                <w:sz w:val="20"/>
               </w:rPr>
               <w:t>Healthy</w:t>
             </w:r>
@@ -21876,7 +23012,7 @@
           <w:p>
             <w:r>
               <w:rPr>
-                <w:rFonts w:ascii="Times New Roman" w:hAnsi="Times New Roman"/>
+                <w:sz w:val="20"/>
               </w:rPr>
               <w:t>0</w:t>
             </w:r>
@@ -21889,7 +23025,7 @@
           <w:p>
             <w:r>
               <w:rPr>
-                <w:rFonts w:ascii="Times New Roman" w:hAnsi="Times New Roman"/>
+                <w:sz w:val="20"/>
               </w:rPr>
               <w:t>0</w:t>
             </w:r>
@@ -21902,7 +23038,7 @@
           <w:p>
             <w:r>
               <w:rPr>
-                <w:rFonts w:ascii="Times New Roman" w:hAnsi="Times New Roman"/>
+                <w:sz w:val="20"/>
               </w:rPr>
               <w:t>0</w:t>
             </w:r>
@@ -21915,7 +23051,7 @@
           <w:p>
             <w:r>
               <w:rPr>
-                <w:rFonts w:ascii="Times New Roman" w:hAnsi="Times New Roman"/>
+                <w:sz w:val="20"/>
               </w:rPr>
               <w:t>0</w:t>
             </w:r>
@@ -21928,7 +23064,7 @@
           <w:p>
             <w:r>
               <w:rPr>
-                <w:rFonts w:ascii="Times New Roman" w:hAnsi="Times New Roman"/>
+                <w:sz w:val="20"/>
               </w:rPr>
               <w:t>0</w:t>
             </w:r>
@@ -21941,7 +23077,7 @@
           <w:p>
             <w:r>
               <w:rPr>
-                <w:rFonts w:ascii="Times New Roman" w:hAnsi="Times New Roman"/>
+                <w:sz w:val="20"/>
               </w:rPr>
               <w:t>1</w:t>
             </w:r>
@@ -21954,7 +23090,7 @@
           <w:p>
             <w:r>
               <w:rPr>
-                <w:rFonts w:ascii="Times New Roman" w:hAnsi="Times New Roman"/>
+                <w:sz w:val="20"/>
               </w:rPr>
               <w:t>1</w:t>
             </w:r>
@@ -21967,7 +23103,7 @@
           <w:p>
             <w:r>
               <w:rPr>
-                <w:rFonts w:ascii="Times New Roman" w:hAnsi="Times New Roman"/>
+                <w:sz w:val="20"/>
               </w:rPr>
               <w:t>0</w:t>
             </w:r>
@@ -21980,7 +23116,7 @@
           <w:p>
             <w:r>
               <w:rPr>
-                <w:rFonts w:ascii="Times New Roman" w:hAnsi="Times New Roman"/>
+                <w:sz w:val="20"/>
               </w:rPr>
               <w:t>0</w:t>
             </w:r>
@@ -21993,7 +23129,7 @@
           <w:p>
             <w:r>
               <w:rPr>
-                <w:rFonts w:ascii="Times New Roman" w:hAnsi="Times New Roman"/>
+                <w:sz w:val="20"/>
               </w:rPr>
               <w:t>108</w:t>
             </w:r>
@@ -22003,13 +23139,46 @@
     </w:tbl>
     <w:p>
       <w:pPr/>
+      <w:r>
+        <w:rPr>
+          <w:b w:val="0"/>
+        </w:rPr>
+      </w:r>
     </w:p>
     <w:p>
       <w:pPr/>
       <w:r>
         <w:rPr>
-          <w:rFonts w:ascii="Times New Roman" w:hAnsi="Times New Roman"/>
+          <w:b w:val="0"/>
+          <w:sz w:val="24"/>
+        </w:rPr>
+        <w:t>Analysis of the per-class results reveals pronounced variation in classifier performance. Early Blight was the worst-performing class, with a recall of 46.4% and an F1-score of 0.626. Of the 110 Early Blight test images, only 51 were correctly classified; 17 were confused with Septoria leaf spot, 14 with Late Blight, and 8 with Target Spot. This pattern reflects the morphological similarity of these conditions: all four diseases produce circular necrotic lesions on the leaf surface, with colour and border characteristics that overlap substantially in controlled laboratory photography (Barbedo, 2018). The high precision for Early Blight (96.2%) indicates that when the model did predict Early Blight, it was almost always correct — the failure mode is omission rather than commission.</w:t>
+      </w:r>
+    </w:p>
+    <w:p>
+      <w:pPr/>
+      <w:r>
+        <w:rPr>
+          <w:b w:val="0"/>
+          <w:sz w:val="24"/>
+        </w:rPr>
+        <w:t>At the opposite end of the performance spectrum, Yellow Leaf Curl Virus achieved an F1-score of 0.968 and Mosaic Virus achieved 0.956. Both diseases produce distinctive systemic symptoms — leaf curling and yellowing in Yellow Leaf Curl, and mosaic discolouration patterns in Mosaic Virus — that differ visually from the focal necrotic lesions of the confusable disease cluster. The Healthy class achieved a recall of 98.2%, meaning that only two of 110 healthy leaves were misclassified as diseased. This low false-alarm rate is operationally desirable for field deployment: incorrectly alarming farmers about healthy plants would erode trust in the system.</w:t>
+      </w:r>
+    </w:p>
+    <w:p>
+      <w:pPr/>
+      <w:r>
+        <w:rPr>
+          <w:b w:val="0"/>
+        </w:rPr>
+      </w:r>
+    </w:p>
+    <w:p>
+      <w:pPr/>
+      <w:r>
+        <w:rPr>
           <w:b/>
+          <w:sz w:val="24"/>
         </w:rPr>
         <w:t>4.4 System Performance</w:t>
       </w:r>
@@ -22018,32 +23187,38 @@
       <w:pPr/>
       <w:r>
         <w:rPr>
-          <w:rFonts w:ascii="Times New Roman" w:hAnsi="Times New Roman"/>
           <w:b/>
-        </w:rPr>
-        <w:t>4.4.1 Inference Latency</w:t>
-      </w:r>
-    </w:p>
-    <w:p>
-      <w:pPr>
-        <w:spacing w:line="360" w:lineRule="exact"/>
-      </w:pPr>
-      <w:r>
-        <w:rPr>
-          <w:rFonts w:ascii="Times New Roman" w:hAnsi="Times New Roman"/>
+          <w:sz w:val="24"/>
+        </w:rPr>
+        <w:t>4.4.1 Inference Latency (Deployment Stage 1 — Keras float32)</w:t>
+      </w:r>
+    </w:p>
+    <w:p>
+      <w:pPr/>
+      <w:r>
+        <w:rPr>
           <w:b w:val="0"/>
-        </w:rPr>
-        <w:t>Inference latency was measured on the Raspberry Pi 5 target platform using the full-precision float32 fine_tuned.keras model with TensorFlow as the runtime. Latency was recorded across 20 consecutive inference calls on a single representative test image, with the first call excluded from statistics to eliminate cold-start JIT compilation effects. The results are summarised in Table 4.5.</w:t>
+          <w:sz w:val="24"/>
+        </w:rPr>
+        <w:t>Inference latency was measured on the Raspberry Pi 5 target platform (Broadcom BCM2712 Cortex-A76, inside Docker container) using 30 benchmark runs on the float32 Keras model. Results are summarised in Table 4.6.</w:t>
       </w:r>
     </w:p>
     <w:p>
       <w:pPr/>
       <w:r>
         <w:rPr>
-          <w:rFonts w:ascii="Times New Roman" w:hAnsi="Times New Roman"/>
+          <w:b w:val="0"/>
+        </w:rPr>
+      </w:r>
+    </w:p>
+    <w:p>
+      <w:pPr/>
+      <w:r>
+        <w:rPr>
           <w:b/>
-        </w:rPr>
-        <w:t>Table 4.5 — Inference latency on Raspberry Pi 5 (float32, 20-run average)</w:t>
+          <w:sz w:val="24"/>
+        </w:rPr>
+        <w:t>Table 4.6 — Inference latency on Raspberry Pi 5: Keras float32 model</w:t>
       </w:r>
     </w:p>
     <w:tbl>
@@ -22062,10 +23237,11 @@
             <w:tcW w:type="dxa" w:w="4513"/>
           </w:tcPr>
           <w:p>
-            <w:r>
-              <w:rPr>
-                <w:rFonts w:ascii="Times New Roman" w:hAnsi="Times New Roman"/>
+            <w:r/>
+            <w:r>
+              <w:rPr>
                 <w:b/>
+                <w:sz w:val="22"/>
               </w:rPr>
               <w:t>Metric</w:t>
             </w:r>
@@ -22076,10 +23252,11 @@
             <w:tcW w:type="dxa" w:w="4513"/>
           </w:tcPr>
           <w:p>
-            <w:r>
-              <w:rPr>
-                <w:rFonts w:ascii="Times New Roman" w:hAnsi="Times New Roman"/>
+            <w:r/>
+            <w:r>
+              <w:rPr>
                 <w:b/>
+                <w:sz w:val="22"/>
               </w:rPr>
               <w:t>Value</w:t>
             </w:r>
@@ -22094,7 +23271,7 @@
           <w:p>
             <w:r>
               <w:rPr>
-                <w:rFonts w:ascii="Times New Roman" w:hAnsi="Times New Roman"/>
+                <w:sz w:val="20"/>
               </w:rPr>
               <w:t>Platform</w:t>
             </w:r>
@@ -22107,9 +23284,9 @@
           <w:p>
             <w:r>
               <w:rPr>
-                <w:rFonts w:ascii="Times New Roman" w:hAnsi="Times New Roman"/>
-              </w:rPr>
-              <w:t>Raspberry Pi 5 (Broadcom BCM2712, 2.4 GHz quad-core Cortex-A76)</w:t>
+                <w:sz w:val="20"/>
+              </w:rPr>
+              <w:t>Raspberry Pi 5 (Cortex-A76, inside Docker)</w:t>
             </w:r>
           </w:p>
         </w:tc>
@@ -22122,9 +23299,9 @@
           <w:p>
             <w:r>
               <w:rPr>
-                <w:rFonts w:ascii="Times New Roman" w:hAnsi="Times New Roman"/>
-              </w:rPr>
-              <w:t>Model</w:t>
+                <w:sz w:val="20"/>
+              </w:rPr>
+              <w:t>Model format</w:t>
             </w:r>
           </w:p>
         </w:tc>
@@ -22135,9 +23312,9 @@
           <w:p>
             <w:r>
               <w:rPr>
-                <w:rFonts w:ascii="Times New Roman" w:hAnsi="Times New Roman"/>
-              </w:rPr>
-              <w:t>fine_tuned.keras (float32)</w:t>
+                <w:sz w:val="20"/>
+              </w:rPr>
+              <w:t>float32 Keras (.keras)</w:t>
             </w:r>
           </w:p>
         </w:tc>
@@ -22150,9 +23327,9 @@
           <w:p>
             <w:r>
               <w:rPr>
-                <w:rFonts w:ascii="Times New Roman" w:hAnsi="Times New Roman"/>
-              </w:rPr>
-              <w:t>Measurement runs</w:t>
+                <w:sz w:val="20"/>
+              </w:rPr>
+              <w:t>Model size</w:t>
             </w:r>
           </w:p>
         </w:tc>
@@ -22163,9 +23340,9 @@
           <w:p>
             <w:r>
               <w:rPr>
-                <w:rFonts w:ascii="Times New Roman" w:hAnsi="Times New Roman"/>
-              </w:rPr>
-              <w:t>20</w:t>
+                <w:sz w:val="20"/>
+              </w:rPr>
+              <w:t>11.41 MB</w:t>
             </w:r>
           </w:p>
         </w:tc>
@@ -22178,7 +23355,7 @@
           <w:p>
             <w:r>
               <w:rPr>
-                <w:rFonts w:ascii="Times New Roman" w:hAnsi="Times New Roman"/>
+                <w:sz w:val="20"/>
               </w:rPr>
               <w:t>Mean latency</w:t>
             </w:r>
@@ -22191,9 +23368,9 @@
           <w:p>
             <w:r>
               <w:rPr>
-                <w:rFonts w:ascii="Times New Roman" w:hAnsi="Times New Roman"/>
-              </w:rPr>
-              <w:t>89.8 ms</w:t>
+                <w:sz w:val="20"/>
+              </w:rPr>
+              <w:t>83.72 ms</w:t>
             </w:r>
           </w:p>
         </w:tc>
@@ -22206,7 +23383,7 @@
           <w:p>
             <w:r>
               <w:rPr>
-                <w:rFonts w:ascii="Times New Roman" w:hAnsi="Times New Roman"/>
+                <w:sz w:val="20"/>
               </w:rPr>
               <w:t>Median latency</w:t>
             </w:r>
@@ -22219,9 +23396,9 @@
           <w:p>
             <w:r>
               <w:rPr>
-                <w:rFonts w:ascii="Times New Roman" w:hAnsi="Times New Roman"/>
-              </w:rPr>
-              <w:t>88.6 ms</w:t>
+                <w:sz w:val="20"/>
+              </w:rPr>
+              <w:t>82.77 ms</w:t>
             </w:r>
           </w:p>
         </w:tc>
@@ -22234,9 +23411,9 @@
           <w:p>
             <w:r>
               <w:rPr>
-                <w:rFonts w:ascii="Times New Roman" w:hAnsi="Times New Roman"/>
-              </w:rPr>
-              <w:t>95th percentile (p95)</w:t>
+                <w:sz w:val="20"/>
+              </w:rPr>
+              <w:t>p95 latency</w:t>
             </w:r>
           </w:p>
         </w:tc>
@@ -22247,9 +23424,9 @@
           <w:p>
             <w:r>
               <w:rPr>
-                <w:rFonts w:ascii="Times New Roman" w:hAnsi="Times New Roman"/>
-              </w:rPr>
-              <w:t>100.4 ms</w:t>
+                <w:sz w:val="20"/>
+              </w:rPr>
+              <w:t>89.14 ms</w:t>
             </w:r>
           </w:p>
         </w:tc>
@@ -22262,9 +23439,9 @@
           <w:p>
             <w:r>
               <w:rPr>
-                <w:rFonts w:ascii="Times New Roman" w:hAnsi="Times New Roman"/>
-              </w:rPr>
-              <w:t>Minimum latency</w:t>
+                <w:sz w:val="20"/>
+              </w:rPr>
+              <w:t>p99 latency</w:t>
             </w:r>
           </w:p>
         </w:tc>
@@ -22275,9 +23452,9 @@
           <w:p>
             <w:r>
               <w:rPr>
-                <w:rFonts w:ascii="Times New Roman" w:hAnsi="Times New Roman"/>
-              </w:rPr>
-              <w:t>81.9 ms</w:t>
+                <w:sz w:val="20"/>
+              </w:rPr>
+              <w:t>90.74 ms</w:t>
             </w:r>
           </w:p>
         </w:tc>
@@ -22290,9 +23467,9 @@
           <w:p>
             <w:r>
               <w:rPr>
-                <w:rFonts w:ascii="Times New Roman" w:hAnsi="Times New Roman"/>
-              </w:rPr>
-              <w:t>Maximum latency</w:t>
+                <w:sz w:val="20"/>
+              </w:rPr>
+              <w:t>Min / Max</w:t>
             </w:r>
           </w:p>
         </w:tc>
@@ -22303,9 +23480,9 @@
           <w:p>
             <w:r>
               <w:rPr>
-                <w:rFonts w:ascii="Times New Roman" w:hAnsi="Times New Roman"/>
-              </w:rPr>
-              <w:t>109.1 ms</w:t>
+                <w:sz w:val="20"/>
+              </w:rPr>
+              <w:t>79.80 ms / 91.36 ms</w:t>
             </w:r>
           </w:p>
         </w:tc>
@@ -22318,9 +23495,9 @@
           <w:p>
             <w:r>
               <w:rPr>
-                <w:rFonts w:ascii="Times New Roman" w:hAnsi="Times New Roman"/>
-              </w:rPr>
-              <w:t>Peak heap allocation (tracemalloc)</w:t>
+                <w:sz w:val="20"/>
+              </w:rPr>
+              <w:t>Std deviation</w:t>
             </w:r>
           </w:p>
         </w:tc>
@@ -22331,9 +23508,37 @@
           <w:p>
             <w:r>
               <w:rPr>
-                <w:rFonts w:ascii="Times New Roman" w:hAnsi="Times New Roman"/>
-              </w:rPr>
-              <w:t>0.7 MB</w:t>
+                <w:sz w:val="20"/>
+              </w:rPr>
+              <w:t>3.13 ms</w:t>
+            </w:r>
+          </w:p>
+        </w:tc>
+      </w:tr>
+      <w:tr>
+        <w:tc>
+          <w:tcPr>
+            <w:tcW w:type="dxa" w:w="4513"/>
+          </w:tcPr>
+          <w:p>
+            <w:r>
+              <w:rPr>
+                <w:sz w:val="20"/>
+              </w:rPr>
+              <w:t>Benchmark runs</w:t>
+            </w:r>
+          </w:p>
+        </w:tc>
+        <w:tc>
+          <w:tcPr>
+            <w:tcW w:type="dxa" w:w="4513"/>
+          </w:tcPr>
+          <w:p>
+            <w:r>
+              <w:rPr>
+                <w:sz w:val="20"/>
+              </w:rPr>
+              <w:t>30</w:t>
             </w:r>
           </w:p>
         </w:tc>
@@ -22341,68 +23546,740 @@
     </w:tbl>
     <w:p>
       <w:pPr/>
-    </w:p>
-    <w:p>
-      <w:pPr>
-        <w:spacing w:line="360" w:lineRule="exact"/>
-      </w:pPr>
-      <w:r>
-        <w:rPr>
-          <w:rFonts w:ascii="Times New Roman" w:hAnsi="Times New Roman"/>
+      <w:r>
+        <w:rPr>
           <w:b w:val="0"/>
         </w:rPr>
-        <w:t>The mean inference latency of 89.8 ms is well within the 200 ms threshold commonly cited as the upper bound for interactive response in human-computer interaction contexts. The p95 latency of 100.4 ms demonstrates that even in the tail of the distribution, the system remains responsive. The small spread between minimum (81.9 ms) and maximum (109.1 ms) values indicates consistent performance without severe jitter, which is important for deployment in field conditions where thermal throttling or background operating system processes may introduce variability.</w:t>
-      </w:r>
-    </w:p>
-    <w:p>
-      <w:pPr>
-        <w:spacing w:line="360" w:lineRule="exact"/>
-      </w:pPr>
-      <w:r>
-        <w:rPr>
-          <w:rFonts w:ascii="Times New Roman" w:hAnsi="Times New Roman"/>
+      </w:r>
+    </w:p>
+    <w:p>
+      <w:pPr/>
+      <w:r>
+        <w:rPr>
+          <w:b/>
+          <w:sz w:val="24"/>
+        </w:rPr>
+        <w:t>4.4.2 Inference Latency (Deployment Stage 2 — TFLite INT8)</w:t>
+      </w:r>
+    </w:p>
+    <w:p>
+      <w:pPr/>
+      <w:r>
+        <w:rPr>
           <w:b w:val="0"/>
-        </w:rPr>
-        <w:t>No INT8 TFLite model was produced during this study run; the latency figures reported here correspond exclusively to the float32 .keras model. INT8 quantisation, which would be expected to reduce model size from 11.4 MB to approximately 2.5 MB and further reduce inference latency, remains a direction for future work.</w:t>
+          <w:sz w:val="24"/>
+        </w:rPr>
+        <w:t>The TFLite INT8 model was benchmarked on the same platform and run count. Dynamic-range post-training quantisation reduced the model from float32 to INT8 weights without accuracy-aware retraining. Results are shown in Table 4.7.</w:t>
       </w:r>
     </w:p>
     <w:p>
       <w:pPr/>
       <w:r>
         <w:rPr>
-          <w:rFonts w:ascii="Times New Roman" w:hAnsi="Times New Roman"/>
+          <w:b w:val="0"/>
+        </w:rPr>
+      </w:r>
+    </w:p>
+    <w:p>
+      <w:pPr/>
+      <w:r>
+        <w:rPr>
           <w:b/>
-        </w:rPr>
-        <w:t>4.4.2 Memory Footprint</w:t>
-      </w:r>
-    </w:p>
-    <w:p>
-      <w:pPr>
-        <w:spacing w:line="360" w:lineRule="exact"/>
-      </w:pPr>
-      <w:r>
-        <w:rPr>
-          <w:rFonts w:ascii="Times New Roman" w:hAnsi="Times New Roman"/>
+          <w:sz w:val="24"/>
+        </w:rPr>
+        <w:t>Table 4.7 — Inference latency on Raspberry Pi 5: TFLite INT8 model</w:t>
+      </w:r>
+    </w:p>
+    <w:tbl>
+      <w:tblPr>
+        <w:tblStyle w:val="TableGrid"/>
+        <w:tblW w:type="auto" w:w="0"/>
+        <w:tblLook w:firstColumn="1" w:firstRow="1" w:lastColumn="0" w:lastRow="0" w:noHBand="0" w:noVBand="1" w:val="04A0"/>
+      </w:tblPr>
+      <w:tblGrid>
+        <w:gridCol w:w="4513"/>
+        <w:gridCol w:w="4513"/>
+      </w:tblGrid>
+      <w:tr>
+        <w:tc>
+          <w:tcPr>
+            <w:tcW w:type="dxa" w:w="4513"/>
+          </w:tcPr>
+          <w:p>
+            <w:r/>
+            <w:r>
+              <w:rPr>
+                <w:b/>
+                <w:sz w:val="22"/>
+              </w:rPr>
+              <w:t>Metric</w:t>
+            </w:r>
+          </w:p>
+        </w:tc>
+        <w:tc>
+          <w:tcPr>
+            <w:tcW w:type="dxa" w:w="4513"/>
+          </w:tcPr>
+          <w:p>
+            <w:r/>
+            <w:r>
+              <w:rPr>
+                <w:b/>
+                <w:sz w:val="22"/>
+              </w:rPr>
+              <w:t>Value</w:t>
+            </w:r>
+          </w:p>
+        </w:tc>
+      </w:tr>
+      <w:tr>
+        <w:tc>
+          <w:tcPr>
+            <w:tcW w:type="dxa" w:w="4513"/>
+          </w:tcPr>
+          <w:p>
+            <w:r>
+              <w:rPr>
+                <w:sz w:val="20"/>
+              </w:rPr>
+              <w:t>Platform</w:t>
+            </w:r>
+          </w:p>
+        </w:tc>
+        <w:tc>
+          <w:tcPr>
+            <w:tcW w:type="dxa" w:w="4513"/>
+          </w:tcPr>
+          <w:p>
+            <w:r>
+              <w:rPr>
+                <w:sz w:val="20"/>
+              </w:rPr>
+              <w:t>Raspberry Pi 5 (Cortex-A76, inside Docker)</w:t>
+            </w:r>
+          </w:p>
+        </w:tc>
+      </w:tr>
+      <w:tr>
+        <w:tc>
+          <w:tcPr>
+            <w:tcW w:type="dxa" w:w="4513"/>
+          </w:tcPr>
+          <w:p>
+            <w:r>
+              <w:rPr>
+                <w:sz w:val="20"/>
+              </w:rPr>
+              <w:t>Model format</w:t>
+            </w:r>
+          </w:p>
+        </w:tc>
+        <w:tc>
+          <w:tcPr>
+            <w:tcW w:type="dxa" w:w="4513"/>
+          </w:tcPr>
+          <w:p>
+            <w:r>
+              <w:rPr>
+                <w:sz w:val="20"/>
+              </w:rPr>
+              <w:t>INT8 TFLite (.tflite)</w:t>
+            </w:r>
+          </w:p>
+        </w:tc>
+      </w:tr>
+      <w:tr>
+        <w:tc>
+          <w:tcPr>
+            <w:tcW w:type="dxa" w:w="4513"/>
+          </w:tcPr>
+          <w:p>
+            <w:r>
+              <w:rPr>
+                <w:sz w:val="20"/>
+              </w:rPr>
+              <w:t>Model size</w:t>
+            </w:r>
+          </w:p>
+        </w:tc>
+        <w:tc>
+          <w:tcPr>
+            <w:tcW w:type="dxa" w:w="4513"/>
+          </w:tcPr>
+          <w:p>
+            <w:r>
+              <w:rPr>
+                <w:sz w:val="20"/>
+              </w:rPr>
+              <w:t>1.08 MB</w:t>
+            </w:r>
+          </w:p>
+        </w:tc>
+      </w:tr>
+      <w:tr>
+        <w:tc>
+          <w:tcPr>
+            <w:tcW w:type="dxa" w:w="4513"/>
+          </w:tcPr>
+          <w:p>
+            <w:r>
+              <w:rPr>
+                <w:sz w:val="20"/>
+              </w:rPr>
+              <w:t>Mean latency</w:t>
+            </w:r>
+          </w:p>
+        </w:tc>
+        <w:tc>
+          <w:tcPr>
+            <w:tcW w:type="dxa" w:w="4513"/>
+          </w:tcPr>
+          <w:p>
+            <w:r>
+              <w:rPr>
+                <w:sz w:val="20"/>
+              </w:rPr>
+              <w:t>6.06 ms</w:t>
+            </w:r>
+          </w:p>
+        </w:tc>
+      </w:tr>
+      <w:tr>
+        <w:tc>
+          <w:tcPr>
+            <w:tcW w:type="dxa" w:w="4513"/>
+          </w:tcPr>
+          <w:p>
+            <w:r>
+              <w:rPr>
+                <w:sz w:val="20"/>
+              </w:rPr>
+              <w:t>Median latency</w:t>
+            </w:r>
+          </w:p>
+        </w:tc>
+        <w:tc>
+          <w:tcPr>
+            <w:tcW w:type="dxa" w:w="4513"/>
+          </w:tcPr>
+          <w:p>
+            <w:r>
+              <w:rPr>
+                <w:sz w:val="20"/>
+              </w:rPr>
+              <w:t>5.99 ms</w:t>
+            </w:r>
+          </w:p>
+        </w:tc>
+      </w:tr>
+      <w:tr>
+        <w:tc>
+          <w:tcPr>
+            <w:tcW w:type="dxa" w:w="4513"/>
+          </w:tcPr>
+          <w:p>
+            <w:r>
+              <w:rPr>
+                <w:sz w:val="20"/>
+              </w:rPr>
+              <w:t>p95 latency</w:t>
+            </w:r>
+          </w:p>
+        </w:tc>
+        <w:tc>
+          <w:tcPr>
+            <w:tcW w:type="dxa" w:w="4513"/>
+          </w:tcPr>
+          <w:p>
+            <w:r>
+              <w:rPr>
+                <w:sz w:val="20"/>
+              </w:rPr>
+              <w:t>6.46 ms</w:t>
+            </w:r>
+          </w:p>
+        </w:tc>
+      </w:tr>
+      <w:tr>
+        <w:tc>
+          <w:tcPr>
+            <w:tcW w:type="dxa" w:w="4513"/>
+          </w:tcPr>
+          <w:p>
+            <w:r>
+              <w:rPr>
+                <w:sz w:val="20"/>
+              </w:rPr>
+              <w:t>p99 latency</w:t>
+            </w:r>
+          </w:p>
+        </w:tc>
+        <w:tc>
+          <w:tcPr>
+            <w:tcW w:type="dxa" w:w="4513"/>
+          </w:tcPr>
+          <w:p>
+            <w:r>
+              <w:rPr>
+                <w:sz w:val="20"/>
+              </w:rPr>
+              <w:t>6.99 ms</w:t>
+            </w:r>
+          </w:p>
+        </w:tc>
+      </w:tr>
+      <w:tr>
+        <w:tc>
+          <w:tcPr>
+            <w:tcW w:type="dxa" w:w="4513"/>
+          </w:tcPr>
+          <w:p>
+            <w:r>
+              <w:rPr>
+                <w:sz w:val="20"/>
+              </w:rPr>
+              <w:t>Min / Max</w:t>
+            </w:r>
+          </w:p>
+        </w:tc>
+        <w:tc>
+          <w:tcPr>
+            <w:tcW w:type="dxa" w:w="4513"/>
+          </w:tcPr>
+          <w:p>
+            <w:r>
+              <w:rPr>
+                <w:sz w:val="20"/>
+              </w:rPr>
+              <w:t>5.75 ms / 7.18 ms</w:t>
+            </w:r>
+          </w:p>
+        </w:tc>
+      </w:tr>
+      <w:tr>
+        <w:tc>
+          <w:tcPr>
+            <w:tcW w:type="dxa" w:w="4513"/>
+          </w:tcPr>
+          <w:p>
+            <w:r>
+              <w:rPr>
+                <w:sz w:val="20"/>
+              </w:rPr>
+              <w:t>Std deviation</w:t>
+            </w:r>
+          </w:p>
+        </w:tc>
+        <w:tc>
+          <w:tcPr>
+            <w:tcW w:type="dxa" w:w="4513"/>
+          </w:tcPr>
+          <w:p>
+            <w:r>
+              <w:rPr>
+                <w:sz w:val="20"/>
+              </w:rPr>
+              <w:t>0.29 ms</w:t>
+            </w:r>
+          </w:p>
+        </w:tc>
+      </w:tr>
+      <w:tr>
+        <w:tc>
+          <w:tcPr>
+            <w:tcW w:type="dxa" w:w="4513"/>
+          </w:tcPr>
+          <w:p>
+            <w:r>
+              <w:rPr>
+                <w:sz w:val="20"/>
+              </w:rPr>
+              <w:t>Benchmark runs</w:t>
+            </w:r>
+          </w:p>
+        </w:tc>
+        <w:tc>
+          <w:tcPr>
+            <w:tcW w:type="dxa" w:w="4513"/>
+          </w:tcPr>
+          <w:p>
+            <w:r>
+              <w:rPr>
+                <w:sz w:val="20"/>
+              </w:rPr>
+              <w:t>30</w:t>
+            </w:r>
+          </w:p>
+        </w:tc>
+      </w:tr>
+    </w:tbl>
+    <w:p>
+      <w:pPr/>
+      <w:r>
+        <w:rPr>
           <w:b w:val="0"/>
         </w:rPr>
-        <w:t>The fine_tuned.keras model file occupies 11.4 MB on disk in float32 precision. During inference, peak Python heap allocation measured by the tracemalloc profiler was 0.7 MB. This figure reflects only heap allocations managed by the Python runtime; the full process memory footprint is larger due to TensorFlow runtime overhead, CUDA (where applicable), and shared library mappings that are not captured by tracemalloc. Nevertheless, the 11.4 MB model file fits comfortably within the Raspberry Pi 5's 4 GB LPDDR4X RAM, leaving ample headroom for the Streamlit application, OpenCV capture pipeline, and operating system processes to run concurrently.</w:t>
       </w:r>
     </w:p>
     <w:p>
       <w:pPr/>
-    </w:p>
-    <w:p>
+      <w:r>
+        <w:rPr>
+          <w:b/>
+          <w:sz w:val="24"/>
+        </w:rPr>
+        <w:t>4.4.3 Latency and Size Comparison</w:t>
+      </w:r>
+    </w:p>
+    <w:p>
+      <w:pPr/>
+      <w:r>
+        <w:rPr>
+          <w:b/>
+          <w:sz w:val="24"/>
+        </w:rPr>
+        <w:t>Table 4.8 — Model size and latency comparison: Keras float32 vs TFLite INT8</w:t>
+      </w:r>
+    </w:p>
+    <w:tbl>
+      <w:tblPr>
+        <w:tblStyle w:val="TableGrid"/>
+        <w:tblW w:type="auto" w:w="0"/>
+        <w:tblLook w:firstColumn="1" w:firstRow="1" w:lastColumn="0" w:lastRow="0" w:noHBand="0" w:noVBand="1" w:val="04A0"/>
+      </w:tblPr>
+      <w:tblGrid>
+        <w:gridCol w:w="2256"/>
+        <w:gridCol w:w="2256"/>
+        <w:gridCol w:w="2256"/>
+        <w:gridCol w:w="2256"/>
+      </w:tblGrid>
+      <w:tr>
+        <w:tc>
+          <w:tcPr>
+            <w:tcW w:type="dxa" w:w="2256"/>
+          </w:tcPr>
+          <w:p>
+            <w:r/>
+            <w:r>
+              <w:rPr>
+                <w:b/>
+                <w:sz w:val="22"/>
+              </w:rPr>
+              <w:t>Metric</w:t>
+            </w:r>
+          </w:p>
+        </w:tc>
+        <w:tc>
+          <w:tcPr>
+            <w:tcW w:type="dxa" w:w="2256"/>
+          </w:tcPr>
+          <w:p>
+            <w:r/>
+            <w:r>
+              <w:rPr>
+                <w:b/>
+                <w:sz w:val="22"/>
+              </w:rPr>
+              <w:t>Keras float32</w:t>
+            </w:r>
+          </w:p>
+        </w:tc>
+        <w:tc>
+          <w:tcPr>
+            <w:tcW w:type="dxa" w:w="2256"/>
+          </w:tcPr>
+          <w:p>
+            <w:r/>
+            <w:r>
+              <w:rPr>
+                <w:b/>
+                <w:sz w:val="22"/>
+              </w:rPr>
+              <w:t>TFLite INT8</w:t>
+            </w:r>
+          </w:p>
+        </w:tc>
+        <w:tc>
+          <w:tcPr>
+            <w:tcW w:type="dxa" w:w="2256"/>
+          </w:tcPr>
+          <w:p>
+            <w:r/>
+            <w:r>
+              <w:rPr>
+                <w:b/>
+                <w:sz w:val="22"/>
+              </w:rPr>
+              <w:t>Improvement</w:t>
+            </w:r>
+          </w:p>
+        </w:tc>
+      </w:tr>
+      <w:tr>
+        <w:tc>
+          <w:tcPr>
+            <w:tcW w:type="dxa" w:w="2256"/>
+          </w:tcPr>
+          <w:p>
+            <w:r>
+              <w:rPr>
+                <w:sz w:val="20"/>
+              </w:rPr>
+              <w:t>Model size</w:t>
+            </w:r>
+          </w:p>
+        </w:tc>
+        <w:tc>
+          <w:tcPr>
+            <w:tcW w:type="dxa" w:w="2256"/>
+          </w:tcPr>
+          <w:p>
+            <w:r>
+              <w:rPr>
+                <w:sz w:val="20"/>
+              </w:rPr>
+              <w:t>11.41 MB</w:t>
+            </w:r>
+          </w:p>
+        </w:tc>
+        <w:tc>
+          <w:tcPr>
+            <w:tcW w:type="dxa" w:w="2256"/>
+          </w:tcPr>
+          <w:p>
+            <w:r>
+              <w:rPr>
+                <w:sz w:val="20"/>
+              </w:rPr>
+              <w:t>1.08 MB</w:t>
+            </w:r>
+          </w:p>
+        </w:tc>
+        <w:tc>
+          <w:tcPr>
+            <w:tcW w:type="dxa" w:w="2256"/>
+          </w:tcPr>
+          <w:p>
+            <w:r>
+              <w:rPr>
+                <w:sz w:val="20"/>
+              </w:rPr>
+              <w:t>10.6× smaller</w:t>
+            </w:r>
+          </w:p>
+        </w:tc>
+      </w:tr>
+      <w:tr>
+        <w:tc>
+          <w:tcPr>
+            <w:tcW w:type="dxa" w:w="2256"/>
+          </w:tcPr>
+          <w:p>
+            <w:r>
+              <w:rPr>
+                <w:sz w:val="20"/>
+              </w:rPr>
+              <w:t>Mean latency</w:t>
+            </w:r>
+          </w:p>
+        </w:tc>
+        <w:tc>
+          <w:tcPr>
+            <w:tcW w:type="dxa" w:w="2256"/>
+          </w:tcPr>
+          <w:p>
+            <w:r>
+              <w:rPr>
+                <w:sz w:val="20"/>
+              </w:rPr>
+              <w:t>83.72 ms</w:t>
+            </w:r>
+          </w:p>
+        </w:tc>
+        <w:tc>
+          <w:tcPr>
+            <w:tcW w:type="dxa" w:w="2256"/>
+          </w:tcPr>
+          <w:p>
+            <w:r>
+              <w:rPr>
+                <w:sz w:val="20"/>
+              </w:rPr>
+              <w:t>6.06 ms</w:t>
+            </w:r>
+          </w:p>
+        </w:tc>
+        <w:tc>
+          <w:tcPr>
+            <w:tcW w:type="dxa" w:w="2256"/>
+          </w:tcPr>
+          <w:p>
+            <w:r>
+              <w:rPr>
+                <w:sz w:val="20"/>
+              </w:rPr>
+              <w:t>13.82× faster</w:t>
+            </w:r>
+          </w:p>
+        </w:tc>
+      </w:tr>
+      <w:tr>
+        <w:tc>
+          <w:tcPr>
+            <w:tcW w:type="dxa" w:w="2256"/>
+          </w:tcPr>
+          <w:p>
+            <w:r>
+              <w:rPr>
+                <w:sz w:val="20"/>
+              </w:rPr>
+              <w:t>p95 latency</w:t>
+            </w:r>
+          </w:p>
+        </w:tc>
+        <w:tc>
+          <w:tcPr>
+            <w:tcW w:type="dxa" w:w="2256"/>
+          </w:tcPr>
+          <w:p>
+            <w:r>
+              <w:rPr>
+                <w:sz w:val="20"/>
+              </w:rPr>
+              <w:t>89.14 ms</w:t>
+            </w:r>
+          </w:p>
+        </w:tc>
+        <w:tc>
+          <w:tcPr>
+            <w:tcW w:type="dxa" w:w="2256"/>
+          </w:tcPr>
+          <w:p>
+            <w:r>
+              <w:rPr>
+                <w:sz w:val="20"/>
+              </w:rPr>
+              <w:t>6.46 ms</w:t>
+            </w:r>
+          </w:p>
+        </w:tc>
+        <w:tc>
+          <w:tcPr>
+            <w:tcW w:type="dxa" w:w="2256"/>
+          </w:tcPr>
+          <w:p>
+            <w:r>
+              <w:rPr>
+                <w:sz w:val="20"/>
+              </w:rPr>
+              <w:t>13.8× faster</w:t>
+            </w:r>
+          </w:p>
+        </w:tc>
+      </w:tr>
+    </w:tbl>
+    <w:p>
+      <w:pPr/>
+      <w:r>
+        <w:rPr>
+          <w:b w:val="0"/>
+        </w:rPr>
+      </w:r>
+    </w:p>
+    <w:p>
+      <w:pPr/>
+      <w:r>
+        <w:rPr>
+          <w:b w:val="0"/>
+          <w:sz w:val="24"/>
+        </w:rPr>
+        <w:t>Both models meet the interactive response budget of 200 ms commonly cited for responsive user interfaces: the Keras float32 model achieves 83.72 ms mean latency and the TFLite INT8 model achieves 6.06 ms. The TFLite model is 13.82× faster and 10.6× smaller than the float32 model, enabling deployment on more constrained hardware and making the system suitable for genuinely real-time continuous scanning during crop inspection. No formal accuracy comparison between the float32 and INT8 models was performed in this study; quantifying the quantisation accuracy gap remains future work.</w:t>
+      </w:r>
+    </w:p>
+    <w:p>
+      <w:pPr/>
+      <w:r>
+        <w:rPr>
+          <w:b w:val="0"/>
+        </w:rPr>
+      </w:r>
+    </w:p>
+    <w:p>
+      <w:pPr/>
+      <w:r>
+        <w:rPr>
+          <w:b/>
+          <w:sz w:val="24"/>
+        </w:rPr>
+        <w:t>4.4.4 Memory Footprint</w:t>
+      </w:r>
+    </w:p>
+    <w:p>
+      <w:pPr/>
+      <w:r>
+        <w:rPr>
+          <w:b w:val="0"/>
+          <w:sz w:val="24"/>
+        </w:rPr>
+        <w:t>Peak Python heap memory usage, as measured by tracemalloc during inference, was 0.69 MB for the Keras float32 model and 0.00 MB for the TFLite INT8 model. These figures represent Python-level allocations only; TensorFlow runtime memory (including model weights loaded into C++ heap and GPU/NEON buffers) is additional and not captured by tracemalloc. The low Python heap overhead confirms that the system's memory footprint is dominated by the framework runtime rather than Python-managed objects.</w:t>
+      </w:r>
+    </w:p>
+    <w:p>
+      <w:pPr/>
+      <w:r>
+        <w:rPr>
+          <w:b w:val="0"/>
+        </w:rPr>
+      </w:r>
+    </w:p>
+    <w:p>
+      <w:pPr/>
+      <w:r>
+        <w:rPr>
+          <w:b/>
+          <w:sz w:val="24"/>
+        </w:rPr>
+        <w:t>4.5 OOD Detection Analysis</w:t>
+      </w:r>
+    </w:p>
+    <w:p>
+      <w:pPr/>
+      <w:r>
+        <w:rPr>
+          <w:b w:val="0"/>
+          <w:sz w:val="24"/>
+        </w:rPr>
+        <w:t>The system implements an entropy-based out-of-distribution (OOD) guard: inputs whose softmax output entropy exceeds a threshold of H_threshold=0.75 are flagged as unrecognised and the diagnosis is withheld. Agent 3 evaluated two synthetic OOD inputs — uniform random noise and a blank grey image — to assess the guard's effectiveness.</w:t>
+      </w:r>
+    </w:p>
+    <w:p>
+      <w:pPr/>
+      <w:r>
+        <w:rPr>
+          <w:b w:val="0"/>
+          <w:sz w:val="24"/>
+        </w:rPr>
+        <w:t>The entropy-based OOD guard failed to flag either input. Uniform random noise produced a softmax entropy of 0.2843, well below the threshold of 0.75; the model assigned this input to class index 2 with a confidence of 83.5%. The blank grey image produced an entropy of 0.2984 with a top confidence of 81.5%, also below the threshold. Neither input was flagged (noise_flagged=False, grey_flagged=False). This constitutes a genuine empirical contradiction of the design intent: rather than producing high-entropy, low-confidence predictions on inputs entirely outside the training distribution, the model assigned confident, low-entropy disease predictions. For deployment in the field, this means that a farmer photographing a non-plant subject — a wall, their hand, or a blank surface — would receive a confident and incorrect disease diagnosis. A more robust OOD detection strategy is required before the system is deployed in production.</w:t>
+      </w:r>
+    </w:p>
+    <w:p>
+      <w:pPr/>
+      <w:r>
+        <w:rPr>
+          <w:b w:val="0"/>
+        </w:rPr>
+      </w:r>
+    </w:p>
+    <w:p>
+      <w:pPr/>
       <w:r>
         <w:br w:type="page"/>
       </w:r>
     </w:p>
     <w:p>
-      <w:pPr>
-        <w:jc w:val="both"/>
-      </w:pPr>
-      <w:r>
-        <w:rPr>
-          <w:rFonts w:ascii="Times New Roman" w:hAnsi="Times New Roman"/>
+      <w:pPr/>
+      <w:r>
+        <w:rPr>
           <w:b/>
           <w:sz w:val="36"/>
         </w:rPr>
@@ -22413,8 +24290,8 @@
       <w:pPr/>
       <w:r>
         <w:rPr>
-          <w:rFonts w:ascii="Times New Roman" w:hAnsi="Times New Roman"/>
           <w:b/>
+          <w:sz w:val="24"/>
         </w:rPr>
         <w:t>5.1 Discussion</w:t>
       </w:r>
@@ -22423,362 +24300,400 @@
       <w:pPr/>
       <w:r>
         <w:rPr>
-          <w:rFonts w:ascii="Times New Roman" w:hAnsi="Times New Roman"/>
           <w:b/>
+          <w:sz w:val="24"/>
         </w:rPr>
         <w:t>5.1.1 Classification Performance</w:t>
       </w:r>
     </w:p>
     <w:p>
-      <w:pPr>
-        <w:spacing w:line="360" w:lineRule="exact"/>
-      </w:pPr>
-      <w:r>
-        <w:rPr>
-          <w:rFonts w:ascii="Times New Roman" w:hAnsi="Times New Roman"/>
+      <w:pPr/>
+      <w:r>
+        <w:rPr>
           <w:b w:val="0"/>
-        </w:rPr>
-        <w:t>Madomasi achieved an overall test accuracy of 88.0% and a macro-F1 of 0.873 across ten tomato disease classes. For context, Mohanty et al. (2016) reported up to 99.35% accuracy on PlantVillage images using a deep CNN under controlled laboratory conditions; however, the same architecture was subsequently shown to drop to approximately 31.4% accuracy when tested on field-collected images — a dramatic generalisation failure attributable to domain shift between laboratory and real-world imaging conditions. The present study used the same controlled PlantVillage images, making the comparison with Mohanty et al. (2016) methodologically valid. The gap in peak accuracy (88.0% versus 99.35%) reflects the deliberate architectural trade-off made in selecting MobileNetV3Small: the lightweight backbone sacrifices some discriminative capacity in exchange for deployability on the Raspberry Pi 5 at a mean inference latency of 89.8 ms.</w:t>
-      </w:r>
-    </w:p>
-    <w:p>
-      <w:pPr>
-        <w:spacing w:line="360" w:lineRule="exact"/>
-      </w:pPr>
-      <w:r>
-        <w:rPr>
-          <w:rFonts w:ascii="Times New Roman" w:hAnsi="Times New Roman"/>
+          <w:sz w:val="24"/>
+        </w:rPr>
+        <w:t>Madomasi achieved 88.0% test accuracy and macro-F1 of 0.873 on the PlantVillage held-out test set across ten tomato disease classes. Mohanty et al. (2016) reported up to 99.35% accuracy on PlantVillage using GoogLeNet under the same controlled laboratory conditions, but noted a dramatic drop to approximately 31.4% on field images. This study uses the same controlled laboratory images, making the 88.0% figure directly comparable to the Mohanty et al. (2016) benchmark. The gap of approximately eleven percentage points reflects the MobileNetV3Small architectural trade-off: lower peak accuracy in exchange for deployability on a Raspberry Pi 5 at 83.72 ms mean latency and an 11.41 MB model footprint. For Zimbabwean smallholder farmers, the practical benefits of offline capability and low-cost hardware are of greater operational value than marginal accuracy improvements that would require GPU-scale cloud infrastructure.</w:t>
+      </w:r>
+    </w:p>
+    <w:p>
+      <w:pPr/>
+      <w:r>
+        <w:rPr>
           <w:b w:val="0"/>
         </w:rPr>
-        <w:t>The Early Blight confusion pattern — recall of 46.4%, with misclassifications distributed across Septoria Leaf Spot (17 instances), Late Blight (14), and Target Spot (8) — is consistent with the known taxonomic ambiguity between these conditions. Barbedo (2018) identified circular necrotic lesions as one of the most challenging visual patterns in plant disease classification, precisely because multiple distinct pathogens produce superficially similar phenotypic expressions at the leaf surface. The high precision of Early Blight (96.2%) provides partial mitigation: when the model commits to predicting Early Blight, it is almost always correct. In practical field deployment, this means Early Blight is more likely to be missed (false negative) than falsely diagnosed (false positive), which is arguably the less harmful failure mode for an advisory system that complements rather than replaces agronomist assessment.</w:t>
       </w:r>
     </w:p>
     <w:p>
       <w:pPr/>
       <w:r>
         <w:rPr>
-          <w:rFonts w:ascii="Times New Roman" w:hAnsi="Times New Roman"/>
           <w:b/>
+          <w:sz w:val="24"/>
         </w:rPr>
         <w:t>5.1.2 Fine-Tuning Divergence</w:t>
       </w:r>
     </w:p>
     <w:p>
-      <w:pPr>
-        <w:spacing w:line="360" w:lineRule="exact"/>
-      </w:pPr>
-      <w:r>
-        <w:rPr>
-          <w:rFonts w:ascii="Times New Roman" w:hAnsi="Times New Roman"/>
+      <w:pPr/>
+      <w:r>
+        <w:rPr>
           <w:b w:val="0"/>
-        </w:rPr>
-        <w:t>A key empirical finding of this study is that Stage 2 fine-tuning caused immediate and monotonic divergence of the validation loss despite the use of a conservative learning rate of 0.0001 — one-tenth of the Stage 1 learning rate. Validation loss increased from 0.340 at epoch 1 to 0.603 at epoch 4, whilst training loss fell continuously, indicating that the model was overfitting to the training partition as soon as backbone weights were unfrozen. Yosinski et al. (2014) demonstrated that the transferability of features in deep networks diminishes as the target domain diverges from the source domain; however, plant disease classification on PlantVillage images is generally considered a relatively transfer-friendly target for ImageNet features, suggesting that dataset size rather than domain distance is the primary constraint here. With approximately 7,700 training images distributed across ten classes, the training partition may be insufficient to support unconstrained fine-tuning of all backbone parameters without aggressive regularisation. Future work should explore quantisation-aware training (Jacob et al., 2018), layer-by-layer gradual unfreezing, and a reduced learning rate of 1e-5 to address this divergence.</w:t>
+          <w:sz w:val="24"/>
+        </w:rPr>
+        <w:t>The immediate divergence of Stage 2 fine-tuning is the most significant empirical finding of the training phase. Despite a learning rate of 0.0001 — ten times lower than Stage 1 — validation loss increased monotonically across all four epochs (0.340 → 0.479 → 0.561 → 0.603). The training accuracy beginning at only 30.0% in epoch 1 of Stage 2 indicates that unfreezing the backbone caused catastrophic interference: gradient updates disrupted the ImageNet-learned feature representations that Stage 1 depended on. This is consistent with Yosinski et al. (2014), who showed that lower layers of CNNs trained on ImageNet are broadly transferable but sensitive to destructive fine-tuning at inappropriate learning rates. The EarlyStopping mechanism correctly halted training after epoch 4 and restored the best checkpoint from epoch 1 (val_acc=89.3%). Future work should explore layer-by-layer gradual unfreezing and a learning rate of 1e-5 or lower.</w:t>
       </w:r>
     </w:p>
     <w:p>
       <w:pPr/>
       <w:r>
         <w:rPr>
-          <w:rFonts w:ascii="Times New Roman" w:hAnsi="Times New Roman"/>
+          <w:b w:val="0"/>
+        </w:rPr>
+      </w:r>
+    </w:p>
+    <w:p>
+      <w:pPr/>
+      <w:r>
+        <w:rPr>
           <w:b/>
-        </w:rPr>
-        <w:t>5.1.3 Explainability</w:t>
-      </w:r>
-    </w:p>
-    <w:p>
-      <w:pPr>
-        <w:spacing w:line="360" w:lineRule="exact"/>
-      </w:pPr>
-      <w:r>
-        <w:rPr>
-          <w:rFonts w:ascii="Times New Roman" w:hAnsi="Times New Roman"/>
+          <w:sz w:val="24"/>
+        </w:rPr>
+        <w:t>5.1.3 OOD Guard Limitations</w:t>
+      </w:r>
+    </w:p>
+    <w:p>
+      <w:pPr/>
+      <w:r>
+        <w:rPr>
           <w:b w:val="0"/>
-        </w:rPr>
-        <w:t>Grad-CAM overlays (Selvaraju et al., 2017) were implemented to localise the image regions most influential to each classification decision. Visual inspection of these overlays during testing confirmed that activation regions corresponded to disease-relevant areas of the leaf — lesion sites, discolouration patterns, and affected vascular tissue — rather than artefacts of the background or imaging conditions. This aligns with the recommendation by Holzinger et al. (2019) that artificial intelligence systems deployed in high-stakes agricultural and health-related domains should provide human-interpretable explanations alongside quantitative predictions, so that domain experts can audit and override model outputs. The integration of Grad-CAM into the Streamlit interface means that the explanatory overlay is presented alongside the disease label and confidence score at inference time.</w:t>
+          <w:sz w:val="24"/>
+        </w:rPr>
+        <w:t>The empirical results from Agent 3 (Section 4.5) reveal a critical weakness in the entropy-based OOD guard. The threshold of H_threshold=0.75 failed to detect either uniform random noise (entropy=0.2843, confidence=83.5%) or a blank grey image (entropy=0.2984, confidence=81.5%). Both inputs received confident, low-entropy disease predictions — the opposite of the high-entropy, low-confidence response expected from a well-calibrated model encountering out-of-distribution inputs. This suggests that the model has learned features that produce confidently wrong predictions on inputs entirely outside the training distribution. For field deployment, this means that a farmer photographing a non-leaf surface would receive a confident and incorrect disease diagnosis, potentially triggering unnecessary and costly treatment. A more robust OOD approach — such as temperature scaling (Guo et al., 2017), Monte Carlo Dropout, or training on negative (non-leaf) examples — is needed before production deployment.</w:t>
       </w:r>
     </w:p>
     <w:p>
       <w:pPr/>
       <w:r>
         <w:rPr>
-          <w:rFonts w:ascii="Times New Roman" w:hAnsi="Times New Roman"/>
+          <w:b w:val="0"/>
+        </w:rPr>
+      </w:r>
+    </w:p>
+    <w:p>
+      <w:pPr/>
+      <w:r>
+        <w:rPr>
           <w:b/>
-        </w:rPr>
-        <w:t>5.1.4 Edge Deployment</w:t>
-      </w:r>
-    </w:p>
-    <w:p>
-      <w:pPr>
-        <w:spacing w:line="360" w:lineRule="exact"/>
-      </w:pPr>
-      <w:r>
-        <w:rPr>
-          <w:rFonts w:ascii="Times New Roman" w:hAnsi="Times New Roman"/>
+          <w:sz w:val="24"/>
+        </w:rPr>
+        <w:t>5.1.4 Edge Deployment Performance</w:t>
+      </w:r>
+    </w:p>
+    <w:p>
+      <w:pPr/>
+      <w:r>
+        <w:rPr>
           <w:b w:val="0"/>
-        </w:rPr>
-        <w:t>The mean inference latency of 89.8 ms on the Raspberry Pi 5 in float32 precision demonstrates that MobileNetV3Small can deliver interactive-speed predictions on commodity edge hardware without GPU acceleration. The 11.4 MB model file occupies less than 0.3% of the Raspberry Pi 5's 4 GB RAM, leaving ample headroom for the Streamlit application server, OpenCV webcam capture pipeline, and background monitoring processes. No INT8 TFLite model was produced in this study run; quantisation is expected to reduce model size to approximately 2.5 MB and further reduce latency, though a quantisation accuracy gap would need to be characterised before deployment (Limitation 5, Section 3.9).</w:t>
+          <w:sz w:val="24"/>
+        </w:rPr>
+        <w:t>The TFLite INT8 model achieves 6.06 ms mean inference latency — 13.82× faster than the float32 Keras model (83.72 ms) — while compressing from 11.41 MB to 1.08 MB (10.6× reduction). Both latencies satisfy the 200 ms interactive response budget; the TFLite model's 6.06 ms latency enables genuinely real-time continuous scanning during crop inspection. Post-training dynamic-range quantisation achieved this improvement without accuracy-aware retraining. Jacob et al. (2018) demonstrated that post-training quantisation of MobileNet-family models typically preserves accuracy within 1–2 percentage points; the accuracy gap for this specific model was not formally measured in this study and remains future work.</w:t>
       </w:r>
     </w:p>
     <w:p>
       <w:pPr/>
       <w:r>
         <w:rPr>
-          <w:rFonts w:ascii="Times New Roman" w:hAnsi="Times New Roman"/>
+          <w:b w:val="0"/>
+        </w:rPr>
+      </w:r>
+    </w:p>
+    <w:p>
+      <w:pPr/>
+      <w:r>
+        <w:rPr>
           <w:b/>
-        </w:rPr>
-        <w:t>5.1.5 Comparison with Hardware Alternatives</w:t>
-      </w:r>
-    </w:p>
-    <w:p>
-      <w:pPr>
-        <w:spacing w:line="360" w:lineRule="exact"/>
-      </w:pPr>
-      <w:r>
-        <w:rPr>
-          <w:rFonts w:ascii="Times New Roman" w:hAnsi="Times New Roman"/>
+          <w:sz w:val="24"/>
+        </w:rPr>
+        <w:t>5.1.5 Hardware Platform Justification</w:t>
+      </w:r>
+    </w:p>
+    <w:p>
+      <w:pPr/>
+      <w:r>
+        <w:rPr>
           <w:b w:val="0"/>
-        </w:rPr>
-        <w:t>The Raspberry Pi 5 was selected over competing edge platforms on the basis of cost, capability, and ecosystem support. The NVIDIA Jetson Nano, reviewed in Section 2.2.2, provides a 128-core GPU and would likely reduce inference latency substantially, but its price of approximately USD 950 places it beyond the budget of Zimbabwean smallholder operations. At the other extreme, the STM32N6 microcontroller (USD 21) integrates a dedicated neural processing unit capable of 600 GOPS; however, its 2 MB RAM is insufficient to load the MobileNetV3Small model, even in INT8 format, without aggressive model surgery. The Raspberry Pi 5 at approximately USD 150 strikes a practical balance: sufficient RAM and CPU performance to run float32 inference at interactive speed, a mature Python ecosystem that accommodates TensorFlow, Streamlit, and OpenCV without cross-compilation, and a total deployed system cost (including camera module, power supply, and ancillaries) within the project budget of USD 114.50 as documented in Table 1.4.1.</w:t>
+          <w:sz w:val="24"/>
+        </w:rPr>
+        <w:t>The Raspberry Pi 5 was selected as the target deployment platform after comparison with alternative edge computing hardware. At approximately USD 150, the Pi 5 provides a full Linux stack supporting Docker containerisation and TensorFlow, achieving 6.06 ms TFLite inference at 1.08 MB model size. The NVIDIA Jetson Nano (approximately USD 950) offers GPU acceleration that is unnecessary given that the target latency is already achieved without GPU on the Pi 5, and its cost is prohibitive for smallholder deployment at scale in Zimbabwe. The STM32N6 microcontroller (approximately USD 21) provides an integrated NPU but only 2 MB of RAM, which is insufficient to load MobileNetV3Small. The Raspberry Pi 5 at USD 150 therefore represents the optimal operating point: affordable, readily available through local electronics suppliers, and providing sufficient compute for the inference task with meaningful headroom.</w:t>
       </w:r>
     </w:p>
     <w:p>
       <w:pPr/>
       <w:r>
         <w:rPr>
-          <w:rFonts w:ascii="Times New Roman" w:hAnsi="Times New Roman"/>
+          <w:b w:val="0"/>
+        </w:rPr>
+      </w:r>
+    </w:p>
+    <w:p>
+      <w:pPr/>
+      <w:r>
+        <w:rPr>
           <w:b/>
+          <w:sz w:val="24"/>
         </w:rPr>
         <w:t>5.2 Limitations</w:t>
       </w:r>
     </w:p>
     <w:p>
-      <w:pPr>
-        <w:spacing w:line="360" w:lineRule="exact"/>
-      </w:pPr>
-      <w:r>
-        <w:rPr>
-          <w:rFonts w:ascii="Times New Roman" w:hAnsi="Times New Roman"/>
+      <w:pPr/>
+      <w:r>
+        <w:rPr>
           <w:b w:val="0"/>
-        </w:rPr>
-        <w:t>The principal limitations of this study are documented in full in Section 3.9 of Chapter 3. In summary, they encompass: the dependence of the GrabCut segmentation pipeline on image quality; HSV-based leaf detection failing on heavily diseased or yellowing leaves; single-frame single-label inference being inadequate for co-occurring infections; the empirically-set OOD entropy threshold of 0.75 not having been validated on a representative OOD corpus; the unquantified accuracy gap between the float32 and INT8 TFLite models; thermal throttling of the Raspberry Pi 5 during on-device training; and the laboratory dataset domain gap, which means performance on field-collected images from Zimbabwe cannot be directly inferred from the PlantVillage test results.</w:t>
+          <w:sz w:val="24"/>
+        </w:rPr>
+        <w:t>The limitations of this implementation are documented in full in Section 3.9 of Chapter 3. The most significant finding to emerge during evaluation — not anticipated at methodology design time — is the failure of the entropy-based OOD guard to detect non-plant inputs, as reported in Section 4.5. Uniform random noise and blank grey images both received confident disease predictions (confidence 83.5% and 81.5% respectively) that fell below the entropy threshold of 0.75. This represents a deployment safety concern of sufficient severity that it must be resolved before the system is used in the field. Additional limitations include the exclusive use of PlantVillage laboratory images, which may not generalise to field conditions; the absence of a formal quantisation accuracy gap measurement; and the absence of real Zimbabwean field images in the training data.</w:t>
       </w:r>
     </w:p>
     <w:p>
       <w:pPr/>
       <w:r>
         <w:rPr>
-          <w:rFonts w:ascii="Times New Roman" w:hAnsi="Times New Roman"/>
+          <w:b w:val="0"/>
+        </w:rPr>
+      </w:r>
+    </w:p>
+    <w:p>
+      <w:pPr/>
+      <w:r>
+        <w:rPr>
           <w:b/>
+          <w:sz w:val="24"/>
         </w:rPr>
         <w:t>5.3 Future Work</w:t>
       </w:r>
     </w:p>
     <w:p>
-      <w:pPr>
-        <w:spacing w:line="360" w:lineRule="exact"/>
-      </w:pPr>
-      <w:r>
-        <w:rPr>
-          <w:rFonts w:ascii="Times New Roman" w:hAnsi="Times New Roman"/>
+      <w:pPr/>
+      <w:r>
+        <w:rPr>
           <w:b w:val="0"/>
-        </w:rPr>
-        <w:t>Seven directions for future work are identified on the basis of the empirical findings and limitations documented in this study:</w:t>
-      </w:r>
-    </w:p>
-    <w:p>
-      <w:pPr>
-        <w:spacing w:line="360" w:lineRule="exact"/>
-      </w:pPr>
-      <w:r>
-        <w:rPr>
-          <w:rFonts w:ascii="Times New Roman" w:hAnsi="Times New Roman"/>
+          <w:sz w:val="24"/>
+        </w:rPr>
+        <w:t>Eight directions for future work are identified on the basis of the empirical findings and limitations of this study:</w:t>
+      </w:r>
+    </w:p>
+    <w:p>
+      <w:pPr/>
+      <w:r>
+        <w:rPr>
+          <w:b w:val="0"/>
+        </w:rPr>
+      </w:r>
+    </w:p>
+    <w:p>
+      <w:pPr/>
+      <w:r>
+        <w:rPr>
           <w:b/>
-        </w:rPr>
-        <w:t>1. INT8 TFLite Quantisation.</w:t>
-      </w:r>
-      <w:r>
-        <w:rPr>
-          <w:rFonts w:ascii="Times New Roman" w:hAnsi="Times New Roman"/>
+          <w:sz w:val="24"/>
+        </w:rPr>
+        <w:t xml:space="preserve">1. OOD Robustness: </w:t>
+      </w:r>
+      <w:r>
+        <w:rPr>
           <w:b w:val="0"/>
-        </w:rPr>
-        <w:t xml:space="preserve"> Post-training INT8 quantisation was not completed in this study run. Converting fine_tuned.keras to a TFLite INT8 model via tf.lite.TFLiteConverter is expected to reduce the model from 11.4 MB to approximately 2.5 MB and reduce mean inference latency on the Raspberry Pi 5, at a quantisation accuracy cost that must be characterised before deployment.</w:t>
-      </w:r>
-    </w:p>
-    <w:p>
-      <w:pPr>
-        <w:spacing w:line="360" w:lineRule="exact"/>
-      </w:pPr>
-      <w:r>
-        <w:rPr>
-          <w:rFonts w:ascii="Times New Roman" w:hAnsi="Times New Roman"/>
+          <w:sz w:val="24"/>
+        </w:rPr>
+        <w:t>Replace entropy thresholding with temperature scaling or train on negative (non-leaf) examples. The entropy guard failure discovered in Section 4.5 — where the model assigned 83.5% confidence to uniform random noise — is the highest-priority fix before field deployment.</w:t>
+      </w:r>
+    </w:p>
+    <w:p>
+      <w:pPr/>
+      <w:r>
+        <w:rPr>
           <w:b/>
-        </w:rPr>
-        <w:t>2. Quantisation-Aware Training.</w:t>
-      </w:r>
-      <w:r>
-        <w:rPr>
-          <w:rFonts w:ascii="Times New Roman" w:hAnsi="Times New Roman"/>
+          <w:sz w:val="24"/>
+        </w:rPr>
+        <w:t xml:space="preserve">2. INT8 Accuracy Measurement: </w:t>
+      </w:r>
+      <w:r>
+        <w:rPr>
           <w:b w:val="0"/>
-        </w:rPr>
-        <w:t xml:space="preserve"> To mitigate the accuracy loss incurred by post-training quantisation, quantisation-aware training (Jacob et al., 2018) should be applied during Stage 1 or Stage 2, allowing the model to adapt its weight distributions to integer arithmetic constraints during the learning process rather than as a post-hoc approximation.</w:t>
-      </w:r>
-    </w:p>
-    <w:p>
-      <w:pPr>
-        <w:spacing w:line="360" w:lineRule="exact"/>
-      </w:pPr>
-      <w:r>
-        <w:rPr>
-          <w:rFonts w:ascii="Times New Roman" w:hAnsi="Times New Roman"/>
+          <w:sz w:val="24"/>
+        </w:rPr>
+        <w:t>Formally evaluate the TFLite INT8 model on the held-out test set to quantify the quantisation accuracy gap relative to the float32 Keras model.</w:t>
+      </w:r>
+    </w:p>
+    <w:p>
+      <w:pPr/>
+      <w:r>
+        <w:rPr>
           <w:b/>
-        </w:rPr>
-        <w:t>3. Addressing Fine-Tuning Divergence.</w:t>
-      </w:r>
-      <w:r>
-        <w:rPr>
-          <w:rFonts w:ascii="Times New Roman" w:hAnsi="Times New Roman"/>
+          <w:sz w:val="24"/>
+        </w:rPr>
+        <w:t xml:space="preserve">3. Quantisation-Aware Training (QAT): </w:t>
+      </w:r>
+      <w:r>
+        <w:rPr>
           <w:b w:val="0"/>
-        </w:rPr>
-        <w:t xml:space="preserve"> The immediate validation loss divergence observed in Stage 2 should be investigated by reducing the fine-tuning learning rate to 1e-5, applying layer-by-layer gradual unfreezing (training from the classification head toward the backbone in stages), and increasing the Dropout rate to 0.5 or above to provide stronger regularisation against overfitting to the small training partition.</w:t>
-      </w:r>
-    </w:p>
-    <w:p>
-      <w:pPr>
-        <w:spacing w:line="360" w:lineRule="exact"/>
-      </w:pPr>
-      <w:r>
-        <w:rPr>
-          <w:rFonts w:ascii="Times New Roman" w:hAnsi="Times New Roman"/>
+          <w:sz w:val="24"/>
+        </w:rPr>
+        <w:t>Insert fake-quantisation nodes during training to recover accuracy lost during post-training quantisation, following the approach of Jacob et al. (2018).</w:t>
+      </w:r>
+    </w:p>
+    <w:p>
+      <w:pPr/>
+      <w:r>
+        <w:rPr>
           <w:b/>
-        </w:rPr>
-        <w:t>4. Field Image Collection and Domain Adaptation.</w:t>
-      </w:r>
-      <w:r>
-        <w:rPr>
-          <w:rFonts w:ascii="Times New Roman" w:hAnsi="Times New Roman"/>
+          <w:sz w:val="24"/>
+        </w:rPr>
+        <w:t xml:space="preserve">4. Fine-Tuning with Gradual Unfreezing: </w:t>
+      </w:r>
+      <w:r>
+        <w:rPr>
           <w:b w:val="0"/>
-        </w:rPr>
-        <w:t xml:space="preserve"> The PlantVillage dataset consists exclusively of laboratory-captured images with plain backgrounds; performance on field images taken in Zimbabwe is unknown. Future work should collect a domain-specific image set under realistic field conditions and apply domain adaptation techniques to bridge the distribution gap.</w:t>
-      </w:r>
-    </w:p>
-    <w:p>
-      <w:pPr>
-        <w:spacing w:line="360" w:lineRule="exact"/>
-      </w:pPr>
-      <w:r>
-        <w:rPr>
-          <w:rFonts w:ascii="Times New Roman" w:hAnsi="Times New Roman"/>
+          <w:sz w:val="24"/>
+        </w:rPr>
+        <w:t>Address Stage 2 validation divergence by progressively unfreezing backbone layers from top to bottom at a learning rate of 1e-5 or lower, following Yosinski et al. (2014).</w:t>
+      </w:r>
+    </w:p>
+    <w:p>
+      <w:pPr/>
+      <w:r>
+        <w:rPr>
           <w:b/>
-        </w:rPr>
-        <w:t>5. Multi-Label Classification.</w:t>
-      </w:r>
-      <w:r>
-        <w:rPr>
-          <w:rFonts w:ascii="Times New Roman" w:hAnsi="Times New Roman"/>
+          <w:sz w:val="24"/>
+        </w:rPr>
+        <w:t xml:space="preserve">5. Field Image Collection: </w:t>
+      </w:r>
+      <w:r>
+        <w:rPr>
           <w:b w:val="0"/>
-        </w:rPr>
-        <w:t xml:space="preserve"> Co-occurring infections — where a single leaf exhibits symptoms of more than one disease — are not captured by the current single-label softmax head. Replacing the output layer with a sigmoid-activated multi-label head trained with binary cross-entropy loss would enable simultaneous detection of multiple diseases.</w:t>
-      </w:r>
-    </w:p>
-    <w:p>
-      <w:pPr>
-        <w:spacing w:line="360" w:lineRule="exact"/>
-      </w:pPr>
-      <w:r>
-        <w:rPr>
-          <w:rFonts w:ascii="Times New Roman" w:hAnsi="Times New Roman"/>
+          <w:sz w:val="24"/>
+        </w:rPr>
+        <w:t>Acquire Zimbabwe-specific field images of tomato diseases under real lighting and growth conditions, and apply domain adaptation techniques to improve generalisation from PlantVillage laboratory images.</w:t>
+      </w:r>
+    </w:p>
+    <w:p>
+      <w:pPr/>
+      <w:r>
+        <w:rPr>
           <w:b/>
-        </w:rPr>
-        <w:t>6. Local Language Support.</w:t>
-      </w:r>
-      <w:r>
-        <w:rPr>
-          <w:rFonts w:ascii="Times New Roman" w:hAnsi="Times New Roman"/>
+          <w:sz w:val="24"/>
+        </w:rPr>
+        <w:t xml:space="preserve">6. Multi-Label Classification: </w:t>
+      </w:r>
+      <w:r>
+        <w:rPr>
           <w:b w:val="0"/>
-        </w:rPr>
-        <w:t xml:space="preserve"> Diagnosis output is currently rendered in English. Adding Shona and Ndebele language options for labels, confidence explanations, and recommended interventions would improve accessibility for smallholder farmers in Zimbabwe.</w:t>
-      </w:r>
-    </w:p>
-    <w:p>
-      <w:pPr>
-        <w:spacing w:line="360" w:lineRule="exact"/>
-      </w:pPr>
-      <w:r>
-        <w:rPr>
-          <w:rFonts w:ascii="Times New Roman" w:hAnsi="Times New Roman"/>
+          <w:sz w:val="24"/>
+        </w:rPr>
+        <w:t>Extend the model to a sigmoid output head with binary cross-entropy loss to handle co-occurring disease conditions where a single leaf exhibits symptoms of multiple diseases simultaneously.</w:t>
+      </w:r>
+    </w:p>
+    <w:p>
+      <w:pPr/>
+      <w:r>
+        <w:rPr>
           <w:b/>
-        </w:rPr>
-        <w:t>7. Federated Learning.</w:t>
-      </w:r>
-      <w:r>
-        <w:rPr>
-          <w:rFonts w:ascii="Times New Roman" w:hAnsi="Times New Roman"/>
+          <w:sz w:val="24"/>
+        </w:rPr>
+        <w:t xml:space="preserve">7. Local Language Support: </w:t>
+      </w:r>
+      <w:r>
+        <w:rPr>
           <w:b w:val="0"/>
-        </w:rPr>
-        <w:t xml:space="preserve"> Distributing model training across multiple Raspberry Pi 5 devices deployed at different farms — aggregating gradient updates without sharing raw images — would enable continuous model improvement whilst preserving data privacy and reducing reliance on centralised internet connectivity.</w:t>
+          <w:sz w:val="24"/>
+        </w:rPr>
+        <w:t>Integrate Shona and Ndebele text for diagnosis outputs and treatment recommendations to improve accessibility for smallholder farmers in Zimbabwe.</w:t>
       </w:r>
     </w:p>
     <w:p>
       <w:pPr/>
       <w:r>
         <w:rPr>
-          <w:rFonts w:ascii="Times New Roman" w:hAnsi="Times New Roman"/>
           <w:b/>
+          <w:sz w:val="24"/>
+        </w:rPr>
+        <w:t xml:space="preserve">8. Federated Learning: </w:t>
+      </w:r>
+      <w:r>
+        <w:rPr>
+          <w:b w:val="0"/>
+          <w:sz w:val="24"/>
+        </w:rPr>
+        <w:t>Enable collaborative model improvement across farming communities by training on locally collected images at each site without centralising images, using federated learning to aggregate model updates.</w:t>
+      </w:r>
+    </w:p>
+    <w:p>
+      <w:pPr/>
+      <w:r>
+        <w:rPr>
+          <w:b w:val="0"/>
+        </w:rPr>
+      </w:r>
+    </w:p>
+    <w:p>
+      <w:pPr/>
+      <w:r>
+        <w:rPr>
+          <w:b/>
+          <w:sz w:val="24"/>
         </w:rPr>
         <w:t>5.4 Conclusion</w:t>
       </w:r>
     </w:p>
     <w:p>
-      <w:pPr>
-        <w:spacing w:line="360" w:lineRule="exact"/>
-      </w:pPr>
-      <w:r>
-        <w:rPr>
-          <w:rFonts w:ascii="Times New Roman" w:hAnsi="Times New Roman"/>
+      <w:pPr/>
+      <w:r>
+        <w:rPr>
           <w:b w:val="0"/>
-        </w:rPr>
-        <w:t>Madomasi achieved 88.0% overall test accuracy and a macro-F1 score of 0.873 across ten tomato disease classes using MobileNetV3Small transfer learning on the PlantVillage dataset. Eight of the ten classes exceeded an F1-score of 0.80; the primary failure mode — Early Blight confusion with Septoria Leaf Spot, Late Blight, and Target Spot — reflects the well-documented taxonomic ambiguity between diseases that produce circular necrotic lesion patterns, as identified by Barbedo (2018). Inference runs at a mean latency of 89.8 ms on the Raspberry Pi 5 in float32 precision, within the interactive response budget for field use. The 11.4 MB model fits comfortably within the device's 4 GB RAM alongside the full Streamlit application stack.</w:t>
-      </w:r>
-    </w:p>
-    <w:p>
-      <w:pPr>
-        <w:spacing w:line="360" w:lineRule="exact"/>
-      </w:pPr>
-      <w:r>
-        <w:rPr>
-          <w:rFonts w:ascii="Times New Roman" w:hAnsi="Times New Roman"/>
+          <w:sz w:val="24"/>
+        </w:rPr>
+        <w:t>Madomasi achieved 88.0% test accuracy and macro-F1 of 0.873 across ten tomato disease classes on the PlantVillage benchmark using MobileNetV3Small transfer learning deployed on a Raspberry Pi 5. Eight of ten classes exceeded F1=0.80; the primary failure mode — Early Blight confusion with morphologically similar lesion diseases (Septoria, Late Blight, Target Spot) — reflects known taxonomic ambiguity arising from overlapping circular necrotic lesion morphology (Barbedo, 2018). The TFLite INT8 model achieves 6.06 ms mean inference latency at 1.08 MB — a 13.82× latency improvement and 10.6× size reduction over the float32 Keras model (83.72 ms, 11.41 MB).</w:t>
+      </w:r>
+    </w:p>
+    <w:p>
+      <w:pPr/>
+      <w:r>
+        <w:rPr>
           <w:b w:val="0"/>
-        </w:rPr>
-        <w:t>The system packages the trained model inside a Streamlit interface providing real-time disease diagnosis, Grad-CAM explainability overlays, a training pipeline management interface, and a production monitoring dashboard with hardware telemetry and drift detection. A key empirical finding is that Stage 2 fine-tuning caused immediate validation loss divergence despite a conservative learning rate of 0.0001, suggesting that for this dataset size the frozen-backbone Stage 1 model represents a near-optimal operating point. EarlyStopping correctly identified this failure mode and preserved the best achievable checkpoint.</w:t>
-      </w:r>
-    </w:p>
-    <w:p>
-      <w:pPr>
-        <w:spacing w:line="360" w:lineRule="exact"/>
-      </w:pPr>
-      <w:r>
-        <w:rPr>
-          <w:rFonts w:ascii="Times New Roman" w:hAnsi="Times New Roman"/>
+          <w:sz w:val="24"/>
+        </w:rPr>
+        <w:t>Two empirical findings are of particular significance for the field of agricultural AI on edge hardware. First, Stage 2 fine-tuning caused immediate validation divergence despite a carefully reduced learning rate, indicating that for this dataset size and architecture the frozen-backbone Stage 1 model represents a near-optimal operating point and that standard fine-tuning must be approached with gradual unfreezing strategies. Second, the entropy-based OOD guard failed to detect clearly non-plant inputs — uniform random noise and blank grey images — both of which received confident disease predictions below the entropy threshold. This constitutes a deployment safety gap requiring resolution before field use.</w:t>
+      </w:r>
+    </w:p>
+    <w:p>
+      <w:pPr/>
+      <w:r>
+        <w:rPr>
           <w:b w:val="0"/>
-        </w:rPr>
-        <w:t>These results demonstrate that research-grade computer vision can be translated into a usable diagnostic tool within the resource and cost constraints typical of agricultural AI deployment in Zimbabwe. The Raspberry Pi 5, at a total system cost within USD 150, provides sufficient computational capacity to deliver interactive-speed inference without GPU acceleration, making the Madomasi architecture a viable foundation for field-deployable plant disease diagnosis tools in low-resource settings.</w:t>
+          <w:sz w:val="24"/>
+        </w:rPr>
+        <w:t>The system packages the trained model within a Streamlit web interface providing real-time disease diagnosis, Grad-CAM explainability overlays, training pipeline management, and inference drift monitoring — demonstrating that research-grade computer vision can be translated into a usable diagnostic tool within the resource and cost constraints of Zimbabwean agricultural AI deployment. The TFLite model's 6.06 ms latency and 1.08 MB footprint confirm the feasibility of offline, on-device tomato disease diagnosis for smallholder farmers without reliable internet access.</w:t>
       </w:r>
     </w:p>
     <w:p>
       <w:pPr/>
-    </w:p>
-    <w:p>
+      <w:r>
+        <w:rPr>
+          <w:b w:val="0"/>
+        </w:rPr>
+      </w:r>
+    </w:p>
+    <w:p>
+      <w:pPr/>
       <w:r>
         <w:br w:type="page"/>
       </w:r>
     </w:p>
     <w:p>
-      <w:pPr>
-        <w:jc w:val="both"/>
-      </w:pPr>
-      <w:r>
-        <w:rPr>
-          <w:rFonts w:ascii="Times New Roman" w:hAnsi="Times New Roman"/>
+      <w:pPr/>
+      <w:r>
+        <w:rPr>
           <w:b/>
           <w:sz w:val="36"/>
         </w:rPr>
@@ -22786,123 +24701,131 @@
       </w:r>
     </w:p>
     <w:p>
-      <w:pPr>
-        <w:spacing w:line="360" w:lineRule="exact"/>
-      </w:pPr>
-      <w:r>
-        <w:rPr>
-          <w:rFonts w:ascii="Times New Roman" w:hAnsi="Times New Roman"/>
+      <w:pPr/>
+      <w:r>
+        <w:rPr>
           <w:b w:val="0"/>
         </w:rPr>
+      </w:r>
+    </w:p>
+    <w:p>
+      <w:pPr/>
+      <w:r>
+        <w:rPr>
+          <w:b w:val="0"/>
+          <w:sz w:val="24"/>
+        </w:rPr>
         <w:t>Akintola, K.G. et al. (2025) 'Convolutional neural networks for agricultural disease detection', Computers and Electronics in Agriculture.</w:t>
       </w:r>
     </w:p>
     <w:p>
-      <w:pPr>
-        <w:spacing w:line="360" w:lineRule="exact"/>
-      </w:pPr>
-      <w:r>
-        <w:rPr>
-          <w:rFonts w:ascii="Times New Roman" w:hAnsi="Times New Roman"/>
+      <w:pPr/>
+      <w:r>
+        <w:rPr>
           <w:b w:val="0"/>
+          <w:sz w:val="24"/>
         </w:rPr>
         <w:t>Barbedo, J.G.A. (2018) 'Factors influencing the use of deep learning for plant disease recognition', Biosystems Engineering, 172, pp. 84–91.</w:t>
       </w:r>
     </w:p>
     <w:p>
-      <w:pPr>
-        <w:spacing w:line="360" w:lineRule="exact"/>
-      </w:pPr>
-      <w:r>
-        <w:rPr>
-          <w:rFonts w:ascii="Times New Roman" w:hAnsi="Times New Roman"/>
+      <w:pPr/>
+      <w:r>
+        <w:rPr>
           <w:b w:val="0"/>
+          <w:sz w:val="24"/>
         </w:rPr>
         <w:t>Holzinger, A. et al. (2019) 'Causability and explainability of artificial intelligence in medicine', WIREs Data Mining and Knowledge Discovery, 9(4), e1312.</w:t>
       </w:r>
     </w:p>
     <w:p>
-      <w:pPr>
-        <w:spacing w:line="360" w:lineRule="exact"/>
-      </w:pPr>
-      <w:r>
-        <w:rPr>
-          <w:rFonts w:ascii="Times New Roman" w:hAnsi="Times New Roman"/>
+      <w:pPr/>
+      <w:r>
+        <w:rPr>
           <w:b w:val="0"/>
+          <w:sz w:val="24"/>
         </w:rPr>
         <w:t>Howard, A. et al. (2019) 'Searching for MobileNetV3', Proceedings of the IEEE/CVF International Conference on Computer Vision, pp. 1314–1324.</w:t>
       </w:r>
     </w:p>
     <w:p>
-      <w:pPr>
-        <w:spacing w:line="360" w:lineRule="exact"/>
-      </w:pPr>
-      <w:r>
-        <w:rPr>
-          <w:rFonts w:ascii="Times New Roman" w:hAnsi="Times New Roman"/>
+      <w:pPr/>
+      <w:r>
+        <w:rPr>
           <w:b w:val="0"/>
-        </w:rPr>
-        <w:t>Hughes, D. and Salathe, M. (2015) 'An open access repository of images on plant health to enable the development of mobile disease diagnostics', arXiv preprint, arXiv:1511.08060.</w:t>
-      </w:r>
-    </w:p>
-    <w:p>
-      <w:pPr>
-        <w:spacing w:line="360" w:lineRule="exact"/>
-      </w:pPr>
-      <w:r>
-        <w:rPr>
-          <w:rFonts w:ascii="Times New Roman" w:hAnsi="Times New Roman"/>
+          <w:sz w:val="24"/>
+        </w:rPr>
+        <w:t>Hughes, D. and Salathé, M. (2015) 'An open access repository of images on plant health to enable the development of mobile disease diagnostics', arXiv preprint, arXiv:1511.08060.</w:t>
+      </w:r>
+    </w:p>
+    <w:p>
+      <w:pPr/>
+      <w:r>
+        <w:rPr>
           <w:b w:val="0"/>
+          <w:sz w:val="24"/>
         </w:rPr>
         <w:t>Jacob, B. et al. (2018) 'Quantization and training of neural networks for efficient integer-arithmetic-only inference', Proceedings of the IEEE Conference on Computer Vision and Pattern Recognition, pp. 2704–2713.</w:t>
       </w:r>
     </w:p>
     <w:p>
-      <w:pPr>
-        <w:spacing w:line="360" w:lineRule="exact"/>
-      </w:pPr>
-      <w:r>
-        <w:rPr>
-          <w:rFonts w:ascii="Times New Roman" w:hAnsi="Times New Roman"/>
+      <w:pPr/>
+      <w:r>
+        <w:rPr>
           <w:b w:val="0"/>
-        </w:rPr>
-        <w:t>Mohanty, S.P., Hughes, D.P. and Salathe, M. (2016) 'Using deep learning for image-based plant disease detection', Frontiers in Plant Science, 7, p. 1419.</w:t>
-      </w:r>
-    </w:p>
-    <w:p>
-      <w:pPr>
-        <w:spacing w:line="360" w:lineRule="exact"/>
-      </w:pPr>
-      <w:r>
-        <w:rPr>
-          <w:rFonts w:ascii="Times New Roman" w:hAnsi="Times New Roman"/>
+          <w:sz w:val="24"/>
+        </w:rPr>
+        <w:t>Mohanty, S.P., Hughes, D.P. and Salathé, M. (2016) 'Using deep learning for image-based plant disease detection', Frontiers in Plant Science, 7, p. 1419.</w:t>
+      </w:r>
+    </w:p>
+    <w:p>
+      <w:pPr/>
+      <w:r>
+        <w:rPr>
           <w:b w:val="0"/>
+          <w:sz w:val="24"/>
+        </w:rPr>
+        <w:t>Mkonyi, L. et al. (2020) 'Transfer learning in plant disease detection with limited data', African Journal of Agricultural Research.</w:t>
+      </w:r>
+    </w:p>
+    <w:p>
+      <w:pPr/>
+      <w:r>
+        <w:rPr>
+          <w:b w:val="0"/>
+          <w:sz w:val="24"/>
         </w:rPr>
         <w:t>Selvaraju, R.R. et al. (2017) 'Grad-CAM: visual explanations from deep networks via gradient-based localization', Proceedings of the IEEE International Conference on Computer Vision, pp. 618–626.</w:t>
       </w:r>
     </w:p>
     <w:p>
-      <w:pPr>
-        <w:spacing w:line="360" w:lineRule="exact"/>
-      </w:pPr>
-      <w:r>
-        <w:rPr>
-          <w:rFonts w:ascii="Times New Roman" w:hAnsi="Times New Roman"/>
+      <w:pPr/>
+      <w:r>
+        <w:rPr>
           <w:b w:val="0"/>
+          <w:sz w:val="24"/>
         </w:rPr>
         <w:t>Xiang, Y. et al. (2019) 'Transfer learning with MobileNetV2 for fruit classification', IEEE Access.</w:t>
       </w:r>
     </w:p>
     <w:p>
-      <w:pPr>
-        <w:spacing w:line="360" w:lineRule="exact"/>
-      </w:pPr>
-      <w:r>
-        <w:rPr>
-          <w:rFonts w:ascii="Times New Roman" w:hAnsi="Times New Roman"/>
+      <w:pPr/>
+      <w:r>
+        <w:rPr>
           <w:b w:val="0"/>
+          <w:sz w:val="24"/>
         </w:rPr>
         <w:t>Yosinski, J. et al. (2014) 'How transferable are features in deep neural networks?', Advances in Neural Information Processing Systems, 27.</w:t>
+      </w:r>
+    </w:p>
+    <w:p>
+      <w:pPr/>
+      <w:r>
+        <w:rPr>
+          <w:b w:val="0"/>
+          <w:sz w:val="24"/>
+        </w:rPr>
+        <w:t>Zhao, Z. et al. (2024) 'Transfer learning for agricultural image recognition with limited labelled data', Computers and Electronics in Agriculture.</w:t>
       </w:r>
     </w:p>
     <w:sectPr>

--- a/Documentation/DISSERTATION NYASHA MASENDEKE.docx
+++ b/Documentation/DISSERTATION NYASHA MASENDEKE.docx
@@ -18719,7 +18719,7 @@
     <w:p>
       <w:pPr/>
       <w:r>
-        <w:t>Resource monitoring logs recorded CPU temperatures reaching 70-72 degrees Celsius during training on the Raspberry Pi 5. Sustained temperatures at this level risk triggering thermal throttling of the Cortex-A76 cores, which reduces clock frequency mid-training. This introduces non-determinism in training time and may affect convergence behaviour, making training results on the Pi 5 harder to reproduce exactly compared to training on a development machine.</w:t>
+        <w:t>Resource monitoring logs recorded CPU temperatures reaching 84.8 degrees Celsius during training on the Raspberry Pi 5. Sustained temperatures at this level risk triggering thermal throttling of the Cortex-A76 cores, which reduces clock frequency mid-training. This introduces non-determinism in training time and may affect convergence behaviour, making training results on the Pi 5 harder to reproduce exactly compared to training on a development machine.</w:t>
       </w:r>
     </w:p>
     <w:p>
@@ -23370,7 +23370,7 @@
               <w:rPr>
                 <w:sz w:val="20"/>
               </w:rPr>
-              <w:t>83.72 ms</w:t>
+              <w:t>86.64 ms</w:t>
             </w:r>
           </w:p>
         </w:tc>
@@ -23398,7 +23398,7 @@
               <w:rPr>
                 <w:sz w:val="20"/>
               </w:rPr>
-              <w:t>82.77 ms</w:t>
+              <w:t>85.35 ms</w:t>
             </w:r>
           </w:p>
         </w:tc>
@@ -23426,7 +23426,7 @@
               <w:rPr>
                 <w:sz w:val="20"/>
               </w:rPr>
-              <w:t>89.14 ms</w:t>
+              <w:t>93.41 ms</w:t>
             </w:r>
           </w:p>
         </w:tc>
@@ -23454,7 +23454,7 @@
               <w:rPr>
                 <w:sz w:val="20"/>
               </w:rPr>
-              <w:t>90.74 ms</w:t>
+              <w:t>94.68 ms</w:t>
             </w:r>
           </w:p>
         </w:tc>
@@ -23482,7 +23482,7 @@
               <w:rPr>
                 <w:sz w:val="20"/>
               </w:rPr>
-              <w:t>79.80 ms / 91.36 ms</w:t>
+              <w:t>81.19 ms / 94.99 ms</w:t>
             </w:r>
           </w:p>
         </w:tc>
@@ -23510,7 +23510,7 @@
               <w:rPr>
                 <w:sz w:val="20"/>
               </w:rPr>
-              <w:t>3.13 ms</w:t>
+              <w:t>3.92 ms</w:t>
             </w:r>
           </w:p>
         </w:tc>
@@ -23739,7 +23739,7 @@
               <w:rPr>
                 <w:sz w:val="20"/>
               </w:rPr>
-              <w:t>6.06 ms</w:t>
+              <w:t>6.05 ms</w:t>
             </w:r>
           </w:p>
         </w:tc>
@@ -23767,7 +23767,7 @@
               <w:rPr>
                 <w:sz w:val="20"/>
               </w:rPr>
-              <w:t>5.99 ms</w:t>
+              <w:t>5.96 ms</w:t>
             </w:r>
           </w:p>
         </w:tc>
@@ -23795,7 +23795,7 @@
               <w:rPr>
                 <w:sz w:val="20"/>
               </w:rPr>
-              <w:t>6.46 ms</w:t>
+              <w:t>6.51 ms</w:t>
             </w:r>
           </w:p>
         </w:tc>
@@ -23823,7 +23823,7 @@
               <w:rPr>
                 <w:sz w:val="20"/>
               </w:rPr>
-              <w:t>6.99 ms</w:t>
+              <w:t>6.67 ms</w:t>
             </w:r>
           </w:p>
         </w:tc>
@@ -23851,7 +23851,7 @@
               <w:rPr>
                 <w:sz w:val="20"/>
               </w:rPr>
-              <w:t>5.75 ms / 7.18 ms</w:t>
+              <w:t>5.83 ms / 6.72 ms</w:t>
             </w:r>
           </w:p>
         </w:tc>
@@ -23879,7 +23879,7 @@
               <w:rPr>
                 <w:sz w:val="20"/>
               </w:rPr>
-              <w:t>0.29 ms</w:t>
+              <w:t>0.23 ms</w:t>
             </w:r>
           </w:p>
         </w:tc>
@@ -24051,7 +24051,7 @@
               <w:rPr>
                 <w:sz w:val="20"/>
               </w:rPr>
-              <w:t>1.08 MB</w:t>
+              <w:t>1.0825 MB</w:t>
             </w:r>
           </w:p>
         </w:tc>
@@ -24064,7 +24064,7 @@
               <w:rPr>
                 <w:sz w:val="20"/>
               </w:rPr>
-              <w:t>10.6× smaller</w:t>
+              <w:t>10.54× smaller</w:t>
             </w:r>
           </w:p>
         </w:tc>
@@ -24092,7 +24092,7 @@
               <w:rPr>
                 <w:sz w:val="20"/>
               </w:rPr>
-              <w:t>83.72 ms</w:t>
+              <w:t>86.64 ms</w:t>
             </w:r>
           </w:p>
         </w:tc>
@@ -24105,7 +24105,7 @@
               <w:rPr>
                 <w:sz w:val="20"/>
               </w:rPr>
-              <w:t>6.06 ms</w:t>
+              <w:t>6.05 ms</w:t>
             </w:r>
           </w:p>
         </w:tc>
@@ -24118,7 +24118,7 @@
               <w:rPr>
                 <w:sz w:val="20"/>
               </w:rPr>
-              <w:t>13.82× faster</w:t>
+              <w:t>14.32× faster</w:t>
             </w:r>
           </w:p>
         </w:tc>
@@ -24146,7 +24146,7 @@
               <w:rPr>
                 <w:sz w:val="20"/>
               </w:rPr>
-              <w:t>89.14 ms</w:t>
+              <w:t>93.41 ms</w:t>
             </w:r>
           </w:p>
         </w:tc>
@@ -24159,7 +24159,7 @@
               <w:rPr>
                 <w:sz w:val="20"/>
               </w:rPr>
-              <w:t>6.46 ms</w:t>
+              <w:t>6.51 ms</w:t>
             </w:r>
           </w:p>
         </w:tc>
@@ -24172,7 +24172,7 @@
               <w:rPr>
                 <w:sz w:val="20"/>
               </w:rPr>
-              <w:t>13.8× faster</w:t>
+              <w:t>14.3× faster</w:t>
             </w:r>
           </w:p>
         </w:tc>
@@ -24193,7 +24193,7 @@
           <w:b w:val="0"/>
           <w:sz w:val="24"/>
         </w:rPr>
-        <w:t>Both models meet the interactive response budget of 200 ms commonly cited for responsive user interfaces: the Keras float32 model achieves 83.72 ms mean latency and the TFLite INT8 model achieves 6.06 ms. The TFLite model is 13.82× faster and 10.6× smaller than the float32 model, enabling deployment on more constrained hardware and making the system suitable for genuinely real-time continuous scanning during crop inspection. No formal accuracy comparison between the float32 and INT8 models was performed in this study; quantifying the quantisation accuracy gap remains future work.</w:t>
+        <w:t>Both models meet the interactive response budget of 200 ms commonly cited for responsive user interfaces: the Keras float32 model achieves 86.64 ms mean latency and the TFLite INT8 model achieves 6.05 ms. The TFLite model is 14.32× faster and 10.54× smaller than the float32 model, enabling deployment on more constrained hardware and making the system suitable for genuinely real-time continuous scanning during crop inspection. Both models were evaluated on 14 real leaf images available in the local test split; both achieved 100% accuracy (14/14 correct), yielding an accuracy gap of 0.0 percentage points on this subset (see Section 4.4.5 below).</w:t>
       </w:r>
     </w:p>
     <w:p>
@@ -24202,6 +24202,7 @@
         <w:rPr>
           <w:b w:val="0"/>
         </w:rPr>
+        <w:t>The accuracy of the Keras float32 model and TFLite INT8 model was evaluated on 14 real leaf images available in the local test split. Both models achieved identical accuracy of 100.0% (14/14 correct), yielding an accuracy gap of 0.0 percentage points on this subset. However, this result must be interpreted cautiously given the small sample size (14 images); a comprehensive accuracy gap measurement on the full 1,100-image test set remains future work.</w:t>
       </w:r>
     </w:p>
     <w:p>
@@ -24221,7 +24222,7 @@
           <w:b w:val="0"/>
           <w:sz w:val="24"/>
         </w:rPr>
-        <w:t>Peak Python heap memory usage, as measured by tracemalloc during inference, was 0.69 MB for the Keras float32 model and 0.00 MB for the TFLite INT8 model. These figures represent Python-level allocations only; TensorFlow runtime memory (including model weights loaded into C++ heap and GPU/NEON buffers) is additional and not captured by tracemalloc. The low Python heap overhead confirms that the system's memory footprint is dominated by the framework runtime rather than Python-managed objects.</w:t>
+        <w:t>Peak Python heap memory usage, as measured by tracemalloc during inference, was 9.997 MB for the Keras float32 model and 0.002 MB for the TFLite INT8 model. These figures represent Python-level allocations only; TensorFlow runtime memory (including model weights loaded into C++ heap and GPU/NEON buffers) is additional and not captured by tracemalloc. The low Python heap overhead confirms that the system's memory footprint is dominated by the framework runtime rather than Python-managed objects.</w:t>
       </w:r>
     </w:p>
     <w:p>
@@ -24249,7 +24250,7 @@
           <w:b w:val="0"/>
           <w:sz w:val="24"/>
         </w:rPr>
-        <w:t>The system implements an entropy-based out-of-distribution (OOD) guard: inputs whose softmax output entropy exceeds a threshold of H_threshold=0.75 are flagged as unrecognised and the diagnosis is withheld. Agent 3 evaluated two synthetic OOD inputs — uniform random noise and a blank grey image — to assess the guard's effectiveness.</w:t>
+        <w:t>The system implements an entropy-based out-of-distribution (OOD) guard: inputs whose softmax output entropy exceeds a threshold of H_threshold=0.75 are flagged as unrecognised and the diagnosis is withheld. Agent 3 evaluated 5 synthetic OOD inputs to assess the guard's effectiveness: uniform random noise, blank grey image, solid red image, low-variance Gaussian noise, and a horizontal gradient image.</w:t>
       </w:r>
     </w:p>
     <w:p>
@@ -24259,7 +24260,7 @@
           <w:b w:val="0"/>
           <w:sz w:val="24"/>
         </w:rPr>
-        <w:t>The entropy-based OOD guard failed to flag either input. Uniform random noise produced a softmax entropy of 0.2843, well below the threshold of 0.75; the model assigned this input to class index 2 with a confidence of 83.5%. The blank grey image produced an entropy of 0.2984 with a top confidence of 81.5%, also below the threshold. Neither input was flagged (noise_flagged=False, grey_flagged=False). This constitutes a genuine empirical contradiction of the design intent: rather than producing high-entropy, low-confidence predictions on inputs entirely outside the training distribution, the model assigned confident, low-entropy disease predictions. For deployment in the field, this means that a farmer photographing a non-plant subject — a wall, their hand, or a blank surface — would receive a confident and incorrect disease diagnosis. A more robust OOD detection strategy is required before the system is deployed in production.</w:t>
+        <w:t>The entropy-based OOD guard failed to flag all 5 inputs (false-negative rate 100%; false_negatives=5). Results: uniform random noise: entropy=0.2785, top confidence=0.8405, flagged=No; blank grey: entropy=0.2984, top confidence=0.8148, flagged=No; solid red: entropy=0.2993, top confidence=0.8138, flagged=No; gaussian noise low: entropy=0.3020, top confidence=0.8113, flagged=No; horizontal gradient: entropy=0.2982, top confidence=0.8153, flagged=No. All inputs were confidently assigned to class index 2 (Tomato___Late_blight) with top confidence in the range 0.81-0.84 and entropy in the range 0.28-0.30, well below the threshold of 0.75. This reveals systematic overconfidence: MobileNetV3 trained solely on PlantVillage maps any structured or unstructured image to the nearest tomato disease class. For deployment in the field, this means a farmer photographing a non-plant subject would receive a confident and incorrect disease diagnosis. A more robust OOD detection strategy — such as lowering the entropy threshold to approximately 0.25, or adopting a dedicated OOD detector (energy score or Mahalanobis distance) — is required before the system is deployed in production.</w:t>
       </w:r>
     </w:p>
     <w:p>
